--- a/Escrito.docx
+++ b/Escrito.docx
@@ -110,6 +110,7 @@
           <w:lang w:val="es-AR"/>
         </w:rPr>
       </w:pPr>
+      <w:bookmarkStart w:id="0" w:name="_GoBack"/>
       <w:r>
         <w:drawing>
           <wp:anchor distT="0" distB="0" distL="114300" distR="114300" simplePos="0" relativeHeight="251660288" behindDoc="0" locked="0" layoutInCell="1" allowOverlap="1">
@@ -161,6 +162,7 @@
           </wp:anchor>
         </w:drawing>
       </w:r>
+      <w:bookmarkEnd w:id="0"/>
       <w:r>
         <w:rPr>
           <w:rFonts w:hint="default"/>
@@ -508,15 +510,6 @@
                           <a:avLst/>
                         </a:prstGeom>
                         <a:noFill/>
-                        <a:extLst>
-                          <a:ext uri="{909E8E84-426E-40DD-AFC4-6F175D3DCCD1}">
-                            <a14:hiddenFill xmlns:a14="http://schemas.microsoft.com/office/drawing/2010/main">
-                              <a:solidFill>
-                                <a:schemeClr val="accent1"/>
-                              </a:solidFill>
-                            </a14:hiddenFill>
-                          </a:ext>
-                        </a:extLst>
                       </wps:spPr>
                       <wps:style>
                         <a:lnRef idx="2">
@@ -545,7 +538,7 @@
           </mc:Choice>
           <mc:Fallback>
             <w:pict>
-              <v:shape id="_x0000_s1026" o:spid="_x0000_s1026" o:spt="3" type="#_x0000_t3" style="position:absolute;left:0pt;margin-left:-156.35pt;margin-top:30.65pt;height:11.2pt;width:12.8pt;z-index:251661312;v-text-anchor:middle;mso-width-relative:page;mso-height-relative:page;" filled="f" stroked="t" coordsize="21600,21600" o:gfxdata="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">
+              <v:shape id="_x0000_s1026" o:spid="_x0000_s1026" o:spt="3" type="#_x0000_t3" style="position:absolute;left:0pt;margin-left:-156.35pt;margin-top:30.65pt;height:11.2pt;width:12.8pt;z-index:251661312;v-text-anchor:middle;mso-width-relative:page;mso-height-relative:page;" filled="f" stroked="t" coordsize="21600,21600" o:gfxdata="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">
                 <v:fill on="f" focussize="0,0"/>
                 <v:stroke weight="1pt" color="#2F5597 [2404]" miterlimit="8" joinstyle="miter"/>
                 <v:imagedata o:title=""/>
@@ -562,7 +555,25 @@
           <w:bCs w:val="0"/>
           <w:lang w:val="es-AR"/>
         </w:rPr>
-        <w:t xml:space="preserve">Es la parte del CPU que contiene la ALU, sus entradas y salidas. En esta microarquitectura contiene varios registros de 32 bits. Casi todos pueden colocar su contenido en el bus B, la salida de la ALU alimenta al desplazador y luego al bus C, cuyo valor puede escribirse en uno o mas registros al mismo tiempo (Agregar lo que dijo el profe). </w:t>
+        <w:t xml:space="preserve">Es la parte del CPU que contiene la ALU, sus entradas y salidas. </w:t>
+      </w:r>
+      <w:r>
+        <w:rPr>
+          <w:rFonts w:hint="default"/>
+          <w:b/>
+          <w:bCs/>
+          <w:lang w:val="es-AR"/>
+        </w:rPr>
+        <w:t xml:space="preserve">(AGREGAR QUE ES LA ALU) </w:t>
+      </w:r>
+      <w:r>
+        <w:rPr>
+          <w:rFonts w:hint="default"/>
+          <w:b w:val="0"/>
+          <w:bCs w:val="0"/>
+          <w:lang w:val="es-AR"/>
+        </w:rPr>
+        <w:t xml:space="preserve">En esta microarquitectura contiene varios registros de 32 bits. Casi todos pueden colocar su contenido en el bus B, la salida de la ALU alimenta al desplazador y luego al bus C, cuyo valor puede escribirse en uno o mas registros al mismo tiempo (Agregar lo que dijo el profe). </w:t>
       </w:r>
     </w:p>
     <w:p>
@@ -600,7 +611,9 @@
         </w:tblBorders>
         <w:tblLayout w:type="autofit"/>
         <w:tblCellMar>
+          <w:top w:w="0" w:type="dxa"/>
           <w:left w:w="108" w:type="dxa"/>
+          <w:bottom w:w="0" w:type="dxa"/>
           <w:right w:w="108" w:type="dxa"/>
         </w:tblCellMar>
       </w:tblPr>
@@ -624,7 +637,9 @@
             <w:insideV w:val="single" w:color="auto" w:sz="4" w:space="0"/>
           </w:tblBorders>
           <w:tblCellMar>
+            <w:top w:w="0" w:type="dxa"/>
             <w:left w:w="108" w:type="dxa"/>
+            <w:bottom w:w="0" w:type="dxa"/>
             <w:right w:w="108" w:type="dxa"/>
           </w:tblCellMar>
         </w:tblPrEx>
@@ -822,7 +837,9 @@
             <w:insideV w:val="single" w:color="auto" w:sz="4" w:space="0"/>
           </w:tblBorders>
           <w:tblCellMar>
+            <w:top w:w="0" w:type="dxa"/>
             <w:left w:w="108" w:type="dxa"/>
+            <w:bottom w:w="0" w:type="dxa"/>
             <w:right w:w="108" w:type="dxa"/>
           </w:tblCellMar>
         </w:tblPrEx>
@@ -1020,7 +1037,9 @@
             <w:insideV w:val="single" w:color="auto" w:sz="4" w:space="0"/>
           </w:tblBorders>
           <w:tblCellMar>
+            <w:top w:w="0" w:type="dxa"/>
             <w:left w:w="108" w:type="dxa"/>
+            <w:bottom w:w="0" w:type="dxa"/>
             <w:right w:w="108" w:type="dxa"/>
           </w:tblCellMar>
         </w:tblPrEx>
@@ -1218,7 +1237,9 @@
             <w:insideV w:val="single" w:color="auto" w:sz="4" w:space="0"/>
           </w:tblBorders>
           <w:tblCellMar>
+            <w:top w:w="0" w:type="dxa"/>
             <w:left w:w="108" w:type="dxa"/>
+            <w:bottom w:w="0" w:type="dxa"/>
             <w:right w:w="108" w:type="dxa"/>
           </w:tblCellMar>
         </w:tblPrEx>
@@ -1444,7 +1465,9 @@
             <w:insideV w:val="single" w:color="auto" w:sz="4" w:space="0"/>
           </w:tblBorders>
           <w:tblCellMar>
+            <w:top w:w="0" w:type="dxa"/>
             <w:left w:w="108" w:type="dxa"/>
+            <w:bottom w:w="0" w:type="dxa"/>
             <w:right w:w="108" w:type="dxa"/>
           </w:tblCellMar>
         </w:tblPrEx>
@@ -1670,7 +1693,9 @@
             <w:insideV w:val="single" w:color="auto" w:sz="4" w:space="0"/>
           </w:tblBorders>
           <w:tblCellMar>
+            <w:top w:w="0" w:type="dxa"/>
             <w:left w:w="108" w:type="dxa"/>
+            <w:bottom w:w="0" w:type="dxa"/>
             <w:right w:w="108" w:type="dxa"/>
           </w:tblCellMar>
         </w:tblPrEx>
@@ -1868,7 +1893,9 @@
             <w:insideV w:val="single" w:color="auto" w:sz="4" w:space="0"/>
           </w:tblBorders>
           <w:tblCellMar>
+            <w:top w:w="0" w:type="dxa"/>
             <w:left w:w="108" w:type="dxa"/>
+            <w:bottom w:w="0" w:type="dxa"/>
             <w:right w:w="108" w:type="dxa"/>
           </w:tblCellMar>
         </w:tblPrEx>
@@ -2066,7 +2093,9 @@
             <w:insideV w:val="single" w:color="auto" w:sz="4" w:space="0"/>
           </w:tblBorders>
           <w:tblCellMar>
+            <w:top w:w="0" w:type="dxa"/>
             <w:left w:w="108" w:type="dxa"/>
+            <w:bottom w:w="0" w:type="dxa"/>
             <w:right w:w="108" w:type="dxa"/>
           </w:tblCellMar>
         </w:tblPrEx>
@@ -2264,7 +2293,9 @@
             <w:insideV w:val="single" w:color="auto" w:sz="4" w:space="0"/>
           </w:tblBorders>
           <w:tblCellMar>
+            <w:top w:w="0" w:type="dxa"/>
             <w:left w:w="108" w:type="dxa"/>
+            <w:bottom w:w="0" w:type="dxa"/>
             <w:right w:w="108" w:type="dxa"/>
           </w:tblCellMar>
         </w:tblPrEx>
@@ -2462,7 +2493,9 @@
             <w:insideV w:val="single" w:color="auto" w:sz="4" w:space="0"/>
           </w:tblBorders>
           <w:tblCellMar>
+            <w:top w:w="0" w:type="dxa"/>
             <w:left w:w="108" w:type="dxa"/>
+            <w:bottom w:w="0" w:type="dxa"/>
             <w:right w:w="108" w:type="dxa"/>
           </w:tblCellMar>
         </w:tblPrEx>
@@ -2660,7 +2693,9 @@
             <w:insideV w:val="single" w:color="auto" w:sz="4" w:space="0"/>
           </w:tblBorders>
           <w:tblCellMar>
+            <w:top w:w="0" w:type="dxa"/>
             <w:left w:w="108" w:type="dxa"/>
+            <w:bottom w:w="0" w:type="dxa"/>
             <w:right w:w="108" w:type="dxa"/>
           </w:tblCellMar>
         </w:tblPrEx>
@@ -2858,7 +2893,9 @@
             <w:insideV w:val="single" w:color="auto" w:sz="4" w:space="0"/>
           </w:tblBorders>
           <w:tblCellMar>
+            <w:top w:w="0" w:type="dxa"/>
             <w:left w:w="108" w:type="dxa"/>
+            <w:bottom w:w="0" w:type="dxa"/>
             <w:right w:w="108" w:type="dxa"/>
           </w:tblCellMar>
         </w:tblPrEx>
@@ -3056,7 +3093,9 @@
             <w:insideV w:val="single" w:color="auto" w:sz="4" w:space="0"/>
           </w:tblBorders>
           <w:tblCellMar>
+            <w:top w:w="0" w:type="dxa"/>
             <w:left w:w="108" w:type="dxa"/>
+            <w:bottom w:w="0" w:type="dxa"/>
             <w:right w:w="108" w:type="dxa"/>
           </w:tblCellMar>
         </w:tblPrEx>
@@ -3254,7 +3293,9 @@
             <w:insideV w:val="single" w:color="auto" w:sz="4" w:space="0"/>
           </w:tblBorders>
           <w:tblCellMar>
+            <w:top w:w="0" w:type="dxa"/>
             <w:left w:w="108" w:type="dxa"/>
+            <w:bottom w:w="0" w:type="dxa"/>
             <w:right w:w="108" w:type="dxa"/>
           </w:tblCellMar>
         </w:tblPrEx>
@@ -3452,7 +3493,9 @@
             <w:insideV w:val="single" w:color="auto" w:sz="4" w:space="0"/>
           </w:tblBorders>
           <w:tblCellMar>
+            <w:top w:w="0" w:type="dxa"/>
             <w:left w:w="108" w:type="dxa"/>
+            <w:bottom w:w="0" w:type="dxa"/>
             <w:right w:w="108" w:type="dxa"/>
           </w:tblCellMar>
         </w:tblPrEx>
@@ -3650,7 +3693,9 @@
             <w:insideV w:val="single" w:color="auto" w:sz="4" w:space="0"/>
           </w:tblBorders>
           <w:tblCellMar>
+            <w:top w:w="0" w:type="dxa"/>
             <w:left w:w="108" w:type="dxa"/>
+            <w:bottom w:w="0" w:type="dxa"/>
             <w:right w:w="108" w:type="dxa"/>
           </w:tblCellMar>
         </w:tblPrEx>
@@ -3848,7 +3893,9 @@
             <w:insideV w:val="single" w:color="auto" w:sz="4" w:space="0"/>
           </w:tblBorders>
           <w:tblCellMar>
+            <w:top w:w="0" w:type="dxa"/>
             <w:left w:w="108" w:type="dxa"/>
+            <w:bottom w:w="0" w:type="dxa"/>
             <w:right w:w="108" w:type="dxa"/>
           </w:tblCellMar>
         </w:tblPrEx>
@@ -5049,6 +5096,7 @@
     <w:p>
       <w:pPr>
         <w:numPr>
+          <w:ilvl w:val="0"/>
           <w:numId w:val="0"/>
         </w:numPr>
         <w:ind w:leftChars="0"/>
@@ -5066,12 +5114,13 @@
           <w:bCs w:val="0"/>
           <w:lang w:val="es-AR"/>
         </w:rPr>
-        <w:t>El comienzo del ciclo esta definido como flanco descendente. Por esta razón en un ciclo típico, los datos de los registros en nuestro camino de datos son propagados al bus B, ALU y finalmente al bus C de la primera mitad del ciclo, ya que al llegar al flanco ascendente del ciclo, los datos del bus C son escritos en los registros apropiados. Veamos mas en detalle:</w:t>
+        <w:t>El comienzo del ciclo está definido como flanco descendente. Por esta razón en un ciclo típico, los datos de los registros en nuestro camino de datos son propagados al bus B, ALU y finalmente al bus C de la primera mitad del ciclo, ya que al llegar al flanco ascendente del ciclo, los datos del bus C son escritos en los registros apropiados. Veamos más en detalle:</w:t>
       </w:r>
     </w:p>
     <w:p>
       <w:pPr>
         <w:numPr>
+          <w:ilvl w:val="0"/>
           <w:numId w:val="0"/>
         </w:numPr>
         <w:ind w:leftChars="0"/>
@@ -5129,10 +5178,10 @@
     <w:p>
       <w:pPr>
         <w:numPr>
+          <w:ilvl w:val="0"/>
           <w:numId w:val="0"/>
         </w:numPr>
         <w:ind w:leftChars="0"/>
-        <m:rPr/>
         <w:rPr>
           <w:rFonts w:hint="default" w:ascii="Times New Roman" w:hAnsi="Cambria Math"/>
           <w:i w:val="0"/>
@@ -5146,7 +5195,7 @@
           <w:bCs w:val="0"/>
           <w:lang w:val="es-AR"/>
         </w:rPr>
-        <w:t xml:space="preserve">En el flanco descendente de la pulsación ya estan preparados los bits que alimentarán las compuertas, lo que tarda un tiempo finito conocido </w:t>
+        <w:t xml:space="preserve">En el flanco descendente de la pulsación ya están preparados los bits que alimentarán las compuertas, lo que tarda un tiempo finito conocido </w:t>
       </w:r>
       <m:oMath>
         <m:r>
@@ -5167,14 +5216,13 @@
         </m:r>
       </m:oMath>
       <w:r>
-        <m:rPr/>
         <w:rPr>
           <w:rFonts w:hint="default" w:ascii="Times New Roman" w:hAnsi="Cambria Math"/>
           <w:bCs w:val="0"/>
           <w:i w:val="0"/>
           <w:lang w:val="es-AR"/>
         </w:rPr>
-        <w:t xml:space="preserve">. Luego se selecciona el registro que pasara su valor al bus B, se requiere un tiempo </w:t>
+        <w:t xml:space="preserve">. Luego se selecciona el registro que pasará su valor al bus B, se requiere un tiempo </w:t>
       </w:r>
       <m:oMath>
         <m:r>
@@ -5195,7 +5243,6 @@
         </m:r>
       </m:oMath>
       <w:r>
-        <m:rPr/>
         <w:rPr>
           <w:rFonts w:hint="default" w:ascii="Times New Roman" w:hAnsi="Cambria Math"/>
           <w:i w:val="0"/>
@@ -5214,7 +5261,6 @@
         </m:r>
       </m:oMath>
       <w:r>
-        <m:rPr/>
         <w:rPr>
           <w:rFonts w:hint="default" w:ascii="Times New Roman" w:hAnsi="Cambria Math"/>
           <w:i w:val="0"/>
@@ -5233,22 +5279,21 @@
         </m:r>
       </m:oMath>
       <w:r>
-        <m:rPr/>
         <w:rPr>
           <w:rFonts w:hint="default" w:ascii="Times New Roman" w:hAnsi="Cambria Math"/>
           <w:i w:val="0"/>
           <w:lang w:val="es-AR"/>
         </w:rPr>
-        <w:t>z, los resultados se han propagado por el bus C hacia los registros en los que pueden cargarse durante el flanco ascendente de la siguiente pulsación. Luego se establece el MPC quedefine la proxima microinstrucción del proximo ciclo.</w:t>
+        <w:t>z, los resultados se han propagado por el bus C hacia los registros en los que pueden cargarse durante el flanco ascendente de la siguiente pulsación. Luego se establece el MPC que define la próxima microinstrucción del próximo ciclo.</w:t>
       </w:r>
     </w:p>
     <w:p>
       <w:pPr>
         <w:numPr>
+          <w:ilvl w:val="0"/>
           <w:numId w:val="0"/>
         </w:numPr>
         <w:ind w:leftChars="0"/>
-        <m:rPr/>
         <w:rPr>
           <w:rFonts w:hint="default" w:ascii="Times New Roman" w:hAnsi="Cambria Math"/>
           <w:i w:val="0"/>
@@ -5256,22 +5301,21 @@
         </w:rPr>
       </w:pPr>
       <w:r>
-        <m:rPr/>
         <w:rPr>
           <w:rFonts w:hint="default" w:ascii="Times New Roman" w:hAnsi="Cambria Math"/>
           <w:i w:val="0"/>
           <w:lang w:val="es-AR"/>
         </w:rPr>
-        <w:t>Vemos que, aunque no hay elementos de almacenamiento en la trayectoria de datos, hay un tiempo de propagación finito a través suyo. Modificar el valor que está en el bus B no hace que el bus C cambie sino hasta después de un tiempo finito. Por consiguiente, aun si una operacion de almacenamiento modifica uno de los registros de entrada, el valor ya estará guardado a salvo en el registro mucho antes de que el valor (ahora incorrecto) que se está colocando en el bus B (o en H) pueda llegar a la ALU.</w:t>
+        <w:t>Vemos que, aunque no hay elementos de almacenamiento en la trayectoria de datos, hay un tiempo de propagación finito a través suyo. Modificar el valor que está en el bus B no hace que el bus C cambie sino hasta después de un tiempo finito. Por consiguiente, aun si una operación de almacenamiento modifica uno de los registros de entrada, el valor ya estará guardado a salvo en el registro mucho antes de que el valor (ahora incorrecto) que se está colocando en el bus B (o en H) pueda llegar a la ALU.</w:t>
       </w:r>
     </w:p>
     <w:p>
       <w:pPr>
         <w:numPr>
+          <w:ilvl w:val="0"/>
           <w:numId w:val="0"/>
         </w:numPr>
         <w:ind w:leftChars="0" w:firstLine="709" w:firstLineChars="0"/>
-        <m:rPr/>
         <w:rPr>
           <w:rFonts w:hint="default" w:ascii="Times New Roman" w:hAnsi="Cambria Math"/>
           <w:i w:val="0"/>
@@ -5279,13 +5323,12 @@
         </w:rPr>
       </w:pPr>
       <w:r>
-        <m:rPr/>
         <w:rPr>
           <w:rFonts w:hint="default" w:ascii="Times New Roman" w:hAnsi="Cambria Math"/>
           <w:i w:val="0"/>
           <w:lang w:val="es-AR"/>
         </w:rPr>
-        <w:t xml:space="preserve">No hay pulsaciones de reloj ni otras señales implicitas que indiquen a la ALU cuando debe operar o que digan a los resultados que entren en el bus C. En realidad, la ALU y el desplazador están operando todo el tiempo. Sin embargo, sus entradas son basura hasta un tiempo </w:t>
+        <w:t xml:space="preserve">No hay pulsaciones de reloj ni otras señales implícitas que indiquen a la ALU cuando debe operar o que digan a los resultados que entren en el bus C. En realidad, la ALU y el desplazador están operando todo el tiempo. Sin embargo, sus entradas son basura hasta un tiempo </w:t>
       </w:r>
       <m:oMath>
         <m:r>
@@ -5306,7 +5349,6 @@
         </m:r>
       </m:oMath>
       <w:r>
-        <m:rPr/>
         <w:rPr>
           <w:rFonts w:hint="default" w:ascii="Times New Roman" w:hAnsi="Cambria Math"/>
           <w:i w:val="0"/>
@@ -5333,126 +5375,12 @@
         </m:r>
       </m:oMath>
       <w:r>
-        <m:rPr/>
         <w:rPr>
           <w:rFonts w:hint="default" w:ascii="Times New Roman" w:hAnsi="Cambria Math"/>
           <w:i w:val="0"/>
           <w:lang w:val="es-AR"/>
         </w:rPr>
-        <w:t xml:space="preserve"> después del flanco descendente del reloj. De igual manera, sus salidas son basura hasta que ha transcurrido </w:t>
-      </w:r>
-      <w:r>
-        <w:rPr>
-          <w:rFonts w:hint="default" w:ascii="Times New Roman" w:hAnsi="Cambria Math"/>
-          <w:i w:val="0"/>
-          <w:lang w:val="es-AR"/>
-        </w:rPr>
-        <w:t xml:space="preserve"> </w:t>
-      </w:r>
-      <m:oMath>
-        <m:r>
-          <m:rPr/>
-          <w:rPr>
-            <w:rFonts w:ascii="Cambria Math" w:hAnsi="Cambria Math"/>
-            <w:lang w:val="es-AR"/>
-          </w:rPr>
-          <m:t>Δ</m:t>
-        </m:r>
-        <m:r>
-          <m:rPr/>
-          <w:rPr>
-            <w:rFonts w:hint="default" w:ascii="Cambria Math" w:hAnsi="Cambria Math"/>
-            <w:lang w:val="es-AR"/>
-          </w:rPr>
-          <m:t>w</m:t>
-        </m:r>
-      </m:oMath>
-      <w:r>
-        <m:rPr/>
-        <w:rPr>
-          <w:rFonts w:hint="default" w:ascii="Times New Roman" w:hAnsi="Cambria Math"/>
-          <w:i w:val="0"/>
-          <w:lang w:val="es-AR"/>
-        </w:rPr>
-        <w:t xml:space="preserve"> + </w:t>
-      </w:r>
-      <w:r>
-        <w:rPr>
-          <w:rFonts w:hint="default" w:ascii="Times New Roman" w:hAnsi="Cambria Math"/>
-          <w:i w:val="0"/>
-          <w:lang w:val="es-AR"/>
-        </w:rPr>
-        <w:t xml:space="preserve"> </w:t>
-      </w:r>
-      <m:oMath>
-        <m:r>
-          <m:rPr/>
-          <w:rPr>
-            <w:rFonts w:ascii="Cambria Math" w:hAnsi="Cambria Math"/>
-            <w:lang w:val="es-AR"/>
-          </w:rPr>
-          <m:t>Δ</m:t>
-        </m:r>
-        <m:r>
-          <m:rPr/>
-          <w:rPr>
-            <w:rFonts w:hint="default" w:ascii="Cambria Math" w:hAnsi="Cambria Math"/>
-            <w:lang w:val="es-AR"/>
-          </w:rPr>
-          <m:t>x</m:t>
-        </m:r>
-      </m:oMath>
-      <w:r>
-        <m:rPr/>
-        <w:rPr>
-          <w:rFonts w:hint="default" w:ascii="Times New Roman" w:hAnsi="Cambria Math"/>
-          <w:i w:val="0"/>
-          <w:lang w:val="es-AR"/>
-        </w:rPr>
-        <w:t xml:space="preserve"> + </w:t>
-      </w:r>
-      <w:r>
-        <w:rPr>
-          <w:rFonts w:hint="default" w:ascii="Times New Roman" w:hAnsi="Cambria Math"/>
-          <w:i w:val="0"/>
-          <w:lang w:val="es-AR"/>
-        </w:rPr>
-        <w:t xml:space="preserve"> </w:t>
-      </w:r>
-      <m:oMath>
-        <m:r>
-          <m:rPr/>
-          <w:rPr>
-            <w:rFonts w:ascii="Cambria Math" w:hAnsi="Cambria Math"/>
-            <w:lang w:val="es-AR"/>
-          </w:rPr>
-          <m:t>Δ</m:t>
-        </m:r>
-        <m:r>
-          <m:rPr/>
-          <w:rPr>
-            <w:rFonts w:hint="default" w:ascii="Cambria Math" w:hAnsi="Cambria Math"/>
-            <w:lang w:val="es-AR"/>
-          </w:rPr>
-          <m:t>y</m:t>
-        </m:r>
-      </m:oMath>
-      <w:r>
-        <m:rPr/>
-        <w:rPr>
-          <w:rFonts w:hint="default" w:ascii="Times New Roman" w:hAnsi="Cambria Math"/>
-          <w:i w:val="0"/>
-          <w:lang w:val="es-AR"/>
-        </w:rPr>
-        <w:t xml:space="preserve"> después del flanco descendente del reloj.  Las únicas señales explícitas que controlan la trayectoria de los datos son el flanco descendente y el ascendente del reloj.  Si se quiere que el cargado de los registros funcione siempre, debe asegurarse de que </w:t>
-      </w:r>
-      <w:r>
-        <w:rPr>
-          <w:rFonts w:hint="default" w:ascii="Times New Roman" w:hAnsi="Cambria Math"/>
-          <w:i w:val="0"/>
-          <w:lang w:val="es-AR"/>
-        </w:rPr>
-        <w:t xml:space="preserve">  </w:t>
+        <w:t xml:space="preserve"> después del flanco descendente del reloj. De igual manera, sus salidas son basura hasta que ha transcurrido  </w:t>
       </w:r>
       <m:oMath>
         <m:r>
@@ -5525,21 +5453,90 @@
         </m:r>
       </m:oMath>
       <w:r>
-        <m:rPr/>
         <w:rPr>
           <w:rFonts w:hint="default" w:ascii="Times New Roman" w:hAnsi="Cambria Math"/>
           <w:i w:val="0"/>
           <w:lang w:val="es-AR"/>
         </w:rPr>
-        <w:t xml:space="preserve"> + </w:t>
+        <w:t xml:space="preserve"> después del flanco descendente del reloj.  Las únicas señales explícitas que controlan la trayectoria de los datos son el flanco descendente y el ascendente del reloj.  Si se quiere que el cargado de los registros funcione siempre, debe asegurarse de que   </w:t>
       </w:r>
+      <m:oMath>
+        <m:r>
+          <m:rPr/>
+          <w:rPr>
+            <w:rFonts w:ascii="Cambria Math" w:hAnsi="Cambria Math"/>
+            <w:lang w:val="es-AR"/>
+          </w:rPr>
+          <m:t>Δ</m:t>
+        </m:r>
+        <m:r>
+          <m:rPr/>
+          <w:rPr>
+            <w:rFonts w:hint="default" w:ascii="Cambria Math" w:hAnsi="Cambria Math"/>
+            <w:lang w:val="es-AR"/>
+          </w:rPr>
+          <m:t>w</m:t>
+        </m:r>
+      </m:oMath>
       <w:r>
         <w:rPr>
           <w:rFonts w:hint="default" w:ascii="Times New Roman" w:hAnsi="Cambria Math"/>
           <w:i w:val="0"/>
           <w:lang w:val="es-AR"/>
         </w:rPr>
-        <w:t xml:space="preserve"> </w:t>
+        <w:t xml:space="preserve"> +  </w:t>
+      </w:r>
+      <m:oMath>
+        <m:r>
+          <m:rPr/>
+          <w:rPr>
+            <w:rFonts w:ascii="Cambria Math" w:hAnsi="Cambria Math"/>
+            <w:lang w:val="es-AR"/>
+          </w:rPr>
+          <m:t>Δ</m:t>
+        </m:r>
+        <m:r>
+          <m:rPr/>
+          <w:rPr>
+            <w:rFonts w:hint="default" w:ascii="Cambria Math" w:hAnsi="Cambria Math"/>
+            <w:lang w:val="es-AR"/>
+          </w:rPr>
+          <m:t>x</m:t>
+        </m:r>
+      </m:oMath>
+      <w:r>
+        <w:rPr>
+          <w:rFonts w:hint="default" w:ascii="Times New Roman" w:hAnsi="Cambria Math"/>
+          <w:i w:val="0"/>
+          <w:lang w:val="es-AR"/>
+        </w:rPr>
+        <w:t xml:space="preserve"> +  </w:t>
+      </w:r>
+      <m:oMath>
+        <m:r>
+          <m:rPr/>
+          <w:rPr>
+            <w:rFonts w:ascii="Cambria Math" w:hAnsi="Cambria Math"/>
+            <w:lang w:val="es-AR"/>
+          </w:rPr>
+          <m:t>Δ</m:t>
+        </m:r>
+        <m:r>
+          <m:rPr/>
+          <w:rPr>
+            <w:rFonts w:hint="default" w:ascii="Cambria Math" w:hAnsi="Cambria Math"/>
+            <w:lang w:val="es-AR"/>
+          </w:rPr>
+          <m:t>y</m:t>
+        </m:r>
+      </m:oMath>
+      <w:r>
+        <w:rPr>
+          <w:rFonts w:hint="default" w:ascii="Times New Roman" w:hAnsi="Cambria Math"/>
+          <w:i w:val="0"/>
+          <w:lang w:val="es-AR"/>
+        </w:rPr>
+        <w:t xml:space="preserve"> +  </w:t>
       </w:r>
       <m:oMath>
         <m:r>
@@ -5552,21 +5549,20 @@
         </m:r>
       </m:oMath>
       <w:r>
-        <m:rPr/>
         <w:rPr>
           <w:rFonts w:hint="default" w:ascii="Times New Roman" w:hAnsi="Cambria Math"/>
           <w:i w:val="0"/>
           <w:lang w:val="es-AR"/>
         </w:rPr>
-        <w:t>z termine antes del flanco ascencente del reloj, sino el registro guardara basura en lugar del resultado correcto.</w:t>
+        <w:t>z termine antes del flanco ascendente del reloj, sino el registro guardará basura en lugar del resultado correcto.</w:t>
       </w:r>
     </w:p>
     <w:p>
       <w:pPr>
         <w:numPr>
+          <w:ilvl w:val="0"/>
           <w:numId w:val="0"/>
         </w:numPr>
-        <m:rPr/>
         <w:rPr>
           <w:rFonts w:hint="default" w:ascii="Times New Roman" w:hAnsi="Cambria Math"/>
           <w:b/>
@@ -5576,7 +5572,6 @@
         </w:rPr>
       </w:pPr>
       <w:r>
-        <m:rPr/>
         <w:rPr>
           <w:rFonts w:hint="default" w:ascii="Times New Roman" w:hAnsi="Cambria Math"/>
           <w:b/>
@@ -5590,6 +5585,7 @@
     <w:p>
       <w:pPr>
         <w:numPr>
+          <w:ilvl w:val="0"/>
           <w:numId w:val="0"/>
         </w:numPr>
         <w:ind w:firstLine="709" w:firstLineChars="0"/>
@@ -5602,7 +5598,6 @@
         </w:rPr>
       </w:pPr>
       <w:r>
-        <m:rPr/>
         <w:rPr>
           <w:rFonts w:hint="default" w:ascii="Times New Roman" w:hAnsi="Cambria Math"/>
           <w:b w:val="0"/>
@@ -5610,22 +5605,13 @@
           <w:i w:val="0"/>
           <w:lang w:val="es-AR"/>
         </w:rPr>
-        <w:t xml:space="preserve">Nuestra máquina tiene dos formas diferentes de comunicarse con la memoria: un puerto de memoria de 32 bits direccionable por palabra y otro de 8 bits direccionable por byte. El de 32 bits estaá bajo el control de dos registros MAR (registro de direcciones de memoria) y MDR </w:t>
-      </w:r>
-      <w:r>
-        <w:rPr>
-          <w:rFonts w:hint="default" w:ascii="Times New Roman" w:hAnsi="Cambria Math"/>
-          <w:b w:val="0"/>
-          <w:bCs w:val="0"/>
-          <w:i w:val="0"/>
-          <w:lang w:val="es-AR"/>
-        </w:rPr>
-        <w:t>(registro de datos de memoria). El puerto de 8 bits está bajo el control de un registro, PC, que lee un byte y lo coloca en los 8 bits de orden bajo de MBR. Este puerto solo puede leer datos de la memoria, no puede escribir datos en la memoria.</w:t>
+        <w:t>Nuestra máquina tiene dos formas diferentes de comunicarse con la memoria: un puerto de memoria de 32 bits direccionable por palabra y otro de 8 bits direccionable por byte. El de 32 bits estaá bajo el control de dos registros MAR (registro de direcciones de memoria) y MDR (registro de datos de memoria). El puerto de 8 bits está bajo el control de un registro, PC, que lee un byte y lo coloca en los 8 bits de orden bajo de MBR. Este puerto solo puede leer datos de la memoria, no puede escribir datos en la memoria.</w:t>
       </w:r>
     </w:p>
     <w:p>
       <w:pPr>
         <w:numPr>
+          <w:ilvl w:val="0"/>
           <w:numId w:val="0"/>
         </w:numPr>
         <w:ind w:firstLine="709" w:firstLineChars="0"/>
@@ -5674,6 +5660,7 @@
     <w:p>
       <w:pPr>
         <w:numPr>
+          <w:ilvl w:val="0"/>
           <w:numId w:val="0"/>
         </w:numPr>
         <w:ind w:firstLine="709" w:firstLineChars="0"/>
@@ -5695,12 +5682,13 @@
           <w:highlight w:val="none"/>
           <w:lang w:val="es-AR"/>
         </w:rPr>
-        <w:t>MAR contiene direcciones de palabra de modo que los valores 0, 1, 2, etc se refieren a palabras consecutivas. PC contiene direcciones de byte de modo que los valores 0, 1, 2, etc se refieren a bytes consecutivos. Esto quiere decir que si colocamos en el MAR 0...00000, la memoria lee 0...00000, 0...00001, 0...00002, 0...00003, es decir se leen los primeros 32 bits que equivalen a una palabra y se colocan en el MDR; si coloco en el MAR 0...00001 empieza a leer la palabra desde 0...00004, si seguimos este patron vemos que tenemos que multiplicar por 4 lo que colocamos en el MAR para saber donde empieza la lectura en memoria de la palabra. En cambio, si colocamos 0...00001 en PC y se inicia una lectura de memoria, lee el byte 0...00001 en la memoria y se colocan los 8 bits de orden bajo de MBR.</w:t>
+        <w:t>MAR contiene direcciones de palabra de modo que los valores 0, 1, 2, etc. se refieren a palabras consecutivas. PC contiene direcciones de byte de modo que los valores 0, 1, 2, etc. se refieren a bytes consecutivos. Esto quiere decir que si colocamos en el MAR 0...00000, la memoria lee 0...00000, 0...00001, 0...00002, 0...00003, es decir se leen los primeros 32 bits que equivalen a una palabra y se colocan en el MDR; si coloco en el MAR 0...00001 empieza a leer la palabra desde 0...00004, si seguimos este patrón vemos que tenemos que multiplicar por 4 lo que colocamos en el MAR para saber dónde empieza la lectura en memoria de la palabra. En cambio, si colocamos 0...00001 en PC y se inicia una lectura de memoria, lee el byte 0...00001 en la memoria y se colocan los 8 bits de orden bajo de MBR.</w:t>
       </w:r>
     </w:p>
     <w:p>
       <w:pPr>
         <w:numPr>
+          <w:ilvl w:val="0"/>
           <w:numId w:val="0"/>
         </w:numPr>
         <w:ind w:firstLine="709" w:firstLineChars="0"/>
@@ -5722,12 +5710,13 @@
           <w:highlight w:val="none"/>
           <w:lang w:val="es-AR"/>
         </w:rPr>
-        <w:t>Esta diferencia de funcionalidad es necesaria porque MAR y PC se usarán para hacer referencia a dos partes de la memoria. La combinacion MAR / MDR se usa para leer y escribir palabras de datos en el nivel ISA, y la combinación PC / MBR sirve para leer el programa ejecutable en el nivel ISA, que consiste en un flujo de bytes.</w:t>
+        <w:t>Esta diferencia de funcionalidad es necesaria porque MAR y PC se usarán para hacer referencia a dos partes de la memoria. La combinación MAR / MDR se usa para leer y escribir palabras de datos en el nivel ISA, y la combinación PC / MBR sirve para leer el programa ejecutable en el nivel ISA, que consiste en un flujo de bytes.</w:t>
       </w:r>
     </w:p>
     <w:p>
       <w:pPr>
         <w:numPr>
+          <w:ilvl w:val="0"/>
           <w:numId w:val="0"/>
         </w:numPr>
         <w:ind w:firstLine="709" w:firstLineChars="0"/>
@@ -5749,12 +5738,13 @@
           <w:highlight w:val="none"/>
           <w:lang w:val="es-AR"/>
         </w:rPr>
-        <w:t xml:space="preserve">En la MIC-1 la memoria principal esta direccionada por bytes, pero el procesador opera con palabras de 32 bits, o sea 4 bytes. Entonces, las salidas de los pines del MAR se conectan al bus de direcciones desplazada dos posiciones hacia la izquierda, agregando dos ceros al final del numero binario. Este desfase de dos bits multiplica el valor por cuatro, traduciendo instantaneamente y sin costo computacional la direccion de palabra del MAR a la direccion de byte de la memoria. </w:t>
+        <w:t xml:space="preserve">En la MIC-1 la memoria principal está direccionada por bytes, pero el procesador opera con palabras de 32 bits, o sea 4 bytes. Entonces, las salidas de los pines del MAR se conectan al bus de direcciones desplazada dos posiciones hacia la izquierda, agregando dos ceros al final del numero binario. Este desfase de dos bits multiplica el valor por cuatro, traduciendo instantaneamente y sin costo computacional la direccion de palabra del MAR a la direccion de byte de la memoria. </w:t>
       </w:r>
     </w:p>
     <w:p>
       <w:pPr>
         <w:numPr>
+          <w:ilvl w:val="0"/>
           <w:numId w:val="0"/>
         </w:numPr>
         <w:ind w:firstLine="709" w:firstLineChars="0"/>
@@ -5794,7 +5784,9 @@
         </w:tblBorders>
         <w:tblLayout w:type="autofit"/>
         <w:tblCellMar>
+          <w:top w:w="0" w:type="dxa"/>
           <w:left w:w="108" w:type="dxa"/>
+          <w:bottom w:w="0" w:type="dxa"/>
           <w:right w:w="108" w:type="dxa"/>
         </w:tblCellMar>
       </w:tblPr>
@@ -5814,7 +5806,9 @@
             <w:insideV w:val="single" w:color="auto" w:sz="4" w:space="0"/>
           </w:tblBorders>
           <w:tblCellMar>
+            <w:top w:w="0" w:type="dxa"/>
             <w:left w:w="108" w:type="dxa"/>
+            <w:bottom w:w="0" w:type="dxa"/>
             <w:right w:w="108" w:type="dxa"/>
           </w:tblCellMar>
         </w:tblPrEx>
@@ -5825,6 +5819,7 @@
           <w:p>
             <w:pPr>
               <w:numPr>
+                <w:ilvl w:val="0"/>
                 <w:numId w:val="0"/>
               </w:numPr>
               <w:rPr>
@@ -5858,6 +5853,7 @@
           <w:p>
             <w:pPr>
               <w:numPr>
+                <w:ilvl w:val="0"/>
                 <w:numId w:val="0"/>
               </w:numPr>
               <w:rPr>
@@ -5891,6 +5887,7 @@
           <w:p>
             <w:pPr>
               <w:numPr>
+                <w:ilvl w:val="0"/>
                 <w:numId w:val="0"/>
               </w:numPr>
               <w:rPr>
@@ -5929,7 +5926,9 @@
             <w:insideV w:val="single" w:color="auto" w:sz="4" w:space="0"/>
           </w:tblBorders>
           <w:tblCellMar>
+            <w:top w:w="0" w:type="dxa"/>
             <w:left w:w="108" w:type="dxa"/>
+            <w:bottom w:w="0" w:type="dxa"/>
             <w:right w:w="108" w:type="dxa"/>
           </w:tblCellMar>
         </w:tblPrEx>
@@ -5940,6 +5939,7 @@
           <w:p>
             <w:pPr>
               <w:numPr>
+                <w:ilvl w:val="0"/>
                 <w:numId w:val="0"/>
               </w:numPr>
               <w:rPr>
@@ -5973,6 +5973,7 @@
           <w:p>
             <w:pPr>
               <w:numPr>
+                <w:ilvl w:val="0"/>
                 <w:numId w:val="0"/>
               </w:numPr>
               <w:rPr>
@@ -6006,6 +6007,7 @@
           <w:p>
             <w:pPr>
               <w:numPr>
+                <w:ilvl w:val="0"/>
                 <w:numId w:val="0"/>
               </w:numPr>
               <w:rPr>
@@ -6044,7 +6046,9 @@
             <w:insideV w:val="single" w:color="auto" w:sz="4" w:space="0"/>
           </w:tblBorders>
           <w:tblCellMar>
+            <w:top w:w="0" w:type="dxa"/>
             <w:left w:w="108" w:type="dxa"/>
+            <w:bottom w:w="0" w:type="dxa"/>
             <w:right w:w="108" w:type="dxa"/>
           </w:tblCellMar>
         </w:tblPrEx>
@@ -6055,6 +6059,7 @@
           <w:p>
             <w:pPr>
               <w:numPr>
+                <w:ilvl w:val="0"/>
                 <w:numId w:val="0"/>
               </w:numPr>
               <w:rPr>
@@ -6088,6 +6093,7 @@
           <w:p>
             <w:pPr>
               <w:numPr>
+                <w:ilvl w:val="0"/>
                 <w:numId w:val="0"/>
               </w:numPr>
               <w:rPr>
@@ -6121,6 +6127,7 @@
           <w:p>
             <w:pPr>
               <w:numPr>
+                <w:ilvl w:val="0"/>
                 <w:numId w:val="0"/>
               </w:numPr>
               <w:rPr>
@@ -6159,7 +6166,9 @@
             <w:insideV w:val="single" w:color="auto" w:sz="4" w:space="0"/>
           </w:tblBorders>
           <w:tblCellMar>
+            <w:top w:w="0" w:type="dxa"/>
             <w:left w:w="108" w:type="dxa"/>
+            <w:bottom w:w="0" w:type="dxa"/>
             <w:right w:w="108" w:type="dxa"/>
           </w:tblCellMar>
         </w:tblPrEx>
@@ -6170,6 +6179,7 @@
           <w:p>
             <w:pPr>
               <w:numPr>
+                <w:ilvl w:val="0"/>
                 <w:numId w:val="0"/>
               </w:numPr>
               <w:rPr>
@@ -6203,6 +6213,7 @@
           <w:p>
             <w:pPr>
               <w:numPr>
+                <w:ilvl w:val="0"/>
                 <w:numId w:val="0"/>
               </w:numPr>
               <w:rPr>
@@ -6236,6 +6247,7 @@
           <w:p>
             <w:pPr>
               <w:numPr>
+                <w:ilvl w:val="0"/>
                 <w:numId w:val="0"/>
               </w:numPr>
               <w:rPr>
@@ -6267,9 +6279,9 @@
     <w:p>
       <w:pPr>
         <w:numPr>
+          <w:ilvl w:val="0"/>
           <w:numId w:val="0"/>
         </w:numPr>
-        <m:rPr/>
         <w:rPr>
           <w:rFonts w:hint="default" w:ascii="Times New Roman" w:hAnsi="Cambria Math"/>
           <w:b w:val="0"/>
@@ -6283,9 +6295,9 @@
     <w:p>
       <w:pPr>
         <w:numPr>
+          <w:ilvl w:val="0"/>
           <w:numId w:val="0"/>
         </w:numPr>
-        <m:rPr/>
         <w:rPr>
           <w:rFonts w:hint="default" w:ascii="Times New Roman" w:hAnsi="Cambria Math"/>
           <w:b w:val="0"/>
@@ -6296,7 +6308,6 @@
         </w:rPr>
       </w:pPr>
       <w:r>
-        <m:rPr/>
         <w:rPr>
           <w:rFonts w:hint="default" w:ascii="Times New Roman" w:hAnsi="Cambria Math"/>
           <w:b w:val="0"/>
@@ -6311,9 +6322,9 @@
     <w:p>
       <w:pPr>
         <w:numPr>
+          <w:ilvl w:val="0"/>
           <w:numId w:val="0"/>
         </w:numPr>
-        <m:rPr/>
         <w:rPr>
           <w:rFonts w:hint="default" w:ascii="Times New Roman" w:hAnsi="Cambria Math"/>
           <w:b w:val="0"/>
@@ -6327,10 +6338,20 @@
     <w:p>
       <w:pPr>
         <w:numPr>
+          <w:ilvl w:val="0"/>
           <w:numId w:val="0"/>
         </w:numPr>
         <w:ind w:firstLine="709" w:firstLineChars="0"/>
-        <m:rPr/>
+        <w:rPr>
+          <w:rFonts w:hint="default" w:ascii="Times New Roman" w:hAnsi="Cambria Math"/>
+          <w:b/>
+          <w:bCs/>
+          <w:i w:val="0"/>
+          <w:highlight w:val="none"/>
+          <w:lang w:val="es-AR"/>
+        </w:rPr>
+      </w:pPr>
+      <w:r>
         <w:rPr>
           <w:rFonts w:hint="default" w:ascii="Times New Roman" w:hAnsi="Cambria Math"/>
           <w:b w:val="0"/>
@@ -6339,62 +6360,22 @@
           <w:highlight w:val="none"/>
           <w:lang w:val="es-AR"/>
         </w:rPr>
-      </w:pPr>
-      <w:r>
-        <m:rPr/>
-        <w:rPr>
-          <w:rFonts w:hint="default" w:ascii="Times New Roman" w:hAnsi="Cambria Math"/>
-          <w:b w:val="0"/>
-          <w:bCs w:val="0"/>
-          <w:i w:val="0"/>
-          <w:highlight w:val="none"/>
-          <w:lang w:val="es-AR"/>
-        </w:rPr>
-        <w:t>Como ya se mencionó los datos leidos de memoria a través del puerto de memoria de 8 bits se devuelven en MBR, un registro de 8 bits. Hay dos formas en las que el valor del MBR puede copiarse al bus B: signada o no signada. En el caso de ser no signada, para extender el valor de 8 bits a 32 bits se agregan 24 ceros a la izquierda y si es signada, en vez de 0</w:t>
-      </w:r>
-      <w:bookmarkStart w:id="0" w:name="_GoBack"/>
-      <w:bookmarkEnd w:id="0"/>
-      <w:r>
-        <m:rPr/>
-        <w:rPr>
-          <w:rFonts w:hint="default" w:ascii="Times New Roman" w:hAnsi="Cambria Math"/>
-          <w:b w:val="0"/>
-          <w:bCs w:val="0"/>
-          <w:i w:val="0"/>
-          <w:highlight w:val="none"/>
-          <w:lang w:val="es-AR"/>
-        </w:rPr>
-        <w:t xml:space="preserve"> se agregan todos 1 o 0 dependiendo si el bit de la izquierda del MBR es 0 o  1.</w:t>
+        <w:t>Como ya se mencionó los datos leídos de memoria a través del puerto de memoria de 8 bits se devuelven en MBR, un registro de 8 bits. Hay dos formas en las que el valor del MBR puede copiarse al bus B: signada o no signada. En el caso de ser no signada, para extender el valor de 8 bits a 32 bits se agregan 24 ceros a la izquierda y si es signada, en vez de 0 se agregan todos 1 o 0 dependiendo si el bit de la izquierda del MBR es 0 o  1.</w:t>
       </w:r>
     </w:p>
     <w:p>
       <w:pPr>
-        <w:numPr>
-          <w:numId w:val="0"/>
-        </w:numPr>
-        <m:rPr/>
-        <w:rPr>
-          <w:rFonts w:hint="default" w:ascii="Times New Roman" w:hAnsi="Cambria Math"/>
-          <w:b w:val="0"/>
-          <w:bCs w:val="0"/>
-          <w:i w:val="0"/>
-          <w:highlight w:val="none"/>
-          <w:lang w:val="es-AR"/>
-        </w:rPr>
-      </w:pPr>
-    </w:p>
-    <w:p>
-      <w:pPr>
-        <w:ind w:firstLine="709" w:firstLineChars="0"/>
         <w:rPr>
           <w:rFonts w:hint="default"/>
-          <w:b w:val="0"/>
-          <w:bCs w:val="0"/>
+          <w:b/>
+          <w:bCs/>
           <w:lang w:val="es-AR"/>
         </w:rPr>
       </w:pPr>
       <w:r>
         <w:rPr>
+          <w:b/>
+          <w:bCs/>
           <w:sz w:val="24"/>
         </w:rPr>
         <mc:AlternateContent>
@@ -6472,6 +6453,26 @@
       <w:r>
         <w:rPr>
           <w:rFonts w:hint="default"/>
+          <w:b/>
+          <w:bCs/>
+          <w:lang w:val="es-AR"/>
+        </w:rPr>
+        <w:t>UNIDAD DE CONTROL:</w:t>
+      </w:r>
+    </w:p>
+    <w:p>
+      <w:pPr>
+        <w:ind w:firstLine="709" w:firstLineChars="0"/>
+        <w:rPr>
+          <w:rFonts w:hint="default"/>
+          <w:b w:val="0"/>
+          <w:bCs w:val="0"/>
+          <w:lang w:val="es-AR"/>
+        </w:rPr>
+      </w:pPr>
+      <w:r>
+        <w:rPr>
+          <w:rFonts w:hint="default"/>
           <w:b w:val="0"/>
           <w:bCs w:val="0"/>
           <w:lang w:val="es-AR"/>
@@ -6554,15 +6555,335 @@
     <w:p>
       <w:pPr>
         <w:numPr>
+          <w:ilvl w:val="0"/>
+          <w:numId w:val="1"/>
+        </w:numPr>
+        <w:ind w:left="420" w:leftChars="0" w:hanging="420" w:firstLineChars="0"/>
+        <w:rPr>
+          <w:rFonts w:hint="default"/>
+          <w:b w:val="0"/>
+          <w:bCs w:val="0"/>
+          <w:lang w:val="es-AR"/>
+        </w:rPr>
+      </w:pPr>
+      <w:r>
+        <w:rPr>
+          <w:rFonts w:hint="default"/>
+          <w:b w:val="0"/>
+          <w:bCs w:val="0"/>
+          <w:lang w:val="es-AR"/>
+        </w:rPr>
+        <w:t>2 señales (que no se muestran) para indicar lectura/escritura de memoria vía MAR / MDR</w:t>
+      </w:r>
+    </w:p>
+    <w:p>
+      <w:pPr>
+        <w:numPr>
+          <w:ilvl w:val="0"/>
+          <w:numId w:val="1"/>
+        </w:numPr>
+        <w:ind w:left="420" w:leftChars="0" w:hanging="420" w:firstLineChars="0"/>
+        <w:rPr>
+          <w:rFonts w:hint="default"/>
+          <w:b w:val="0"/>
+          <w:bCs w:val="0"/>
+          <w:lang w:val="es-AR"/>
+        </w:rPr>
+      </w:pPr>
+      <w:r>
+        <w:rPr>
+          <w:rFonts w:hint="default"/>
+          <w:b w:val="0"/>
+          <w:bCs w:val="0"/>
+          <w:lang w:val="es-AR"/>
+        </w:rPr>
+        <w:t>1 señal ( que no se muestra) para indicar obtención de memoria vía PC / MBR</w:t>
+      </w:r>
+    </w:p>
+    <w:p>
+      <w:pPr>
+        <w:numPr>
+          <w:ilvl w:val="0"/>
           <w:numId w:val="0"/>
         </w:numPr>
-        <m:rPr/>
         <w:rPr>
           <w:rFonts w:hint="default" w:ascii="Times New Roman" w:hAnsi="Cambria Math"/>
           <w:b w:val="0"/>
           <w:bCs w:val="0"/>
           <w:i w:val="0"/>
           <w:highlight w:val="none"/>
+          <w:lang w:val="es-AR"/>
+        </w:rPr>
+      </w:pPr>
+      <w:r>
+        <w:rPr>
+          <w:rFonts w:hint="default" w:ascii="Times New Roman" w:hAnsi="Cambria Math"/>
+          <w:b w:val="0"/>
+          <w:bCs w:val="0"/>
+          <w:i w:val="0"/>
+          <w:highlight w:val="none"/>
+          <w:lang w:val="es-AR"/>
+        </w:rPr>
+        <w:t xml:space="preserve">En un ciclo si una señal de lectura de memoria está habilitada, la operación de memoria se inicia al final del ciclo de la trayectoria de datos una vez que se  ha cargado MAR. Los datos de memoria están disponibles hasta el final del siguiente ciclo en MBR o MDR y se usan el ciclo que sigue. Esto quiere decir que una lectura de memoria por cualquiera de los puertos, iniciada al final del ciclo k, proporciona datos que se usan en el ciclo k+2 o posteriores. </w:t>
+      </w:r>
+    </w:p>
+    <w:p>
+      <w:pPr>
+        <w:numPr>
+          <w:ilvl w:val="0"/>
+          <w:numId w:val="0"/>
+        </w:numPr>
+        <w:ind w:firstLine="709" w:firstLineChars="0"/>
+        <w:rPr>
+          <w:rFonts w:hint="default" w:ascii="Times New Roman" w:hAnsi="Cambria Math"/>
+          <w:b w:val="0"/>
+          <w:bCs w:val="0"/>
+          <w:i w:val="0"/>
+          <w:highlight w:val="none"/>
+          <w:lang w:val="es-AR"/>
+        </w:rPr>
+      </w:pPr>
+      <w:r>
+        <w:rPr>
+          <w:rFonts w:hint="default" w:ascii="Times New Roman" w:hAnsi="Cambria Math"/>
+          <w:b w:val="0"/>
+          <w:bCs w:val="0"/>
+          <w:i w:val="0"/>
+          <w:highlight w:val="none"/>
+          <w:lang w:val="es-AR"/>
+        </w:rPr>
+        <w:t>Puesto que MBR y MDR se cargan en el flanco ascendente del reloj, junto con todos los demás registros, podrían leerse durante ciclos en los que se esta efectuando una nueva lectura de memoria. Esa lectura devuelve los valores antiguos ya que todavía no ha habido tiempo de sobreescribirlos.</w:t>
+      </w:r>
+    </w:p>
+    <w:p>
+      <w:pPr>
+        <w:numPr>
+          <w:ilvl w:val="0"/>
+          <w:numId w:val="0"/>
+        </w:numPr>
+        <w:ind w:firstLine="709" w:firstLineChars="0"/>
+        <w:rPr>
+          <w:rFonts w:hint="default" w:ascii="Times New Roman" w:hAnsi="Cambria Math"/>
+          <w:b w:val="0"/>
+          <w:bCs w:val="0"/>
+          <w:i w:val="0"/>
+          <w:highlight w:val="none"/>
+          <w:lang w:val="es-AR"/>
+        </w:rPr>
+      </w:pPr>
+      <w:r>
+        <w:rPr>
+          <w:rFonts w:hint="default" w:ascii="Times New Roman" w:hAnsi="Cambria Math"/>
+          <w:b w:val="0"/>
+          <w:bCs w:val="0"/>
+          <w:i w:val="0"/>
+          <w:highlight w:val="none"/>
+          <w:lang w:val="es-AR"/>
+        </w:rPr>
+        <w:t xml:space="preserve">Para alimentar al bus B se utilizan 9 señales de control. Como hay 9 registros, podemos codificar la información del bus B en 4 bits, generando 16 combinaciones distintas para las señales de control, 7 de las cuales no se utilizan. Luego, podemos controlar la trayectoria de datos con 24 señales y por tanto 24 bits. Pero estos 24 bits sólo controlan el camino de datos durante un ciclo. La segunda parte del camino de datos consiste en determinar la siguiente microinstrucción que está gobernada por dos campos del MIR: NEXT_ADRESS (campo de 9 bits que contienen una dirección potencial de la microinstrucción) y JAM (define como la próxima microinstrucción es seleccionada). </w:t>
+      </w:r>
+    </w:p>
+    <w:p>
+      <w:pPr>
+        <w:numPr>
+          <w:ilvl w:val="0"/>
+          <w:numId w:val="0"/>
+        </w:numPr>
+        <w:ind w:firstLine="709" w:firstLineChars="0"/>
+      </w:pPr>
+      <w:r>
+        <w:drawing>
+          <wp:inline distT="0" distB="0" distL="114300" distR="114300">
+            <wp:extent cx="5074920" cy="1181100"/>
+            <wp:effectExtent l="0" t="0" r="0" b="7620"/>
+            <wp:docPr id="23" name="Imagen 1"/>
+            <wp:cNvGraphicFramePr>
+              <a:graphicFrameLocks xmlns:a="http://schemas.openxmlformats.org/drawingml/2006/main" noChangeAspect="1"/>
+            </wp:cNvGraphicFramePr>
+            <a:graphic xmlns:a="http://schemas.openxmlformats.org/drawingml/2006/main">
+              <a:graphicData uri="http://schemas.openxmlformats.org/drawingml/2006/picture">
+                <pic:pic xmlns:pic="http://schemas.openxmlformats.org/drawingml/2006/picture">
+                  <pic:nvPicPr>
+                    <pic:cNvPr id="23" name="Imagen 1"/>
+                    <pic:cNvPicPr>
+                      <a:picLocks noChangeAspect="1"/>
+                    </pic:cNvPicPr>
+                  </pic:nvPicPr>
+                  <pic:blipFill>
+                    <a:blip r:embed="rId8"/>
+                    <a:stretch>
+                      <a:fillRect/>
+                    </a:stretch>
+                  </pic:blipFill>
+                  <pic:spPr>
+                    <a:xfrm>
+                      <a:off x="0" y="0"/>
+                      <a:ext cx="5074920" cy="1181100"/>
+                    </a:xfrm>
+                    <a:prstGeom prst="rect">
+                      <a:avLst/>
+                    </a:prstGeom>
+                    <a:noFill/>
+                    <a:ln>
+                      <a:noFill/>
+                    </a:ln>
+                  </pic:spPr>
+                </pic:pic>
+              </a:graphicData>
+            </a:graphic>
+          </wp:inline>
+        </w:drawing>
+      </w:r>
+    </w:p>
+    <w:p>
+      <w:pPr>
+        <w:numPr>
+          <w:ilvl w:val="0"/>
+          <w:numId w:val="0"/>
+        </w:numPr>
+        <w:ind w:firstLine="709" w:firstLineChars="0"/>
+        <w:rPr>
+          <w:rFonts w:hint="default"/>
+          <w:lang w:val="es-AR"/>
+        </w:rPr>
+      </w:pPr>
+      <w:r>
+        <w:rPr>
+          <w:rFonts w:hint="default"/>
+          <w:lang w:val="es-AR"/>
+        </w:rPr>
+        <w:t xml:space="preserve">De esta forma se conforman los 36 bits de nuestro MIR y se lo divide en los siguientes campos: </w:t>
+      </w:r>
+    </w:p>
+    <w:p>
+      <w:pPr>
+        <w:numPr>
+          <w:ilvl w:val="0"/>
+          <w:numId w:val="0"/>
+        </w:numPr>
+        <w:ind w:firstLine="709" w:firstLineChars="0"/>
+        <w:rPr>
+          <w:rFonts w:hint="default"/>
+          <w:lang w:val="es-AR"/>
+        </w:rPr>
+      </w:pPr>
+      <w:r>
+        <w:rPr>
+          <w:rFonts w:hint="default"/>
+          <w:lang w:val="es-AR"/>
+        </w:rPr>
+        <w:t>-Dir (9 bits): Contienen una dirección potencial de la próxima microinstrucción</w:t>
+      </w:r>
+    </w:p>
+    <w:p>
+      <w:pPr>
+        <w:numPr>
+          <w:ilvl w:val="0"/>
+          <w:numId w:val="0"/>
+        </w:numPr>
+        <w:ind w:firstLine="709" w:firstLineChars="0"/>
+        <w:rPr>
+          <w:rFonts w:hint="default"/>
+          <w:lang w:val="es-AR"/>
+        </w:rPr>
+      </w:pPr>
+      <w:r>
+        <w:rPr>
+          <w:rFonts w:hint="default"/>
+          <w:lang w:val="es-AR"/>
+        </w:rPr>
+        <w:t>- JAM (3 bits): Define como se selecciona la próxima microinstrucción</w:t>
+      </w:r>
+    </w:p>
+    <w:p>
+      <w:pPr>
+        <w:numPr>
+          <w:ilvl w:val="0"/>
+          <w:numId w:val="0"/>
+        </w:numPr>
+        <w:ind w:firstLine="709" w:firstLineChars="0"/>
+        <w:rPr>
+          <w:rFonts w:hint="default"/>
+          <w:lang w:val="es-AR"/>
+        </w:rPr>
+      </w:pPr>
+      <w:r>
+        <w:rPr>
+          <w:rFonts w:hint="default"/>
+          <w:lang w:val="es-AR"/>
+        </w:rPr>
+        <w:t>- ALU (8 bits) : Señales para el ALU y shifter</w:t>
+      </w:r>
+    </w:p>
+    <w:p>
+      <w:pPr>
+        <w:numPr>
+          <w:ilvl w:val="0"/>
+          <w:numId w:val="0"/>
+        </w:numPr>
+        <w:ind w:firstLine="709" w:firstLineChars="0"/>
+        <w:rPr>
+          <w:rFonts w:hint="default"/>
+          <w:lang w:val="es-AR"/>
+        </w:rPr>
+      </w:pPr>
+      <w:r>
+        <w:rPr>
+          <w:rFonts w:hint="default"/>
+          <w:lang w:val="es-AR"/>
+        </w:rPr>
+        <w:t>-C (9 bits): Señales para el bus C</w:t>
+      </w:r>
+    </w:p>
+    <w:p>
+      <w:pPr>
+        <w:numPr>
+          <w:ilvl w:val="0"/>
+          <w:numId w:val="0"/>
+        </w:numPr>
+        <w:ind w:firstLine="709" w:firstLineChars="0"/>
+        <w:rPr>
+          <w:rFonts w:hint="default"/>
+          <w:lang w:val="es-AR"/>
+        </w:rPr>
+      </w:pPr>
+      <w:r>
+        <w:rPr>
+          <w:rFonts w:hint="default"/>
+          <w:lang w:val="es-AR"/>
+        </w:rPr>
+        <w:t>-Mem (3 bits): Señales para operaciones de memoria</w:t>
+      </w:r>
+    </w:p>
+    <w:p>
+      <w:pPr>
+        <w:numPr>
+          <w:ilvl w:val="0"/>
+          <w:numId w:val="0"/>
+        </w:numPr>
+        <w:ind w:firstLine="709" w:firstLineChars="0"/>
+        <w:rPr>
+          <w:rFonts w:hint="default"/>
+          <w:lang w:val="es-AR"/>
+        </w:rPr>
+      </w:pPr>
+      <w:r>
+        <w:rPr>
+          <w:rFonts w:hint="default"/>
+          <w:lang w:val="es-AR"/>
+        </w:rPr>
+        <w:t>- B (4 bits): Señales para el bus B</w:t>
+      </w:r>
+    </w:p>
+    <w:p>
+      <w:pPr>
+        <w:numPr>
+          <w:ilvl w:val="0"/>
+          <w:numId w:val="0"/>
+        </w:numPr>
+        <w:ind w:firstLine="709" w:firstLineChars="0"/>
+        <w:rPr>
+          <w:rFonts w:hint="default"/>
           <w:lang w:val="es-AR"/>
         </w:rPr>
       </w:pPr>
@@ -6868,7 +7189,7 @@
     <w:lsdException w:uiPriority="99" w:name="footnote text"/>
     <w:lsdException w:uiPriority="99" w:name="annotation text"/>
     <w:lsdException w:unhideWhenUsed="0" w:uiPriority="0" w:semiHidden="0" w:name="header"/>
-    <w:lsdException w:unhideWhenUsed="0" w:uiPriority="0" w:semiHidden="0" w:name="footer"/>
+    <w:lsdException w:qFormat="1" w:unhideWhenUsed="0" w:uiPriority="0" w:semiHidden="0" w:name="footer"/>
     <w:lsdException w:uiPriority="99" w:name="index heading"/>
     <w:lsdException w:qFormat="1" w:unhideWhenUsed="0" w:uiPriority="0" w:semiHidden="0" w:name="caption"/>
     <w:lsdException w:uiPriority="99" w:name="table of figures"/>
@@ -6939,7 +7260,7 @@
     <w:lsdException w:uiPriority="99" w:name="HTML Sample"/>
     <w:lsdException w:uiPriority="99" w:name="HTML Typewriter"/>
     <w:lsdException w:uiPriority="99" w:name="HTML Variable"/>
-    <w:lsdException w:uiPriority="99" w:name="Normal Table"/>
+    <w:lsdException w:qFormat="1" w:uiPriority="99" w:name="Normal Table"/>
     <w:lsdException w:uiPriority="99" w:name="annotation subject"/>
     <w:lsdException w:uiPriority="99" w:name="Table Simple 1"/>
     <w:lsdException w:uiPriority="99" w:name="Table Simple 2"/>
@@ -6984,7 +7305,7 @@
     <w:lsdException w:uiPriority="99" w:name="Table Web 2"/>
     <w:lsdException w:uiPriority="99" w:name="Table Web 3"/>
     <w:lsdException w:uiPriority="99" w:name="Balloon Text"/>
-    <w:lsdException w:unhideWhenUsed="0" w:uiPriority="39" w:semiHidden="0" w:name="Table Grid"/>
+    <w:lsdException w:qFormat="1" w:unhideWhenUsed="0" w:uiPriority="39" w:semiHidden="0" w:name="Table Grid"/>
     <w:lsdException w:uiPriority="99" w:name="Table Theme"/>
     <w:lsdException w:qFormat="1" w:unhideWhenUsed="0" w:uiPriority="34" w:semiHidden="0" w:name="List Paragraph"/>
   </w:latentStyles>
@@ -7054,6 +7375,7 @@
     <w:name w:val="Normal Table"/>
     <w:semiHidden/>
     <w:unhideWhenUsed/>
+    <w:qFormat/>
     <w:uiPriority w:val="99"/>
     <w:tblPr>
       <w:tblCellMar>
@@ -7157,6 +7479,7 @@
   <w:style w:type="paragraph" w:styleId="13">
     <w:name w:val="footer"/>
     <w:basedOn w:val="4"/>
+    <w:qFormat/>
     <w:uiPriority w:val="0"/>
     <w:pPr>
       <w:suppressLineNumbers/>
@@ -7169,6 +7492,7 @@
   <w:style w:type="table" w:styleId="14">
     <w:name w:val="Table Grid"/>
     <w:basedOn w:val="8"/>
+    <w:qFormat/>
     <w:uiPriority w:val="39"/>
     <w:pPr>
       <w:widowControl w:val="0"/>

--- a/Escrito.docx
+++ b/Escrito.docx
@@ -4,6 +4,7 @@
   <w:body>
     <w:p>
       <w:pPr>
+        <w:jc w:val="both"/>
         <w:rPr>
           <w:rFonts w:hint="default"/>
           <w:b/>
@@ -24,6 +25,7 @@
     <w:p>
       <w:pPr>
         <w:ind w:firstLine="709" w:firstLineChars="0"/>
+        <w:jc w:val="both"/>
         <w:rPr>
           <w:rFonts w:hint="default"/>
           <w:b w:val="0"/>
@@ -38,12 +40,13 @@
           <w:bCs w:val="0"/>
           <w:lang w:val="es-AR"/>
         </w:rPr>
-        <w:t>La MIC-1 es una microarquitectura diseñada por Andrew S. Tanenbaum con el propósito de interpretar una ISA que es un subconjunto de la Máquina Virtual Java. Este subconjunto solo contiene instrucciones para manejar enteros, por lo que se lo llama IJVM. Esta microarquitectura contiene un microprograma  cuya tarea es buscar, decodificar y ejecutar dichas instrucciones IJVM ciclo a ciclo. La MIC-1 fue diseñada para fines pedagógicos, pero contiene algunas deficiencias a nivel rendimiento que serán detalladas a lo largo de este trabajo.</w:t>
+        <w:t>El presente trabajo tiene como objetivo realizar el diseño y análisis de la MIC-1. Creada por Andrew S. Tanenbaum, esta arquitectura tiene el propósito de actuar como intérprete para ejecutar un conjunto de instrucciones basado en enteros denominado IJVM (Integer Java Virtual Machine). La MIC-1 fue diseñada para fines pedagógicos por lo que es una excelente herramienta de trabajo, aunque contiene algunas deficiencias a nivel rendimiento que se expondrán a lo largo de este trabajo.</w:t>
       </w:r>
     </w:p>
     <w:p>
       <w:pPr>
         <w:ind w:firstLine="709" w:firstLineChars="0"/>
+        <w:jc w:val="both"/>
         <w:rPr>
           <w:rFonts w:hint="default"/>
           <w:b w:val="0"/>
@@ -63,6 +66,7 @@
     </w:p>
     <w:p>
       <w:pPr>
+        <w:jc w:val="both"/>
         <w:rPr>
           <w:rFonts w:hint="default"/>
           <w:b w:val="0"/>
@@ -73,6 +77,7 @@
     </w:p>
     <w:p>
       <w:pPr>
+        <w:jc w:val="both"/>
         <w:rPr>
           <w:rFonts w:hint="default"/>
           <w:b w:val="0"/>
@@ -83,6 +88,7 @@
     </w:p>
     <w:p>
       <w:pPr>
+        <w:jc w:val="both"/>
         <w:rPr>
           <w:rFonts w:hint="default"/>
           <w:b/>
@@ -103,6 +109,7 @@
     <w:p>
       <w:pPr>
         <w:ind w:left="4254" w:leftChars="0" w:firstLine="709" w:firstLineChars="0"/>
+        <w:jc w:val="both"/>
         <w:rPr>
           <w:rFonts w:hint="default"/>
           <w:b/>
@@ -110,7 +117,6 @@
           <w:lang w:val="es-AR"/>
         </w:rPr>
       </w:pPr>
-      <w:bookmarkStart w:id="0" w:name="_GoBack"/>
       <w:r>
         <w:drawing>
           <wp:anchor distT="0" distB="0" distL="114300" distR="114300" simplePos="0" relativeHeight="251660288" behindDoc="0" locked="0" layoutInCell="1" allowOverlap="1">
@@ -162,7 +168,6 @@
           </wp:anchor>
         </w:drawing>
       </w:r>
-      <w:bookmarkEnd w:id="0"/>
       <w:r>
         <w:rPr>
           <w:rFonts w:hint="default"/>
@@ -176,6 +181,7 @@
     <w:p>
       <w:pPr>
         <w:ind w:firstLine="709" w:firstLineChars="0"/>
+        <w:jc w:val="both"/>
         <w:rPr>
           <w:rFonts w:hint="default"/>
           <w:b w:val="0"/>
@@ -555,7 +561,27 @@
           <w:bCs w:val="0"/>
           <w:lang w:val="es-AR"/>
         </w:rPr>
-        <w:t xml:space="preserve">Es la parte del CPU que contiene la ALU, sus entradas y salidas. </w:t>
+        <w:t>Es la parte del CPU que contiene la ALU, sus entradas y salidas. La ALU (unidad de aritmética lógica, Arithmetic Logic Unit) puede efectuar operaciones aritméticas sencillas. Los registros se conectan a la ALU para formar una trayectoria de datos por donde fluyen los datos. La operación básica de la trayectoria de datos consiste</w:t>
+      </w:r>
+    </w:p>
+    <w:p>
+      <w:pPr>
+        <w:jc w:val="both"/>
+        <w:rPr>
+          <w:rFonts w:hint="default"/>
+          <w:b w:val="0"/>
+          <w:bCs w:val="0"/>
+          <w:lang w:val="es-AR"/>
+        </w:rPr>
+      </w:pPr>
+      <w:r>
+        <w:rPr>
+          <w:rFonts w:hint="default"/>
+          <w:b w:val="0"/>
+          <w:bCs w:val="0"/>
+          <w:lang w:val="es-AR"/>
+        </w:rPr>
+        <w:t>en seleccionar uno o dos registros, hacer que la ALU opere con ellos (sumándolos, por ejemplo), y almacenar después el resultado en algún registro.</w:t>
       </w:r>
       <w:r>
         <w:rPr>
@@ -564,7 +590,7 @@
           <w:bCs/>
           <w:lang w:val="es-AR"/>
         </w:rPr>
-        <w:t xml:space="preserve">(AGREGAR QUE ES LA ALU) </w:t>
+        <w:t xml:space="preserve"> </w:t>
       </w:r>
       <w:r>
         <w:rPr>
@@ -573,12 +599,24 @@
           <w:bCs w:val="0"/>
           <w:lang w:val="es-AR"/>
         </w:rPr>
-        <w:t xml:space="preserve">En esta microarquitectura contiene varios registros de 32 bits. Casi todos pueden colocar su contenido en el bus B, la salida de la ALU alimenta al desplazador y luego al bus C, cuyo valor puede escribirse en uno o mas registros al mismo tiempo (Agregar lo que dijo el profe). </w:t>
-      </w:r>
+        <w:t xml:space="preserve">En esta microarquitectura contiene varios registros conectados de 32 bits. Casi todos pueden colocar su contenido en el bus B, la salida de la ALU alimenta al desplazador y luego al bus C, cuyo valor puede escribirse en uno o mas registros al mismo tiempo . </w:t>
+      </w:r>
+    </w:p>
+    <w:p>
+      <w:pPr>
+        <w:jc w:val="both"/>
+        <w:rPr>
+          <w:rFonts w:hint="default"/>
+          <w:b w:val="0"/>
+          <w:bCs w:val="0"/>
+          <w:lang w:val="es-AR"/>
+        </w:rPr>
+      </w:pPr>
     </w:p>
     <w:p>
       <w:pPr>
         <w:ind w:firstLine="709" w:firstLineChars="0"/>
+        <w:jc w:val="both"/>
         <w:rPr>
           <w:rFonts w:hint="default"/>
           <w:b w:val="0"/>
@@ -649,6 +687,7 @@
           </w:tcPr>
           <w:p>
             <w:pPr>
+              <w:jc w:val="both"/>
               <w:rPr>
                 <w:rFonts w:hint="default"/>
                 <w:b w:val="0"/>
@@ -675,6 +714,7 @@
           </w:tcPr>
           <w:p>
             <w:pPr>
+              <w:jc w:val="both"/>
               <w:rPr>
                 <w:rFonts w:hint="default"/>
                 <w:b w:val="0"/>
@@ -701,6 +741,7 @@
           </w:tcPr>
           <w:p>
             <w:pPr>
+              <w:jc w:val="both"/>
               <w:rPr>
                 <w:rFonts w:hint="default"/>
                 <w:b w:val="0"/>
@@ -727,6 +768,7 @@
           </w:tcPr>
           <w:p>
             <w:pPr>
+              <w:jc w:val="both"/>
               <w:rPr>
                 <w:rFonts w:hint="default"/>
                 <w:b w:val="0"/>
@@ -753,6 +795,7 @@
           </w:tcPr>
           <w:p>
             <w:pPr>
+              <w:jc w:val="both"/>
               <w:rPr>
                 <w:rFonts w:hint="default"/>
                 <w:b w:val="0"/>
@@ -779,6 +822,7 @@
           </w:tcPr>
           <w:p>
             <w:pPr>
+              <w:jc w:val="both"/>
               <w:rPr>
                 <w:rFonts w:hint="default"/>
                 <w:b w:val="0"/>
@@ -805,6 +849,7 @@
           </w:tcPr>
           <w:p>
             <w:pPr>
+              <w:jc w:val="both"/>
               <w:rPr>
                 <w:rFonts w:hint="default"/>
                 <w:b w:val="0"/>
@@ -849,6 +894,7 @@
           </w:tcPr>
           <w:p>
             <w:pPr>
+              <w:jc w:val="both"/>
               <w:rPr>
                 <w:rFonts w:hint="default"/>
                 <w:b w:val="0"/>
@@ -875,6 +921,7 @@
           </w:tcPr>
           <w:p>
             <w:pPr>
+              <w:jc w:val="both"/>
               <w:rPr>
                 <w:rFonts w:hint="default"/>
                 <w:b w:val="0"/>
@@ -901,6 +948,7 @@
           </w:tcPr>
           <w:p>
             <w:pPr>
+              <w:jc w:val="both"/>
               <w:rPr>
                 <w:rFonts w:hint="default"/>
                 <w:b w:val="0"/>
@@ -927,6 +975,7 @@
           </w:tcPr>
           <w:p>
             <w:pPr>
+              <w:jc w:val="both"/>
               <w:rPr>
                 <w:rFonts w:hint="default"/>
                 <w:b w:val="0"/>
@@ -953,6 +1002,7 @@
           </w:tcPr>
           <w:p>
             <w:pPr>
+              <w:jc w:val="both"/>
               <w:rPr>
                 <w:rFonts w:hint="default"/>
                 <w:b w:val="0"/>
@@ -979,6 +1029,7 @@
           </w:tcPr>
           <w:p>
             <w:pPr>
+              <w:jc w:val="both"/>
               <w:rPr>
                 <w:rFonts w:hint="default"/>
                 <w:b w:val="0"/>
@@ -1005,6 +1056,7 @@
           </w:tcPr>
           <w:p>
             <w:pPr>
+              <w:jc w:val="both"/>
               <w:rPr>
                 <w:rFonts w:hint="default"/>
                 <w:b w:val="0"/>
@@ -1049,6 +1101,7 @@
           </w:tcPr>
           <w:p>
             <w:pPr>
+              <w:jc w:val="both"/>
               <w:rPr>
                 <w:rFonts w:hint="default"/>
                 <w:b w:val="0"/>
@@ -1075,6 +1128,7 @@
           </w:tcPr>
           <w:p>
             <w:pPr>
+              <w:jc w:val="both"/>
               <w:rPr>
                 <w:rFonts w:hint="default"/>
                 <w:b w:val="0"/>
@@ -1101,6 +1155,7 @@
           </w:tcPr>
           <w:p>
             <w:pPr>
+              <w:jc w:val="both"/>
               <w:rPr>
                 <w:rFonts w:hint="default"/>
                 <w:b w:val="0"/>
@@ -1127,6 +1182,7 @@
           </w:tcPr>
           <w:p>
             <w:pPr>
+              <w:jc w:val="both"/>
               <w:rPr>
                 <w:rFonts w:hint="default"/>
                 <w:b w:val="0"/>
@@ -1153,6 +1209,7 @@
           </w:tcPr>
           <w:p>
             <w:pPr>
+              <w:jc w:val="both"/>
               <w:rPr>
                 <w:rFonts w:hint="default"/>
                 <w:b w:val="0"/>
@@ -1179,6 +1236,7 @@
           </w:tcPr>
           <w:p>
             <w:pPr>
+              <w:jc w:val="both"/>
               <w:rPr>
                 <w:rFonts w:hint="default"/>
                 <w:b w:val="0"/>
@@ -1205,6 +1263,7 @@
           </w:tcPr>
           <w:p>
             <w:pPr>
+              <w:jc w:val="both"/>
               <w:rPr>
                 <w:rFonts w:hint="default"/>
                 <w:b w:val="0"/>
@@ -1249,6 +1308,7 @@
           </w:tcPr>
           <w:p>
             <w:pPr>
+              <w:jc w:val="both"/>
               <w:rPr>
                 <w:rFonts w:hint="default"/>
                 <w:b w:val="0"/>
@@ -1275,6 +1335,7 @@
           </w:tcPr>
           <w:p>
             <w:pPr>
+              <w:jc w:val="both"/>
               <w:rPr>
                 <w:rFonts w:hint="default"/>
                 <w:b w:val="0"/>
@@ -1301,6 +1362,7 @@
           </w:tcPr>
           <w:p>
             <w:pPr>
+              <w:jc w:val="both"/>
               <w:rPr>
                 <w:rFonts w:hint="default"/>
                 <w:b w:val="0"/>
@@ -1327,6 +1389,7 @@
           </w:tcPr>
           <w:p>
             <w:pPr>
+              <w:jc w:val="both"/>
               <w:rPr>
                 <w:rFonts w:hint="default"/>
                 <w:b w:val="0"/>
@@ -1353,6 +1416,7 @@
           </w:tcPr>
           <w:p>
             <w:pPr>
+              <w:jc w:val="both"/>
               <w:rPr>
                 <w:rFonts w:hint="default"/>
                 <w:b w:val="0"/>
@@ -1379,6 +1443,7 @@
           </w:tcPr>
           <w:p>
             <w:pPr>
+              <w:jc w:val="both"/>
               <w:rPr>
                 <w:rFonts w:hint="default"/>
                 <w:b w:val="0"/>
@@ -1405,6 +1470,7 @@
           </w:tcPr>
           <w:p>
             <w:pPr>
+              <w:jc w:val="both"/>
               <w:rPr>
                 <w:rFonts w:hint="default"/>
                 <w:b w:val="0"/>
@@ -1477,6 +1543,7 @@
           </w:tcPr>
           <w:p>
             <w:pPr>
+              <w:jc w:val="both"/>
               <w:rPr>
                 <w:rFonts w:hint="default"/>
                 <w:b w:val="0"/>
@@ -1503,6 +1570,7 @@
           </w:tcPr>
           <w:p>
             <w:pPr>
+              <w:jc w:val="both"/>
               <w:rPr>
                 <w:rFonts w:hint="default"/>
                 <w:b w:val="0"/>
@@ -1529,6 +1597,7 @@
           </w:tcPr>
           <w:p>
             <w:pPr>
+              <w:jc w:val="both"/>
               <w:rPr>
                 <w:rFonts w:hint="default"/>
                 <w:b w:val="0"/>
@@ -1555,6 +1624,7 @@
           </w:tcPr>
           <w:p>
             <w:pPr>
+              <w:jc w:val="both"/>
               <w:rPr>
                 <w:rFonts w:hint="default"/>
                 <w:b w:val="0"/>
@@ -1581,6 +1651,7 @@
           </w:tcPr>
           <w:p>
             <w:pPr>
+              <w:jc w:val="both"/>
               <w:rPr>
                 <w:rFonts w:hint="default"/>
                 <w:b w:val="0"/>
@@ -1607,6 +1678,7 @@
           </w:tcPr>
           <w:p>
             <w:pPr>
+              <w:jc w:val="both"/>
               <w:rPr>
                 <w:rFonts w:hint="default"/>
                 <w:b w:val="0"/>
@@ -1633,6 +1705,7 @@
           </w:tcPr>
           <w:p>
             <w:pPr>
+              <w:jc w:val="both"/>
               <w:rPr>
                 <w:rFonts w:hint="default"/>
                 <w:b w:val="0"/>
@@ -1705,6 +1778,7 @@
           </w:tcPr>
           <w:p>
             <w:pPr>
+              <w:jc w:val="both"/>
               <w:rPr>
                 <w:rFonts w:hint="default"/>
                 <w:b w:val="0"/>
@@ -1731,6 +1805,7 @@
           </w:tcPr>
           <w:p>
             <w:pPr>
+              <w:jc w:val="both"/>
               <w:rPr>
                 <w:rFonts w:hint="default"/>
                 <w:b w:val="0"/>
@@ -1757,6 +1832,7 @@
           </w:tcPr>
           <w:p>
             <w:pPr>
+              <w:jc w:val="both"/>
               <w:rPr>
                 <w:rFonts w:hint="default"/>
                 <w:b w:val="0"/>
@@ -1783,6 +1859,7 @@
           </w:tcPr>
           <w:p>
             <w:pPr>
+              <w:jc w:val="both"/>
               <w:rPr>
                 <w:rFonts w:hint="default"/>
                 <w:b w:val="0"/>
@@ -1809,6 +1886,7 @@
           </w:tcPr>
           <w:p>
             <w:pPr>
+              <w:jc w:val="both"/>
               <w:rPr>
                 <w:rFonts w:hint="default"/>
                 <w:b w:val="0"/>
@@ -1835,6 +1913,7 @@
           </w:tcPr>
           <w:p>
             <w:pPr>
+              <w:jc w:val="both"/>
               <w:rPr>
                 <w:rFonts w:hint="default"/>
                 <w:b w:val="0"/>
@@ -1861,6 +1940,7 @@
           </w:tcPr>
           <w:p>
             <w:pPr>
+              <w:jc w:val="both"/>
               <w:rPr>
                 <w:rFonts w:hint="default"/>
                 <w:b w:val="0"/>
@@ -1905,6 +1985,7 @@
           </w:tcPr>
           <w:p>
             <w:pPr>
+              <w:jc w:val="both"/>
               <w:rPr>
                 <w:rFonts w:hint="default"/>
                 <w:b w:val="0"/>
@@ -1931,6 +2012,7 @@
           </w:tcPr>
           <w:p>
             <w:pPr>
+              <w:jc w:val="both"/>
               <w:rPr>
                 <w:rFonts w:hint="default"/>
                 <w:b w:val="0"/>
@@ -1957,6 +2039,7 @@
           </w:tcPr>
           <w:p>
             <w:pPr>
+              <w:jc w:val="both"/>
               <w:rPr>
                 <w:rFonts w:hint="default"/>
                 <w:b w:val="0"/>
@@ -1983,6 +2066,7 @@
           </w:tcPr>
           <w:p>
             <w:pPr>
+              <w:jc w:val="both"/>
               <w:rPr>
                 <w:rFonts w:hint="default"/>
                 <w:b w:val="0"/>
@@ -2009,6 +2093,7 @@
           </w:tcPr>
           <w:p>
             <w:pPr>
+              <w:jc w:val="both"/>
               <w:rPr>
                 <w:rFonts w:hint="default"/>
                 <w:b w:val="0"/>
@@ -2035,6 +2120,7 @@
           </w:tcPr>
           <w:p>
             <w:pPr>
+              <w:jc w:val="both"/>
               <w:rPr>
                 <w:rFonts w:hint="default"/>
                 <w:b w:val="0"/>
@@ -2061,6 +2147,7 @@
           </w:tcPr>
           <w:p>
             <w:pPr>
+              <w:jc w:val="both"/>
               <w:rPr>
                 <w:rFonts w:hint="default"/>
                 <w:b w:val="0"/>
@@ -2105,6 +2192,7 @@
           </w:tcPr>
           <w:p>
             <w:pPr>
+              <w:jc w:val="both"/>
               <w:rPr>
                 <w:rFonts w:hint="default"/>
                 <w:b w:val="0"/>
@@ -2131,6 +2219,7 @@
           </w:tcPr>
           <w:p>
             <w:pPr>
+              <w:jc w:val="both"/>
               <w:rPr>
                 <w:rFonts w:hint="default"/>
                 <w:b w:val="0"/>
@@ -2157,6 +2246,7 @@
           </w:tcPr>
           <w:p>
             <w:pPr>
+              <w:jc w:val="both"/>
               <w:rPr>
                 <w:rFonts w:hint="default"/>
                 <w:b w:val="0"/>
@@ -2183,6 +2273,7 @@
           </w:tcPr>
           <w:p>
             <w:pPr>
+              <w:jc w:val="both"/>
               <w:rPr>
                 <w:rFonts w:hint="default"/>
                 <w:b w:val="0"/>
@@ -2209,6 +2300,7 @@
           </w:tcPr>
           <w:p>
             <w:pPr>
+              <w:jc w:val="both"/>
               <w:rPr>
                 <w:rFonts w:hint="default"/>
                 <w:b w:val="0"/>
@@ -2235,6 +2327,7 @@
           </w:tcPr>
           <w:p>
             <w:pPr>
+              <w:jc w:val="both"/>
               <w:rPr>
                 <w:rFonts w:hint="default"/>
                 <w:b w:val="0"/>
@@ -2261,6 +2354,7 @@
           </w:tcPr>
           <w:p>
             <w:pPr>
+              <w:jc w:val="both"/>
               <w:rPr>
                 <w:rFonts w:hint="default"/>
                 <w:b w:val="0"/>
@@ -2305,6 +2399,7 @@
           </w:tcPr>
           <w:p>
             <w:pPr>
+              <w:jc w:val="both"/>
               <w:rPr>
                 <w:rFonts w:hint="default"/>
                 <w:b w:val="0"/>
@@ -2331,6 +2426,7 @@
           </w:tcPr>
           <w:p>
             <w:pPr>
+              <w:jc w:val="both"/>
               <w:rPr>
                 <w:rFonts w:hint="default"/>
                 <w:b w:val="0"/>
@@ -2357,6 +2453,7 @@
           </w:tcPr>
           <w:p>
             <w:pPr>
+              <w:jc w:val="both"/>
               <w:rPr>
                 <w:rFonts w:hint="default"/>
                 <w:b w:val="0"/>
@@ -2383,6 +2480,7 @@
           </w:tcPr>
           <w:p>
             <w:pPr>
+              <w:jc w:val="both"/>
               <w:rPr>
                 <w:rFonts w:hint="default"/>
                 <w:b w:val="0"/>
@@ -2409,6 +2507,7 @@
           </w:tcPr>
           <w:p>
             <w:pPr>
+              <w:jc w:val="both"/>
               <w:rPr>
                 <w:rFonts w:hint="default"/>
                 <w:b w:val="0"/>
@@ -2435,6 +2534,7 @@
           </w:tcPr>
           <w:p>
             <w:pPr>
+              <w:jc w:val="both"/>
               <w:rPr>
                 <w:rFonts w:hint="default"/>
                 <w:b w:val="0"/>
@@ -2461,6 +2561,7 @@
           </w:tcPr>
           <w:p>
             <w:pPr>
+              <w:jc w:val="both"/>
               <w:rPr>
                 <w:rFonts w:hint="default"/>
                 <w:b w:val="0"/>
@@ -2505,6 +2606,7 @@
           </w:tcPr>
           <w:p>
             <w:pPr>
+              <w:jc w:val="both"/>
               <w:rPr>
                 <w:rFonts w:hint="default"/>
                 <w:b w:val="0"/>
@@ -2531,6 +2633,7 @@
           </w:tcPr>
           <w:p>
             <w:pPr>
+              <w:jc w:val="both"/>
               <w:rPr>
                 <w:rFonts w:hint="default"/>
                 <w:b w:val="0"/>
@@ -2557,6 +2660,7 @@
           </w:tcPr>
           <w:p>
             <w:pPr>
+              <w:jc w:val="both"/>
               <w:rPr>
                 <w:rFonts w:hint="default"/>
                 <w:b w:val="0"/>
@@ -2583,6 +2687,7 @@
           </w:tcPr>
           <w:p>
             <w:pPr>
+              <w:jc w:val="both"/>
               <w:rPr>
                 <w:rFonts w:hint="default"/>
                 <w:b w:val="0"/>
@@ -2609,6 +2714,7 @@
           </w:tcPr>
           <w:p>
             <w:pPr>
+              <w:jc w:val="both"/>
               <w:rPr>
                 <w:rFonts w:hint="default"/>
                 <w:b w:val="0"/>
@@ -2635,6 +2741,7 @@
           </w:tcPr>
           <w:p>
             <w:pPr>
+              <w:jc w:val="both"/>
               <w:rPr>
                 <w:rFonts w:hint="default"/>
                 <w:b w:val="0"/>
@@ -2661,6 +2768,7 @@
           </w:tcPr>
           <w:p>
             <w:pPr>
+              <w:jc w:val="both"/>
               <w:rPr>
                 <w:rFonts w:hint="default"/>
                 <w:b w:val="0"/>
@@ -2705,6 +2813,7 @@
           </w:tcPr>
           <w:p>
             <w:pPr>
+              <w:jc w:val="both"/>
               <w:rPr>
                 <w:rFonts w:hint="default"/>
                 <w:b w:val="0"/>
@@ -2731,6 +2840,7 @@
           </w:tcPr>
           <w:p>
             <w:pPr>
+              <w:jc w:val="both"/>
               <w:rPr>
                 <w:rFonts w:hint="default"/>
                 <w:b w:val="0"/>
@@ -2757,6 +2867,7 @@
           </w:tcPr>
           <w:p>
             <w:pPr>
+              <w:jc w:val="both"/>
               <w:rPr>
                 <w:rFonts w:hint="default"/>
                 <w:b w:val="0"/>
@@ -2783,6 +2894,7 @@
           </w:tcPr>
           <w:p>
             <w:pPr>
+              <w:jc w:val="both"/>
               <w:rPr>
                 <w:rFonts w:hint="default"/>
                 <w:b w:val="0"/>
@@ -2809,6 +2921,7 @@
           </w:tcPr>
           <w:p>
             <w:pPr>
+              <w:jc w:val="both"/>
               <w:rPr>
                 <w:rFonts w:hint="default"/>
                 <w:b w:val="0"/>
@@ -2835,6 +2948,7 @@
           </w:tcPr>
           <w:p>
             <w:pPr>
+              <w:jc w:val="both"/>
               <w:rPr>
                 <w:rFonts w:hint="default"/>
                 <w:b w:val="0"/>
@@ -2861,6 +2975,7 @@
           </w:tcPr>
           <w:p>
             <w:pPr>
+              <w:jc w:val="both"/>
               <w:rPr>
                 <w:rFonts w:hint="default"/>
                 <w:b w:val="0"/>
@@ -2905,6 +3020,7 @@
           </w:tcPr>
           <w:p>
             <w:pPr>
+              <w:jc w:val="both"/>
               <w:rPr>
                 <w:rFonts w:hint="default"/>
                 <w:b w:val="0"/>
@@ -2931,6 +3047,7 @@
           </w:tcPr>
           <w:p>
             <w:pPr>
+              <w:jc w:val="both"/>
               <w:rPr>
                 <w:rFonts w:hint="default"/>
                 <w:b w:val="0"/>
@@ -2957,6 +3074,7 @@
           </w:tcPr>
           <w:p>
             <w:pPr>
+              <w:jc w:val="both"/>
               <w:rPr>
                 <w:rFonts w:hint="default"/>
                 <w:b w:val="0"/>
@@ -2983,6 +3101,7 @@
           </w:tcPr>
           <w:p>
             <w:pPr>
+              <w:jc w:val="both"/>
               <w:rPr>
                 <w:rFonts w:hint="default"/>
                 <w:b w:val="0"/>
@@ -3009,6 +3128,7 @@
           </w:tcPr>
           <w:p>
             <w:pPr>
+              <w:jc w:val="both"/>
               <w:rPr>
                 <w:rFonts w:hint="default"/>
                 <w:b w:val="0"/>
@@ -3035,6 +3155,7 @@
           </w:tcPr>
           <w:p>
             <w:pPr>
+              <w:jc w:val="both"/>
               <w:rPr>
                 <w:rFonts w:hint="default"/>
                 <w:b w:val="0"/>
@@ -3061,6 +3182,7 @@
           </w:tcPr>
           <w:p>
             <w:pPr>
+              <w:jc w:val="both"/>
               <w:rPr>
                 <w:rFonts w:hint="default"/>
                 <w:b w:val="0"/>
@@ -3105,6 +3227,7 @@
           </w:tcPr>
           <w:p>
             <w:pPr>
+              <w:jc w:val="both"/>
               <w:rPr>
                 <w:rFonts w:hint="default"/>
                 <w:b w:val="0"/>
@@ -3131,6 +3254,7 @@
           </w:tcPr>
           <w:p>
             <w:pPr>
+              <w:jc w:val="both"/>
               <w:rPr>
                 <w:rFonts w:hint="default"/>
                 <w:b w:val="0"/>
@@ -3157,6 +3281,7 @@
           </w:tcPr>
           <w:p>
             <w:pPr>
+              <w:jc w:val="both"/>
               <w:rPr>
                 <w:rFonts w:hint="default"/>
                 <w:b w:val="0"/>
@@ -3183,6 +3308,7 @@
           </w:tcPr>
           <w:p>
             <w:pPr>
+              <w:jc w:val="both"/>
               <w:rPr>
                 <w:rFonts w:hint="default"/>
                 <w:b w:val="0"/>
@@ -3209,6 +3335,7 @@
           </w:tcPr>
           <w:p>
             <w:pPr>
+              <w:jc w:val="both"/>
               <w:rPr>
                 <w:rFonts w:hint="default"/>
                 <w:b w:val="0"/>
@@ -3235,6 +3362,7 @@
           </w:tcPr>
           <w:p>
             <w:pPr>
+              <w:jc w:val="both"/>
               <w:rPr>
                 <w:rFonts w:hint="default"/>
                 <w:b w:val="0"/>
@@ -3261,6 +3389,7 @@
           </w:tcPr>
           <w:p>
             <w:pPr>
+              <w:jc w:val="both"/>
               <w:rPr>
                 <w:rFonts w:hint="default"/>
                 <w:b w:val="0"/>
@@ -3305,6 +3434,7 @@
           </w:tcPr>
           <w:p>
             <w:pPr>
+              <w:jc w:val="both"/>
               <w:rPr>
                 <w:rFonts w:hint="default"/>
                 <w:b w:val="0"/>
@@ -3331,6 +3461,7 @@
           </w:tcPr>
           <w:p>
             <w:pPr>
+              <w:jc w:val="both"/>
               <w:rPr>
                 <w:rFonts w:hint="default"/>
                 <w:b w:val="0"/>
@@ -3357,6 +3488,7 @@
           </w:tcPr>
           <w:p>
             <w:pPr>
+              <w:jc w:val="both"/>
               <w:rPr>
                 <w:rFonts w:hint="default"/>
                 <w:b w:val="0"/>
@@ -3383,6 +3515,7 @@
           </w:tcPr>
           <w:p>
             <w:pPr>
+              <w:jc w:val="both"/>
               <w:rPr>
                 <w:rFonts w:hint="default"/>
                 <w:b w:val="0"/>
@@ -3409,6 +3542,7 @@
           </w:tcPr>
           <w:p>
             <w:pPr>
+              <w:jc w:val="both"/>
               <w:rPr>
                 <w:rFonts w:hint="default"/>
                 <w:b w:val="0"/>
@@ -3435,6 +3569,7 @@
           </w:tcPr>
           <w:p>
             <w:pPr>
+              <w:jc w:val="both"/>
               <w:rPr>
                 <w:rFonts w:hint="default"/>
                 <w:b w:val="0"/>
@@ -3461,6 +3596,7 @@
           </w:tcPr>
           <w:p>
             <w:pPr>
+              <w:jc w:val="both"/>
               <w:rPr>
                 <w:rFonts w:hint="default"/>
                 <w:b w:val="0"/>
@@ -3505,6 +3641,7 @@
           </w:tcPr>
           <w:p>
             <w:pPr>
+              <w:jc w:val="both"/>
               <w:rPr>
                 <w:rFonts w:hint="default"/>
                 <w:b w:val="0"/>
@@ -3531,6 +3668,7 @@
           </w:tcPr>
           <w:p>
             <w:pPr>
+              <w:jc w:val="both"/>
               <w:rPr>
                 <w:rFonts w:hint="default"/>
                 <w:b w:val="0"/>
@@ -3557,6 +3695,7 @@
           </w:tcPr>
           <w:p>
             <w:pPr>
+              <w:jc w:val="both"/>
               <w:rPr>
                 <w:rFonts w:hint="default"/>
                 <w:b w:val="0"/>
@@ -3583,6 +3722,7 @@
           </w:tcPr>
           <w:p>
             <w:pPr>
+              <w:jc w:val="both"/>
               <w:rPr>
                 <w:rFonts w:hint="default"/>
                 <w:b w:val="0"/>
@@ -3609,6 +3749,7 @@
           </w:tcPr>
           <w:p>
             <w:pPr>
+              <w:jc w:val="both"/>
               <w:rPr>
                 <w:rFonts w:hint="default"/>
                 <w:b w:val="0"/>
@@ -3635,6 +3776,7 @@
           </w:tcPr>
           <w:p>
             <w:pPr>
+              <w:jc w:val="both"/>
               <w:rPr>
                 <w:rFonts w:hint="default"/>
                 <w:b w:val="0"/>
@@ -3661,6 +3803,7 @@
           </w:tcPr>
           <w:p>
             <w:pPr>
+              <w:jc w:val="both"/>
               <w:rPr>
                 <w:rFonts w:hint="default"/>
                 <w:b w:val="0"/>
@@ -3705,6 +3848,7 @@
           </w:tcPr>
           <w:p>
             <w:pPr>
+              <w:jc w:val="both"/>
               <w:rPr>
                 <w:rFonts w:hint="default"/>
                 <w:b w:val="0"/>
@@ -3731,6 +3875,7 @@
           </w:tcPr>
           <w:p>
             <w:pPr>
+              <w:jc w:val="both"/>
               <w:rPr>
                 <w:rFonts w:hint="default"/>
                 <w:b w:val="0"/>
@@ -3757,6 +3902,7 @@
           </w:tcPr>
           <w:p>
             <w:pPr>
+              <w:jc w:val="both"/>
               <w:rPr>
                 <w:rFonts w:hint="default"/>
                 <w:b w:val="0"/>
@@ -3783,6 +3929,7 @@
           </w:tcPr>
           <w:p>
             <w:pPr>
+              <w:jc w:val="both"/>
               <w:rPr>
                 <w:rFonts w:hint="default"/>
                 <w:b w:val="0"/>
@@ -3809,6 +3956,7 @@
           </w:tcPr>
           <w:p>
             <w:pPr>
+              <w:jc w:val="both"/>
               <w:rPr>
                 <w:rFonts w:hint="default"/>
                 <w:b w:val="0"/>
@@ -3835,6 +3983,7 @@
           </w:tcPr>
           <w:p>
             <w:pPr>
+              <w:jc w:val="both"/>
               <w:rPr>
                 <w:rFonts w:hint="default"/>
                 <w:b w:val="0"/>
@@ -3861,6 +4010,7 @@
           </w:tcPr>
           <w:p>
             <w:pPr>
+              <w:jc w:val="both"/>
               <w:rPr>
                 <w:rFonts w:hint="default"/>
                 <w:b w:val="0"/>
@@ -3905,6 +4055,7 @@
           </w:tcPr>
           <w:p>
             <w:pPr>
+              <w:jc w:val="both"/>
               <w:rPr>
                 <w:rFonts w:hint="default"/>
                 <w:b w:val="0"/>
@@ -3931,6 +4082,7 @@
           </w:tcPr>
           <w:p>
             <w:pPr>
+              <w:jc w:val="both"/>
               <w:rPr>
                 <w:rFonts w:hint="default"/>
                 <w:b w:val="0"/>
@@ -3957,6 +4109,7 @@
           </w:tcPr>
           <w:p>
             <w:pPr>
+              <w:jc w:val="both"/>
               <w:rPr>
                 <w:rFonts w:hint="default"/>
                 <w:b w:val="0"/>
@@ -3983,6 +4136,7 @@
           </w:tcPr>
           <w:p>
             <w:pPr>
+              <w:jc w:val="both"/>
               <w:rPr>
                 <w:rFonts w:hint="default"/>
                 <w:b w:val="0"/>
@@ -4009,6 +4163,7 @@
           </w:tcPr>
           <w:p>
             <w:pPr>
+              <w:jc w:val="both"/>
               <w:rPr>
                 <w:rFonts w:hint="default"/>
                 <w:b w:val="0"/>
@@ -4035,6 +4190,7 @@
           </w:tcPr>
           <w:p>
             <w:pPr>
+              <w:jc w:val="both"/>
               <w:rPr>
                 <w:rFonts w:hint="default"/>
                 <w:b w:val="0"/>
@@ -4061,6 +4217,7 @@
           </w:tcPr>
           <w:p>
             <w:pPr>
+              <w:jc w:val="both"/>
               <w:rPr>
                 <w:rFonts w:hint="default"/>
                 <w:b w:val="0"/>
@@ -4086,6 +4243,7 @@
     <w:p>
       <w:pPr>
         <w:ind w:firstLine="709" w:firstLineChars="0"/>
+        <w:jc w:val="both"/>
         <w:rPr>
           <w:rFonts w:hint="default"/>
           <w:b w:val="0"/>
@@ -4097,6 +4255,7 @@
     <w:p>
       <w:pPr>
         <w:ind w:firstLine="709" w:firstLineChars="0"/>
+        <w:jc w:val="both"/>
         <w:rPr>
           <w:rFonts w:hint="default"/>
           <w:b w:val="0"/>
@@ -5085,10 +5244,9 @@
     <w:p>
       <w:pPr>
         <w:ind w:firstLine="709" w:firstLineChars="0"/>
+        <w:jc w:val="both"/>
         <w:rPr>
           <w:rFonts w:hint="default"/>
-          <w:b w:val="0"/>
-          <w:bCs w:val="0"/>
           <w:lang w:val="es-AR"/>
         </w:rPr>
       </w:pPr>
@@ -5100,6 +5258,7 @@
           <w:numId w:val="0"/>
         </w:numPr>
         <w:ind w:leftChars="0"/>
+        <w:jc w:val="both"/>
         <w:rPr>
           <w:rFonts w:hint="default"/>
           <w:b w:val="0"/>
@@ -5124,6 +5283,7 @@
           <w:numId w:val="0"/>
         </w:numPr>
         <w:ind w:leftChars="0"/>
+        <w:jc w:val="both"/>
         <w:rPr>
           <w:rFonts w:hint="default"/>
           <w:b w:val="0"/>
@@ -5182,6 +5342,7 @@
           <w:numId w:val="0"/>
         </w:numPr>
         <w:ind w:leftChars="0"/>
+        <w:jc w:val="both"/>
         <w:rPr>
           <w:rFonts w:hint="default" w:ascii="Times New Roman" w:hAnsi="Cambria Math"/>
           <w:i w:val="0"/>
@@ -5294,6 +5455,7 @@
           <w:numId w:val="0"/>
         </w:numPr>
         <w:ind w:leftChars="0"/>
+        <w:jc w:val="both"/>
         <w:rPr>
           <w:rFonts w:hint="default" w:ascii="Times New Roman" w:hAnsi="Cambria Math"/>
           <w:i w:val="0"/>
@@ -5316,6 +5478,7 @@
           <w:numId w:val="0"/>
         </w:numPr>
         <w:ind w:leftChars="0" w:firstLine="709" w:firstLineChars="0"/>
+        <w:jc w:val="both"/>
         <w:rPr>
           <w:rFonts w:hint="default" w:ascii="Times New Roman" w:hAnsi="Cambria Math"/>
           <w:i w:val="0"/>
@@ -5563,6 +5726,22 @@
           <w:ilvl w:val="0"/>
           <w:numId w:val="0"/>
         </w:numPr>
+        <w:ind w:leftChars="0" w:firstLine="709" w:firstLineChars="0"/>
+        <w:jc w:val="both"/>
+        <w:rPr>
+          <w:rFonts w:hint="default" w:ascii="Times New Roman" w:hAnsi="Cambria Math"/>
+          <w:i w:val="0"/>
+          <w:lang w:val="es-AR"/>
+        </w:rPr>
+      </w:pPr>
+    </w:p>
+    <w:p>
+      <w:pPr>
+        <w:numPr>
+          <w:ilvl w:val="0"/>
+          <w:numId w:val="0"/>
+        </w:numPr>
+        <w:jc w:val="both"/>
         <w:rPr>
           <w:rFonts w:hint="default" w:ascii="Times New Roman" w:hAnsi="Cambria Math"/>
           <w:b/>
@@ -5589,6 +5768,7 @@
           <w:numId w:val="0"/>
         </w:numPr>
         <w:ind w:firstLine="709" w:firstLineChars="0"/>
+        <w:jc w:val="both"/>
         <w:rPr>
           <w:rFonts w:hint="default" w:ascii="Times New Roman" w:hAnsi="Cambria Math"/>
           <w:b w:val="0"/>
@@ -5615,6 +5795,7 @@
           <w:numId w:val="0"/>
         </w:numPr>
         <w:ind w:firstLine="709" w:firstLineChars="0"/>
+        <w:jc w:val="both"/>
         <w:rPr>
           <w:rFonts w:hint="default" w:ascii="Times New Roman" w:hAnsi="Cambria Math"/>
           <w:b w:val="0"/>
@@ -5664,6 +5845,7 @@
           <w:numId w:val="0"/>
         </w:numPr>
         <w:ind w:firstLine="709" w:firstLineChars="0"/>
+        <w:jc w:val="both"/>
         <w:rPr>
           <w:rFonts w:hint="default" w:ascii="Times New Roman" w:hAnsi="Cambria Math"/>
           <w:b w:val="0"/>
@@ -5684,6 +5866,8 @@
         </w:rPr>
         <w:t>MAR contiene direcciones de palabra de modo que los valores 0, 1, 2, etc. se refieren a palabras consecutivas. PC contiene direcciones de byte de modo que los valores 0, 1, 2, etc. se refieren a bytes consecutivos. Esto quiere decir que si colocamos en el MAR 0...00000, la memoria lee 0...00000, 0...00001, 0...00002, 0...00003, es decir se leen los primeros 32 bits que equivalen a una palabra y se colocan en el MDR; si coloco en el MAR 0...00001 empieza a leer la palabra desde 0...00004, si seguimos este patrón vemos que tenemos que multiplicar por 4 lo que colocamos en el MAR para saber dónde empieza la lectura en memoria de la palabra. En cambio, si colocamos 0...00001 en PC y se inicia una lectura de memoria, lee el byte 0...00001 en la memoria y se colocan los 8 bits de orden bajo de MBR.</w:t>
       </w:r>
+      <w:bookmarkStart w:id="0" w:name="_GoBack"/>
+      <w:bookmarkEnd w:id="0"/>
     </w:p>
     <w:p>
       <w:pPr>
@@ -5692,6 +5876,7 @@
           <w:numId w:val="0"/>
         </w:numPr>
         <w:ind w:firstLine="709" w:firstLineChars="0"/>
+        <w:jc w:val="both"/>
         <w:rPr>
           <w:rFonts w:hint="default" w:ascii="Times New Roman" w:hAnsi="Cambria Math"/>
           <w:b w:val="0"/>
@@ -5710,7 +5895,7 @@
           <w:highlight w:val="none"/>
           <w:lang w:val="es-AR"/>
         </w:rPr>
-        <w:t>Esta diferencia de funcionalidad es necesaria porque MAR y PC se usarán para hacer referencia a dos partes de la memoria. La combinación MAR / MDR se usa para leer y escribir palabras de datos en el nivel ISA, y la combinación PC / MBR sirve para leer el programa ejecutable en el nivel ISA, que consiste en un flujo de bytes.</w:t>
+        <w:t>Esta diferencia de funcionalidad es necesaria porque MAR y PC se usarán para hacer referencia a dos partes de la memoria. La combinación MAR / MDR se usa para leer y escribir palabras de datos en el nivel ISA, y la combinación PC / MBR sirve para leer el programa ejecutable en el nivel ISA, que consiste en un flujo de bytes</w:t>
       </w:r>
     </w:p>
     <w:p>
@@ -5720,6 +5905,7 @@
           <w:numId w:val="0"/>
         </w:numPr>
         <w:ind w:firstLine="709" w:firstLineChars="0"/>
+        <w:jc w:val="both"/>
         <w:rPr>
           <w:rFonts w:hint="default" w:ascii="Times New Roman" w:hAnsi="Cambria Math"/>
           <w:b w:val="0"/>
@@ -5738,7 +5924,85 @@
           <w:highlight w:val="none"/>
           <w:lang w:val="es-AR"/>
         </w:rPr>
-        <w:t xml:space="preserve">En la MIC-1 la memoria principal está direccionada por bytes, pero el procesador opera con palabras de 32 bits, o sea 4 bytes. Entonces, las salidas de los pines del MAR se conectan al bus de direcciones desplazada dos posiciones hacia la izquierda, agregando dos ceros al final del numero binario. Este desfase de dos bits multiplica el valor por cuatro, traduciendo instantaneamente y sin costo computacional la direccion de palabra del MAR a la direccion de byte de la memoria. </w:t>
+        <w:drawing>
+          <wp:anchor distT="0" distB="0" distL="114300" distR="114300" simplePos="0" relativeHeight="251680768" behindDoc="1" locked="0" layoutInCell="1" allowOverlap="1">
+            <wp:simplePos x="0" y="0"/>
+            <wp:positionH relativeFrom="column">
+              <wp:posOffset>517525</wp:posOffset>
+            </wp:positionH>
+            <wp:positionV relativeFrom="page">
+              <wp:posOffset>1949450</wp:posOffset>
+            </wp:positionV>
+            <wp:extent cx="4954270" cy="4160520"/>
+            <wp:effectExtent l="0" t="0" r="13970" b="0"/>
+            <wp:wrapTight wrapText="bothSides">
+              <wp:wrapPolygon>
+                <wp:start x="0" y="0"/>
+                <wp:lineTo x="0" y="21521"/>
+                <wp:lineTo x="21528" y="21521"/>
+                <wp:lineTo x="21528" y="0"/>
+                <wp:lineTo x="0" y="0"/>
+              </wp:wrapPolygon>
+            </wp:wrapTight>
+            <wp:docPr id="25" name="Imagen 25" descr="Captura de pantalla 2026-08-04 231105"/>
+            <wp:cNvGraphicFramePr>
+              <a:graphicFrameLocks xmlns:a="http://schemas.openxmlformats.org/drawingml/2006/main" noChangeAspect="1"/>
+            </wp:cNvGraphicFramePr>
+            <a:graphic xmlns:a="http://schemas.openxmlformats.org/drawingml/2006/main">
+              <a:graphicData uri="http://schemas.openxmlformats.org/drawingml/2006/picture">
+                <pic:pic xmlns:pic="http://schemas.openxmlformats.org/drawingml/2006/picture">
+                  <pic:nvPicPr>
+                    <pic:cNvPr id="25" name="Imagen 25" descr="Captura de pantalla 2026-08-04 231105"/>
+                    <pic:cNvPicPr>
+                      <a:picLocks noChangeAspect="1"/>
+                    </pic:cNvPicPr>
+                  </pic:nvPicPr>
+                  <pic:blipFill>
+                    <a:blip r:embed="rId8"/>
+                    <a:stretch>
+                      <a:fillRect/>
+                    </a:stretch>
+                  </pic:blipFill>
+                  <pic:spPr>
+                    <a:xfrm>
+                      <a:off x="0" y="0"/>
+                      <a:ext cx="4954270" cy="4160520"/>
+                    </a:xfrm>
+                    <a:prstGeom prst="rect">
+                      <a:avLst/>
+                    </a:prstGeom>
+                  </pic:spPr>
+                </pic:pic>
+              </a:graphicData>
+            </a:graphic>
+          </wp:anchor>
+        </w:drawing>
+      </w:r>
+    </w:p>
+    <w:p>
+      <w:pPr>
+        <w:ind w:firstLine="709" w:firstLineChars="0"/>
+        <w:jc w:val="both"/>
+      </w:pPr>
+      <w:r>
+        <w:rPr>
+          <w:rFonts w:hint="default"/>
+        </w:rPr>
+        <w:t xml:space="preserve">Como se puede observar en la tabla del conjunto de instrucciones IJVM, existe una variabilidad en el tamaño de las mismas. Mientras que algunas instrucciones son de un único byte (como IADD o NOP), otras están compuestas por más de un byte al requerir operandos adicionales, tal como es el caso de BIPUSH byte o GOTO offset. Esta característica  expone una de las principales </w:t>
+      </w:r>
+      <w:r>
+        <w:rPr>
+          <w:rFonts w:hint="default"/>
+          <w:highlight w:val="yellow"/>
+          <w:lang w:val="es-AR"/>
+        </w:rPr>
+        <w:t>debilidades</w:t>
+      </w:r>
+      <w:r>
+        <w:rPr>
+          <w:rFonts w:hint="default"/>
+        </w:rPr>
+        <w:t xml:space="preserve"> de la MIC-1: para poder efectuar las instrucciones de múltiples bytes, el procesador se ve obligado a realizar múltiples lecturas secuenciales a la memoria principal. Como resultado, la ALU debe permanecer inactiva durante los ciclos de espera necesarios para traer cada byte adicional, limitando severamente el rendimiento general del sistema.</w:t>
       </w:r>
     </w:p>
     <w:p>
@@ -5748,6 +6012,7 @@
           <w:numId w:val="0"/>
         </w:numPr>
         <w:ind w:firstLine="709" w:firstLineChars="0"/>
+        <w:jc w:val="both"/>
         <w:rPr>
           <w:rFonts w:hint="default" w:ascii="Times New Roman" w:hAnsi="Cambria Math"/>
           <w:b w:val="0"/>
@@ -5757,7 +6022,15 @@
           <w:lang w:val="es-AR"/>
         </w:rPr>
       </w:pPr>
-      <w:r>
+    </w:p>
+    <w:p>
+      <w:pPr>
+        <w:numPr>
+          <w:ilvl w:val="0"/>
+          <w:numId w:val="0"/>
+        </w:numPr>
+        <w:ind w:firstLine="709" w:firstLineChars="0"/>
+        <w:jc w:val="both"/>
         <w:rPr>
           <w:rFonts w:hint="default" w:ascii="Times New Roman" w:hAnsi="Cambria Math"/>
           <w:b w:val="0"/>
@@ -5766,7 +6039,46 @@
           <w:highlight w:val="none"/>
           <w:lang w:val="es-AR"/>
         </w:rPr>
-        <w:t>Por ejemplo si tuvieramos:</w:t>
+      </w:pPr>
+      <w:r>
+        <w:rPr>
+          <w:rFonts w:hint="default" w:ascii="Times New Roman" w:hAnsi="Cambria Math"/>
+          <w:b w:val="0"/>
+          <w:bCs w:val="0"/>
+          <w:i w:val="0"/>
+          <w:highlight w:val="none"/>
+          <w:lang w:val="es-AR"/>
+        </w:rPr>
+        <w:t xml:space="preserve">En la MIC-1 la memoria principal está direccionada por bytes, pero el procesador opera con palabras de 32 bits, o sea 4 bytes. Entonces, las salidas de los pines del MAR se conectan al bus de direcciones desplazada dos posiciones hacia la izquierda, agregando dos ceros al final del numero binario. Este desfase de dos bits multiplica el valor por cuatro, traduciendo instantaneamente y sin costo computacional la dirección de palabra del MAR a la direccion de byte de la memoria. </w:t>
+      </w:r>
+    </w:p>
+    <w:p>
+      <w:pPr>
+        <w:numPr>
+          <w:ilvl w:val="0"/>
+          <w:numId w:val="0"/>
+        </w:numPr>
+        <w:ind w:firstLine="709" w:firstLineChars="0"/>
+        <w:jc w:val="both"/>
+        <w:rPr>
+          <w:rFonts w:hint="default" w:ascii="Times New Roman" w:hAnsi="Cambria Math"/>
+          <w:b w:val="0"/>
+          <w:bCs w:val="0"/>
+          <w:i w:val="0"/>
+          <w:highlight w:val="none"/>
+          <w:lang w:val="es-AR"/>
+        </w:rPr>
+      </w:pPr>
+      <w:r>
+        <w:rPr>
+          <w:rFonts w:hint="default" w:ascii="Times New Roman" w:hAnsi="Cambria Math"/>
+          <w:b w:val="0"/>
+          <w:bCs w:val="0"/>
+          <w:i w:val="0"/>
+          <w:highlight w:val="none"/>
+          <w:lang w:val="es-AR"/>
+        </w:rPr>
+        <w:t>Por ejemplo si tuviéramos:</w:t>
       </w:r>
     </w:p>
     <w:tbl>
@@ -5822,6 +6134,7 @@
                 <w:ilvl w:val="0"/>
                 <w:numId w:val="0"/>
               </w:numPr>
+              <w:jc w:val="both"/>
               <w:rPr>
                 <w:rFonts w:hint="default" w:ascii="Times New Roman" w:hAnsi="Cambria Math"/>
                 <w:b w:val="0"/>
@@ -5856,6 +6169,7 @@
                 <w:ilvl w:val="0"/>
                 <w:numId w:val="0"/>
               </w:numPr>
+              <w:jc w:val="both"/>
               <w:rPr>
                 <w:rFonts w:hint="default" w:ascii="Times New Roman" w:hAnsi="Cambria Math"/>
                 <w:b w:val="0"/>
@@ -5890,6 +6204,7 @@
                 <w:ilvl w:val="0"/>
                 <w:numId w:val="0"/>
               </w:numPr>
+              <w:jc w:val="both"/>
               <w:rPr>
                 <w:rFonts w:hint="default" w:ascii="Times New Roman" w:hAnsi="Cambria Math"/>
                 <w:b w:val="0"/>
@@ -5942,6 +6257,7 @@
                 <w:ilvl w:val="0"/>
                 <w:numId w:val="0"/>
               </w:numPr>
+              <w:jc w:val="both"/>
               <w:rPr>
                 <w:rFonts w:hint="default" w:ascii="Times New Roman" w:hAnsi="Cambria Math"/>
                 <w:b w:val="0"/>
@@ -5976,6 +6292,7 @@
                 <w:ilvl w:val="0"/>
                 <w:numId w:val="0"/>
               </w:numPr>
+              <w:jc w:val="both"/>
               <w:rPr>
                 <w:rFonts w:hint="default" w:ascii="Times New Roman" w:hAnsi="Cambria Math"/>
                 <w:b w:val="0"/>
@@ -6010,6 +6327,7 @@
                 <w:ilvl w:val="0"/>
                 <w:numId w:val="0"/>
               </w:numPr>
+              <w:jc w:val="both"/>
               <w:rPr>
                 <w:rFonts w:hint="default" w:ascii="Times New Roman" w:hAnsi="Cambria Math"/>
                 <w:b w:val="0"/>
@@ -6062,6 +6380,7 @@
                 <w:ilvl w:val="0"/>
                 <w:numId w:val="0"/>
               </w:numPr>
+              <w:jc w:val="both"/>
               <w:rPr>
                 <w:rFonts w:hint="default" w:ascii="Times New Roman" w:hAnsi="Cambria Math"/>
                 <w:b w:val="0"/>
@@ -6096,6 +6415,7 @@
                 <w:ilvl w:val="0"/>
                 <w:numId w:val="0"/>
               </w:numPr>
+              <w:jc w:val="both"/>
               <w:rPr>
                 <w:rFonts w:hint="default" w:ascii="Times New Roman" w:hAnsi="Cambria Math"/>
                 <w:b w:val="0"/>
@@ -6130,6 +6450,7 @@
                 <w:ilvl w:val="0"/>
                 <w:numId w:val="0"/>
               </w:numPr>
+              <w:jc w:val="both"/>
               <w:rPr>
                 <w:rFonts w:hint="default" w:ascii="Times New Roman" w:hAnsi="Cambria Math"/>
                 <w:b w:val="0"/>
@@ -6182,6 +6503,7 @@
                 <w:ilvl w:val="0"/>
                 <w:numId w:val="0"/>
               </w:numPr>
+              <w:jc w:val="both"/>
               <w:rPr>
                 <w:rFonts w:hint="default" w:ascii="Times New Roman" w:hAnsi="Cambria Math"/>
                 <w:b w:val="0"/>
@@ -6216,6 +6538,7 @@
                 <w:ilvl w:val="0"/>
                 <w:numId w:val="0"/>
               </w:numPr>
+              <w:jc w:val="both"/>
               <w:rPr>
                 <w:rFonts w:hint="default" w:ascii="Times New Roman" w:hAnsi="Cambria Math"/>
                 <w:b w:val="0"/>
@@ -6250,6 +6573,7 @@
                 <w:ilvl w:val="0"/>
                 <w:numId w:val="0"/>
               </w:numPr>
+              <w:jc w:val="both"/>
               <w:rPr>
                 <w:rFonts w:hint="default" w:ascii="Times New Roman" w:hAnsi="Cambria Math"/>
                 <w:b w:val="0"/>
@@ -6282,6 +6606,7 @@
           <w:ilvl w:val="0"/>
           <w:numId w:val="0"/>
         </w:numPr>
+        <w:jc w:val="both"/>
         <w:rPr>
           <w:rFonts w:hint="default" w:ascii="Times New Roman" w:hAnsi="Cambria Math"/>
           <w:b w:val="0"/>
@@ -6298,6 +6623,7 @@
           <w:ilvl w:val="0"/>
           <w:numId w:val="0"/>
         </w:numPr>
+        <w:jc w:val="both"/>
         <w:rPr>
           <w:rFonts w:hint="default" w:ascii="Times New Roman" w:hAnsi="Cambria Math"/>
           <w:b w:val="0"/>
@@ -6318,22 +6644,6 @@
         </w:rPr>
         <w:t>En cambio el PC se conecta directamente al bus de direcciones ya que cada valor en PC representa 1 Byte de datos, no es necesario desplazar.</w:t>
       </w:r>
-    </w:p>
-    <w:p>
-      <w:pPr>
-        <w:numPr>
-          <w:ilvl w:val="0"/>
-          <w:numId w:val="0"/>
-        </w:numPr>
-        <w:rPr>
-          <w:rFonts w:hint="default" w:ascii="Times New Roman" w:hAnsi="Cambria Math"/>
-          <w:b w:val="0"/>
-          <w:bCs w:val="0"/>
-          <w:i w:val="0"/>
-          <w:highlight w:val="none"/>
-          <w:lang w:val="es-AR"/>
-        </w:rPr>
-      </w:pPr>
     </w:p>
     <w:p>
       <w:pPr>
@@ -6342,10 +6652,11 @@
           <w:numId w:val="0"/>
         </w:numPr>
         <w:ind w:firstLine="709" w:firstLineChars="0"/>
-        <w:rPr>
-          <w:rFonts w:hint="default" w:ascii="Times New Roman" w:hAnsi="Cambria Math"/>
-          <w:b/>
-          <w:bCs/>
+        <w:jc w:val="both"/>
+        <w:rPr>
+          <w:rFonts w:hint="default" w:ascii="Times New Roman" w:hAnsi="Cambria Math"/>
+          <w:b w:val="0"/>
+          <w:bCs w:val="0"/>
           <w:i w:val="0"/>
           <w:highlight w:val="none"/>
           <w:lang w:val="es-AR"/>
@@ -6365,6 +6676,240 @@
     </w:p>
     <w:p>
       <w:pPr>
+        <w:ind w:firstLine="709" w:firstLineChars="0"/>
+        <w:jc w:val="both"/>
+        <w:rPr>
+          <w:rFonts w:hint="default"/>
+          <w:b w:val="0"/>
+          <w:bCs w:val="0"/>
+          <w:highlight w:val="yellow"/>
+          <w:lang w:val="es-AR"/>
+        </w:rPr>
+      </w:pPr>
+      <w:r>
+        <w:rPr>
+          <w:rFonts w:hint="default"/>
+          <w:b w:val="0"/>
+          <w:bCs w:val="0"/>
+          <w:highlight w:val="yellow"/>
+          <w:lang w:val="es-AR"/>
+        </w:rPr>
+        <w:t xml:space="preserve">Existen 26 señales de control que gestionan como funciona el camino de datos durante un ciclo de reloj. Estas pueden ser divididas en 3 grupos: </w:t>
+      </w:r>
+    </w:p>
+    <w:p>
+      <w:pPr>
+        <w:numPr>
+          <w:ilvl w:val="0"/>
+          <w:numId w:val="1"/>
+        </w:numPr>
+        <w:ind w:left="420" w:leftChars="0" w:hanging="420" w:firstLineChars="0"/>
+        <w:jc w:val="both"/>
+        <w:rPr>
+          <w:rFonts w:hint="default"/>
+          <w:b w:val="0"/>
+          <w:bCs w:val="0"/>
+          <w:highlight w:val="yellow"/>
+          <w:lang w:val="es-AR"/>
+        </w:rPr>
+      </w:pPr>
+      <w:r>
+        <w:rPr>
+          <w:rFonts w:hint="default"/>
+          <w:b w:val="0"/>
+          <w:bCs w:val="0"/>
+          <w:highlight w:val="yellow"/>
+          <w:lang w:val="es-AR"/>
+        </w:rPr>
+        <w:t>9 señales para escribir datos del bus C a los registros (Azules)</w:t>
+      </w:r>
+    </w:p>
+    <w:p>
+      <w:pPr>
+        <w:numPr>
+          <w:ilvl w:val="0"/>
+          <w:numId w:val="1"/>
+        </w:numPr>
+        <w:ind w:left="420" w:leftChars="0" w:hanging="420" w:firstLineChars="0"/>
+        <w:jc w:val="both"/>
+        <w:rPr>
+          <w:rFonts w:hint="default"/>
+          <w:b w:val="0"/>
+          <w:bCs w:val="0"/>
+          <w:highlight w:val="yellow"/>
+          <w:lang w:val="es-AR"/>
+        </w:rPr>
+      </w:pPr>
+      <w:r>
+        <w:rPr>
+          <w:rFonts w:hint="default"/>
+          <w:b w:val="0"/>
+          <w:bCs w:val="0"/>
+          <w:highlight w:val="yellow"/>
+          <w:lang w:val="es-AR"/>
+        </w:rPr>
+        <w:t xml:space="preserve">9 señales para escribir datos de registros al bus B (Rojas) </w:t>
+      </w:r>
+    </w:p>
+    <w:p>
+      <w:pPr>
+        <w:numPr>
+          <w:ilvl w:val="0"/>
+          <w:numId w:val="1"/>
+        </w:numPr>
+        <w:ind w:left="420" w:leftChars="0" w:hanging="420" w:firstLineChars="0"/>
+        <w:jc w:val="both"/>
+        <w:rPr>
+          <w:rFonts w:hint="default"/>
+          <w:b w:val="0"/>
+          <w:bCs w:val="0"/>
+          <w:highlight w:val="yellow"/>
+          <w:lang w:val="es-AR"/>
+        </w:rPr>
+      </w:pPr>
+      <w:r>
+        <w:rPr>
+          <w:rFonts w:hint="default"/>
+          <w:b w:val="0"/>
+          <w:bCs w:val="0"/>
+          <w:highlight w:val="yellow"/>
+          <w:lang w:val="es-AR"/>
+        </w:rPr>
+        <w:t>6 para controlar el ALU (Naranjas) y 2 para el shifter (Verdes)</w:t>
+      </w:r>
+    </w:p>
+    <w:p>
+      <w:pPr>
+        <w:numPr>
+          <w:ilvl w:val="0"/>
+          <w:numId w:val="1"/>
+        </w:numPr>
+        <w:ind w:left="420" w:leftChars="0" w:hanging="420" w:firstLineChars="0"/>
+        <w:jc w:val="both"/>
+        <w:rPr>
+          <w:rFonts w:hint="default"/>
+          <w:b w:val="0"/>
+          <w:bCs w:val="0"/>
+          <w:highlight w:val="yellow"/>
+          <w:lang w:val="es-AR"/>
+        </w:rPr>
+      </w:pPr>
+      <w:r>
+        <w:rPr>
+          <w:rFonts w:hint="default"/>
+          <w:b w:val="0"/>
+          <w:bCs w:val="0"/>
+          <w:highlight w:val="yellow"/>
+          <w:lang w:val="es-AR"/>
+        </w:rPr>
+        <w:t>2 señales (que no se muestran) para indicar lectura/escritura de memoria vía MAR / MDR</w:t>
+      </w:r>
+    </w:p>
+    <w:p>
+      <w:pPr>
+        <w:numPr>
+          <w:ilvl w:val="0"/>
+          <w:numId w:val="1"/>
+        </w:numPr>
+        <w:ind w:left="420" w:leftChars="0" w:hanging="420" w:firstLineChars="0"/>
+        <w:jc w:val="both"/>
+        <w:rPr>
+          <w:rFonts w:hint="default"/>
+          <w:b w:val="0"/>
+          <w:bCs w:val="0"/>
+          <w:highlight w:val="yellow"/>
+          <w:lang w:val="es-AR"/>
+        </w:rPr>
+      </w:pPr>
+      <w:r>
+        <w:rPr>
+          <w:rFonts w:hint="default"/>
+          <w:b w:val="0"/>
+          <w:bCs w:val="0"/>
+          <w:highlight w:val="yellow"/>
+          <w:lang w:val="es-AR"/>
+        </w:rPr>
+        <w:t>1 señal ( que no se muestra) para indicar obtención de memoria vía PC / MBR</w:t>
+      </w:r>
+    </w:p>
+    <w:p>
+      <w:pPr>
+        <w:numPr>
+          <w:ilvl w:val="0"/>
+          <w:numId w:val="0"/>
+        </w:numPr>
+        <w:jc w:val="both"/>
+        <w:rPr>
+          <w:rFonts w:hint="default" w:ascii="Times New Roman" w:hAnsi="Cambria Math"/>
+          <w:b w:val="0"/>
+          <w:bCs w:val="0"/>
+          <w:i w:val="0"/>
+          <w:highlight w:val="yellow"/>
+          <w:lang w:val="es-AR"/>
+        </w:rPr>
+      </w:pPr>
+      <w:r>
+        <w:rPr>
+          <w:rFonts w:hint="default" w:ascii="Times New Roman" w:hAnsi="Cambria Math"/>
+          <w:b w:val="0"/>
+          <w:bCs w:val="0"/>
+          <w:i w:val="0"/>
+          <w:highlight w:val="yellow"/>
+          <w:lang w:val="es-AR"/>
+        </w:rPr>
+        <w:t xml:space="preserve">En un ciclo si una señal de lectura de memoria está habilitada, la operación de memoria se inicia al final del ciclo de la trayectoria de datos una vez que se  ha cargado MAR. Los datos de memoria están disponibles hasta el final del siguiente ciclo en MBR o MDR y se usan el ciclo que sigue. Esto quiere decir que una lectura de memoria por cualquiera de los puertos, iniciada al final del ciclo k, proporciona datos que se usan en el ciclo k+2 o posteriores. </w:t>
+      </w:r>
+    </w:p>
+    <w:p>
+      <w:pPr>
+        <w:numPr>
+          <w:ilvl w:val="0"/>
+          <w:numId w:val="0"/>
+        </w:numPr>
+        <w:ind w:firstLine="709" w:firstLineChars="0"/>
+        <w:jc w:val="both"/>
+        <w:rPr>
+          <w:rFonts w:hint="default" w:ascii="Times New Roman" w:hAnsi="Cambria Math"/>
+          <w:b w:val="0"/>
+          <w:bCs w:val="0"/>
+          <w:i w:val="0"/>
+          <w:highlight w:val="yellow"/>
+          <w:lang w:val="es-AR"/>
+        </w:rPr>
+      </w:pPr>
+      <w:r>
+        <w:rPr>
+          <w:rFonts w:hint="default" w:ascii="Times New Roman" w:hAnsi="Cambria Math"/>
+          <w:b w:val="0"/>
+          <w:bCs w:val="0"/>
+          <w:i w:val="0"/>
+          <w:highlight w:val="yellow"/>
+          <w:lang w:val="es-AR"/>
+        </w:rPr>
+        <w:t>Puesto que MBR y MDR se cargan en el flanco ascendente del reloj, junto con todos los demás registros, podrían leerse durante ciclos en los que se esta efectuando una nueva lectura de memoria. Esa lectura devuelve los valores antiguos ya que todavía no ha habido tiempo de sobreescribirlos.</w:t>
+      </w:r>
+    </w:p>
+    <w:p>
+      <w:pPr>
+        <w:numPr>
+          <w:ilvl w:val="0"/>
+          <w:numId w:val="0"/>
+        </w:numPr>
+        <w:ind w:firstLine="709" w:firstLineChars="0"/>
+        <w:jc w:val="both"/>
+        <w:rPr>
+          <w:rFonts w:hint="default" w:ascii="Times New Roman" w:hAnsi="Cambria Math"/>
+          <w:b w:val="0"/>
+          <w:bCs w:val="0"/>
+          <w:i w:val="0"/>
+          <w:highlight w:val="none"/>
+          <w:lang w:val="es-AR"/>
+        </w:rPr>
+      </w:pPr>
+    </w:p>
+    <w:p>
+      <w:pPr>
+        <w:jc w:val="both"/>
         <w:rPr>
           <w:rFonts w:hint="default"/>
           <w:b/>
@@ -6462,169 +7007,23 @@
     </w:p>
     <w:p>
       <w:pPr>
-        <w:ind w:firstLine="709" w:firstLineChars="0"/>
-        <w:rPr>
-          <w:rFonts w:hint="default"/>
-          <w:b w:val="0"/>
-          <w:bCs w:val="0"/>
-          <w:lang w:val="es-AR"/>
-        </w:rPr>
-      </w:pPr>
-      <w:r>
-        <w:rPr>
-          <w:rFonts w:hint="default"/>
-          <w:b w:val="0"/>
-          <w:bCs w:val="0"/>
-          <w:lang w:val="es-AR"/>
-        </w:rPr>
-        <w:t xml:space="preserve">Existen 26 señales de control que gestionan como funciona el camino de datos durante un ciclo de reloj. Estas pueden ser divididas en 3 grupos: </w:t>
-      </w:r>
-    </w:p>
-    <w:p>
-      <w:pPr>
-        <w:numPr>
-          <w:ilvl w:val="0"/>
-          <w:numId w:val="1"/>
-        </w:numPr>
-        <w:ind w:left="420" w:leftChars="0" w:hanging="420" w:firstLineChars="0"/>
-        <w:rPr>
-          <w:rFonts w:hint="default"/>
-          <w:b w:val="0"/>
-          <w:bCs w:val="0"/>
-          <w:lang w:val="es-AR"/>
-        </w:rPr>
-      </w:pPr>
-      <w:r>
-        <w:rPr>
-          <w:rFonts w:hint="default"/>
-          <w:b w:val="0"/>
-          <w:bCs w:val="0"/>
-          <w:lang w:val="es-AR"/>
-        </w:rPr>
-        <w:t>9 señales para escribir datos del bus C a los registros (Azules)</w:t>
-      </w:r>
-    </w:p>
-    <w:p>
-      <w:pPr>
-        <w:numPr>
-          <w:ilvl w:val="0"/>
-          <w:numId w:val="1"/>
-        </w:numPr>
-        <w:ind w:left="420" w:leftChars="0" w:hanging="420" w:firstLineChars="0"/>
-        <w:rPr>
-          <w:rFonts w:hint="default"/>
-          <w:b w:val="0"/>
-          <w:bCs w:val="0"/>
-          <w:lang w:val="es-AR"/>
-        </w:rPr>
-      </w:pPr>
-      <w:r>
-        <w:rPr>
-          <w:rFonts w:hint="default"/>
-          <w:b w:val="0"/>
-          <w:bCs w:val="0"/>
-          <w:lang w:val="es-AR"/>
-        </w:rPr>
-        <w:t xml:space="preserve">9 señales para escribir datos de registros al bus B (Rojas) </w:t>
-      </w:r>
-    </w:p>
-    <w:p>
-      <w:pPr>
-        <w:numPr>
-          <w:ilvl w:val="0"/>
-          <w:numId w:val="1"/>
-        </w:numPr>
-        <w:ind w:left="420" w:leftChars="0" w:hanging="420" w:firstLineChars="0"/>
-        <w:rPr>
-          <w:rFonts w:hint="default"/>
-          <w:b w:val="0"/>
-          <w:bCs w:val="0"/>
-          <w:lang w:val="es-AR"/>
-        </w:rPr>
-      </w:pPr>
-      <w:r>
-        <w:rPr>
-          <w:rFonts w:hint="default"/>
-          <w:b w:val="0"/>
-          <w:bCs w:val="0"/>
-          <w:lang w:val="es-AR"/>
-        </w:rPr>
-        <w:t>6 para controlar el ALU (Naranjas) y 2 para el shifter (Verdes)</w:t>
-      </w:r>
-    </w:p>
-    <w:p>
-      <w:pPr>
-        <w:numPr>
-          <w:ilvl w:val="0"/>
-          <w:numId w:val="1"/>
-        </w:numPr>
-        <w:ind w:left="420" w:leftChars="0" w:hanging="420" w:firstLineChars="0"/>
-        <w:rPr>
-          <w:rFonts w:hint="default"/>
-          <w:b w:val="0"/>
-          <w:bCs w:val="0"/>
-          <w:lang w:val="es-AR"/>
-        </w:rPr>
-      </w:pPr>
-      <w:r>
-        <w:rPr>
-          <w:rFonts w:hint="default"/>
-          <w:b w:val="0"/>
-          <w:bCs w:val="0"/>
-          <w:lang w:val="es-AR"/>
-        </w:rPr>
-        <w:t>2 señales (que no se muestran) para indicar lectura/escritura de memoria vía MAR / MDR</w:t>
-      </w:r>
-    </w:p>
-    <w:p>
-      <w:pPr>
-        <w:numPr>
-          <w:ilvl w:val="0"/>
-          <w:numId w:val="1"/>
-        </w:numPr>
-        <w:ind w:left="420" w:leftChars="0" w:hanging="420" w:firstLineChars="0"/>
-        <w:rPr>
-          <w:rFonts w:hint="default"/>
-          <w:b w:val="0"/>
-          <w:bCs w:val="0"/>
-          <w:lang w:val="es-AR"/>
-        </w:rPr>
-      </w:pPr>
-      <w:r>
-        <w:rPr>
-          <w:rFonts w:hint="default"/>
-          <w:b w:val="0"/>
-          <w:bCs w:val="0"/>
-          <w:lang w:val="es-AR"/>
-        </w:rPr>
-        <w:t>1 señal ( que no se muestra) para indicar obtención de memoria vía PC / MBR</w:t>
-      </w:r>
-    </w:p>
-    <w:p>
-      <w:pPr>
         <w:numPr>
           <w:ilvl w:val="0"/>
           <w:numId w:val="0"/>
         </w:numPr>
-        <w:rPr>
-          <w:rFonts w:hint="default" w:ascii="Times New Roman" w:hAnsi="Cambria Math"/>
-          <w:b w:val="0"/>
-          <w:bCs w:val="0"/>
-          <w:i w:val="0"/>
-          <w:highlight w:val="none"/>
+        <w:ind w:firstLine="709" w:firstLineChars="0"/>
+        <w:jc w:val="both"/>
+        <w:rPr>
+          <w:rFonts w:hint="default"/>
           <w:lang w:val="es-AR"/>
         </w:rPr>
       </w:pPr>
       <w:r>
         <w:rPr>
-          <w:rFonts w:hint="default" w:ascii="Times New Roman" w:hAnsi="Cambria Math"/>
-          <w:b w:val="0"/>
-          <w:bCs w:val="0"/>
-          <w:i w:val="0"/>
-          <w:highlight w:val="none"/>
-          <w:lang w:val="es-AR"/>
-        </w:rPr>
-        <w:t xml:space="preserve">En un ciclo si una señal de lectura de memoria está habilitada, la operación de memoria se inicia al final del ciclo de la trayectoria de datos una vez que se  ha cargado MAR. Los datos de memoria están disponibles hasta el final del siguiente ciclo en MBR o MDR y se usan el ciclo que sigue. Esto quiere decir que una lectura de memoria por cualquiera de los puertos, iniciada al final del ciclo k, proporciona datos que se usan en el ciclo k+2 o posteriores. </w:t>
+          <w:rFonts w:hint="default"/>
+          <w:lang w:val="es-AR"/>
+        </w:rPr>
+        <w:t>La unidad de control es una memoria que contiene microinstrucciones en lugar de instrucciones ISA. La de la MIC-1 es del tipo Microprogramable. Esto significa que contiene una ROM donde sus direcciones son micrpinstrucciones definidas para resolver la totalidad de la instruccion cargada en MBR. Especificamente, nuestro ROM es de 512*36 bits. Es importante notar que es muy diferente de la memoria principal: las instrucciones de la memoria principal se ejecutan en orden según su dirección, las microinstrucciones no. Los microprogramas necesitan mayor flexibilidad (porque las secuencias de microinstrucciones tienden a ser cortas), así que generalmente no tienen esta propiedad. En lugar de esto, cada microinstrucción especifica explícitamente su sucesora.</w:t>
       </w:r>
     </w:p>
     <w:p>
@@ -6634,25 +7033,23 @@
           <w:numId w:val="0"/>
         </w:numPr>
         <w:ind w:firstLine="709" w:firstLineChars="0"/>
-        <w:rPr>
-          <w:rFonts w:hint="default" w:ascii="Times New Roman" w:hAnsi="Cambria Math"/>
-          <w:b w:val="0"/>
-          <w:bCs w:val="0"/>
-          <w:i w:val="0"/>
-          <w:highlight w:val="none"/>
-          <w:lang w:val="es-AR"/>
+        <w:jc w:val="both"/>
+        <w:rPr>
+          <w:rFonts w:hint="default"/>
         </w:rPr>
       </w:pPr>
       <w:r>
         <w:rPr>
-          <w:rFonts w:hint="default" w:ascii="Times New Roman" w:hAnsi="Cambria Math"/>
-          <w:b w:val="0"/>
-          <w:bCs w:val="0"/>
-          <w:i w:val="0"/>
-          <w:highlight w:val="none"/>
-          <w:lang w:val="es-AR"/>
-        </w:rPr>
-        <w:t>Puesto que MBR y MDR se cargan en el flanco ascendente del reloj, junto con todos los demás registros, podrían leerse durante ciclos en los que se esta efectuando una nueva lectura de memoria. Esa lectura devuelve los valores antiguos ya que todavía no ha habido tiempo de sobreescribirlos.</w:t>
+          <w:rFonts w:hint="default"/>
+          <w:lang w:val="es-AR"/>
+        </w:rPr>
+        <w:t>Puesto que la unidad de control es funcionalmente una memoria, necesita su propio registro de direcciones de memoria y su propio registro de datos de memoria. No necesita señales de lectura, porque continuamente se está leyendo. Llamamos al registro de dirección de memoria de 9 bits MPC (Microprogram Counter) y al registro de datos de memoria de 36 bits MIR (Microinstruction register) cuya función es almacenar la microinstrución actual</w:t>
+      </w:r>
+      <w:r>
+        <w:rPr>
+          <w:rFonts w:hint="default"/>
+        </w:rPr>
+        <w:t>.</w:t>
       </w:r>
     </w:p>
     <w:p>
@@ -6662,6 +7059,20 @@
           <w:numId w:val="0"/>
         </w:numPr>
         <w:ind w:firstLine="709" w:firstLineChars="0"/>
+        <w:jc w:val="both"/>
+        <w:rPr>
+          <w:rFonts w:hint="default"/>
+          <w:lang w:val="es-AR"/>
+        </w:rPr>
+      </w:pPr>
+    </w:p>
+    <w:p>
+      <w:pPr>
+        <w:numPr>
+          <w:ilvl w:val="0"/>
+          <w:numId w:val="0"/>
+        </w:numPr>
+        <w:jc w:val="both"/>
         <w:rPr>
           <w:rFonts w:hint="default" w:ascii="Times New Roman" w:hAnsi="Cambria Math"/>
           <w:b w:val="0"/>
@@ -6671,7 +7082,14 @@
           <w:lang w:val="es-AR"/>
         </w:rPr>
       </w:pPr>
-      <w:r>
+    </w:p>
+    <w:p>
+      <w:pPr>
+        <w:numPr>
+          <w:ilvl w:val="0"/>
+          <w:numId w:val="0"/>
+        </w:numPr>
+        <w:jc w:val="both"/>
         <w:rPr>
           <w:rFonts w:hint="default" w:ascii="Times New Roman" w:hAnsi="Cambria Math"/>
           <w:b w:val="0"/>
@@ -6680,7 +7098,17 @@
           <w:highlight w:val="none"/>
           <w:lang w:val="es-AR"/>
         </w:rPr>
-        <w:t xml:space="preserve">Para alimentar al bus B se utilizan 9 señales de control. Como hay 9 registros, podemos codificar la información del bus B en 4 bits, generando 16 combinaciones distintas para las señales de control, 7 de las cuales no se utilizan. Luego, podemos controlar la trayectoria de datos con 24 señales y por tanto 24 bits. Pero estos 24 bits sólo controlan el camino de datos durante un ciclo. La segunda parte del camino de datos consiste en determinar la siguiente microinstrucción que está gobernada por dos campos del MIR: NEXT_ADRESS (campo de 9 bits que contienen una dirección potencial de la microinstrucción) y JAM (define como la próxima microinstrucción es seleccionada). </w:t>
+      </w:pPr>
+      <w:r>
+        <w:rPr>
+          <w:rFonts w:hint="default" w:ascii="Times New Roman" w:hAnsi="Cambria Math"/>
+          <w:b w:val="0"/>
+          <w:bCs w:val="0"/>
+          <w:i w:val="0"/>
+          <w:highlight w:val="none"/>
+          <w:lang w:val="es-AR"/>
+        </w:rPr>
+        <w:t>(Poner imagen unidad de control y señalar el decodificador)</w:t>
       </w:r>
     </w:p>
     <w:p>
@@ -6690,6 +7118,127 @@
           <w:numId w:val="0"/>
         </w:numPr>
         <w:ind w:firstLine="709" w:firstLineChars="0"/>
+        <w:jc w:val="both"/>
+        <w:rPr>
+          <w:rFonts w:hint="default" w:ascii="Times New Roman" w:hAnsi="Cambria Math"/>
+          <w:b w:val="0"/>
+          <w:bCs w:val="0"/>
+          <w:i w:val="0"/>
+          <w:highlight w:val="none"/>
+          <w:lang w:val="es-AR"/>
+        </w:rPr>
+      </w:pPr>
+      <w:r>
+        <w:rPr>
+          <w:rFonts w:hint="default" w:ascii="Times New Roman" w:hAnsi="Cambria Math"/>
+          <w:b w:val="0"/>
+          <w:bCs w:val="0"/>
+          <w:i w:val="0"/>
+          <w:highlight w:val="none"/>
+          <w:lang w:val="es-AR"/>
+        </w:rPr>
+        <w:t xml:space="preserve">Para alimentar al bus B se utilizan 9 señales de control. Como hay 9 registros, podemos codificar la información del bus B en 4 bits </w:t>
+      </w:r>
+      <w:r>
+        <w:rPr>
+          <w:rFonts w:hint="default" w:ascii="Times New Roman" w:hAnsi="Cambria Math"/>
+          <w:b w:val="0"/>
+          <w:bCs w:val="0"/>
+          <w:i w:val="0"/>
+          <w:highlight w:val="yellow"/>
+          <w:lang w:val="es-AR"/>
+        </w:rPr>
+        <w:t>usando un decodificador para seleccionar cada una de ellas,</w:t>
+      </w:r>
+      <w:r>
+        <w:rPr>
+          <w:rFonts w:hint="default" w:ascii="Times New Roman" w:hAnsi="Cambria Math"/>
+          <w:b w:val="0"/>
+          <w:bCs w:val="0"/>
+          <w:i w:val="0"/>
+          <w:highlight w:val="none"/>
+          <w:lang w:val="es-AR"/>
+        </w:rPr>
+        <w:t xml:space="preserve"> generando 16 combinaciones distintas para las 9 señales de control, 7 de las cuales no se utilizan</w:t>
+      </w:r>
+      <w:r>
+        <w:rPr>
+          <w:rFonts w:hint="default" w:ascii="Times New Roman" w:hAnsi="Cambria Math"/>
+          <w:b w:val="0"/>
+          <w:bCs w:val="0"/>
+          <w:i w:val="0"/>
+          <w:highlight w:val="yellow"/>
+          <w:lang w:val="es-AR"/>
+        </w:rPr>
+        <w:t>. Para la MIC-1 se utilizó un decodificador estándar 4 a 16 y no uno 4 a 9 ya que utilizar un circuito estándar es más fácil y reduce la posibilidad de errores, en cambio si usaramos uno de 4 a 9, aunque ocuparía menos área de chip, sería más difícil y habría mayor probabilidad de error.</w:t>
+      </w:r>
+      <w:r>
+        <w:rPr>
+          <w:rFonts w:hint="default" w:ascii="Times New Roman" w:hAnsi="Cambria Math"/>
+          <w:b w:val="0"/>
+          <w:bCs w:val="0"/>
+          <w:i w:val="0"/>
+          <w:highlight w:val="none"/>
+          <w:lang w:val="es-AR"/>
+        </w:rPr>
+        <w:t xml:space="preserve">  </w:t>
+      </w:r>
+    </w:p>
+    <w:p>
+      <w:pPr>
+        <w:numPr>
+          <w:ilvl w:val="0"/>
+          <w:numId w:val="0"/>
+        </w:numPr>
+        <w:ind w:firstLine="709" w:firstLineChars="0"/>
+        <w:jc w:val="both"/>
+        <w:rPr>
+          <w:rFonts w:hint="default" w:ascii="Times New Roman" w:hAnsi="Cambria Math"/>
+          <w:b w:val="0"/>
+          <w:bCs w:val="0"/>
+          <w:i w:val="0"/>
+          <w:highlight w:val="none"/>
+          <w:lang w:val="es-AR"/>
+        </w:rPr>
+      </w:pPr>
+      <w:r>
+        <w:rPr>
+          <w:rFonts w:hint="default" w:ascii="Times New Roman" w:hAnsi="Cambria Math"/>
+          <w:b w:val="0"/>
+          <w:bCs w:val="0"/>
+          <w:i w:val="0"/>
+          <w:highlight w:val="none"/>
+          <w:lang w:val="es-AR"/>
+        </w:rPr>
+        <w:t xml:space="preserve">Luego, podemos controlar la trayectoria de datos con 24 señales y por tanto 24 bits. Pero estos 24 bits sólo controlan el camino de datos durante un ciclo. La segunda parte del camino de datos consiste en determinar la siguiente microinstrucción que está gobernada por dos campos del MIR: NEXT_ADRESS (campo de 9 bits que contienen una dirección potencial de la microinstrucción) y JAM (define como la próxima microinstrucción es seleccionada). </w:t>
+      </w:r>
+    </w:p>
+    <w:p>
+      <w:pPr>
+        <w:numPr>
+          <w:ilvl w:val="0"/>
+          <w:numId w:val="0"/>
+        </w:numPr>
+        <w:ind w:firstLine="709" w:firstLineChars="0"/>
+        <w:jc w:val="both"/>
+        <w:rPr>
+          <w:rFonts w:hint="default" w:ascii="Times New Roman" w:hAnsi="Cambria Math"/>
+          <w:b w:val="0"/>
+          <w:bCs w:val="0"/>
+          <w:i w:val="0"/>
+          <w:highlight w:val="none"/>
+          <w:lang w:val="es-AR"/>
+        </w:rPr>
+      </w:pPr>
+    </w:p>
+    <w:p>
+      <w:pPr>
+        <w:numPr>
+          <w:ilvl w:val="0"/>
+          <w:numId w:val="0"/>
+        </w:numPr>
+        <w:ind w:firstLine="709" w:firstLineChars="0"/>
+        <w:jc w:val="both"/>
       </w:pPr>
       <w:r>
         <w:drawing>
@@ -6710,7 +7259,7 @@
                     </pic:cNvPicPr>
                   </pic:nvPicPr>
                   <pic:blipFill>
-                    <a:blip r:embed="rId8"/>
+                    <a:blip r:embed="rId9"/>
                     <a:stretch>
                       <a:fillRect/>
                     </a:stretch>
@@ -6742,18 +7291,8 @@
           <w:numId w:val="0"/>
         </w:numPr>
         <w:ind w:firstLine="709" w:firstLineChars="0"/>
-        <w:rPr>
-          <w:rFonts w:hint="default"/>
-          <w:lang w:val="es-AR"/>
-        </w:rPr>
+        <w:jc w:val="both"/>
       </w:pPr>
-      <w:r>
-        <w:rPr>
-          <w:rFonts w:hint="default"/>
-          <w:lang w:val="es-AR"/>
-        </w:rPr>
-        <w:t xml:space="preserve">De esta forma se conforman los 36 bits de nuestro MIR y se lo divide en los siguientes campos: </w:t>
-      </w:r>
     </w:p>
     <w:p>
       <w:pPr>
@@ -6762,6 +7301,7 @@
           <w:numId w:val="0"/>
         </w:numPr>
         <w:ind w:firstLine="709" w:firstLineChars="0"/>
+        <w:jc w:val="both"/>
         <w:rPr>
           <w:rFonts w:hint="default"/>
           <w:lang w:val="es-AR"/>
@@ -6782,6 +7322,7 @@
           <w:numId w:val="0"/>
         </w:numPr>
         <w:ind w:firstLine="709" w:firstLineChars="0"/>
+        <w:jc w:val="both"/>
         <w:rPr>
           <w:rFonts w:hint="default"/>
           <w:lang w:val="es-AR"/>
@@ -6802,6 +7343,7 @@
           <w:numId w:val="0"/>
         </w:numPr>
         <w:ind w:firstLine="709" w:firstLineChars="0"/>
+        <w:jc w:val="both"/>
         <w:rPr>
           <w:rFonts w:hint="default"/>
           <w:lang w:val="es-AR"/>
@@ -6822,6 +7364,7 @@
           <w:numId w:val="0"/>
         </w:numPr>
         <w:ind w:firstLine="709" w:firstLineChars="0"/>
+        <w:jc w:val="both"/>
         <w:rPr>
           <w:rFonts w:hint="default"/>
           <w:lang w:val="es-AR"/>
@@ -6842,6 +7385,7 @@
           <w:numId w:val="0"/>
         </w:numPr>
         <w:ind w:firstLine="709" w:firstLineChars="0"/>
+        <w:jc w:val="both"/>
         <w:rPr>
           <w:rFonts w:hint="default"/>
           <w:lang w:val="es-AR"/>
@@ -6862,6 +7406,7 @@
           <w:numId w:val="0"/>
         </w:numPr>
         <w:ind w:firstLine="709" w:firstLineChars="0"/>
+        <w:jc w:val="both"/>
         <w:rPr>
           <w:rFonts w:hint="default"/>
           <w:lang w:val="es-AR"/>
@@ -6882,11 +7427,749 @@
           <w:numId w:val="0"/>
         </w:numPr>
         <w:ind w:firstLine="709" w:firstLineChars="0"/>
+        <w:jc w:val="both"/>
         <w:rPr>
           <w:rFonts w:hint="default"/>
           <w:lang w:val="es-AR"/>
         </w:rPr>
       </w:pPr>
+    </w:p>
+    <w:p>
+      <w:pPr>
+        <w:numPr>
+          <w:ilvl w:val="0"/>
+          <w:numId w:val="0"/>
+        </w:numPr>
+        <w:ind w:firstLine="709" w:firstLineChars="0"/>
+        <w:jc w:val="both"/>
+        <m:rPr/>
+        <w:rPr>
+          <w:rFonts w:hint="default" w:ascii="Times New Roman" w:hAnsi="Cambria Math"/>
+          <w:i w:val="0"/>
+          <w:lang w:val="es-AR"/>
+        </w:rPr>
+      </w:pPr>
+      <w:r>
+        <w:rPr>
+          <w:rFonts w:hint="default"/>
+          <w:lang w:val="es-AR"/>
+        </w:rPr>
+        <w:t xml:space="preserve">Al principio de cada ciclo de reloj MIR se carga con la palabra de la unidad de control a la que MPC apunta. El tiempo de carga de MIR es </w:t>
+      </w:r>
+      <m:oMath>
+        <m:r>
+          <m:rPr/>
+          <w:rPr>
+            <w:rFonts w:ascii="Cambria Math" w:hAnsi="Cambria Math"/>
+            <w:lang w:val="es-AR"/>
+          </w:rPr>
+          <m:t>Δ</m:t>
+        </m:r>
+        <m:r>
+          <m:rPr/>
+          <w:rPr>
+            <w:rFonts w:hint="default" w:ascii="Cambria Math" w:hAnsi="Cambria Math"/>
+            <w:lang w:val="es-AR"/>
+          </w:rPr>
+          <m:t>w</m:t>
+        </m:r>
+      </m:oMath>
+      <w:r>
+        <m:rPr/>
+        <w:rPr>
+          <w:rFonts w:hint="default" w:ascii="Times New Roman" w:hAnsi="Cambria Math"/>
+          <w:i w:val="0"/>
+          <w:lang w:val="es-AR"/>
+        </w:rPr>
+        <w:t>, si pensamos en subciclos, MIR se carga en el primero.</w:t>
+      </w:r>
+    </w:p>
+    <w:p>
+      <w:pPr>
+        <w:numPr>
+          <w:ilvl w:val="0"/>
+          <w:numId w:val="0"/>
+        </w:numPr>
+        <w:ind w:firstLine="709" w:firstLineChars="0"/>
+        <w:jc w:val="both"/>
+        <m:rPr/>
+        <w:rPr>
+          <w:rFonts w:hint="default" w:ascii="Times New Roman" w:hAnsi="Cambria Math"/>
+          <w:i w:val="0"/>
+          <w:highlight w:val="cyan"/>
+          <w:lang w:val="es-AR"/>
+        </w:rPr>
+      </w:pPr>
+      <w:r>
+        <m:rPr/>
+        <w:rPr>
+          <w:rFonts w:hint="default" w:ascii="Times New Roman" w:hAnsi="Cambria Math"/>
+          <w:i w:val="0"/>
+          <w:highlight w:val="cyan"/>
+          <w:lang w:val="es-AR"/>
+        </w:rPr>
+        <w:t xml:space="preserve">Una vez que la microinstrucción está en MIR, las diversas señales se propagan por el camino de datos. Se coloca un registro en el bus B, la ALU sabe qué instrucción debe ejecutar y ocurren muchas actividades más. Éste es el segundo subciclo. Después de un intervalo </w:t>
+      </w:r>
+      <m:oMath>
+        <m:r>
+          <m:rPr/>
+          <w:rPr>
+            <w:rFonts w:ascii="Cambria Math" w:hAnsi="Cambria Math"/>
+            <w:highlight w:val="cyan"/>
+            <w:lang w:val="es-AR"/>
+          </w:rPr>
+          <m:t>Δ</m:t>
+        </m:r>
+        <m:r>
+          <m:rPr/>
+          <w:rPr>
+            <w:rFonts w:hint="default" w:ascii="Cambria Math" w:hAnsi="Cambria Math"/>
+            <w:highlight w:val="cyan"/>
+            <w:lang w:val="es-AR"/>
+          </w:rPr>
+          <m:t>w</m:t>
+        </m:r>
+      </m:oMath>
+      <w:r>
+        <m:rPr/>
+        <w:rPr>
+          <w:rFonts w:hint="default" w:ascii="Times New Roman" w:hAnsi="Cambria Math"/>
+          <w:i w:val="0"/>
+          <w:highlight w:val="cyan"/>
+          <w:lang w:val="es-AR"/>
+        </w:rPr>
+        <w:t xml:space="preserve"> + </w:t>
+      </w:r>
+      <m:oMath>
+        <m:r>
+          <m:rPr/>
+          <w:rPr>
+            <w:rFonts w:ascii="Cambria Math" w:hAnsi="Cambria Math"/>
+            <w:highlight w:val="cyan"/>
+            <w:lang w:val="es-AR"/>
+          </w:rPr>
+          <m:t>Δ</m:t>
+        </m:r>
+      </m:oMath>
+      <w:r>
+        <m:rPr/>
+        <w:rPr>
+          <w:rFonts w:hint="default" w:ascii="Times New Roman" w:hAnsi="Cambria Math"/>
+          <w:i w:val="0"/>
+          <w:highlight w:val="cyan"/>
+          <w:lang w:val="es-AR"/>
+        </w:rPr>
+        <w:t>x, las entradas de la ALU se han estabilizado.</w:t>
+      </w:r>
+    </w:p>
+    <w:p>
+      <w:pPr>
+        <w:numPr>
+          <w:ilvl w:val="0"/>
+          <w:numId w:val="0"/>
+        </w:numPr>
+        <w:ind w:firstLine="709" w:firstLineChars="0"/>
+        <w:jc w:val="both"/>
+        <m:rPr/>
+        <w:rPr>
+          <w:rFonts w:hint="default" w:ascii="Times New Roman" w:hAnsi="Cambria Math"/>
+          <w:i w:val="0"/>
+          <w:highlight w:val="none"/>
+          <w:lang w:val="es-AR"/>
+        </w:rPr>
+      </w:pPr>
+      <w:r>
+        <m:rPr/>
+        <w:rPr>
+          <w:rFonts w:hint="default" w:ascii="Times New Roman" w:hAnsi="Cambria Math"/>
+          <w:i w:val="0"/>
+          <w:highlight w:val="none"/>
+          <w:lang w:val="es-AR"/>
+        </w:rPr>
+        <w:t xml:space="preserve">Después de un tiempo adicional </w:t>
+      </w:r>
+      <m:oMath>
+        <m:r>
+          <m:rPr/>
+          <w:rPr>
+            <w:rFonts w:ascii="Cambria Math" w:hAnsi="Cambria Math"/>
+            <w:lang w:val="es-AR"/>
+          </w:rPr>
+          <m:t>Δ</m:t>
+        </m:r>
+      </m:oMath>
+      <w:r>
+        <m:rPr/>
+        <w:rPr>
+          <w:rFonts w:hint="default" w:ascii="Times New Roman" w:hAnsi="Cambria Math"/>
+          <w:i w:val="0"/>
+          <w:lang w:val="es-AR"/>
+        </w:rPr>
+        <w:t xml:space="preserve">y, todo se ha calmado y las salidas de la ALU, N y Z y el desplazador están estables. Luego, los valores de N y Z se guardan en un par de </w:t>
+      </w:r>
+      <w:r>
+        <m:rPr/>
+        <w:rPr>
+          <w:rFonts w:hint="default" w:ascii="Times New Roman" w:hAnsi="Cambria Math"/>
+          <w:i w:val="0"/>
+          <w:highlight w:val="magenta"/>
+          <w:lang w:val="es-AR"/>
+        </w:rPr>
+        <w:t xml:space="preserve">flip-flops de un bit (ver que este asi en el circuito) </w:t>
+      </w:r>
+      <w:r>
+        <m:rPr/>
+        <w:rPr>
+          <w:rFonts w:hint="default" w:ascii="Times New Roman" w:hAnsi="Cambria Math"/>
+          <w:i w:val="0"/>
+          <w:highlight w:val="none"/>
+          <w:lang w:val="es-AR"/>
+        </w:rPr>
+        <w:t xml:space="preserve"> que se guardan en el flanco ascendente del reloj. La salida de la ALU no se almacena, solo alimenta al desplazador. La actividad de la ALU y el desplazador ocurre en el 3er subciclo.</w:t>
+      </w:r>
+    </w:p>
+    <w:p>
+      <w:pPr>
+        <w:numPr>
+          <w:ilvl w:val="0"/>
+          <w:numId w:val="0"/>
+        </w:numPr>
+        <w:ind w:firstLine="709" w:firstLineChars="0"/>
+        <w:jc w:val="both"/>
+        <m:rPr/>
+        <w:rPr>
+          <w:rFonts w:hint="default" w:ascii="Times New Roman" w:hAnsi="Cambria Math"/>
+          <w:i w:val="0"/>
+          <w:lang w:val="es-AR"/>
+        </w:rPr>
+      </w:pPr>
+      <w:r>
+        <m:rPr/>
+        <w:rPr>
+          <w:rFonts w:hint="default" w:ascii="Times New Roman" w:hAnsi="Cambria Math"/>
+          <w:i w:val="0"/>
+          <w:highlight w:val="none"/>
+          <w:lang w:val="es-AR"/>
+        </w:rPr>
+        <w:t xml:space="preserve">Después de un intervalo </w:t>
+      </w:r>
+      <m:oMath>
+        <m:r>
+          <m:rPr/>
+          <w:rPr>
+            <w:rFonts w:ascii="Cambria Math" w:hAnsi="Cambria Math"/>
+            <w:lang w:val="es-AR"/>
+          </w:rPr>
+          <m:t>Δ</m:t>
+        </m:r>
+      </m:oMath>
+      <w:r>
+        <m:rPr/>
+        <w:rPr>
+          <w:rFonts w:hint="default" w:ascii="Times New Roman" w:hAnsi="Cambria Math"/>
+          <w:i w:val="0"/>
+          <w:lang w:val="es-AR"/>
+        </w:rPr>
+        <w:t>z, la salida del desplazador ha llegado a los registros por el bus C y pueden cargarse cerca del final del ciclo. El subciclo 4 consiste en el cargado de los registros y los flip-flops N y Z; termina un poco después del flanco ascendente del reloj, cuando todos los resultados se han guardado y los resultados de las operaciones de memoria anteriores están disponibles, y se ha cargado MPC. Este proceso continúa hasta que alguien se aburre y apaga la máquina.</w:t>
+      </w:r>
+    </w:p>
+    <w:p>
+      <w:pPr>
+        <w:numPr>
+          <w:ilvl w:val="0"/>
+          <w:numId w:val="0"/>
+        </w:numPr>
+        <w:ind w:firstLine="709" w:firstLineChars="0"/>
+        <w:jc w:val="both"/>
+        <m:rPr/>
+        <w:rPr>
+          <w:rFonts w:hint="default" w:ascii="Times New Roman" w:hAnsi="Cambria Math"/>
+          <w:i w:val="0"/>
+          <w:lang w:val="es-AR" w:eastAsia="zh-CN"/>
+        </w:rPr>
+      </w:pPr>
+      <w:r>
+        <m:rPr/>
+        <w:rPr>
+          <w:rFonts w:hint="default" w:ascii="Times New Roman" w:hAnsi="Cambria Math"/>
+          <w:i w:val="0"/>
+          <w:lang w:val="es-AR"/>
+        </w:rPr>
+        <w:t xml:space="preserve">Al mismo tiempo que controla la trayectoria de datos, el microprograma tiene que determinar qué microinstrucción ejecutará a continuación. </w:t>
+      </w:r>
+      <w:r>
+        <m:rPr/>
+        <w:rPr>
+          <w:rFonts w:hint="default" w:ascii="Times New Roman" w:hAnsi="Cambria Math"/>
+          <w:i w:val="0"/>
+          <w:lang w:val="es-AR" w:eastAsia="zh-CN"/>
+        </w:rPr>
+        <w:t>El cálculo de la dirección de la siguiente microinstrucción se inicia una vez que MIR se ha cargado y estabilizado. El valor del MPC puede estar compuesto por el valor de MBR, Addr del MIR, N, y Z,</w:t>
+      </w:r>
+    </w:p>
+    <w:p>
+      <w:pPr>
+        <w:numPr>
+          <w:ilvl w:val="0"/>
+          <w:numId w:val="0"/>
+        </w:numPr>
+        <w:jc w:val="both"/>
+        <m:rPr/>
+        <w:rPr>
+          <w:rFonts w:hint="default" w:ascii="Times New Roman" w:hAnsi="Cambria Math"/>
+          <w:i w:val="0"/>
+          <w:lang w:val="es-AR" w:eastAsia="zh-CN"/>
+        </w:rPr>
+      </w:pPr>
+      <w:r>
+        <m:rPr/>
+        <w:rPr>
+          <w:rFonts w:hint="default" w:ascii="Times New Roman" w:hAnsi="Cambria Math"/>
+          <w:i w:val="0"/>
+          <w:lang w:val="es-AR" w:eastAsia="zh-CN"/>
+        </w:rPr>
+        <w:t>dependiendo de los valores de JAM del MIR. Las dos posibilidades son las siguientes:</w:t>
+      </w:r>
+    </w:p>
+    <w:p>
+      <w:pPr>
+        <w:numPr>
+          <w:ilvl w:val="0"/>
+          <w:numId w:val="0"/>
+        </w:numPr>
+        <w:jc w:val="both"/>
+        <m:rPr/>
+        <w:rPr>
+          <w:rFonts w:hint="default" w:ascii="Times New Roman" w:hAnsi="Cambria Math"/>
+          <w:i w:val="0"/>
+          <w:lang w:val="es-AR" w:eastAsia="zh-CN"/>
+        </w:rPr>
+      </w:pPr>
+      <w:r>
+        <m:rPr/>
+        <w:rPr>
+          <w:rFonts w:hint="default" w:ascii="Times New Roman" w:hAnsi="Cambria Math"/>
+          <w:i w:val="0"/>
+          <w:lang w:val="es-AR" w:eastAsia="zh-CN"/>
+        </w:rPr>
+        <w:t>• Si JMPC es 1, las funciones booleanas son</w:t>
+      </w:r>
+    </w:p>
+    <w:p>
+      <w:pPr>
+        <w:numPr>
+          <w:ilvl w:val="0"/>
+          <w:numId w:val="0"/>
+        </w:numPr>
+        <w:ind w:firstLine="709" w:firstLineChars="0"/>
+        <w:jc w:val="both"/>
+        <m:rPr/>
+        <w:rPr>
+          <w:rFonts w:hint="default" w:ascii="Times New Roman" w:hAnsi="Cambria Math"/>
+          <w:i w:val="0"/>
+          <w:lang w:val="es-AR" w:eastAsia="zh-CN"/>
+        </w:rPr>
+      </w:pPr>
+      <w:r>
+        <m:rPr/>
+        <w:rPr>
+          <w:rFonts w:hint="default" w:ascii="Times New Roman" w:hAnsi="Cambria Math"/>
+          <w:i w:val="0"/>
+          <w:lang w:val="es-AR" w:eastAsia="zh-CN"/>
+        </w:rPr>
+        <w:t xml:space="preserve">MPC[7−0]=MBR[7−0]+NEXT _ ADDRESS[7−0] </w:t>
+      </w:r>
+    </w:p>
+    <w:p>
+      <w:pPr>
+        <w:numPr>
+          <w:ilvl w:val="0"/>
+          <w:numId w:val="0"/>
+        </w:numPr>
+        <w:ind w:left="709" w:leftChars="0" w:firstLine="709" w:firstLineChars="0"/>
+        <w:jc w:val="both"/>
+        <m:rPr/>
+        <w:rPr>
+          <w:rFonts w:hint="default" w:ascii="Times New Roman" w:hAnsi="Cambria Math"/>
+          <w:i w:val="0"/>
+          <w:lang w:val="es-AR" w:eastAsia="zh-CN"/>
+        </w:rPr>
+      </w:pPr>
+      <w:r>
+        <m:rPr/>
+        <w:rPr>
+          <w:rFonts w:hint="default" w:ascii="Times New Roman" w:hAnsi="Cambria Math"/>
+          <w:i w:val="0"/>
+          <w:lang w:val="es-AR" w:eastAsia="zh-CN"/>
+        </w:rPr>
+        <w:t xml:space="preserve">y </w:t>
+      </w:r>
+    </w:p>
+    <w:p>
+      <w:pPr>
+        <w:numPr>
+          <w:ilvl w:val="0"/>
+          <w:numId w:val="0"/>
+        </w:numPr>
+        <w:ind w:firstLine="709" w:firstLineChars="0"/>
+        <w:jc w:val="both"/>
+        <m:rPr/>
+        <w:rPr>
+          <w:rFonts w:hint="default" w:ascii="Times New Roman" w:hAnsi="Cambria Math"/>
+          <w:i w:val="0"/>
+          <w:lang w:val="es-AR" w:eastAsia="zh-CN"/>
+        </w:rPr>
+      </w:pPr>
+      <w:r>
+        <m:rPr/>
+        <w:rPr>
+          <w:rFonts w:hint="default" w:ascii="Times New Roman" w:hAnsi="Cambria Math"/>
+          <w:i w:val="0"/>
+          <w:lang w:val="es-AR" w:eastAsia="zh-CN"/>
+        </w:rPr>
+        <w:t xml:space="preserve">MPC[8]=NEXT _ ADDRESS[8] </w:t>
+      </w:r>
+    </w:p>
+    <w:p>
+      <w:pPr>
+        <w:numPr>
+          <w:ilvl w:val="0"/>
+          <w:numId w:val="0"/>
+        </w:numPr>
+        <w:jc w:val="both"/>
+        <m:rPr/>
+        <w:rPr>
+          <w:rFonts w:hint="default" w:ascii="Times New Roman" w:hAnsi="Cambria Math"/>
+          <w:i w:val="0"/>
+          <w:lang w:val="es-AR" w:eastAsia="zh-CN"/>
+        </w:rPr>
+      </w:pPr>
+      <w:r>
+        <m:rPr/>
+        <w:rPr>
+          <w:rFonts w:hint="default" w:ascii="Times New Roman" w:hAnsi="Cambria Math"/>
+          <w:i w:val="0"/>
+          <w:lang w:val="es-AR" w:eastAsia="zh-CN"/>
+        </w:rPr>
+        <w:t xml:space="preserve">• Si JMPC es 0, las funciones booleanas son </w:t>
+      </w:r>
+    </w:p>
+    <w:p>
+      <w:pPr>
+        <w:numPr>
+          <w:ilvl w:val="0"/>
+          <w:numId w:val="0"/>
+        </w:numPr>
+        <w:ind w:firstLine="709" w:firstLineChars="0"/>
+        <w:jc w:val="both"/>
+        <m:rPr/>
+        <w:rPr>
+          <w:rFonts w:hint="default" w:ascii="Times New Roman" w:hAnsi="Cambria Math"/>
+          <w:i w:val="0"/>
+          <w:lang w:val="es-AR" w:eastAsia="zh-CN"/>
+        </w:rPr>
+      </w:pPr>
+      <w:r>
+        <m:rPr/>
+        <w:rPr>
+          <w:rFonts w:hint="default" w:ascii="Times New Roman" w:hAnsi="Cambria Math"/>
+          <w:i w:val="0"/>
+          <w:lang w:val="es-AR" w:eastAsia="zh-CN"/>
+        </w:rPr>
+        <w:t xml:space="preserve">MPC[7−0]=NEXT _ ADDRESS[7−0] </w:t>
+      </w:r>
+    </w:p>
+    <w:p>
+      <w:pPr>
+        <w:numPr>
+          <w:ilvl w:val="0"/>
+          <w:numId w:val="0"/>
+        </w:numPr>
+        <w:ind w:left="709" w:leftChars="0" w:firstLine="709" w:firstLineChars="0"/>
+        <w:jc w:val="both"/>
+        <m:rPr/>
+        <w:rPr>
+          <w:rFonts w:hint="default" w:ascii="Times New Roman" w:hAnsi="Cambria Math"/>
+          <w:i w:val="0"/>
+          <w:lang w:val="es-AR" w:eastAsia="zh-CN"/>
+        </w:rPr>
+      </w:pPr>
+      <w:r>
+        <m:rPr/>
+        <w:rPr>
+          <w:rFonts w:hint="default" w:ascii="Times New Roman" w:hAnsi="Cambria Math"/>
+          <w:i w:val="0"/>
+          <w:lang w:val="es-AR" w:eastAsia="zh-CN"/>
+        </w:rPr>
+        <w:t xml:space="preserve">y </w:t>
+      </w:r>
+    </w:p>
+    <w:p>
+      <w:pPr>
+        <w:numPr>
+          <w:ilvl w:val="0"/>
+          <w:numId w:val="0"/>
+        </w:numPr>
+        <w:ind w:firstLine="709" w:firstLineChars="0"/>
+        <w:jc w:val="both"/>
+        <m:rPr/>
+        <w:rPr>
+          <w:rFonts w:hint="default" w:ascii="Times New Roman" w:hAnsi="Cambria Math"/>
+          <w:i w:val="0"/>
+          <w:lang w:val="es-AR" w:eastAsia="zh-CN"/>
+        </w:rPr>
+      </w:pPr>
+      <w:r>
+        <m:rPr/>
+        <w:rPr>
+          <w:rFonts w:hint="default" w:ascii="Times New Roman" w:hAnsi="Cambria Math"/>
+          <w:i w:val="0"/>
+          <w:lang w:val="es-AR" w:eastAsia="zh-CN"/>
+        </w:rPr>
+        <w:t xml:space="preserve">MPC[8]=(JAMZ Z)+(JAMN N)+(NEXT _ ADDRESS[8]) ⋅Z)+(JAMN⋅N)+(NEXT _ </w:t>
+      </w:r>
+      <w:r>
+        <m:rPr/>
+        <w:rPr>
+          <w:rFonts w:hint="default" w:ascii="Times New Roman" w:hAnsi="Cambria Math"/>
+          <w:i w:val="0"/>
+          <w:lang w:val="es-AR" w:eastAsia="zh-CN"/>
+        </w:rPr>
+        <w:tab/>
+        <w:t/>
+      </w:r>
+      <w:r>
+        <m:rPr/>
+        <w:rPr>
+          <w:rFonts w:hint="default" w:ascii="Times New Roman" w:hAnsi="Cambria Math"/>
+          <w:i w:val="0"/>
+          <w:lang w:val="es-AR" w:eastAsia="zh-CN"/>
+        </w:rPr>
+        <w:tab/>
+        <w:t/>
+      </w:r>
+      <w:r>
+        <m:rPr/>
+        <w:rPr>
+          <w:rFonts w:hint="default" w:ascii="Times New Roman" w:hAnsi="Cambria Math"/>
+          <w:i w:val="0"/>
+          <w:lang w:val="es-AR" w:eastAsia="zh-CN"/>
+        </w:rPr>
+        <w:tab/>
+        <w:t xml:space="preserve">ADDRESS[8]) ⋅Z)+(JAMN⋅N)+(NEXT _ ADDRESS[8]) </w:t>
+      </w:r>
+    </w:p>
+    <w:p>
+      <w:pPr>
+        <w:numPr>
+          <w:ilvl w:val="0"/>
+          <w:numId w:val="0"/>
+        </w:numPr>
+        <w:ind w:firstLine="709" w:firstLineChars="0"/>
+        <w:jc w:val="both"/>
+        <m:rPr/>
+        <w:rPr>
+          <w:rFonts w:hint="default" w:ascii="Times New Roman" w:hAnsi="Cambria Math"/>
+          <w:i w:val="0"/>
+          <w:lang w:val="es-AR" w:eastAsia="zh-CN"/>
+        </w:rPr>
+      </w:pPr>
+      <w:r>
+        <m:rPr/>
+        <w:rPr>
+          <w:rFonts w:hint="default" w:ascii="Times New Roman" w:hAnsi="Cambria Math"/>
+          <w:i w:val="0"/>
+          <w:lang w:val="es-AR" w:eastAsia="zh-CN"/>
+        </w:rPr>
+        <w:t>Registros N y Z son registros de 1-bit que se escriben en el flanco ascendente. Estos dos</w:t>
+      </w:r>
+    </w:p>
+    <w:p>
+      <w:pPr>
+        <w:numPr>
+          <w:ilvl w:val="0"/>
+          <w:numId w:val="0"/>
+        </w:numPr>
+        <w:jc w:val="both"/>
+        <m:rPr/>
+        <w:rPr>
+          <w:rFonts w:hint="default" w:ascii="Times New Roman" w:hAnsi="Cambria Math"/>
+          <w:i w:val="0"/>
+          <w:lang w:val="es-AR" w:eastAsia="zh-CN"/>
+        </w:rPr>
+      </w:pPr>
+      <w:r>
+        <m:rPr/>
+        <w:rPr>
+          <w:rFonts w:hint="default" w:ascii="Times New Roman" w:hAnsi="Cambria Math"/>
+          <w:i w:val="0"/>
+          <w:lang w:val="es-AR" w:eastAsia="zh-CN"/>
+        </w:rPr>
+        <w:t>registros se conocen como registros de estado. N es 1 cuando el resultado del ALU es</w:t>
+      </w:r>
+    </w:p>
+    <w:p>
+      <w:pPr>
+        <w:numPr>
+          <w:ilvl w:val="0"/>
+          <w:numId w:val="0"/>
+        </w:numPr>
+        <w:jc w:val="both"/>
+        <m:rPr/>
+        <w:rPr>
+          <w:rFonts w:hint="default" w:ascii="Times New Roman" w:hAnsi="Cambria Math"/>
+          <w:i w:val="0"/>
+          <w:lang w:val="es-AR" w:eastAsia="zh-CN"/>
+        </w:rPr>
+      </w:pPr>
+      <w:r>
+        <m:rPr/>
+        <w:rPr>
+          <w:rFonts w:hint="default" w:ascii="Times New Roman" w:hAnsi="Cambria Math"/>
+          <w:i w:val="0"/>
+          <w:lang w:val="es-AR" w:eastAsia="zh-CN"/>
+        </w:rPr>
+        <w:t>negativo, mientras Z es 1 cuando el resultado del ALU es cero. N y Z son de suma</w:t>
+      </w:r>
+    </w:p>
+    <w:p>
+      <w:pPr>
+        <w:numPr>
+          <w:ilvl w:val="0"/>
+          <w:numId w:val="0"/>
+        </w:numPr>
+        <w:jc w:val="both"/>
+        <m:rPr/>
+        <w:rPr>
+          <w:rFonts w:hint="default" w:ascii="Times New Roman" w:hAnsi="Cambria Math"/>
+          <w:i w:val="0"/>
+          <w:lang w:val="es-AR" w:eastAsia="zh-CN"/>
+        </w:rPr>
+      </w:pPr>
+      <w:r>
+        <m:rPr/>
+        <w:rPr>
+          <w:rFonts w:hint="default" w:ascii="Times New Roman" w:hAnsi="Cambria Math"/>
+          <w:i w:val="0"/>
+          <w:lang w:val="es-AR" w:eastAsia="zh-CN"/>
+        </w:rPr>
+        <w:t>importancia cuando estamos buscando hacer saltos con las instrucciones IFEQ offset, IFLT</w:t>
+      </w:r>
+    </w:p>
+    <w:p>
+      <w:pPr>
+        <w:numPr>
+          <w:ilvl w:val="0"/>
+          <w:numId w:val="0"/>
+        </w:numPr>
+        <w:jc w:val="both"/>
+        <m:rPr/>
+        <w:rPr>
+          <w:rFonts w:hint="default" w:ascii="Times New Roman" w:hAnsi="Cambria Math"/>
+          <w:i w:val="0"/>
+          <w:lang w:val="es-AR" w:eastAsia="zh-CN"/>
+        </w:rPr>
+      </w:pPr>
+      <w:r>
+        <m:rPr/>
+        <w:rPr>
+          <w:rFonts w:hint="default" w:ascii="Times New Roman" w:hAnsi="Cambria Math"/>
+          <w:i w:val="0"/>
+          <w:lang w:val="es-AR" w:eastAsia="zh-CN"/>
+        </w:rPr>
+        <w:t>offset y IF_ICMPEQ offset.</w:t>
+      </w:r>
+    </w:p>
+    <w:p>
+      <w:pPr>
+        <w:numPr>
+          <w:ilvl w:val="0"/>
+          <w:numId w:val="0"/>
+        </w:numPr>
+        <w:ind w:firstLine="709" w:firstLineChars="0"/>
+        <w:jc w:val="both"/>
+        <m:rPr/>
+        <w:rPr>
+          <w:rFonts w:hint="default" w:ascii="Times New Roman" w:hAnsi="Cambria Math"/>
+          <w:i w:val="0"/>
+          <w:lang w:val="es-AR"/>
+        </w:rPr>
+      </w:pPr>
+    </w:p>
+    <w:p>
+      <w:pPr>
+        <w:numPr>
+          <w:ilvl w:val="0"/>
+          <w:numId w:val="0"/>
+        </w:numPr>
+        <w:ind w:firstLine="709" w:firstLineChars="0"/>
+        <w:jc w:val="both"/>
+        <m:rPr/>
+        <w:rPr>
+          <w:rFonts w:hint="default" w:ascii="Times New Roman" w:hAnsi="Cambria Math"/>
+          <w:i w:val="0"/>
+          <w:lang w:val="es-AR"/>
+        </w:rPr>
+      </w:pPr>
+      <w:r>
+        <m:rPr/>
+        <w:rPr>
+          <w:rFonts w:hint="default" w:ascii="Times New Roman" w:hAnsi="Cambria Math"/>
+          <w:i w:val="0"/>
+          <w:lang w:val="es-AR"/>
+        </w:rPr>
+        <w:t>A lo largo de este trabajo se logró diseñar, simular y analizar de manera integral la microarquitectura MIC-1 mediante la herramienta Logisim. Sin embargo, como dijimos anteriormente, el diseño de la MIC-1 prioriza la claridad pedagógica por encima de la eficiencia operacional, lo que deriva en importantes deficiencias de rendimiento. Empezando por la dependencia del registro H: al contar con un único bus de entrada a la ALU (Bus B), la máquina se ve obligada a utilizar el registro H como almacenamiento temporal obligatorio para el primer operando. Esto exige gastar ciclos de reloj adicionales simplemente en "preparar" los datos antes de poder efectuar una operación aritmética o lógica. También la división fija del ciclo en cuatro subciclos limita la frecuencia de reloj máxima y desperdicia tiempo en operaciones que no requieren los cuatro pasos. Además cada vez que el procesador necesita leer un byte de instrucción o una palabra de datos de la memoria principal, debe entrar en ciclos de espera, congelando el Camino de Datos hasta que la memoria responda.</w:t>
+      </w:r>
+    </w:p>
+    <w:p>
+      <w:pPr>
+        <w:numPr>
+          <w:ilvl w:val="0"/>
+          <w:numId w:val="0"/>
+        </w:numPr>
+        <w:ind w:firstLine="709" w:firstLineChars="0"/>
+        <w:jc w:val="both"/>
+        <m:rPr/>
+        <w:rPr>
+          <w:rFonts w:hint="default" w:ascii="Times New Roman" w:hAnsi="Cambria Math"/>
+          <w:i w:val="0"/>
+          <w:lang w:val="es-AR"/>
+        </w:rPr>
+      </w:pPr>
+      <w:r>
+        <m:rPr/>
+        <w:rPr>
+          <w:rFonts w:hint="default" w:ascii="Times New Roman" w:hAnsi="Cambria Math"/>
+          <w:i w:val="0"/>
+          <w:lang w:val="es-AR"/>
+        </w:rPr>
+        <w:t>Por estas razones, en el libro, Tanenbaum propone una serie de microarquitecturas (MIC-2, MIC-3, MIC-4) que presentan  mejoras en estos aspectos y vale la pena indagar. La MIC-2 agrega una Unidad de Prebúsqueda de Instrucciones (IFU - Instruction Fetch Unit) que lee los bytes de la memoria por adelantado y los carga en registros (MBR1, MBR2), para que cuando la ALU los necesite, ya estén ahí. La MIC-3 conserva la IFU pero ademas divide la trayectoria de datos en partes discretas usando latches que permiten que cada parte trabaje de forma independiente y  acelerar el reloj. Por ultimo la MIC-4 en lugar de una sola ALU, la MIC-4 tiene varias ALUs, varios desplazadores y varias unidades de memoria trabajando en paralelo, por lo que puede ejecutar más de una microinstrucción por ciclo de reloj.</w:t>
+      </w:r>
+    </w:p>
+    <w:p>
+      <w:pPr>
+        <w:numPr>
+          <w:ilvl w:val="0"/>
+          <w:numId w:val="0"/>
+        </w:numPr>
+        <w:ind w:firstLine="709" w:firstLineChars="0"/>
+        <w:jc w:val="both"/>
+        <m:rPr/>
+        <w:rPr>
+          <w:rFonts w:hint="default" w:ascii="Times New Roman" w:hAnsi="Cambria Math"/>
+          <w:i w:val="0"/>
+          <w:lang w:val="es-AR"/>
+        </w:rPr>
+      </w:pPr>
+      <w:r>
+        <m:rPr/>
+        <w:rPr>
+          <w:rFonts w:hint="default" w:ascii="Times New Roman" w:hAnsi="Cambria Math"/>
+          <w:i w:val="0"/>
+          <w:lang w:val="es-AR"/>
+        </w:rPr>
+        <w:t>En fin, la experiencia de simular la MIC-1 en Logisim y analizar este microprocesador nos permitió comprender en profundidad las bases de la arquitectura de las computadoras.</w:t>
+      </w:r>
     </w:p>
     <w:sectPr>
       <w:headerReference r:id="rId3" w:type="default"/>
@@ -7188,7 +8471,7 @@
     <w:lsdException w:uiPriority="99" w:name="Normal Indent"/>
     <w:lsdException w:uiPriority="99" w:name="footnote text"/>
     <w:lsdException w:uiPriority="99" w:name="annotation text"/>
-    <w:lsdException w:unhideWhenUsed="0" w:uiPriority="0" w:semiHidden="0" w:name="header"/>
+    <w:lsdException w:qFormat="1" w:unhideWhenUsed="0" w:uiPriority="0" w:semiHidden="0" w:name="header"/>
     <w:lsdException w:qFormat="1" w:unhideWhenUsed="0" w:uiPriority="0" w:semiHidden="0" w:name="footer"/>
     <w:lsdException w:uiPriority="99" w:name="index heading"/>
     <w:lsdException w:qFormat="1" w:unhideWhenUsed="0" w:uiPriority="0" w:semiHidden="0" w:name="caption"/>
@@ -7448,6 +8731,7 @@
   <w:style w:type="paragraph" w:styleId="10">
     <w:name w:val="header"/>
     <w:basedOn w:val="4"/>
+    <w:qFormat/>
     <w:uiPriority w:val="0"/>
     <w:pPr>
       <w:suppressLineNumbers/>

--- a/Escrito.docx
+++ b/Escrito.docx
@@ -4,7 +4,7 @@
   <w:body>
     <w:p>
       <w:pPr>
-        <w:jc w:val="both"/>
+        <w:jc w:val="center"/>
         <w:rPr>
           <w:rFonts w:hint="default"/>
           <w:b/>
@@ -19,7 +19,7 @@
           <w:bCs/>
           <w:lang w:val="es-AR"/>
         </w:rPr>
-        <w:t xml:space="preserve">INTRODUCCION: </w:t>
+        <w:t>Proyecto final Arquitectura y organización de las computadoras: MIC-1</w:t>
       </w:r>
     </w:p>
     <w:p>
@@ -33,15 +33,6 @@
           <w:lang w:val="es-AR"/>
         </w:rPr>
       </w:pPr>
-      <w:r>
-        <w:rPr>
-          <w:rFonts w:hint="default"/>
-          <w:b w:val="0"/>
-          <w:bCs w:val="0"/>
-          <w:lang w:val="es-AR"/>
-        </w:rPr>
-        <w:t>El presente trabajo tiene como objetivo realizar el diseño y análisis de la MIC-1. Creada por Andrew S. Tanenbaum, esta arquitectura tiene el propósito de actuar como intérprete para ejecutar un conjunto de instrucciones basado en enteros denominado IJVM (Integer Java Virtual Machine). La MIC-1 fue diseñada para fines pedagógicos por lo que es una excelente herramienta de trabajo, aunque contiene algunas deficiencias a nivel rendimiento que se expondrán a lo largo de este trabajo.</w:t>
-      </w:r>
     </w:p>
     <w:p>
       <w:pPr>
@@ -61,6 +52,27 @@
           <w:bCs w:val="0"/>
           <w:lang w:val="es-AR"/>
         </w:rPr>
+        <w:t>El presente trabajo tiene como objetivo realizar el diseño y análisis de la MIC-1. Creada por Andrew S. Tanenbaum, esta arquitectura tiene el propósito de actuar como intérprete para ejecutar un conjunto de instrucciones basado en enteros denominado IJVM (Integer Java Virtual Machine). La MIC-1 fue diseñada para fines pedagógicos por lo que es una excelente herramienta de estudio, aunque contiene algunas deficiencias a nivel rendimiento que se expondrán a lo largo de este trabajo.</w:t>
+      </w:r>
+    </w:p>
+    <w:p>
+      <w:pPr>
+        <w:ind w:firstLine="709" w:firstLineChars="0"/>
+        <w:jc w:val="both"/>
+        <w:rPr>
+          <w:rFonts w:hint="default"/>
+          <w:b w:val="0"/>
+          <w:bCs w:val="0"/>
+          <w:lang w:val="es-AR"/>
+        </w:rPr>
+      </w:pPr>
+      <w:r>
+        <w:rPr>
+          <w:rFonts w:hint="default"/>
+          <w:b w:val="0"/>
+          <w:bCs w:val="0"/>
+          <w:lang w:val="es-AR"/>
+        </w:rPr>
         <w:t>En las siguientes secciones de este proyecto desarrollaremos con detalle los componentes de la MIC-1 y los representaremos usando la herramienta Logisim, que sirve para diseñar y simular circuitos lógicos digitales.</w:t>
       </w:r>
     </w:p>
@@ -89,6 +101,108 @@
     <w:p>
       <w:pPr>
         <w:jc w:val="both"/>
+        <w:rPr>
+          <w:rFonts w:hint="default"/>
+          <w:b w:val="0"/>
+          <w:bCs w:val="0"/>
+          <w:lang w:val="es-AR"/>
+        </w:rPr>
+      </w:pPr>
+    </w:p>
+    <w:p>
+      <w:pPr>
+        <w:jc w:val="both"/>
+        <w:rPr>
+          <w:rFonts w:hint="default"/>
+          <w:b w:val="0"/>
+          <w:bCs w:val="0"/>
+          <w:lang w:val="es-AR"/>
+        </w:rPr>
+      </w:pPr>
+    </w:p>
+    <w:p>
+      <w:pPr>
+        <w:jc w:val="both"/>
+        <w:rPr>
+          <w:rFonts w:hint="default"/>
+          <w:b w:val="0"/>
+          <w:bCs w:val="0"/>
+          <w:lang w:val="es-AR"/>
+        </w:rPr>
+      </w:pPr>
+      <w:r>
+        <w:rPr>
+          <w:rFonts w:hint="default"/>
+          <w:b w:val="0"/>
+          <w:bCs w:val="0"/>
+          <w:lang w:val="es-AR"/>
+        </w:rPr>
+        <w:drawing>
+          <wp:inline distT="0" distB="0" distL="114300" distR="114300">
+            <wp:extent cx="6677660" cy="4496435"/>
+            <wp:effectExtent l="0" t="0" r="12700" b="14605"/>
+            <wp:docPr id="43" name="Imagen 43" descr="main-MIC1"/>
+            <wp:cNvGraphicFramePr>
+              <a:graphicFrameLocks xmlns:a="http://schemas.openxmlformats.org/drawingml/2006/main" noChangeAspect="1"/>
+            </wp:cNvGraphicFramePr>
+            <a:graphic xmlns:a="http://schemas.openxmlformats.org/drawingml/2006/main">
+              <a:graphicData uri="http://schemas.openxmlformats.org/drawingml/2006/picture">
+                <pic:pic xmlns:pic="http://schemas.openxmlformats.org/drawingml/2006/picture">
+                  <pic:nvPicPr>
+                    <pic:cNvPr id="43" name="Imagen 43" descr="main-MIC1"/>
+                    <pic:cNvPicPr>
+                      <a:picLocks noChangeAspect="1"/>
+                    </pic:cNvPicPr>
+                  </pic:nvPicPr>
+                  <pic:blipFill>
+                    <a:blip r:embed="rId6"/>
+                    <a:stretch>
+                      <a:fillRect/>
+                    </a:stretch>
+                  </pic:blipFill>
+                  <pic:spPr>
+                    <a:xfrm>
+                      <a:off x="0" y="0"/>
+                      <a:ext cx="6677660" cy="4496435"/>
+                    </a:xfrm>
+                    <a:prstGeom prst="rect">
+                      <a:avLst/>
+                    </a:prstGeom>
+                  </pic:spPr>
+                </pic:pic>
+              </a:graphicData>
+            </a:graphic>
+          </wp:inline>
+        </w:drawing>
+      </w:r>
+    </w:p>
+    <w:p>
+      <w:pPr>
+        <w:jc w:val="center"/>
+        <w:rPr>
+          <w:rFonts w:hint="default"/>
+          <w:b w:val="0"/>
+          <w:bCs w:val="0"/>
+          <w:i/>
+          <w:iCs/>
+          <w:lang w:val="es-AR"/>
+        </w:rPr>
+      </w:pPr>
+      <w:r>
+        <w:rPr>
+          <w:rFonts w:hint="default"/>
+          <w:b w:val="0"/>
+          <w:bCs w:val="0"/>
+          <w:i/>
+          <w:iCs/>
+          <w:lang w:val="es-AR"/>
+        </w:rPr>
+        <w:t>MIC-1 main - Logisim</w:t>
+      </w:r>
+    </w:p>
+    <w:p>
+      <w:pPr>
+        <w:jc w:val="center"/>
         <w:rPr>
           <w:rFonts w:hint="default"/>
           <w:b/>
@@ -96,39 +210,89 @@
           <w:lang w:val="es-AR"/>
         </w:rPr>
       </w:pPr>
-      <w:r>
+    </w:p>
+    <w:p>
+      <w:pPr>
+        <w:jc w:val="center"/>
         <w:rPr>
           <w:rFonts w:hint="default"/>
           <w:b/>
           <w:bCs/>
           <w:lang w:val="es-AR"/>
         </w:rPr>
-        <w:t xml:space="preserve">CAMINO DE DATOS : </w:t>
-      </w:r>
-    </w:p>
-    <w:p>
-      <w:pPr>
-        <w:ind w:left="4254" w:leftChars="0" w:firstLine="709" w:firstLineChars="0"/>
-        <w:jc w:val="both"/>
+      </w:pPr>
+    </w:p>
+    <w:p>
+      <w:pPr>
         <w:rPr>
           <w:rFonts w:hint="default"/>
           <w:b/>
           <w:bCs/>
           <w:lang w:val="es-AR"/>
         </w:rPr>
+      </w:pPr>
+      <w:r>
+        <w:rPr>
+          <w:rFonts w:hint="default"/>
+          <w:b/>
+          <w:bCs/>
+          <w:lang w:val="es-AR"/>
+        </w:rPr>
+        <w:br w:type="page"/>
+      </w:r>
+    </w:p>
+    <w:p>
+      <w:pPr>
+        <w:jc w:val="center"/>
+        <w:rPr>
+          <w:rFonts w:hint="default"/>
+          <w:b/>
+          <w:bCs/>
+          <w:lang w:val="es-AR"/>
+        </w:rPr>
+      </w:pPr>
+      <w:r>
+        <w:rPr>
+          <w:rFonts w:hint="default"/>
+          <w:b/>
+          <w:bCs/>
+          <w:lang w:val="es-AR"/>
+        </w:rPr>
+        <w:t xml:space="preserve">CAMINO DE DATOS </w:t>
+      </w:r>
+    </w:p>
+    <w:p>
+      <w:pPr>
+        <w:ind w:left="4254" w:leftChars="0" w:firstLine="709" w:firstLineChars="0"/>
+        <w:jc w:val="both"/>
+        <w:rPr>
+          <w:rFonts w:hint="default"/>
+          <w:b/>
+          <w:bCs/>
+          <w:lang w:val="es-AR"/>
+        </w:rPr>
+      </w:pPr>
+    </w:p>
+    <w:p>
+      <w:pPr>
+        <w:pStyle w:val="13"/>
+        <w:keepNext w:val="0"/>
+        <w:keepLines w:val="0"/>
+        <w:widowControl/>
+        <w:suppressLineNumbers w:val="0"/>
       </w:pPr>
       <w:r>
         <w:drawing>
           <wp:anchor distT="0" distB="0" distL="114300" distR="114300" simplePos="0" relativeHeight="251660288" behindDoc="0" locked="0" layoutInCell="1" allowOverlap="1">
             <wp:simplePos x="0" y="0"/>
             <wp:positionH relativeFrom="column">
-              <wp:posOffset>-205740</wp:posOffset>
+              <wp:posOffset>-198755</wp:posOffset>
             </wp:positionH>
             <wp:positionV relativeFrom="paragraph">
-              <wp:posOffset>112395</wp:posOffset>
+              <wp:posOffset>3175</wp:posOffset>
             </wp:positionV>
-            <wp:extent cx="3025140" cy="3939540"/>
-            <wp:effectExtent l="0" t="0" r="7620" b="7620"/>
+            <wp:extent cx="3928110" cy="5116830"/>
+            <wp:effectExtent l="0" t="0" r="3810" b="3810"/>
             <wp:wrapSquare wrapText="bothSides"/>
             <wp:docPr id="2" name="Imagen 1"/>
             <wp:cNvGraphicFramePr>
@@ -144,7 +308,7 @@
                     </pic:cNvPicPr>
                   </pic:nvPicPr>
                   <pic:blipFill>
-                    <a:blip r:embed="rId6"/>
+                    <a:blip r:embed="rId7"/>
                     <a:stretch>
                       <a:fillRect/>
                     </a:stretch>
@@ -152,7 +316,7 @@
                   <pic:spPr>
                     <a:xfrm>
                       <a:off x="0" y="0"/>
-                      <a:ext cx="3025140" cy="3939540"/>
+                      <a:ext cx="3928110" cy="5116830"/>
                     </a:xfrm>
                     <a:prstGeom prst="rect">
                       <a:avLst/>
@@ -168,27 +332,6 @@
           </wp:anchor>
         </w:drawing>
       </w:r>
-      <w:r>
-        <w:rPr>
-          <w:rFonts w:hint="default"/>
-          <w:b/>
-          <w:bCs/>
-          <w:lang w:val="es-AR"/>
-        </w:rPr>
-        <w:t>(CHEQUEAR QUE ESTEN  EN DETALLE MAR-PC MDR-MBR SHIFTER Y ALU COMO FUNCIONAN)</w:t>
-      </w:r>
-    </w:p>
-    <w:p>
-      <w:pPr>
-        <w:ind w:firstLine="709" w:firstLineChars="0"/>
-        <w:jc w:val="both"/>
-        <w:rPr>
-          <w:rFonts w:hint="default"/>
-          <w:b w:val="0"/>
-          <w:bCs w:val="0"/>
-          <w:lang w:val="es-AR"/>
-        </w:rPr>
-      </w:pPr>
       <w:r>
         <w:rPr>
           <w:sz w:val="24"/>
@@ -555,56 +698,790 @@
         </mc:AlternateContent>
       </w:r>
       <w:r>
-        <w:rPr>
-          <w:rFonts w:hint="default"/>
-          <w:b w:val="0"/>
-          <w:bCs w:val="0"/>
-          <w:lang w:val="es-AR"/>
-        </w:rPr>
-        <w:t>Es la parte del CPU que contiene la ALU, sus entradas y salidas. La ALU (unidad de aritmética lógica, Arithmetic Logic Unit) puede efectuar operaciones aritméticas sencillas. Los registros se conectan a la ALU para formar una trayectoria de datos por donde fluyen los datos. La operación básica de la trayectoria de datos consiste</w:t>
-      </w:r>
-    </w:p>
-    <w:p>
-      <w:pPr>
-        <w:jc w:val="both"/>
-        <w:rPr>
-          <w:rFonts w:hint="default"/>
-          <w:b w:val="0"/>
-          <w:bCs w:val="0"/>
-          <w:lang w:val="es-AR"/>
-        </w:rPr>
-      </w:pPr>
-      <w:r>
-        <w:rPr>
-          <w:rFonts w:hint="default"/>
-          <w:b w:val="0"/>
-          <w:bCs w:val="0"/>
-          <w:lang w:val="es-AR"/>
-        </w:rPr>
-        <w:t>en seleccionar uno o dos registros, hacer que la ALU opere con ellos (sumándolos, por ejemplo), y almacenar después el resultado en algún registro.</w:t>
-      </w:r>
-      <w:r>
-        <w:rPr>
-          <w:rFonts w:hint="default"/>
-          <w:b/>
-          <w:bCs/>
-          <w:lang w:val="es-AR"/>
-        </w:rPr>
-        <w:t xml:space="preserve"> </w:t>
-      </w:r>
-      <w:r>
-        <w:rPr>
-          <w:rFonts w:hint="default"/>
-          <w:b w:val="0"/>
-          <w:bCs w:val="0"/>
-          <w:lang w:val="es-AR"/>
-        </w:rPr>
-        <w:t xml:space="preserve">En esta microarquitectura contiene varios registros conectados de 32 bits. Casi todos pueden colocar su contenido en el bus B, la salida de la ALU alimenta al desplazador y luego al bus C, cuyo valor puede escribirse en uno o mas registros al mismo tiempo . </w:t>
-      </w:r>
-    </w:p>
-    <w:p>
-      <w:pPr>
-        <w:jc w:val="both"/>
+        <w:t>El Camino de Datos es la parte de la CPU que contiene la ALU</w:t>
+      </w:r>
+      <w:r>
+        <w:rPr>
+          <w:rFonts w:hint="default"/>
+          <w:lang w:val="es-AR"/>
+        </w:rPr>
+        <w:t>(Unidad Aritmética Logica)</w:t>
+      </w:r>
+      <w:r>
+        <w:t>, sus registros, entradas y salidas, formando la trayectoria principal por donde fluye la información. Su operación básica consiste en seleccionar uno o dos de los registros de 32 bits de la microarquitectura, hacer que la ALU opere con ellos (por ejemplo, sumándolos) y almacenar luego el resultado.</w:t>
+      </w:r>
+    </w:p>
+    <w:p>
+      <w:pPr>
+        <w:pStyle w:val="13"/>
+        <w:keepNext w:val="0"/>
+        <w:keepLines w:val="0"/>
+        <w:widowControl/>
+        <w:suppressLineNumbers w:val="0"/>
+      </w:pPr>
+      <w:r>
+        <w:t>Para realizar estas operaciones, la ALU necesita dos entradas de datos: una izquierda (A) y una derecha (B). La entrada derecha está conectada al Bus B, el cual puede recibir el contenido de casi todos los registros (MDR, PC, MBR, SP, LV, CPP, TOS, OPC). Sin embargo, la entrada izquierda está conectada únicamente a un registro de retención dedicado llamado H. Una vez que los datos son procesados, la salida de la ALU alimenta al desplazador y luego pasa al Bus C, desde donde el resultado puede escribirse en uno o más registros al mismo tiempo.</w:t>
+      </w:r>
+    </w:p>
+    <w:p>
+      <w:pPr>
+        <w:pStyle w:val="13"/>
+        <w:keepNext w:val="0"/>
+        <w:keepLines w:val="0"/>
+        <w:widowControl/>
+        <w:suppressLineNumbers w:val="0"/>
+      </w:pPr>
+      <w:r>
+        <w:t>Al analizar este diseño, encontramos una clara deficiencia de rendimiento: al momento de querer realizar una operación con dos operandos, se desperdicia un ciclo de reloj entero simplemente para guardar el primer valor en el registro H. Solo después de este paso previo, el dato puede ingresar a la ALU por la entrada A, mientras el segundo valor entra simultáneamente por el Bus B.</w:t>
+      </w:r>
+    </w:p>
+    <w:p>
+      <w:pPr>
+        <w:jc w:val="both"/>
+        <w:rPr>
+          <w:rFonts w:hint="default"/>
+          <w:b w:val="0"/>
+          <w:bCs w:val="0"/>
+          <w:lang w:val="es-AR"/>
+        </w:rPr>
+      </w:pPr>
+    </w:p>
+    <w:p>
+      <w:pPr>
+        <w:ind w:firstLine="709" w:firstLineChars="0"/>
+        <w:jc w:val="both"/>
+        <w:rPr>
+          <w:rFonts w:hint="default"/>
+          <w:b w:val="0"/>
+          <w:bCs w:val="0"/>
+          <w:lang w:val="es-AR"/>
+        </w:rPr>
+      </w:pPr>
+    </w:p>
+    <w:p>
+      <w:pPr>
+        <w:ind w:firstLine="709" w:firstLineChars="0"/>
+        <w:jc w:val="both"/>
+        <w:rPr>
+          <w:rFonts w:hint="default"/>
+          <w:b w:val="0"/>
+          <w:bCs w:val="0"/>
+          <w:lang w:val="es-AR"/>
+        </w:rPr>
+      </w:pPr>
+    </w:p>
+    <w:p>
+      <w:pPr>
+        <w:ind w:firstLine="709" w:firstLineChars="0"/>
+        <w:jc w:val="both"/>
+        <w:rPr>
+          <w:rFonts w:hint="default"/>
+          <w:b w:val="0"/>
+          <w:bCs w:val="0"/>
+          <w:lang w:val="es-AR"/>
+        </w:rPr>
+      </w:pPr>
+    </w:p>
+    <w:p>
+      <w:pPr>
+        <w:ind w:firstLine="709" w:firstLineChars="0"/>
+        <w:jc w:val="both"/>
+        <w:rPr>
+          <w:rFonts w:hint="default"/>
+          <w:b w:val="0"/>
+          <w:bCs w:val="0"/>
+          <w:lang w:val="es-AR"/>
+        </w:rPr>
+      </w:pPr>
+    </w:p>
+    <w:p>
+      <w:pPr>
+        <w:ind w:firstLine="709" w:firstLineChars="0"/>
+        <w:jc w:val="both"/>
+        <w:rPr>
+          <w:rFonts w:hint="default"/>
+          <w:b w:val="0"/>
+          <w:bCs w:val="0"/>
+          <w:lang w:val="es-AR"/>
+        </w:rPr>
+      </w:pPr>
+    </w:p>
+    <w:p>
+      <w:pPr>
+        <w:ind w:firstLine="709" w:firstLineChars="0"/>
+        <w:jc w:val="both"/>
+        <w:rPr>
+          <w:rFonts w:hint="default"/>
+          <w:b w:val="0"/>
+          <w:bCs w:val="0"/>
+          <w:lang w:val="es-AR"/>
+        </w:rPr>
+      </w:pPr>
+    </w:p>
+    <w:p>
+      <w:pPr>
+        <w:ind w:firstLine="709" w:firstLineChars="0"/>
+        <w:jc w:val="both"/>
+        <w:rPr>
+          <w:rFonts w:hint="default"/>
+          <w:b w:val="0"/>
+          <w:bCs w:val="0"/>
+          <w:lang w:val="es-AR"/>
+        </w:rPr>
+      </w:pPr>
+    </w:p>
+    <w:p>
+      <w:pPr>
+        <w:ind w:firstLine="709" w:firstLineChars="0"/>
+        <w:jc w:val="both"/>
+        <w:rPr>
+          <w:rFonts w:hint="default"/>
+          <w:b w:val="0"/>
+          <w:bCs w:val="0"/>
+          <w:lang w:val="es-AR"/>
+        </w:rPr>
+      </w:pPr>
+    </w:p>
+    <w:p>
+      <w:pPr>
+        <w:ind w:firstLine="709" w:firstLineChars="0"/>
+        <w:jc w:val="both"/>
+        <w:rPr>
+          <w:rFonts w:hint="default"/>
+          <w:b w:val="0"/>
+          <w:bCs w:val="0"/>
+          <w:lang w:val="es-AR"/>
+        </w:rPr>
+      </w:pPr>
+    </w:p>
+    <w:p>
+      <w:pPr>
+        <w:ind w:firstLine="709" w:firstLineChars="0"/>
+        <w:jc w:val="both"/>
+        <w:rPr>
+          <w:rFonts w:hint="default"/>
+          <w:b w:val="0"/>
+          <w:bCs w:val="0"/>
+          <w:lang w:val="es-AR"/>
+        </w:rPr>
+      </w:pPr>
+    </w:p>
+    <w:p>
+      <w:pPr>
+        <w:ind w:firstLine="709" w:firstLineChars="0"/>
+        <w:jc w:val="both"/>
+        <w:rPr>
+          <w:rFonts w:hint="default"/>
+          <w:b w:val="0"/>
+          <w:bCs w:val="0"/>
+          <w:lang w:val="es-AR"/>
+        </w:rPr>
+      </w:pPr>
+    </w:p>
+    <w:p>
+      <w:pPr>
+        <w:ind w:firstLine="709" w:firstLineChars="0"/>
+        <w:jc w:val="both"/>
+        <w:rPr>
+          <w:rFonts w:hint="default"/>
+          <w:b w:val="0"/>
+          <w:bCs w:val="0"/>
+          <w:lang w:val="es-AR"/>
+        </w:rPr>
+      </w:pPr>
+    </w:p>
+    <w:p>
+      <w:pPr>
+        <w:ind w:firstLine="709" w:firstLineChars="0"/>
+        <w:jc w:val="both"/>
+        <w:rPr>
+          <w:rFonts w:hint="default"/>
+          <w:b w:val="0"/>
+          <w:bCs w:val="0"/>
+          <w:lang w:val="es-AR"/>
+        </w:rPr>
+      </w:pPr>
+    </w:p>
+    <w:p>
+      <w:pPr>
+        <w:ind w:firstLine="709" w:firstLineChars="0"/>
+        <w:jc w:val="both"/>
+        <w:rPr>
+          <w:rFonts w:hint="default"/>
+          <w:b w:val="0"/>
+          <w:bCs w:val="0"/>
+          <w:lang w:val="es-AR"/>
+        </w:rPr>
+      </w:pPr>
+    </w:p>
+    <w:p>
+      <w:pPr>
+        <w:ind w:firstLine="709" w:firstLineChars="0"/>
+        <w:jc w:val="both"/>
+        <w:rPr>
+          <w:rFonts w:hint="default"/>
+          <w:b w:val="0"/>
+          <w:bCs w:val="0"/>
+          <w:lang w:val="es-AR"/>
+        </w:rPr>
+      </w:pPr>
+    </w:p>
+    <w:p>
+      <w:pPr>
+        <w:ind w:firstLine="709" w:firstLineChars="0"/>
+        <w:jc w:val="both"/>
+        <w:rPr>
+          <w:rFonts w:hint="default"/>
+          <w:b w:val="0"/>
+          <w:bCs w:val="0"/>
+          <w:lang w:val="es-AR"/>
+        </w:rPr>
+      </w:pPr>
+    </w:p>
+    <w:p>
+      <w:pPr>
+        <w:ind w:firstLine="709" w:firstLineChars="0"/>
+        <w:jc w:val="both"/>
+        <w:rPr>
+          <w:rFonts w:hint="default"/>
+          <w:b w:val="0"/>
+          <w:bCs w:val="0"/>
+          <w:lang w:val="es-AR"/>
+        </w:rPr>
+      </w:pPr>
+    </w:p>
+    <w:p>
+      <w:pPr>
+        <w:ind w:firstLine="709" w:firstLineChars="0"/>
+        <w:jc w:val="center"/>
+        <w:rPr>
+          <w:rFonts w:hint="default"/>
+          <w:b w:val="0"/>
+          <w:bCs w:val="0"/>
+          <w:i/>
+          <w:iCs/>
+          <w:lang w:val="es-AR"/>
+        </w:rPr>
+      </w:pPr>
+      <w:r>
+        <w:rPr>
+          <w:rFonts w:hint="default"/>
+          <w:b w:val="0"/>
+          <w:bCs w:val="0"/>
+          <w:i/>
+          <w:iCs/>
+          <w:lang w:val="es-AR"/>
+        </w:rPr>
+        <w:drawing>
+          <wp:anchor distT="0" distB="0" distL="114300" distR="114300" simplePos="0" relativeHeight="251680768" behindDoc="0" locked="0" layoutInCell="1" allowOverlap="1">
+            <wp:simplePos x="0" y="0"/>
+            <wp:positionH relativeFrom="column">
+              <wp:posOffset>280035</wp:posOffset>
+            </wp:positionH>
+            <wp:positionV relativeFrom="page">
+              <wp:posOffset>1998345</wp:posOffset>
+            </wp:positionV>
+            <wp:extent cx="5464175" cy="2809240"/>
+            <wp:effectExtent l="0" t="0" r="6985" b="10160"/>
+            <wp:wrapSquare wrapText="bothSides"/>
+            <wp:docPr id="26" name="Imagen 26" descr="ALU-1bit"/>
+            <wp:cNvGraphicFramePr>
+              <a:graphicFrameLocks xmlns:a="http://schemas.openxmlformats.org/drawingml/2006/main" noChangeAspect="1"/>
+            </wp:cNvGraphicFramePr>
+            <a:graphic xmlns:a="http://schemas.openxmlformats.org/drawingml/2006/main">
+              <a:graphicData uri="http://schemas.openxmlformats.org/drawingml/2006/picture">
+                <pic:pic xmlns:pic="http://schemas.openxmlformats.org/drawingml/2006/picture">
+                  <pic:nvPicPr>
+                    <pic:cNvPr id="26" name="Imagen 26" descr="ALU-1bit"/>
+                    <pic:cNvPicPr>
+                      <a:picLocks noChangeAspect="1"/>
+                    </pic:cNvPicPr>
+                  </pic:nvPicPr>
+                  <pic:blipFill>
+                    <a:blip r:embed="rId8"/>
+                    <a:stretch>
+                      <a:fillRect/>
+                    </a:stretch>
+                  </pic:blipFill>
+                  <pic:spPr>
+                    <a:xfrm>
+                      <a:off x="0" y="0"/>
+                      <a:ext cx="5464175" cy="2809240"/>
+                    </a:xfrm>
+                    <a:prstGeom prst="rect">
+                      <a:avLst/>
+                    </a:prstGeom>
+                  </pic:spPr>
+                </pic:pic>
+              </a:graphicData>
+            </a:graphic>
+          </wp:anchor>
+        </w:drawing>
+      </w:r>
+      <w:r>
+        <w:rPr>
+          <w:rFonts w:hint="default"/>
+          <w:b w:val="0"/>
+          <w:bCs w:val="0"/>
+          <w:i/>
+          <w:iCs/>
+          <w:lang w:val="es-AR"/>
+        </w:rPr>
+        <w:t>ALU de 1 bit - Logisim</w:t>
+      </w:r>
+    </w:p>
+    <w:p>
+      <w:pPr>
+        <w:ind w:firstLine="709" w:firstLineChars="0"/>
+        <w:jc w:val="both"/>
+        <w:rPr>
+          <w:rFonts w:hint="default"/>
+          <w:b w:val="0"/>
+          <w:bCs w:val="0"/>
+          <w:lang w:val="es-AR"/>
+        </w:rPr>
+      </w:pPr>
+      <w:r>
+        <w:rPr>
+          <w:rFonts w:hint="default"/>
+          <w:b w:val="0"/>
+          <w:bCs w:val="0"/>
+          <w:lang w:val="es-AR"/>
+        </w:rPr>
+        <w:drawing>
+          <wp:inline distT="0" distB="0" distL="114300" distR="114300">
+            <wp:extent cx="4481195" cy="2786380"/>
+            <wp:effectExtent l="0" t="0" r="14605" b="2540"/>
+            <wp:docPr id="27" name="Imagen 27" descr="Unidad_Lógica"/>
+            <wp:cNvGraphicFramePr>
+              <a:graphicFrameLocks xmlns:a="http://schemas.openxmlformats.org/drawingml/2006/main" noChangeAspect="1"/>
+            </wp:cNvGraphicFramePr>
+            <a:graphic xmlns:a="http://schemas.openxmlformats.org/drawingml/2006/main">
+              <a:graphicData uri="http://schemas.openxmlformats.org/drawingml/2006/picture">
+                <pic:pic xmlns:pic="http://schemas.openxmlformats.org/drawingml/2006/picture">
+                  <pic:nvPicPr>
+                    <pic:cNvPr id="27" name="Imagen 27" descr="Unidad_Lógica"/>
+                    <pic:cNvPicPr>
+                      <a:picLocks noChangeAspect="1"/>
+                    </pic:cNvPicPr>
+                  </pic:nvPicPr>
+                  <pic:blipFill>
+                    <a:blip r:embed="rId9"/>
+                    <a:stretch>
+                      <a:fillRect/>
+                    </a:stretch>
+                  </pic:blipFill>
+                  <pic:spPr>
+                    <a:xfrm>
+                      <a:off x="0" y="0"/>
+                      <a:ext cx="4481195" cy="2786380"/>
+                    </a:xfrm>
+                    <a:prstGeom prst="rect">
+                      <a:avLst/>
+                    </a:prstGeom>
+                  </pic:spPr>
+                </pic:pic>
+              </a:graphicData>
+            </a:graphic>
+          </wp:inline>
+        </w:drawing>
+      </w:r>
+    </w:p>
+    <w:p>
+      <w:pPr>
+        <w:jc w:val="center"/>
+        <w:rPr>
+          <w:rFonts w:hint="default"/>
+          <w:b w:val="0"/>
+          <w:bCs w:val="0"/>
+          <w:i/>
+          <w:iCs/>
+          <w:lang w:val="es-AR"/>
+        </w:rPr>
+      </w:pPr>
+      <w:r>
+        <w:rPr>
+          <w:rFonts w:hint="default"/>
+          <w:b w:val="0"/>
+          <w:bCs w:val="0"/>
+          <w:i/>
+          <w:iCs/>
+          <w:lang w:val="es-AR"/>
+        </w:rPr>
+        <w:t>Unidad Lógica ALU - Logisim</w:t>
+      </w:r>
+    </w:p>
+    <w:p>
+      <w:pPr>
+        <w:jc w:val="center"/>
+        <w:rPr>
+          <w:rFonts w:hint="default"/>
+          <w:b w:val="0"/>
+          <w:bCs w:val="0"/>
+          <w:lang w:val="es-AR"/>
+        </w:rPr>
+      </w:pPr>
+      <w:r>
+        <w:rPr>
+          <w:rFonts w:hint="default"/>
+          <w:b w:val="0"/>
+          <w:bCs w:val="0"/>
+          <w:lang w:val="es-AR"/>
+        </w:rPr>
+        <w:drawing>
+          <wp:inline distT="0" distB="0" distL="114300" distR="114300">
+            <wp:extent cx="3848100" cy="3636645"/>
+            <wp:effectExtent l="0" t="0" r="7620" b="5715"/>
+            <wp:docPr id="28" name="Imagen 28" descr="Sumador_logico"/>
+            <wp:cNvGraphicFramePr>
+              <a:graphicFrameLocks xmlns:a="http://schemas.openxmlformats.org/drawingml/2006/main" noChangeAspect="1"/>
+            </wp:cNvGraphicFramePr>
+            <a:graphic xmlns:a="http://schemas.openxmlformats.org/drawingml/2006/main">
+              <a:graphicData uri="http://schemas.openxmlformats.org/drawingml/2006/picture">
+                <pic:pic xmlns:pic="http://schemas.openxmlformats.org/drawingml/2006/picture">
+                  <pic:nvPicPr>
+                    <pic:cNvPr id="28" name="Imagen 28" descr="Sumador_logico"/>
+                    <pic:cNvPicPr>
+                      <a:picLocks noChangeAspect="1"/>
+                    </pic:cNvPicPr>
+                  </pic:nvPicPr>
+                  <pic:blipFill>
+                    <a:blip r:embed="rId10"/>
+                    <a:stretch>
+                      <a:fillRect/>
+                    </a:stretch>
+                  </pic:blipFill>
+                  <pic:spPr>
+                    <a:xfrm>
+                      <a:off x="0" y="0"/>
+                      <a:ext cx="3848100" cy="3636645"/>
+                    </a:xfrm>
+                    <a:prstGeom prst="rect">
+                      <a:avLst/>
+                    </a:prstGeom>
+                  </pic:spPr>
+                </pic:pic>
+              </a:graphicData>
+            </a:graphic>
+          </wp:inline>
+        </w:drawing>
+      </w:r>
+    </w:p>
+    <w:p>
+      <w:pPr>
+        <w:jc w:val="center"/>
+        <w:rPr>
+          <w:rFonts w:hint="default"/>
+          <w:b w:val="0"/>
+          <w:bCs w:val="0"/>
+          <w:lang w:val="es-AR"/>
+        </w:rPr>
+      </w:pPr>
+      <w:r>
+        <w:rPr>
+          <w:rFonts w:hint="default"/>
+          <w:b w:val="0"/>
+          <w:bCs w:val="0"/>
+          <w:i/>
+          <w:iCs/>
+          <w:lang w:val="es-AR"/>
+        </w:rPr>
+        <w:t>Sumador Lógico - Logisim</w:t>
+      </w:r>
+    </w:p>
+    <w:p>
+      <w:pPr>
+        <w:jc w:val="center"/>
+        <w:rPr>
+          <w:rFonts w:hint="default"/>
+          <w:b w:val="0"/>
+          <w:bCs w:val="0"/>
+          <w:lang w:val="es-AR"/>
+        </w:rPr>
+      </w:pPr>
+      <w:r>
+        <w:rPr>
+          <w:rFonts w:hint="default"/>
+          <w:b w:val="0"/>
+          <w:bCs w:val="0"/>
+          <w:lang w:val="es-AR"/>
+        </w:rPr>
+        <w:drawing>
+          <wp:inline distT="0" distB="0" distL="114300" distR="114300">
+            <wp:extent cx="3257550" cy="2933065"/>
+            <wp:effectExtent l="0" t="0" r="3810" b="8255"/>
+            <wp:docPr id="29" name="Imagen 29" descr="decod"/>
+            <wp:cNvGraphicFramePr>
+              <a:graphicFrameLocks xmlns:a="http://schemas.openxmlformats.org/drawingml/2006/main" noChangeAspect="1"/>
+            </wp:cNvGraphicFramePr>
+            <a:graphic xmlns:a="http://schemas.openxmlformats.org/drawingml/2006/main">
+              <a:graphicData uri="http://schemas.openxmlformats.org/drawingml/2006/picture">
+                <pic:pic xmlns:pic="http://schemas.openxmlformats.org/drawingml/2006/picture">
+                  <pic:nvPicPr>
+                    <pic:cNvPr id="29" name="Imagen 29" descr="decod"/>
+                    <pic:cNvPicPr>
+                      <a:picLocks noChangeAspect="1"/>
+                    </pic:cNvPicPr>
+                  </pic:nvPicPr>
+                  <pic:blipFill>
+                    <a:blip r:embed="rId11"/>
+                    <a:stretch>
+                      <a:fillRect/>
+                    </a:stretch>
+                  </pic:blipFill>
+                  <pic:spPr>
+                    <a:xfrm>
+                      <a:off x="0" y="0"/>
+                      <a:ext cx="3257550" cy="2933065"/>
+                    </a:xfrm>
+                    <a:prstGeom prst="rect">
+                      <a:avLst/>
+                    </a:prstGeom>
+                  </pic:spPr>
+                </pic:pic>
+              </a:graphicData>
+            </a:graphic>
+          </wp:inline>
+        </w:drawing>
+      </w:r>
+    </w:p>
+    <w:p>
+      <w:pPr>
+        <w:jc w:val="center"/>
+        <w:rPr>
+          <w:rFonts w:hint="default"/>
+          <w:b w:val="0"/>
+          <w:bCs w:val="0"/>
+          <w:i/>
+          <w:iCs/>
+          <w:lang w:val="es-AR"/>
+        </w:rPr>
+      </w:pPr>
+      <w:r>
+        <w:rPr>
+          <w:rFonts w:hint="default"/>
+          <w:b w:val="0"/>
+          <w:bCs w:val="0"/>
+          <w:i/>
+          <w:iCs/>
+          <w:lang w:val="es-AR"/>
+        </w:rPr>
+        <w:t>Decodificador-Logisim</w:t>
+      </w:r>
+    </w:p>
+    <w:p>
+      <w:pPr>
+        <w:jc w:val="center"/>
+        <w:rPr>
+          <w:rFonts w:hint="default"/>
+          <w:b w:val="0"/>
+          <w:bCs w:val="0"/>
+          <w:i/>
+          <w:iCs/>
+          <w:lang w:val="es-AR"/>
+        </w:rPr>
+        <w:sectPr>
+          <w:headerReference r:id="rId3" w:type="default"/>
+          <w:footerReference r:id="rId4" w:type="default"/>
+          <w:pgSz w:w="11906" w:h="16838"/>
+          <w:pgMar w:top="1138" w:right="1138" w:bottom="1138" w:left="1138" w:header="720" w:footer="720" w:gutter="0"/>
+          <w:pgNumType w:fmt="decimal"/>
+          <w:cols w:space="720" w:num="1"/>
+          <w:formProt w:val="0"/>
+          <w:docGrid w:linePitch="100" w:charSpace="0"/>
+        </w:sectPr>
+      </w:pPr>
+    </w:p>
+    <w:p>
+      <w:pPr>
+        <w:jc w:val="center"/>
+        <w:rPr>
+          <w:rFonts w:hint="default"/>
+          <w:b w:val="0"/>
+          <w:bCs w:val="0"/>
+          <w:i/>
+          <w:iCs/>
+          <w:lang w:val="es-AR"/>
+        </w:rPr>
+      </w:pPr>
+      <w:r>
+        <w:rPr>
+          <w:rFonts w:hint="default"/>
+          <w:b w:val="0"/>
+          <w:bCs w:val="0"/>
+          <w:lang w:val="es-AR"/>
+        </w:rPr>
+        <w:drawing>
+          <wp:inline distT="0" distB="0" distL="114300" distR="114300">
+            <wp:extent cx="9975215" cy="3578225"/>
+            <wp:effectExtent l="0" t="0" r="6985" b="3175"/>
+            <wp:docPr id="32" name="Imagen 32" descr="ALU_8bits"/>
+            <wp:cNvGraphicFramePr>
+              <a:graphicFrameLocks xmlns:a="http://schemas.openxmlformats.org/drawingml/2006/main" noChangeAspect="1"/>
+            </wp:cNvGraphicFramePr>
+            <a:graphic xmlns:a="http://schemas.openxmlformats.org/drawingml/2006/main">
+              <a:graphicData uri="http://schemas.openxmlformats.org/drawingml/2006/picture">
+                <pic:pic xmlns:pic="http://schemas.openxmlformats.org/drawingml/2006/picture">
+                  <pic:nvPicPr>
+                    <pic:cNvPr id="32" name="Imagen 32" descr="ALU_8bits"/>
+                    <pic:cNvPicPr>
+                      <a:picLocks noChangeAspect="1"/>
+                    </pic:cNvPicPr>
+                  </pic:nvPicPr>
+                  <pic:blipFill>
+                    <a:blip r:embed="rId12"/>
+                    <a:stretch>
+                      <a:fillRect/>
+                    </a:stretch>
+                  </pic:blipFill>
+                  <pic:spPr>
+                    <a:xfrm>
+                      <a:off x="0" y="0"/>
+                      <a:ext cx="9975215" cy="3578225"/>
+                    </a:xfrm>
+                    <a:prstGeom prst="rect">
+                      <a:avLst/>
+                    </a:prstGeom>
+                  </pic:spPr>
+                </pic:pic>
+              </a:graphicData>
+            </a:graphic>
+          </wp:inline>
+        </w:drawing>
+      </w:r>
+      <w:r>
+        <w:rPr>
+          <w:rFonts w:hint="default"/>
+          <w:b w:val="0"/>
+          <w:bCs w:val="0"/>
+          <w:i/>
+          <w:iCs/>
+          <w:lang w:val="es-AR"/>
+        </w:rPr>
+        <w:t>ALU de 8 bits uniendo 8 ALU’s de 1 bit- Logisim</w:t>
+      </w:r>
+    </w:p>
+    <w:p>
+      <w:pPr>
+        <w:jc w:val="left"/>
+        <w:rPr>
+          <w:rFonts w:hint="default"/>
+          <w:b w:val="0"/>
+          <w:bCs w:val="0"/>
+          <w:lang w:val="es-AR"/>
+        </w:rPr>
+      </w:pPr>
+    </w:p>
+    <w:p>
+      <w:pPr>
+        <w:jc w:val="left"/>
+        <w:rPr>
+          <w:rFonts w:hint="default"/>
+          <w:b w:val="0"/>
+          <w:bCs w:val="0"/>
+          <w:lang w:val="es-AR"/>
+        </w:rPr>
+        <w:sectPr>
+          <w:pgSz w:w="16838" w:h="11906" w:orient="landscape"/>
+          <w:pgMar w:top="1138" w:right="1138" w:bottom="1138" w:left="1138" w:header="720" w:footer="720" w:gutter="0"/>
+          <w:pgNumType w:fmt="decimal"/>
+          <w:cols w:space="720" w:num="1"/>
+          <w:formProt w:val="0"/>
+          <w:docGrid w:linePitch="100" w:charSpace="0"/>
+        </w:sectPr>
+      </w:pPr>
+    </w:p>
+    <w:p>
+      <w:pPr>
+        <w:jc w:val="left"/>
+        <w:rPr>
+          <w:rFonts w:hint="default"/>
+          <w:b w:val="0"/>
+          <w:bCs w:val="0"/>
+          <w:lang w:val="es-AR"/>
+        </w:rPr>
+      </w:pPr>
+      <w:r>
+        <w:rPr>
+          <w:rFonts w:hint="default"/>
+          <w:b w:val="0"/>
+          <w:bCs w:val="0"/>
+          <w:lang w:val="es-AR"/>
+        </w:rPr>
+        <w:drawing>
+          <wp:inline distT="0" distB="0" distL="114300" distR="114300">
+            <wp:extent cx="8087995" cy="4481830"/>
+            <wp:effectExtent l="0" t="0" r="4445" b="13970"/>
+            <wp:docPr id="33" name="Imagen 33" descr="ALU_32bits"/>
+            <wp:cNvGraphicFramePr>
+              <a:graphicFrameLocks xmlns:a="http://schemas.openxmlformats.org/drawingml/2006/main" noChangeAspect="1"/>
+            </wp:cNvGraphicFramePr>
+            <a:graphic xmlns:a="http://schemas.openxmlformats.org/drawingml/2006/main">
+              <a:graphicData uri="http://schemas.openxmlformats.org/drawingml/2006/picture">
+                <pic:pic xmlns:pic="http://schemas.openxmlformats.org/drawingml/2006/picture">
+                  <pic:nvPicPr>
+                    <pic:cNvPr id="33" name="Imagen 33" descr="ALU_32bits"/>
+                    <pic:cNvPicPr>
+                      <a:picLocks noChangeAspect="1"/>
+                    </pic:cNvPicPr>
+                  </pic:nvPicPr>
+                  <pic:blipFill>
+                    <a:blip r:embed="rId13"/>
+                    <a:stretch>
+                      <a:fillRect/>
+                    </a:stretch>
+                  </pic:blipFill>
+                  <pic:spPr>
+                    <a:xfrm>
+                      <a:off x="0" y="0"/>
+                      <a:ext cx="8087995" cy="4481830"/>
+                    </a:xfrm>
+                    <a:prstGeom prst="rect">
+                      <a:avLst/>
+                    </a:prstGeom>
+                  </pic:spPr>
+                </pic:pic>
+              </a:graphicData>
+            </a:graphic>
+          </wp:inline>
+        </w:drawing>
+      </w:r>
+    </w:p>
+    <w:p>
+      <w:pPr>
+        <w:jc w:val="center"/>
+        <w:rPr>
+          <w:rFonts w:hint="default"/>
+          <w:b w:val="0"/>
+          <w:bCs w:val="0"/>
+          <w:i/>
+          <w:iCs/>
+          <w:lang w:val="es-AR"/>
+        </w:rPr>
+        <w:sectPr>
+          <w:pgSz w:w="16838" w:h="11906" w:orient="landscape"/>
+          <w:pgMar w:top="1138" w:right="1138" w:bottom="1138" w:left="1138" w:header="720" w:footer="720" w:gutter="0"/>
+          <w:pgNumType w:fmt="decimal"/>
+          <w:cols w:space="720" w:num="1"/>
+          <w:formProt w:val="0"/>
+          <w:docGrid w:linePitch="100" w:charSpace="0"/>
+        </w:sectPr>
+      </w:pPr>
+      <w:r>
+        <w:rPr>
+          <w:rFonts w:hint="default"/>
+          <w:b w:val="0"/>
+          <w:bCs w:val="0"/>
+          <w:i/>
+          <w:iCs/>
+          <w:lang w:val="es-AR"/>
+        </w:rPr>
+        <w:t>ALU 32 bits usando 4 ALU’s de 8 bits - Logisim</w:t>
+      </w:r>
+    </w:p>
+    <w:p>
+      <w:pPr>
+        <w:jc w:val="center"/>
         <w:rPr>
           <w:rFonts w:hint="default"/>
           <w:b w:val="0"/>
@@ -636,7 +1513,7 @@
     </w:p>
     <w:tbl>
       <w:tblPr>
-        <w:tblStyle w:val="14"/>
+        <w:tblStyle w:val="15"/>
         <w:tblW w:w="0" w:type="auto"/>
         <w:tblInd w:w="0" w:type="dxa"/>
         <w:tblBorders>
@@ -4260,9 +5137,61 @@
           <w:rFonts w:hint="default"/>
           <w:b w:val="0"/>
           <w:bCs w:val="0"/>
-          <w:lang w:val="es-AR"/>
-        </w:rPr>
-      </w:pPr>
+          <w:highlight w:val="none"/>
+          <w:lang w:val="es-AR"/>
+        </w:rPr>
+      </w:pPr>
+      <w:r>
+        <w:rPr>
+          <w:rFonts w:hint="default"/>
+          <w:lang w:val="es-AR"/>
+        </w:rPr>
+        <w:drawing>
+          <wp:anchor distT="0" distB="0" distL="114300" distR="114300" simplePos="0" relativeHeight="251683840" behindDoc="0" locked="0" layoutInCell="1" allowOverlap="1">
+            <wp:simplePos x="0" y="0"/>
+            <wp:positionH relativeFrom="column">
+              <wp:posOffset>-441325</wp:posOffset>
+            </wp:positionH>
+            <wp:positionV relativeFrom="page">
+              <wp:posOffset>6518275</wp:posOffset>
+            </wp:positionV>
+            <wp:extent cx="3303270" cy="2407285"/>
+            <wp:effectExtent l="0" t="0" r="3810" b="635"/>
+            <wp:wrapSquare wrapText="bothSides"/>
+            <wp:docPr id="44" name="Imagen 44" descr="shifter"/>
+            <wp:cNvGraphicFramePr>
+              <a:graphicFrameLocks xmlns:a="http://schemas.openxmlformats.org/drawingml/2006/main" noChangeAspect="1"/>
+            </wp:cNvGraphicFramePr>
+            <a:graphic xmlns:a="http://schemas.openxmlformats.org/drawingml/2006/main">
+              <a:graphicData uri="http://schemas.openxmlformats.org/drawingml/2006/picture">
+                <pic:pic xmlns:pic="http://schemas.openxmlformats.org/drawingml/2006/picture">
+                  <pic:nvPicPr>
+                    <pic:cNvPr id="44" name="Imagen 44" descr="shifter"/>
+                    <pic:cNvPicPr>
+                      <a:picLocks noChangeAspect="1"/>
+                    </pic:cNvPicPr>
+                  </pic:nvPicPr>
+                  <pic:blipFill>
+                    <a:blip r:embed="rId14"/>
+                    <a:stretch>
+                      <a:fillRect/>
+                    </a:stretch>
+                  </pic:blipFill>
+                  <pic:spPr>
+                    <a:xfrm>
+                      <a:off x="0" y="0"/>
+                      <a:ext cx="3303270" cy="2407285"/>
+                    </a:xfrm>
+                    <a:prstGeom prst="rect">
+                      <a:avLst/>
+                    </a:prstGeom>
+                  </pic:spPr>
+                </pic:pic>
+              </a:graphicData>
+            </a:graphic>
+          </wp:anchor>
+        </w:drawing>
+      </w:r>
       <w:r>
         <w:rPr>
           <w:sz w:val="24"/>
@@ -4270,7 +5199,7 @@
         <mc:AlternateContent>
           <mc:Choice Requires="wps">
             <w:drawing>
-              <wp:anchor distT="0" distB="0" distL="114300" distR="114300" simplePos="0" relativeHeight="251678720" behindDoc="0" locked="0" layoutInCell="1" allowOverlap="1">
+              <wp:anchor distT="0" distB="0" distL="114300" distR="114300" simplePos="0" relativeHeight="251677696" behindDoc="0" locked="0" layoutInCell="1" allowOverlap="1">
                 <wp:simplePos x="0" y="0"/>
                 <wp:positionH relativeFrom="column">
                   <wp:posOffset>-2115185</wp:posOffset>
@@ -4329,7 +5258,7 @@
           </mc:Choice>
           <mc:Fallback>
             <w:pict>
-              <v:shape id="_x0000_s1026" o:spid="_x0000_s1026" o:spt="3" type="#_x0000_t3" style="position:absolute;left:0pt;margin-left:-166.55pt;margin-top:162.5pt;height:11.2pt;width:12.8pt;z-index:251678720;v-text-anchor:middle;mso-width-relative:page;mso-height-relative:page;" filled="f" stroked="t" coordsize="21600,21600" o:gfxdata="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">
+              <v:shape id="_x0000_s1026" o:spid="_x0000_s1026" o:spt="3" type="#_x0000_t3" style="position:absolute;left:0pt;margin-left:-166.55pt;margin-top:162.5pt;height:11.2pt;width:12.8pt;z-index:251677696;v-text-anchor:middle;mso-width-relative:page;mso-height-relative:page;" filled="f" stroked="t" coordsize="21600,21600" o:gfxdata="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">
                 <v:fill on="f" focussize="0,0"/>
                 <v:stroke weight="1pt" color="#FFC000 [2404]" miterlimit="8" joinstyle="miter"/>
                 <v:imagedata o:title=""/>
@@ -4346,7 +5275,7 @@
         <mc:AlternateContent>
           <mc:Choice Requires="wps">
             <w:drawing>
-              <wp:anchor distT="0" distB="0" distL="114300" distR="114300" simplePos="0" relativeHeight="251677696" behindDoc="0" locked="0" layoutInCell="1" allowOverlap="1">
+              <wp:anchor distT="0" distB="0" distL="114300" distR="114300" simplePos="0" relativeHeight="251676672" behindDoc="0" locked="0" layoutInCell="1" allowOverlap="1">
                 <wp:simplePos x="0" y="0"/>
                 <wp:positionH relativeFrom="column">
                   <wp:posOffset>-1804670</wp:posOffset>
@@ -4405,7 +5334,7 @@
           </mc:Choice>
           <mc:Fallback>
             <w:pict>
-              <v:shape id="_x0000_s1026" o:spid="_x0000_s1026" o:spt="3" type="#_x0000_t3" style="position:absolute;left:0pt;margin-left:-142.1pt;margin-top:122.75pt;height:11.2pt;width:12.8pt;z-index:251677696;v-text-anchor:middle;mso-width-relative:page;mso-height-relative:page;" filled="f" stroked="t" coordsize="21600,21600" o:gfxdata="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">
+              <v:shape id="_x0000_s1026" o:spid="_x0000_s1026" o:spt="3" type="#_x0000_t3" style="position:absolute;left:0pt;margin-left:-142.1pt;margin-top:122.75pt;height:11.2pt;width:12.8pt;z-index:251676672;v-text-anchor:middle;mso-width-relative:page;mso-height-relative:page;" filled="f" stroked="t" coordsize="21600,21600" o:gfxdata="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">
                 <v:fill on="f" focussize="0,0"/>
                 <v:stroke weight="1pt" color="#FF0000 [2404]" miterlimit="8" joinstyle="miter"/>
                 <v:imagedata o:title=""/>
@@ -4422,7 +5351,7 @@
         <mc:AlternateContent>
           <mc:Choice Requires="wps">
             <w:drawing>
-              <wp:anchor distT="0" distB="0" distL="114300" distR="114300" simplePos="0" relativeHeight="251676672" behindDoc="0" locked="0" layoutInCell="1" allowOverlap="1">
+              <wp:anchor distT="0" distB="0" distL="114300" distR="114300" simplePos="0" relativeHeight="251675648" behindDoc="0" locked="0" layoutInCell="1" allowOverlap="1">
                 <wp:simplePos x="0" y="0"/>
                 <wp:positionH relativeFrom="column">
                   <wp:posOffset>-1778000</wp:posOffset>
@@ -4481,7 +5410,7 @@
           </mc:Choice>
           <mc:Fallback>
             <w:pict>
-              <v:shape id="_x0000_s1026" o:spid="_x0000_s1026" o:spt="3" type="#_x0000_t3" style="position:absolute;left:0pt;margin-left:-140pt;margin-top:99pt;height:11.2pt;width:12.8pt;z-index:251676672;v-text-anchor:middle;mso-width-relative:page;mso-height-relative:page;" filled="f" stroked="t" coordsize="21600,21600" o:gfxdata="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">
+              <v:shape id="_x0000_s1026" o:spid="_x0000_s1026" o:spt="3" type="#_x0000_t3" style="position:absolute;left:0pt;margin-left:-140pt;margin-top:99pt;height:11.2pt;width:12.8pt;z-index:251675648;v-text-anchor:middle;mso-width-relative:page;mso-height-relative:page;" filled="f" stroked="t" coordsize="21600,21600" o:gfxdata="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">
                 <v:fill on="f" focussize="0,0"/>
                 <v:stroke weight="1pt" color="#FF0000 [2404]" miterlimit="8" joinstyle="miter"/>
                 <v:imagedata o:title=""/>
@@ -4498,7 +5427,7 @@
         <mc:AlternateContent>
           <mc:Choice Requires="wps">
             <w:drawing>
-              <wp:anchor distT="0" distB="0" distL="114300" distR="114300" simplePos="0" relativeHeight="251675648" behindDoc="0" locked="0" layoutInCell="1" allowOverlap="1">
+              <wp:anchor distT="0" distB="0" distL="114300" distR="114300" simplePos="0" relativeHeight="251674624" behindDoc="0" locked="0" layoutInCell="1" allowOverlap="1">
                 <wp:simplePos x="0" y="0"/>
                 <wp:positionH relativeFrom="column">
                   <wp:posOffset>-1760220</wp:posOffset>
@@ -4557,7 +5486,7 @@
           </mc:Choice>
           <mc:Fallback>
             <w:pict>
-              <v:shape id="_x0000_s1026" o:spid="_x0000_s1026" o:spt="3" type="#_x0000_t3" style="position:absolute;left:0pt;margin-left:-138.6pt;margin-top:73.9pt;height:11.2pt;width:12.8pt;z-index:251675648;v-text-anchor:middle;mso-width-relative:page;mso-height-relative:page;" filled="f" stroked="t" coordsize="21600,21600" o:gfxdata="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">
+              <v:shape id="_x0000_s1026" o:spid="_x0000_s1026" o:spt="3" type="#_x0000_t3" style="position:absolute;left:0pt;margin-left:-138.6pt;margin-top:73.9pt;height:11.2pt;width:12.8pt;z-index:251674624;v-text-anchor:middle;mso-width-relative:page;mso-height-relative:page;" filled="f" stroked="t" coordsize="21600,21600" o:gfxdata="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">
                 <v:fill on="f" focussize="0,0"/>
                 <v:stroke weight="1pt" color="#FF0000 [2404]" miterlimit="8" joinstyle="miter"/>
                 <v:imagedata o:title=""/>
@@ -4574,7 +5503,7 @@
         <mc:AlternateContent>
           <mc:Choice Requires="wps">
             <w:drawing>
-              <wp:anchor distT="0" distB="0" distL="114300" distR="114300" simplePos="0" relativeHeight="251674624" behindDoc="0" locked="0" layoutInCell="1" allowOverlap="1">
+              <wp:anchor distT="0" distB="0" distL="114300" distR="114300" simplePos="0" relativeHeight="251673600" behindDoc="0" locked="0" layoutInCell="1" allowOverlap="1">
                 <wp:simplePos x="0" y="0"/>
                 <wp:positionH relativeFrom="column">
                   <wp:posOffset>-1760220</wp:posOffset>
@@ -4633,7 +5562,7 @@
           </mc:Choice>
           <mc:Fallback>
             <w:pict>
-              <v:shape id="_x0000_s1026" o:spid="_x0000_s1026" o:spt="3" type="#_x0000_t3" style="position:absolute;left:0pt;margin-left:-138.6pt;margin-top:51.6pt;height:11.2pt;width:12.8pt;z-index:251674624;v-text-anchor:middle;mso-width-relative:page;mso-height-relative:page;" filled="f" stroked="t" coordsize="21600,21600" o:gfxdata="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">
+              <v:shape id="_x0000_s1026" o:spid="_x0000_s1026" o:spt="3" type="#_x0000_t3" style="position:absolute;left:0pt;margin-left:-138.6pt;margin-top:51.6pt;height:11.2pt;width:12.8pt;z-index:251673600;v-text-anchor:middle;mso-width-relative:page;mso-height-relative:page;" filled="f" stroked="t" coordsize="21600,21600" o:gfxdata="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">
                 <v:fill on="f" focussize="0,0"/>
                 <v:stroke weight="1pt" color="#FF0000 [2404]" miterlimit="8" joinstyle="miter"/>
                 <v:imagedata o:title=""/>
@@ -4650,7 +5579,7 @@
         <mc:AlternateContent>
           <mc:Choice Requires="wps">
             <w:drawing>
-              <wp:anchor distT="0" distB="0" distL="114300" distR="114300" simplePos="0" relativeHeight="251673600" behindDoc="0" locked="0" layoutInCell="1" allowOverlap="1">
+              <wp:anchor distT="0" distB="0" distL="114300" distR="114300" simplePos="0" relativeHeight="251672576" behindDoc="0" locked="0" layoutInCell="1" allowOverlap="1">
                 <wp:simplePos x="0" y="0"/>
                 <wp:positionH relativeFrom="column">
                   <wp:posOffset>-1778000</wp:posOffset>
@@ -4709,83 +5638,7 @@
           </mc:Choice>
           <mc:Fallback>
             <w:pict>
-              <v:shape id="_x0000_s1026" o:spid="_x0000_s1026" o:spt="3" type="#_x0000_t3" style="position:absolute;left:0pt;margin-left:-140pt;margin-top:27.15pt;height:11.2pt;width:12.8pt;z-index:251673600;v-text-anchor:middle;mso-width-relative:page;mso-height-relative:page;" filled="f" stroked="t" coordsize="21600,21600" o:gfxdata="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">
-                <v:fill on="f" focussize="0,0"/>
-                <v:stroke weight="1pt" color="#FF0000 [2404]" miterlimit="8" joinstyle="miter"/>
-                <v:imagedata o:title=""/>
-                <o:lock v:ext="edit" aspectratio="f"/>
-              </v:shape>
-            </w:pict>
-          </mc:Fallback>
-        </mc:AlternateContent>
-      </w:r>
-      <w:r>
-        <w:rPr>
-          <w:sz w:val="24"/>
-        </w:rPr>
-        <mc:AlternateContent>
-          <mc:Choice Requires="wps">
-            <w:drawing>
-              <wp:anchor distT="0" distB="0" distL="114300" distR="114300" simplePos="0" relativeHeight="251672576" behindDoc="0" locked="0" layoutInCell="1" allowOverlap="1">
-                <wp:simplePos x="0" y="0"/>
-                <wp:positionH relativeFrom="column">
-                  <wp:posOffset>-1751330</wp:posOffset>
-                </wp:positionH>
-                <wp:positionV relativeFrom="paragraph">
-                  <wp:posOffset>70485</wp:posOffset>
-                </wp:positionV>
-                <wp:extent cx="162560" cy="142240"/>
-                <wp:effectExtent l="6350" t="6350" r="13970" b="19050"/>
-                <wp:wrapNone/>
-                <wp:docPr id="14" name="Óvalo 14"/>
-                <wp:cNvGraphicFramePr/>
-                <a:graphic xmlns:a="http://schemas.openxmlformats.org/drawingml/2006/main">
-                  <a:graphicData uri="http://schemas.microsoft.com/office/word/2010/wordprocessingShape">
-                    <wps:wsp>
-                      <wps:cNvSpPr/>
-                      <wps:spPr>
-                        <a:xfrm>
-                          <a:off x="0" y="0"/>
-                          <a:ext cx="162560" cy="142240"/>
-                        </a:xfrm>
-                        <a:prstGeom prst="ellipse">
-                          <a:avLst/>
-                        </a:prstGeom>
-                        <a:noFill/>
-                        <a:ln>
-                          <a:solidFill>
-                            <a:srgbClr val="FF0000"/>
-                          </a:solidFill>
-                        </a:ln>
-                      </wps:spPr>
-                      <wps:style>
-                        <a:lnRef idx="2">
-                          <a:schemeClr val="accent1">
-                            <a:lumMod val="75000"/>
-                          </a:schemeClr>
-                        </a:lnRef>
-                        <a:fillRef idx="1">
-                          <a:schemeClr val="accent1"/>
-                        </a:fillRef>
-                        <a:effectRef idx="0">
-                          <a:srgbClr val="FFFFFF"/>
-                        </a:effectRef>
-                        <a:fontRef idx="minor">
-                          <a:schemeClr val="lt1"/>
-                        </a:fontRef>
-                      </wps:style>
-                      <wps:bodyPr rot="0" spcFirstLastPara="0" vertOverflow="overflow" horzOverflow="overflow" vert="horz" wrap="square" lIns="91440" tIns="45720" rIns="91440" bIns="45720" numCol="1" spcCol="0" rtlCol="0" fromWordArt="0" anchor="ctr" anchorCtr="0" forceAA="0" compatLnSpc="1">
-                        <a:noAutofit/>
-                      </wps:bodyPr>
-                    </wps:wsp>
-                  </a:graphicData>
-                </a:graphic>
-              </wp:anchor>
-            </w:drawing>
-          </mc:Choice>
-          <mc:Fallback>
-            <w:pict>
-              <v:shape id="_x0000_s1026" o:spid="_x0000_s1026" o:spt="3" type="#_x0000_t3" style="position:absolute;left:0pt;margin-left:-137.9pt;margin-top:5.55pt;height:11.2pt;width:12.8pt;z-index:251672576;v-text-anchor:middle;mso-width-relative:page;mso-height-relative:page;" filled="f" stroked="t" coordsize="21600,21600" o:gfxdata="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">
+              <v:shape id="_x0000_s1026" o:spid="_x0000_s1026" o:spt="3" type="#_x0000_t3" style="position:absolute;left:0pt;margin-left:-140pt;margin-top:27.15pt;height:11.2pt;width:12.8pt;z-index:251672576;v-text-anchor:middle;mso-width-relative:page;mso-height-relative:page;" filled="f" stroked="t" coordsize="21600,21600" o:gfxdata="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">
                 <v:fill on="f" focussize="0,0"/>
                 <v:stroke weight="1pt" color="#FF0000 [2404]" miterlimit="8" joinstyle="miter"/>
                 <v:imagedata o:title=""/>
@@ -5226,19 +6079,10 @@
           <w:rFonts w:hint="default"/>
           <w:b w:val="0"/>
           <w:bCs w:val="0"/>
-          <w:lang w:val="es-AR"/>
-        </w:rPr>
-        <w:t xml:space="preserve">La ALU necesita dos entradas de datos: una entrada de izquierda (A) y una entrada derecha (B). La entrada izquierda tiene conectado un registro de retención H. La entrada derecha esta conectada al bus B que puede cargarse desde algunos de los registros (MDR, PC, MBR, SP, LV, CPP, TOS, OPC). </w:t>
-      </w:r>
-      <w:r>
-        <w:rPr>
-          <w:rFonts w:hint="default"/>
-          <w:b w:val="0"/>
-          <w:bCs w:val="0"/>
-          <w:highlight w:val="yellow"/>
-          <w:lang w:val="es-AR"/>
-        </w:rPr>
-        <w:t xml:space="preserve">Encontramos allí una deficiencia al momento de querer realizar una operacion, ya que para cargar 2 valores, por ejemplo, se desperdicia un ciclo para guardar el primero en H y que luego ingrese al ALU por A y el segundo valor entre por B. </w:t>
+          <w:highlight w:val="none"/>
+          <w:lang w:val="es-AR"/>
+        </w:rPr>
+        <w:t xml:space="preserve"> </w:t>
       </w:r>
     </w:p>
     <w:p>
@@ -5250,6 +6094,428 @@
           <w:lang w:val="es-AR"/>
         </w:rPr>
       </w:pPr>
+      <w:r>
+        <w:rPr>
+          <w:rFonts w:hint="default"/>
+          <w:lang w:val="es-AR"/>
+        </w:rPr>
+        <w:t>Inmediatamente después de la ALU, los datos pasan por un desplazador antes de volcarse en el Bus C. Su función es realizar desplazamientos de bits a la izquierda o a la derecha sobre el resultado de 32 bits de la ALU. Este componente es controlado por dos señales independientes: SRA1 (Shift Right Arithmetic 1) y SLL8 (Shift Left Logical 8).</w:t>
+      </w:r>
+    </w:p>
+    <w:p>
+      <w:pPr>
+        <w:ind w:firstLine="709" w:firstLineChars="0"/>
+        <w:jc w:val="both"/>
+        <w:rPr>
+          <w:rFonts w:hint="default"/>
+          <w:lang w:val="es-AR"/>
+        </w:rPr>
+        <w:sectPr>
+          <w:pgSz w:w="11906" w:h="16838"/>
+          <w:pgMar w:top="1138" w:right="1138" w:bottom="1138" w:left="1138" w:header="720" w:footer="720" w:gutter="0"/>
+          <w:pgNumType w:fmt="decimal"/>
+          <w:cols w:space="720" w:num="1"/>
+          <w:formProt w:val="0"/>
+          <w:docGrid w:linePitch="100" w:charSpace="0"/>
+        </w:sectPr>
+      </w:pPr>
+      <w:r>
+        <w:rPr>
+          <w:rFonts w:hint="default"/>
+          <w:lang w:val="es-AR"/>
+        </w:rPr>
+        <w:t>Si se activa SRA1, el desplazador corre todos los bits una posición hacia la derecha manteniendo intacto el bit de signo, lo cual equivale matemáticamente a dividir un número entero por dos. Por otro lado, si se activa SLL8, los bits se desplazan ocho posiciones hacia la izquierda, rellenando con ceros los espacios vacíos a la derecha. Si ninguna de las dos señales de control está activa, el desplazador simplemente actúa como un puente, dejando pasar el resultado de la ALU hacia el Bus C sin modificaciones.</w:t>
+      </w:r>
+      <w:bookmarkStart w:id="0" w:name="_GoBack"/>
+      <w:bookmarkEnd w:id="0"/>
+    </w:p>
+    <w:p>
+      <w:pPr>
+        <w:ind w:firstLine="709" w:firstLineChars="0"/>
+        <w:jc w:val="both"/>
+        <w:rPr>
+          <w:rFonts w:hint="default"/>
+          <w:lang w:val="es-AR"/>
+        </w:rPr>
+      </w:pPr>
+      <w:r>
+        <w:rPr>
+          <w:rFonts w:hint="default"/>
+          <w:i/>
+          <w:iCs/>
+          <w:lang w:val="es-AR"/>
+        </w:rPr>
+        <w:drawing>
+          <wp:inline distT="0" distB="0" distL="114300" distR="114300">
+            <wp:extent cx="5006340" cy="4807585"/>
+            <wp:effectExtent l="0" t="0" r="7620" b="8255"/>
+            <wp:docPr id="42" name="Imagen 42" descr="data_path"/>
+            <wp:cNvGraphicFramePr>
+              <a:graphicFrameLocks xmlns:a="http://schemas.openxmlformats.org/drawingml/2006/main" noChangeAspect="1"/>
+            </wp:cNvGraphicFramePr>
+            <a:graphic xmlns:a="http://schemas.openxmlformats.org/drawingml/2006/main">
+              <a:graphicData uri="http://schemas.openxmlformats.org/drawingml/2006/picture">
+                <pic:pic xmlns:pic="http://schemas.openxmlformats.org/drawingml/2006/picture">
+                  <pic:nvPicPr>
+                    <pic:cNvPr id="42" name="Imagen 42" descr="data_path"/>
+                    <pic:cNvPicPr>
+                      <a:picLocks noChangeAspect="1"/>
+                    </pic:cNvPicPr>
+                  </pic:nvPicPr>
+                  <pic:blipFill>
+                    <a:blip r:embed="rId15"/>
+                    <a:stretch>
+                      <a:fillRect/>
+                    </a:stretch>
+                  </pic:blipFill>
+                  <pic:spPr>
+                    <a:xfrm>
+                      <a:off x="0" y="0"/>
+                      <a:ext cx="5006340" cy="4807585"/>
+                    </a:xfrm>
+                    <a:prstGeom prst="rect">
+                      <a:avLst/>
+                    </a:prstGeom>
+                  </pic:spPr>
+                </pic:pic>
+              </a:graphicData>
+            </a:graphic>
+          </wp:inline>
+        </w:drawing>
+      </w:r>
+      <w:r>
+        <w:rPr>
+          <w:rFonts w:hint="default"/>
+          <w:i/>
+          <w:iCs/>
+          <w:lang w:val="es-AR"/>
+        </w:rPr>
+        <w:t xml:space="preserve"> Data Path-Logisim</w:t>
+      </w:r>
+    </w:p>
+    <w:p>
+      <w:pPr>
+        <w:jc w:val="both"/>
+        <w:rPr>
+          <w:rFonts w:hint="default"/>
+          <w:lang w:val="es-AR"/>
+        </w:rPr>
+      </w:pPr>
+      <w:r>
+        <w:rPr>
+          <w:rFonts w:hint="default"/>
+          <w:lang w:val="es-AR"/>
+        </w:rPr>
+        <w:drawing>
+          <wp:inline distT="0" distB="0" distL="114300" distR="114300">
+            <wp:extent cx="9227820" cy="4530725"/>
+            <wp:effectExtent l="0" t="0" r="7620" b="10795"/>
+            <wp:docPr id="39" name="Imagen 39" descr="rebistro_8bits"/>
+            <wp:cNvGraphicFramePr>
+              <a:graphicFrameLocks xmlns:a="http://schemas.openxmlformats.org/drawingml/2006/main" noChangeAspect="1"/>
+            </wp:cNvGraphicFramePr>
+            <a:graphic xmlns:a="http://schemas.openxmlformats.org/drawingml/2006/main">
+              <a:graphicData uri="http://schemas.openxmlformats.org/drawingml/2006/picture">
+                <pic:pic xmlns:pic="http://schemas.openxmlformats.org/drawingml/2006/picture">
+                  <pic:nvPicPr>
+                    <pic:cNvPr id="39" name="Imagen 39" descr="rebistro_8bits"/>
+                    <pic:cNvPicPr>
+                      <a:picLocks noChangeAspect="1"/>
+                    </pic:cNvPicPr>
+                  </pic:nvPicPr>
+                  <pic:blipFill>
+                    <a:blip r:embed="rId16"/>
+                    <a:stretch>
+                      <a:fillRect/>
+                    </a:stretch>
+                  </pic:blipFill>
+                  <pic:spPr>
+                    <a:xfrm>
+                      <a:off x="0" y="0"/>
+                      <a:ext cx="9227820" cy="4530725"/>
+                    </a:xfrm>
+                    <a:prstGeom prst="rect">
+                      <a:avLst/>
+                    </a:prstGeom>
+                  </pic:spPr>
+                </pic:pic>
+              </a:graphicData>
+            </a:graphic>
+          </wp:inline>
+        </w:drawing>
+      </w:r>
+    </w:p>
+    <w:p>
+      <w:pPr>
+        <w:jc w:val="center"/>
+        <w:rPr>
+          <w:rFonts w:hint="default"/>
+          <w:i/>
+          <w:iCs/>
+          <w:lang w:val="es-AR"/>
+        </w:rPr>
+        <w:sectPr>
+          <w:pgSz w:w="16838" w:h="11906" w:orient="landscape"/>
+          <w:pgMar w:top="1138" w:right="1138" w:bottom="1138" w:left="1138" w:header="720" w:footer="720" w:gutter="0"/>
+          <w:pgNumType w:fmt="decimal"/>
+          <w:cols w:space="720" w:num="1"/>
+          <w:formProt w:val="0"/>
+          <w:docGrid w:linePitch="100" w:charSpace="0"/>
+        </w:sectPr>
+      </w:pPr>
+      <w:r>
+        <w:rPr>
+          <w:rFonts w:hint="default"/>
+          <w:i/>
+          <w:iCs/>
+          <w:lang w:val="es-AR"/>
+        </w:rPr>
+        <w:t>Registro 8 bits - Logisim</w:t>
+      </w:r>
+    </w:p>
+    <w:p>
+      <w:pPr>
+        <w:jc w:val="both"/>
+        <w:rPr>
+          <w:rFonts w:hint="default"/>
+          <w:lang w:val="es-AR"/>
+        </w:rPr>
+      </w:pPr>
+    </w:p>
+    <w:p>
+      <w:pPr>
+        <w:jc w:val="both"/>
+        <w:rPr>
+          <w:rFonts w:hint="default"/>
+          <w:lang w:val="es-AR"/>
+        </w:rPr>
+      </w:pPr>
+      <w:r>
+        <w:rPr>
+          <w:rFonts w:hint="default"/>
+          <w:lang w:val="es-AR"/>
+        </w:rPr>
+        <w:drawing>
+          <wp:inline distT="0" distB="0" distL="114300" distR="114300">
+            <wp:extent cx="7976870" cy="4396105"/>
+            <wp:effectExtent l="0" t="0" r="8890" b="8255"/>
+            <wp:docPr id="24" name="Imagen 24" descr="registro_32bits"/>
+            <wp:cNvGraphicFramePr>
+              <a:graphicFrameLocks xmlns:a="http://schemas.openxmlformats.org/drawingml/2006/main" noChangeAspect="1"/>
+            </wp:cNvGraphicFramePr>
+            <a:graphic xmlns:a="http://schemas.openxmlformats.org/drawingml/2006/main">
+              <a:graphicData uri="http://schemas.openxmlformats.org/drawingml/2006/picture">
+                <pic:pic xmlns:pic="http://schemas.openxmlformats.org/drawingml/2006/picture">
+                  <pic:nvPicPr>
+                    <pic:cNvPr id="24" name="Imagen 24" descr="registro_32bits"/>
+                    <pic:cNvPicPr>
+                      <a:picLocks noChangeAspect="1"/>
+                    </pic:cNvPicPr>
+                  </pic:nvPicPr>
+                  <pic:blipFill>
+                    <a:blip r:embed="rId17"/>
+                    <a:stretch>
+                      <a:fillRect/>
+                    </a:stretch>
+                  </pic:blipFill>
+                  <pic:spPr>
+                    <a:xfrm>
+                      <a:off x="0" y="0"/>
+                      <a:ext cx="7976870" cy="4396105"/>
+                    </a:xfrm>
+                    <a:prstGeom prst="rect">
+                      <a:avLst/>
+                    </a:prstGeom>
+                  </pic:spPr>
+                </pic:pic>
+              </a:graphicData>
+            </a:graphic>
+          </wp:inline>
+        </w:drawing>
+      </w:r>
+    </w:p>
+    <w:p>
+      <w:pPr>
+        <w:jc w:val="center"/>
+        <w:rPr>
+          <w:rFonts w:hint="default"/>
+          <w:i/>
+          <w:iCs/>
+          <w:lang w:val="es-AR"/>
+        </w:rPr>
+        <w:sectPr>
+          <w:pgSz w:w="16838" w:h="11906" w:orient="landscape"/>
+          <w:pgMar w:top="1138" w:right="1138" w:bottom="1138" w:left="1138" w:header="720" w:footer="720" w:gutter="0"/>
+          <w:pgNumType w:fmt="decimal"/>
+          <w:cols w:space="720" w:num="1"/>
+          <w:formProt w:val="0"/>
+          <w:docGrid w:linePitch="100" w:charSpace="0"/>
+        </w:sectPr>
+      </w:pPr>
+      <w:r>
+        <w:rPr>
+          <w:rFonts w:hint="default"/>
+          <w:i/>
+          <w:iCs/>
+          <w:lang w:val="es-AR"/>
+        </w:rPr>
+        <w:t>Registro de 32 bits a partir de 4 registros de 8 bits -Logisim</w:t>
+      </w:r>
+    </w:p>
+    <w:p>
+      <w:pPr>
+        <w:jc w:val="both"/>
+      </w:pPr>
+      <w:r>
+        <w:drawing>
+          <wp:inline distT="0" distB="0" distL="114300" distR="114300">
+            <wp:extent cx="4538980" cy="2571115"/>
+            <wp:effectExtent l="0" t="0" r="2540" b="4445"/>
+            <wp:docPr id="41" name="Imagen 2"/>
+            <wp:cNvGraphicFramePr>
+              <a:graphicFrameLocks xmlns:a="http://schemas.openxmlformats.org/drawingml/2006/main" noChangeAspect="1"/>
+            </wp:cNvGraphicFramePr>
+            <a:graphic xmlns:a="http://schemas.openxmlformats.org/drawingml/2006/main">
+              <a:graphicData uri="http://schemas.openxmlformats.org/drawingml/2006/picture">
+                <pic:pic xmlns:pic="http://schemas.openxmlformats.org/drawingml/2006/picture">
+                  <pic:nvPicPr>
+                    <pic:cNvPr id="41" name="Imagen 2"/>
+                    <pic:cNvPicPr>
+                      <a:picLocks noChangeAspect="1"/>
+                    </pic:cNvPicPr>
+                  </pic:nvPicPr>
+                  <pic:blipFill>
+                    <a:blip r:embed="rId18"/>
+                    <a:srcRect t="6034"/>
+                    <a:stretch>
+                      <a:fillRect/>
+                    </a:stretch>
+                  </pic:blipFill>
+                  <pic:spPr>
+                    <a:xfrm>
+                      <a:off x="0" y="0"/>
+                      <a:ext cx="4538980" cy="2571115"/>
+                    </a:xfrm>
+                    <a:prstGeom prst="rect">
+                      <a:avLst/>
+                    </a:prstGeom>
+                    <a:noFill/>
+                    <a:ln>
+                      <a:noFill/>
+                    </a:ln>
+                  </pic:spPr>
+                </pic:pic>
+              </a:graphicData>
+            </a:graphic>
+          </wp:inline>
+        </w:drawing>
+      </w:r>
+    </w:p>
+    <w:p>
+      <w:pPr>
+        <w:jc w:val="both"/>
+      </w:pPr>
+    </w:p>
+    <w:p>
+      <w:pPr>
+        <w:jc w:val="both"/>
+      </w:pPr>
+    </w:p>
+    <w:p>
+      <w:pPr>
+        <w:ind w:firstLine="709" w:firstLineChars="0"/>
+        <w:jc w:val="both"/>
+        <w:rPr>
+          <w:rFonts w:hint="default"/>
+          <w:lang w:val="es-AR"/>
+        </w:rPr>
+      </w:pPr>
+      <w:r>
+        <w:rPr>
+          <w:rFonts w:hint="default"/>
+          <w:lang w:val="es-AR"/>
+        </w:rPr>
+        <w:t xml:space="preserve">En el registro de 8 bits y, por ende, en el de 32, usamos flip-flops ascendentes. Estos son elementos capaces de guardar un bit. Tienen una entrada D, una salida Q, una entrada de reloj llamada CLK y otras entradas CLR y PRE. En este caso, como son con flanco ascendente, el dato se guarda en el momento en el que el CLK pasa de 0 a 1. </w:t>
+      </w:r>
+      <w:r>
+        <w:rPr>
+          <w:rFonts w:hint="default"/>
+          <w:highlight w:val="none"/>
+          <w:lang w:val="es-AR"/>
+        </w:rPr>
+        <w:t>Usamos flancos porque todas las partes del procesador deben cambiar de manera ordenada. Por ejemplo, el MIR, que veremos con más detalle en otra sección, puede cargar una microinstrucción en el flanco descendente mientras otros registros se actualizan en otro momento del ciclo. Así se evita que varios valores cambien al mismo tiempo y se mezclen datos viejos con datos nuevos. Además la señal CLR borra el contenido del registro y lo lleva a cero, si está implementado y la señal PRE fuerza los bits a uno.</w:t>
+      </w:r>
+    </w:p>
+    <w:p>
+      <w:pPr>
+        <w:ind w:firstLine="709" w:firstLineChars="0"/>
+        <w:jc w:val="both"/>
+        <w:rPr>
+          <w:rFonts w:hint="default"/>
+          <w:lang w:val="es-AR"/>
+        </w:rPr>
+      </w:pPr>
+      <w:r>
+        <w:rPr>
+          <w:rFonts w:hint="default"/>
+          <w:lang w:val="es-AR"/>
+        </w:rPr>
+        <w:t xml:space="preserve">La función del multiplexor, en el circuito lo vemos como MUX, es regular la carga en paralelo y retención del registro. Es necesario ya que la señal del reloj está oscilando de forma constante por lo que debemos regular cuando queremos que se cambie la información del flip-flop. Vemos que la entrada 1 del MUX esta conectada a la entrada principal (lo que viene del bus C), la entrada 0 está conectada a la propia salida del flip-flop y el selector está unido a LOAD. Cuando LOAD está en 1, se habilita la entrada 1 del MUX y deja pasar al flip-flop el nuevo dato del bus C. En cambio, cuando LOAD está en 0 el MUX se cambia a la entrada 0 y vuelve a ingresar al flip-flop el dato que ya tenía anteriormente. </w:t>
+      </w:r>
+    </w:p>
+    <w:p>
+      <w:pPr>
+        <w:ind w:firstLine="709" w:firstLineChars="0"/>
+        <w:jc w:val="both"/>
+        <w:rPr>
+          <w:rFonts w:hint="default"/>
+          <w:lang w:val="es-AR"/>
+        </w:rPr>
+        <w:sectPr>
+          <w:pgSz w:w="11906" w:h="16838"/>
+          <w:pgMar w:top="1138" w:right="1138" w:bottom="1138" w:left="1138" w:header="720" w:footer="720" w:gutter="0"/>
+          <w:pgNumType w:fmt="decimal"/>
+          <w:cols w:space="720" w:num="1"/>
+          <w:formProt w:val="0"/>
+          <w:docGrid w:linePitch="100" w:charSpace="0"/>
+        </w:sectPr>
+      </w:pPr>
+      <w:r>
+        <w:rPr>
+          <w:rFonts w:hint="default"/>
+          <w:lang w:val="es-AR"/>
+        </w:rPr>
+        <w:t>Es decir, la secuencia es la siguiente: el multiplexor elige entre mantener el dato anterior o tomar uno nuevo del bus C. Esa elección depende de LOAD. Después, cuando llega el flanco del reloj, los 32 flip-flops guardan en paralelo el valor elegido. Si LOAD vale 0, el registro retiene su contenido; si LOAD vale 1, carga el nuevo dato.</w:t>
+      </w:r>
+    </w:p>
+    <w:p>
+      <w:pPr>
+        <w:jc w:val="both"/>
+        <w:rPr>
+          <w:rFonts w:hint="default"/>
+          <w:lang w:val="es-AR"/>
+        </w:rPr>
+      </w:pPr>
+    </w:p>
+    <w:p>
+      <w:pPr>
+        <w:jc w:val="both"/>
+        <w:rPr>
+          <w:rFonts w:hint="default"/>
+          <w:b/>
+          <w:bCs/>
+          <w:lang w:val="es-AR"/>
+        </w:rPr>
+      </w:pPr>
+      <w:r>
+        <w:rPr>
+          <w:rFonts w:hint="default"/>
+          <w:b/>
+          <w:bCs/>
+          <w:lang w:val="es-AR"/>
+        </w:rPr>
+        <w:t>Dinámica del ciclo de reloj:</w:t>
+      </w:r>
     </w:p>
     <w:p>
       <w:pPr>
@@ -5257,7 +6523,7 @@
           <w:ilvl w:val="0"/>
           <w:numId w:val="0"/>
         </w:numPr>
-        <w:ind w:leftChars="0"/>
+        <w:ind w:leftChars="0" w:firstLine="709" w:firstLineChars="0"/>
         <w:jc w:val="both"/>
         <w:rPr>
           <w:rFonts w:hint="default"/>
@@ -5310,7 +6576,7 @@
                     </pic:cNvPicPr>
                   </pic:nvPicPr>
                   <pic:blipFill>
-                    <a:blip r:embed="rId7"/>
+                    <a:blip r:embed="rId19"/>
                     <a:stretch>
                       <a:fillRect/>
                     </a:stretch>
@@ -5750,6 +7016,38 @@
           <w:lang w:val="es-AR"/>
         </w:rPr>
       </w:pPr>
+    </w:p>
+    <w:p>
+      <w:pPr>
+        <w:numPr>
+          <w:ilvl w:val="0"/>
+          <w:numId w:val="0"/>
+        </w:numPr>
+        <w:jc w:val="both"/>
+        <w:rPr>
+          <w:rFonts w:hint="default" w:ascii="Times New Roman" w:hAnsi="Cambria Math"/>
+          <w:b/>
+          <w:bCs/>
+          <w:i w:val="0"/>
+          <w:lang w:val="es-AR"/>
+        </w:rPr>
+      </w:pPr>
+    </w:p>
+    <w:p>
+      <w:pPr>
+        <w:numPr>
+          <w:ilvl w:val="0"/>
+          <w:numId w:val="0"/>
+        </w:numPr>
+        <w:jc w:val="both"/>
+        <w:rPr>
+          <w:rFonts w:hint="default" w:ascii="Times New Roman" w:hAnsi="Cambria Math"/>
+          <w:b/>
+          <w:bCs/>
+          <w:i w:val="0"/>
+          <w:lang w:val="es-AR"/>
+        </w:rPr>
+      </w:pPr>
       <w:r>
         <w:rPr>
           <w:rFonts w:hint="default" w:ascii="Times New Roman" w:hAnsi="Cambria Math"/>
@@ -5785,7 +7083,7 @@
           <w:i w:val="0"/>
           <w:lang w:val="es-AR"/>
         </w:rPr>
-        <w:t>Nuestra máquina tiene dos formas diferentes de comunicarse con la memoria: un puerto de memoria de 32 bits direccionable por palabra y otro de 8 bits direccionable por byte. El de 32 bits estaá bajo el control de dos registros MAR (registro de direcciones de memoria) y MDR (registro de datos de memoria). El puerto de 8 bits está bajo el control de un registro, PC, que lee un byte y lo coloca en los 8 bits de orden bajo de MBR. Este puerto solo puede leer datos de la memoria, no puede escribir datos en la memoria.</w:t>
+        <w:t>Nuestra máquina tiene dos formas diferentes de comunicarse con la memoria: un puerto de memoria de 32 bits direccionable por palabra y otro de 8 bits direccionable por byte. El de 32 bits está bajo el control de dos registros MAR (registro de direcciones de memoria) y MDR (registro de datos de memoria). El puerto de 8 bits está bajo el control de un registro, PC, que lee un byte y lo coloca en los 8 bits de orden bajo de MBR. Este puerto solo puede leer datos de la memoria, no puede escribir datos en la memoria.</w:t>
       </w:r>
     </w:p>
     <w:p>
@@ -5824,7 +7122,7 @@
           <w:highlight w:val="yellow"/>
           <w:lang w:val="es-AR"/>
         </w:rPr>
-        <w:t>(las encerradas con rojo) ,</w:t>
+        <w:t>(encerradas con rojo en el dibujo del camino de datos) ,</w:t>
       </w:r>
       <w:r>
         <w:rPr>
@@ -5835,7 +7133,29 @@
           <w:highlight w:val="none"/>
           <w:lang w:val="es-AR"/>
         </w:rPr>
-        <w:t xml:space="preserve">  son los que pueden pasarle sus valores al bus B y los que tienen una flecha negra pueden cargarse a partir del bus C.</w:t>
+        <w:t xml:space="preserve">  son los que pueden pasarle sus valores al bus B y los que tienen una flecha negra </w:t>
+      </w:r>
+      <w:r>
+        <w:rPr>
+          <w:rFonts w:hint="default" w:ascii="Times New Roman" w:hAnsi="Cambria Math"/>
+          <w:b w:val="0"/>
+          <w:bCs w:val="0"/>
+          <w:i w:val="0"/>
+          <w:highlight w:val="yellow"/>
+          <w:lang w:val="es-AR"/>
+        </w:rPr>
+        <w:t>(encerrada con azul en el dibujo del camino de datos)</w:t>
+      </w:r>
+      <w:r>
+        <w:rPr>
+          <w:rFonts w:hint="default" w:ascii="Times New Roman" w:hAnsi="Cambria Math"/>
+          <w:b w:val="0"/>
+          <w:bCs w:val="0"/>
+          <w:i w:val="0"/>
+          <w:highlight w:val="none"/>
+          <w:lang w:val="es-AR"/>
+        </w:rPr>
+        <w:t xml:space="preserve"> pueden cargarse a partir del bus C.</w:t>
       </w:r>
     </w:p>
     <w:p>
@@ -5866,8 +7186,6 @@
         </w:rPr>
         <w:t>MAR contiene direcciones de palabra de modo que los valores 0, 1, 2, etc. se refieren a palabras consecutivas. PC contiene direcciones de byte de modo que los valores 0, 1, 2, etc. se refieren a bytes consecutivos. Esto quiere decir que si colocamos en el MAR 0...00000, la memoria lee 0...00000, 0...00001, 0...00002, 0...00003, es decir se leen los primeros 32 bits que equivalen a una palabra y se colocan en el MDR; si coloco en el MAR 0...00001 empieza a leer la palabra desde 0...00004, si seguimos este patrón vemos que tenemos que multiplicar por 4 lo que colocamos en el MAR para saber dónde empieza la lectura en memoria de la palabra. En cambio, si colocamos 0...00001 en PC y se inicia una lectura de memoria, lee el byte 0...00001 en la memoria y se colocan los 8 bits de orden bajo de MBR.</w:t>
       </w:r>
-      <w:bookmarkStart w:id="0" w:name="_GoBack"/>
-      <w:bookmarkEnd w:id="0"/>
     </w:p>
     <w:p>
       <w:pPr>
@@ -5895,56 +7213,19 @@
           <w:highlight w:val="none"/>
           <w:lang w:val="es-AR"/>
         </w:rPr>
-        <w:t>Esta diferencia de funcionalidad es necesaria porque MAR y PC se usarán para hacer referencia a dos partes de la memoria. La combinación MAR / MDR se usa para leer y escribir palabras de datos en el nivel ISA, y la combinación PC / MBR sirve para leer el programa ejecutable en el nivel ISA, que consiste en un flujo de bytes</w:t>
-      </w:r>
-    </w:p>
-    <w:p>
-      <w:pPr>
-        <w:numPr>
-          <w:ilvl w:val="0"/>
-          <w:numId w:val="0"/>
-        </w:numPr>
-        <w:ind w:firstLine="709" w:firstLineChars="0"/>
-        <w:jc w:val="both"/>
-        <w:rPr>
-          <w:rFonts w:hint="default" w:ascii="Times New Roman" w:hAnsi="Cambria Math"/>
-          <w:b w:val="0"/>
-          <w:bCs w:val="0"/>
-          <w:i w:val="0"/>
-          <w:highlight w:val="none"/>
-          <w:lang w:val="es-AR"/>
-        </w:rPr>
-      </w:pPr>
-      <w:r>
-        <w:rPr>
-          <w:rFonts w:hint="default" w:ascii="Times New Roman" w:hAnsi="Cambria Math"/>
-          <w:b w:val="0"/>
-          <w:bCs w:val="0"/>
-          <w:i w:val="0"/>
-          <w:highlight w:val="none"/>
-          <w:lang w:val="es-AR"/>
-        </w:rPr>
         <w:drawing>
-          <wp:anchor distT="0" distB="0" distL="114300" distR="114300" simplePos="0" relativeHeight="251680768" behindDoc="1" locked="0" layoutInCell="1" allowOverlap="1">
+          <wp:anchor distT="0" distB="0" distL="114300" distR="114300" simplePos="0" relativeHeight="251681792" behindDoc="0" locked="0" layoutInCell="1" allowOverlap="1">
             <wp:simplePos x="0" y="0"/>
             <wp:positionH relativeFrom="column">
-              <wp:posOffset>517525</wp:posOffset>
+              <wp:posOffset>701675</wp:posOffset>
             </wp:positionH>
             <wp:positionV relativeFrom="page">
-              <wp:posOffset>1949450</wp:posOffset>
+              <wp:posOffset>6682105</wp:posOffset>
             </wp:positionV>
-            <wp:extent cx="4954270" cy="4160520"/>
-            <wp:effectExtent l="0" t="0" r="13970" b="0"/>
-            <wp:wrapTight wrapText="bothSides">
-              <wp:wrapPolygon>
-                <wp:start x="0" y="0"/>
-                <wp:lineTo x="0" y="21521"/>
-                <wp:lineTo x="21528" y="21521"/>
-                <wp:lineTo x="21528" y="0"/>
-                <wp:lineTo x="0" y="0"/>
-              </wp:wrapPolygon>
-            </wp:wrapTight>
-            <wp:docPr id="25" name="Imagen 25" descr="Captura de pantalla 2026-08-04 231105"/>
+            <wp:extent cx="2176780" cy="2720340"/>
+            <wp:effectExtent l="0" t="0" r="2540" b="7620"/>
+            <wp:wrapSquare wrapText="bothSides"/>
+            <wp:docPr id="36" name="Imagen 36" descr="desplazador_MAR"/>
             <wp:cNvGraphicFramePr>
               <a:graphicFrameLocks xmlns:a="http://schemas.openxmlformats.org/drawingml/2006/main" noChangeAspect="1"/>
             </wp:cNvGraphicFramePr>
@@ -5952,13 +7233,13 @@
               <a:graphicData uri="http://schemas.openxmlformats.org/drawingml/2006/picture">
                 <pic:pic xmlns:pic="http://schemas.openxmlformats.org/drawingml/2006/picture">
                   <pic:nvPicPr>
-                    <pic:cNvPr id="25" name="Imagen 25" descr="Captura de pantalla 2026-08-04 231105"/>
+                    <pic:cNvPr id="36" name="Imagen 36" descr="desplazador_MAR"/>
                     <pic:cNvPicPr>
                       <a:picLocks noChangeAspect="1"/>
                     </pic:cNvPicPr>
                   </pic:nvPicPr>
                   <pic:blipFill>
-                    <a:blip r:embed="rId8"/>
+                    <a:blip r:embed="rId20"/>
                     <a:stretch>
                       <a:fillRect/>
                     </a:stretch>
@@ -5966,7 +7247,7 @@
                   <pic:spPr>
                     <a:xfrm>
                       <a:off x="0" y="0"/>
-                      <a:ext cx="4954270" cy="4160520"/>
+                      <a:ext cx="2176780" cy="2720340"/>
                     </a:xfrm>
                     <a:prstGeom prst="rect">
                       <a:avLst/>
@@ -5978,31 +7259,16 @@
           </wp:anchor>
         </w:drawing>
       </w:r>
-    </w:p>
-    <w:p>
-      <w:pPr>
-        <w:ind w:firstLine="709" w:firstLineChars="0"/>
-        <w:jc w:val="both"/>
-      </w:pPr>
-      <w:r>
-        <w:rPr>
-          <w:rFonts w:hint="default"/>
-        </w:rPr>
-        <w:t xml:space="preserve">Como se puede observar en la tabla del conjunto de instrucciones IJVM, existe una variabilidad en el tamaño de las mismas. Mientras que algunas instrucciones son de un único byte (como IADD o NOP), otras están compuestas por más de un byte al requerir operandos adicionales, tal como es el caso de BIPUSH byte o GOTO offset. Esta característica  expone una de las principales </w:t>
-      </w:r>
-      <w:r>
-        <w:rPr>
-          <w:rFonts w:hint="default"/>
-          <w:highlight w:val="yellow"/>
-          <w:lang w:val="es-AR"/>
-        </w:rPr>
-        <w:t>debilidades</w:t>
-      </w:r>
-      <w:r>
-        <w:rPr>
-          <w:rFonts w:hint="default"/>
-        </w:rPr>
-        <w:t xml:space="preserve"> de la MIC-1: para poder efectuar las instrucciones de múltiples bytes, el procesador se ve obligado a realizar múltiples lecturas secuenciales a la memoria principal. Como resultado, la ALU debe permanecer inactiva durante los ciclos de espera necesarios para traer cada byte adicional, limitando severamente el rendimiento general del sistema.</w:t>
+      <w:r>
+        <w:rPr>
+          <w:rFonts w:hint="default" w:ascii="Times New Roman" w:hAnsi="Cambria Math"/>
+          <w:b w:val="0"/>
+          <w:bCs w:val="0"/>
+          <w:i w:val="0"/>
+          <w:highlight w:val="none"/>
+          <w:lang w:val="es-AR"/>
+        </w:rPr>
+        <w:t xml:space="preserve">En la MIC-1 la memoria principal está direccionada por bytes, pero el procesador opera con palabras de 32 bits, o sea 4 bytes. Entonces, las salidas de los pines del MAR se conectan al bus de direcciones desplazada dos posiciones hacia la izquierda, agregando dos ceros al final del numero binario. Este desfase de dos bits multiplica el valor por cuatro, traduciendo instantáneamente y sin costo computacional la dirección de palabra del MAR a la dirección de byte de la memoria. </w:t>
       </w:r>
     </w:p>
     <w:p>
@@ -6035,22 +7301,12 @@
           <w:rFonts w:hint="default" w:ascii="Times New Roman" w:hAnsi="Cambria Math"/>
           <w:b w:val="0"/>
           <w:bCs w:val="0"/>
-          <w:i w:val="0"/>
+          <w:i/>
+          <w:iCs/>
           <w:highlight w:val="none"/>
           <w:lang w:val="es-AR"/>
         </w:rPr>
       </w:pPr>
-      <w:r>
-        <w:rPr>
-          <w:rFonts w:hint="default" w:ascii="Times New Roman" w:hAnsi="Cambria Math"/>
-          <w:b w:val="0"/>
-          <w:bCs w:val="0"/>
-          <w:i w:val="0"/>
-          <w:highlight w:val="none"/>
-          <w:lang w:val="es-AR"/>
-        </w:rPr>
-        <w:t xml:space="preserve">En la MIC-1 la memoria principal está direccionada por bytes, pero el procesador opera con palabras de 32 bits, o sea 4 bytes. Entonces, las salidas de los pines del MAR se conectan al bus de direcciones desplazada dos posiciones hacia la izquierda, agregando dos ceros al final del numero binario. Este desfase de dos bits multiplica el valor por cuatro, traduciendo instantaneamente y sin costo computacional la dirección de palabra del MAR a la direccion de byte de la memoria. </w:t>
-      </w:r>
     </w:p>
     <w:p>
       <w:pPr>
@@ -6059,6 +7315,306 @@
           <w:numId w:val="0"/>
         </w:numPr>
         <w:ind w:firstLine="709" w:firstLineChars="0"/>
+        <w:jc w:val="center"/>
+        <w:rPr>
+          <w:rFonts w:hint="default" w:ascii="Times New Roman" w:hAnsi="Cambria Math"/>
+          <w:b w:val="0"/>
+          <w:bCs w:val="0"/>
+          <w:i/>
+          <w:iCs/>
+          <w:highlight w:val="none"/>
+          <w:lang w:val="es-AR"/>
+        </w:rPr>
+      </w:pPr>
+      <w:r>
+        <w:rPr>
+          <w:rFonts w:hint="default" w:ascii="Times New Roman" w:hAnsi="Cambria Math"/>
+          <w:b w:val="0"/>
+          <w:bCs w:val="0"/>
+          <w:i/>
+          <w:iCs/>
+          <w:highlight w:val="none"/>
+          <w:lang w:val="es-AR"/>
+        </w:rPr>
+        <w:t>Desplazador del MAR, desplaza 2 bits a la izquierda-Logisim</w:t>
+      </w:r>
+    </w:p>
+    <w:p>
+      <w:pPr>
+        <w:numPr>
+          <w:ilvl w:val="0"/>
+          <w:numId w:val="0"/>
+        </w:numPr>
+        <w:ind w:firstLine="709" w:firstLineChars="0"/>
+        <w:jc w:val="both"/>
+        <w:rPr>
+          <w:rFonts w:hint="default" w:ascii="Times New Roman" w:hAnsi="Cambria Math"/>
+          <w:b w:val="0"/>
+          <w:bCs w:val="0"/>
+          <w:i w:val="0"/>
+          <w:highlight w:val="none"/>
+          <w:lang w:val="es-AR"/>
+        </w:rPr>
+      </w:pPr>
+    </w:p>
+    <w:p>
+      <w:pPr>
+        <w:numPr>
+          <w:ilvl w:val="0"/>
+          <w:numId w:val="0"/>
+        </w:numPr>
+        <w:ind w:firstLine="709" w:firstLineChars="0"/>
+        <w:jc w:val="both"/>
+        <w:rPr>
+          <w:rFonts w:hint="default" w:ascii="Times New Roman" w:hAnsi="Cambria Math"/>
+          <w:b w:val="0"/>
+          <w:bCs w:val="0"/>
+          <w:i w:val="0"/>
+          <w:highlight w:val="none"/>
+          <w:lang w:val="es-AR"/>
+        </w:rPr>
+      </w:pPr>
+    </w:p>
+    <w:p>
+      <w:pPr>
+        <w:numPr>
+          <w:ilvl w:val="0"/>
+          <w:numId w:val="0"/>
+        </w:numPr>
+        <w:ind w:firstLine="709" w:firstLineChars="0"/>
+        <w:jc w:val="both"/>
+        <w:rPr>
+          <w:rFonts w:hint="default" w:ascii="Times New Roman" w:hAnsi="Cambria Math"/>
+          <w:b w:val="0"/>
+          <w:bCs w:val="0"/>
+          <w:i w:val="0"/>
+          <w:highlight w:val="none"/>
+          <w:lang w:val="es-AR"/>
+        </w:rPr>
+      </w:pPr>
+    </w:p>
+    <w:p>
+      <w:pPr>
+        <w:numPr>
+          <w:ilvl w:val="0"/>
+          <w:numId w:val="0"/>
+        </w:numPr>
+        <w:ind w:firstLine="709" w:firstLineChars="0"/>
+        <w:jc w:val="both"/>
+        <w:rPr>
+          <w:rFonts w:hint="default" w:ascii="Times New Roman" w:hAnsi="Cambria Math"/>
+          <w:b w:val="0"/>
+          <w:bCs w:val="0"/>
+          <w:i w:val="0"/>
+          <w:highlight w:val="none"/>
+          <w:lang w:val="es-AR"/>
+        </w:rPr>
+      </w:pPr>
+    </w:p>
+    <w:p>
+      <w:pPr>
+        <w:numPr>
+          <w:ilvl w:val="0"/>
+          <w:numId w:val="0"/>
+        </w:numPr>
+        <w:ind w:firstLine="709" w:firstLineChars="0"/>
+        <w:jc w:val="both"/>
+        <w:rPr>
+          <w:rFonts w:hint="default" w:ascii="Times New Roman" w:hAnsi="Cambria Math"/>
+          <w:b w:val="0"/>
+          <w:bCs w:val="0"/>
+          <w:i w:val="0"/>
+          <w:highlight w:val="none"/>
+          <w:lang w:val="es-AR"/>
+        </w:rPr>
+      </w:pPr>
+    </w:p>
+    <w:p>
+      <w:pPr>
+        <w:numPr>
+          <w:ilvl w:val="0"/>
+          <w:numId w:val="0"/>
+        </w:numPr>
+        <w:ind w:firstLine="709" w:firstLineChars="0"/>
+        <w:jc w:val="both"/>
+        <w:rPr>
+          <w:rFonts w:hint="default" w:ascii="Times New Roman" w:hAnsi="Cambria Math"/>
+          <w:b w:val="0"/>
+          <w:bCs w:val="0"/>
+          <w:i w:val="0"/>
+          <w:highlight w:val="none"/>
+          <w:lang w:val="es-AR"/>
+        </w:rPr>
+      </w:pPr>
+    </w:p>
+    <w:p>
+      <w:pPr>
+        <w:numPr>
+          <w:ilvl w:val="0"/>
+          <w:numId w:val="0"/>
+        </w:numPr>
+        <w:ind w:firstLine="709" w:firstLineChars="0"/>
+        <w:jc w:val="both"/>
+        <w:rPr>
+          <w:rFonts w:hint="default" w:ascii="Times New Roman" w:hAnsi="Cambria Math"/>
+          <w:b w:val="0"/>
+          <w:bCs w:val="0"/>
+          <w:i w:val="0"/>
+          <w:highlight w:val="none"/>
+          <w:lang w:val="es-AR"/>
+        </w:rPr>
+      </w:pPr>
+    </w:p>
+    <w:p>
+      <w:pPr>
+        <w:numPr>
+          <w:ilvl w:val="0"/>
+          <w:numId w:val="0"/>
+        </w:numPr>
+        <w:ind w:firstLine="709" w:firstLineChars="0"/>
+        <w:jc w:val="both"/>
+        <w:rPr>
+          <w:rFonts w:hint="default" w:ascii="Times New Roman" w:hAnsi="Cambria Math"/>
+          <w:b w:val="0"/>
+          <w:bCs w:val="0"/>
+          <w:i w:val="0"/>
+          <w:highlight w:val="none"/>
+          <w:lang w:val="es-AR"/>
+        </w:rPr>
+      </w:pPr>
+    </w:p>
+    <w:p>
+      <w:pPr>
+        <w:numPr>
+          <w:ilvl w:val="0"/>
+          <w:numId w:val="0"/>
+        </w:numPr>
+        <w:ind w:firstLine="709" w:firstLineChars="0"/>
+        <w:jc w:val="both"/>
+        <w:rPr>
+          <w:rFonts w:hint="default" w:ascii="Times New Roman" w:hAnsi="Cambria Math"/>
+          <w:b w:val="0"/>
+          <w:bCs w:val="0"/>
+          <w:i w:val="0"/>
+          <w:highlight w:val="none"/>
+          <w:lang w:val="es-AR"/>
+        </w:rPr>
+      </w:pPr>
+    </w:p>
+    <w:p>
+      <w:pPr>
+        <w:numPr>
+          <w:ilvl w:val="0"/>
+          <w:numId w:val="0"/>
+        </w:numPr>
+        <w:ind w:firstLine="709" w:firstLineChars="0"/>
+        <w:jc w:val="both"/>
+        <w:rPr>
+          <w:rFonts w:hint="default" w:ascii="Times New Roman" w:hAnsi="Cambria Math"/>
+          <w:b w:val="0"/>
+          <w:bCs w:val="0"/>
+          <w:i w:val="0"/>
+          <w:highlight w:val="none"/>
+          <w:lang w:val="es-AR"/>
+        </w:rPr>
+      </w:pPr>
+    </w:p>
+    <w:p>
+      <w:pPr>
+        <w:numPr>
+          <w:ilvl w:val="0"/>
+          <w:numId w:val="0"/>
+        </w:numPr>
+        <w:ind w:firstLine="709" w:firstLineChars="0"/>
+        <w:jc w:val="both"/>
+        <w:rPr>
+          <w:rFonts w:hint="default" w:ascii="Times New Roman" w:hAnsi="Cambria Math"/>
+          <w:b w:val="0"/>
+          <w:bCs w:val="0"/>
+          <w:i w:val="0"/>
+          <w:highlight w:val="none"/>
+          <w:lang w:val="es-AR"/>
+        </w:rPr>
+      </w:pPr>
+    </w:p>
+    <w:p>
+      <w:pPr>
+        <w:numPr>
+          <w:ilvl w:val="0"/>
+          <w:numId w:val="0"/>
+        </w:numPr>
+        <w:jc w:val="both"/>
+        <w:rPr>
+          <w:rFonts w:hint="default" w:ascii="Times New Roman" w:hAnsi="Cambria Math"/>
+          <w:b w:val="0"/>
+          <w:bCs w:val="0"/>
+          <w:i w:val="0"/>
+          <w:highlight w:val="none"/>
+          <w:lang w:val="es-AR"/>
+        </w:rPr>
+      </w:pPr>
+    </w:p>
+    <w:p>
+      <w:pPr>
+        <w:numPr>
+          <w:ilvl w:val="0"/>
+          <w:numId w:val="0"/>
+        </w:numPr>
+        <w:ind w:firstLine="709" w:firstLineChars="0"/>
+        <w:jc w:val="both"/>
+        <w:rPr>
+          <w:rFonts w:hint="default" w:ascii="Times New Roman" w:hAnsi="Cambria Math"/>
+          <w:b w:val="0"/>
+          <w:bCs w:val="0"/>
+          <w:i w:val="0"/>
+          <w:highlight w:val="none"/>
+          <w:lang w:val="es-AR"/>
+        </w:rPr>
+      </w:pPr>
+    </w:p>
+    <w:p>
+      <w:pPr>
+        <w:numPr>
+          <w:ilvl w:val="0"/>
+          <w:numId w:val="0"/>
+        </w:numPr>
+        <w:ind w:firstLine="709" w:firstLineChars="0"/>
+        <w:jc w:val="both"/>
+        <w:rPr>
+          <w:rFonts w:hint="default" w:ascii="Times New Roman" w:hAnsi="Cambria Math"/>
+          <w:b w:val="0"/>
+          <w:bCs w:val="0"/>
+          <w:i w:val="0"/>
+          <w:highlight w:val="none"/>
+          <w:lang w:val="es-AR"/>
+        </w:rPr>
+      </w:pPr>
+    </w:p>
+    <w:p>
+      <w:pPr>
+        <w:numPr>
+          <w:ilvl w:val="0"/>
+          <w:numId w:val="0"/>
+        </w:numPr>
+        <w:ind w:firstLine="709" w:firstLineChars="0"/>
+        <w:jc w:val="both"/>
+        <w:rPr>
+          <w:rFonts w:hint="default" w:ascii="Times New Roman" w:hAnsi="Cambria Math"/>
+          <w:b w:val="0"/>
+          <w:bCs w:val="0"/>
+          <w:i w:val="0"/>
+          <w:highlight w:val="none"/>
+          <w:lang w:val="es-AR"/>
+        </w:rPr>
+      </w:pPr>
+    </w:p>
+    <w:p>
+      <w:pPr>
+        <w:numPr>
+          <w:ilvl w:val="0"/>
+          <w:numId w:val="0"/>
+        </w:numPr>
+        <w:ind w:firstLine="709" w:firstLineChars="0"/>
         <w:jc w:val="both"/>
         <w:rPr>
           <w:rFonts w:hint="default" w:ascii="Times New Roman" w:hAnsi="Cambria Math"/>
@@ -6083,7 +7639,7 @@
     </w:p>
     <w:tbl>
       <w:tblPr>
-        <w:tblStyle w:val="14"/>
+        <w:tblStyle w:val="15"/>
         <w:tblW w:w="0" w:type="auto"/>
         <w:tblInd w:w="0" w:type="dxa"/>
         <w:tblBorders>
@@ -6606,23 +8162,7 @@
           <w:ilvl w:val="0"/>
           <w:numId w:val="0"/>
         </w:numPr>
-        <w:jc w:val="both"/>
-        <w:rPr>
-          <w:rFonts w:hint="default" w:ascii="Times New Roman" w:hAnsi="Cambria Math"/>
-          <w:b w:val="0"/>
-          <w:bCs w:val="0"/>
-          <w:i w:val="0"/>
-          <w:highlight w:val="none"/>
-          <w:lang w:val="es-AR"/>
-        </w:rPr>
-      </w:pPr>
-    </w:p>
-    <w:p>
-      <w:pPr>
-        <w:numPr>
-          <w:ilvl w:val="0"/>
-          <w:numId w:val="0"/>
-        </w:numPr>
+        <w:ind w:firstLine="709" w:firstLineChars="0"/>
         <w:jc w:val="both"/>
         <w:rPr>
           <w:rFonts w:hint="default" w:ascii="Times New Roman" w:hAnsi="Cambria Math"/>
@@ -6671,193 +8211,7 @@
           <w:highlight w:val="none"/>
           <w:lang w:val="es-AR"/>
         </w:rPr>
-        <w:t>Como ya se mencionó los datos leídos de memoria a través del puerto de memoria de 8 bits se devuelven en MBR, un registro de 8 bits. Hay dos formas en las que el valor del MBR puede copiarse al bus B: signada o no signada. En el caso de ser no signada, para extender el valor de 8 bits a 32 bits se agregan 24 ceros a la izquierda y si es signada, en vez de 0 se agregan todos 1 o 0 dependiendo si el bit de la izquierda del MBR es 0 o  1.</w:t>
-      </w:r>
-    </w:p>
-    <w:p>
-      <w:pPr>
-        <w:ind w:firstLine="709" w:firstLineChars="0"/>
-        <w:jc w:val="both"/>
-        <w:rPr>
-          <w:rFonts w:hint="default"/>
-          <w:b w:val="0"/>
-          <w:bCs w:val="0"/>
-          <w:highlight w:val="yellow"/>
-          <w:lang w:val="es-AR"/>
-        </w:rPr>
-      </w:pPr>
-      <w:r>
-        <w:rPr>
-          <w:rFonts w:hint="default"/>
-          <w:b w:val="0"/>
-          <w:bCs w:val="0"/>
-          <w:highlight w:val="yellow"/>
-          <w:lang w:val="es-AR"/>
-        </w:rPr>
-        <w:t xml:space="preserve">Existen 26 señales de control que gestionan como funciona el camino de datos durante un ciclo de reloj. Estas pueden ser divididas en 3 grupos: </w:t>
-      </w:r>
-    </w:p>
-    <w:p>
-      <w:pPr>
-        <w:numPr>
-          <w:ilvl w:val="0"/>
-          <w:numId w:val="1"/>
-        </w:numPr>
-        <w:ind w:left="420" w:leftChars="0" w:hanging="420" w:firstLineChars="0"/>
-        <w:jc w:val="both"/>
-        <w:rPr>
-          <w:rFonts w:hint="default"/>
-          <w:b w:val="0"/>
-          <w:bCs w:val="0"/>
-          <w:highlight w:val="yellow"/>
-          <w:lang w:val="es-AR"/>
-        </w:rPr>
-      </w:pPr>
-      <w:r>
-        <w:rPr>
-          <w:rFonts w:hint="default"/>
-          <w:b w:val="0"/>
-          <w:bCs w:val="0"/>
-          <w:highlight w:val="yellow"/>
-          <w:lang w:val="es-AR"/>
-        </w:rPr>
-        <w:t>9 señales para escribir datos del bus C a los registros (Azules)</w:t>
-      </w:r>
-    </w:p>
-    <w:p>
-      <w:pPr>
-        <w:numPr>
-          <w:ilvl w:val="0"/>
-          <w:numId w:val="1"/>
-        </w:numPr>
-        <w:ind w:left="420" w:leftChars="0" w:hanging="420" w:firstLineChars="0"/>
-        <w:jc w:val="both"/>
-        <w:rPr>
-          <w:rFonts w:hint="default"/>
-          <w:b w:val="0"/>
-          <w:bCs w:val="0"/>
-          <w:highlight w:val="yellow"/>
-          <w:lang w:val="es-AR"/>
-        </w:rPr>
-      </w:pPr>
-      <w:r>
-        <w:rPr>
-          <w:rFonts w:hint="default"/>
-          <w:b w:val="0"/>
-          <w:bCs w:val="0"/>
-          <w:highlight w:val="yellow"/>
-          <w:lang w:val="es-AR"/>
-        </w:rPr>
-        <w:t xml:space="preserve">9 señales para escribir datos de registros al bus B (Rojas) </w:t>
-      </w:r>
-    </w:p>
-    <w:p>
-      <w:pPr>
-        <w:numPr>
-          <w:ilvl w:val="0"/>
-          <w:numId w:val="1"/>
-        </w:numPr>
-        <w:ind w:left="420" w:leftChars="0" w:hanging="420" w:firstLineChars="0"/>
-        <w:jc w:val="both"/>
-        <w:rPr>
-          <w:rFonts w:hint="default"/>
-          <w:b w:val="0"/>
-          <w:bCs w:val="0"/>
-          <w:highlight w:val="yellow"/>
-          <w:lang w:val="es-AR"/>
-        </w:rPr>
-      </w:pPr>
-      <w:r>
-        <w:rPr>
-          <w:rFonts w:hint="default"/>
-          <w:b w:val="0"/>
-          <w:bCs w:val="0"/>
-          <w:highlight w:val="yellow"/>
-          <w:lang w:val="es-AR"/>
-        </w:rPr>
-        <w:t>6 para controlar el ALU (Naranjas) y 2 para el shifter (Verdes)</w:t>
-      </w:r>
-    </w:p>
-    <w:p>
-      <w:pPr>
-        <w:numPr>
-          <w:ilvl w:val="0"/>
-          <w:numId w:val="1"/>
-        </w:numPr>
-        <w:ind w:left="420" w:leftChars="0" w:hanging="420" w:firstLineChars="0"/>
-        <w:jc w:val="both"/>
-        <w:rPr>
-          <w:rFonts w:hint="default"/>
-          <w:b w:val="0"/>
-          <w:bCs w:val="0"/>
-          <w:highlight w:val="yellow"/>
-          <w:lang w:val="es-AR"/>
-        </w:rPr>
-      </w:pPr>
-      <w:r>
-        <w:rPr>
-          <w:rFonts w:hint="default"/>
-          <w:b w:val="0"/>
-          <w:bCs w:val="0"/>
-          <w:highlight w:val="yellow"/>
-          <w:lang w:val="es-AR"/>
-        </w:rPr>
-        <w:t>2 señales (que no se muestran) para indicar lectura/escritura de memoria vía MAR / MDR</w:t>
-      </w:r>
-    </w:p>
-    <w:p>
-      <w:pPr>
-        <w:numPr>
-          <w:ilvl w:val="0"/>
-          <w:numId w:val="1"/>
-        </w:numPr>
-        <w:ind w:left="420" w:leftChars="0" w:hanging="420" w:firstLineChars="0"/>
-        <w:jc w:val="both"/>
-        <w:rPr>
-          <w:rFonts w:hint="default"/>
-          <w:b w:val="0"/>
-          <w:bCs w:val="0"/>
-          <w:highlight w:val="yellow"/>
-          <w:lang w:val="es-AR"/>
-        </w:rPr>
-      </w:pPr>
-      <w:r>
-        <w:rPr>
-          <w:rFonts w:hint="default"/>
-          <w:b w:val="0"/>
-          <w:bCs w:val="0"/>
-          <w:highlight w:val="yellow"/>
-          <w:lang w:val="es-AR"/>
-        </w:rPr>
-        <w:t>1 señal ( que no se muestra) para indicar obtención de memoria vía PC / MBR</w:t>
-      </w:r>
-    </w:p>
-    <w:p>
-      <w:pPr>
-        <w:numPr>
-          <w:ilvl w:val="0"/>
-          <w:numId w:val="0"/>
-        </w:numPr>
-        <w:jc w:val="both"/>
-        <w:rPr>
-          <w:rFonts w:hint="default" w:ascii="Times New Roman" w:hAnsi="Cambria Math"/>
-          <w:b w:val="0"/>
-          <w:bCs w:val="0"/>
-          <w:i w:val="0"/>
-          <w:highlight w:val="yellow"/>
-          <w:lang w:val="es-AR"/>
-        </w:rPr>
-      </w:pPr>
-      <w:r>
-        <w:rPr>
-          <w:rFonts w:hint="default" w:ascii="Times New Roman" w:hAnsi="Cambria Math"/>
-          <w:b w:val="0"/>
-          <w:bCs w:val="0"/>
-          <w:i w:val="0"/>
-          <w:highlight w:val="yellow"/>
-          <w:lang w:val="es-AR"/>
-        </w:rPr>
-        <w:t xml:space="preserve">En un ciclo si una señal de lectura de memoria está habilitada, la operación de memoria se inicia al final del ciclo de la trayectoria de datos una vez que se  ha cargado MAR. Los datos de memoria están disponibles hasta el final del siguiente ciclo en MBR o MDR y se usan el ciclo que sigue. Esto quiere decir que una lectura de memoria por cualquiera de los puertos, iniciada al final del ciclo k, proporciona datos que se usan en el ciclo k+2 o posteriores. </w:t>
+        <w:t>Esta diferencia de funcionalidad es necesaria porque MAR y PC se usarán para hacer referencia a dos partes de la memoria. La combinación MAR / MDR se usa para leer y escribir palabras de datos en el nivel ISA, y la combinación PC / MBR sirve para leer el programa ejecutable en el nivel ISA, que consiste en un flujo de bytes</w:t>
       </w:r>
     </w:p>
     <w:p>
@@ -6873,20 +8227,20 @@
           <w:b w:val="0"/>
           <w:bCs w:val="0"/>
           <w:i w:val="0"/>
-          <w:highlight w:val="yellow"/>
-          <w:lang w:val="es-AR"/>
-        </w:rPr>
-      </w:pPr>
-      <w:r>
-        <w:rPr>
-          <w:rFonts w:hint="default" w:ascii="Times New Roman" w:hAnsi="Cambria Math"/>
-          <w:b w:val="0"/>
-          <w:bCs w:val="0"/>
-          <w:i w:val="0"/>
-          <w:highlight w:val="yellow"/>
-          <w:lang w:val="es-AR"/>
-        </w:rPr>
-        <w:t>Puesto que MBR y MDR se cargan en el flanco ascendente del reloj, junto con todos los demás registros, podrían leerse durante ciclos en los que se esta efectuando una nueva lectura de memoria. Esa lectura devuelve los valores antiguos ya que todavía no ha habido tiempo de sobreescribirlos.</w:t>
+          <w:highlight w:val="none"/>
+          <w:lang w:val="es-AR"/>
+        </w:rPr>
+      </w:pPr>
+      <w:r>
+        <w:rPr>
+          <w:rFonts w:hint="default" w:ascii="Times New Roman" w:hAnsi="Cambria Math"/>
+          <w:b w:val="0"/>
+          <w:bCs w:val="0"/>
+          <w:i w:val="0"/>
+          <w:highlight w:val="none"/>
+          <w:lang w:val="es-AR"/>
+        </w:rPr>
+        <w:t>Como ya se mencionó los datos leídos de memoria a través del puerto de memoria de 8 bits se devuelven en MBR, un registro de 8 bits. Hay dos formas en las que el valor del MBR puede copiarse al bus B: signada o no signada. En el caso de ser no signada, para extender el valor de 8 bits a 32 bits se agregan 24 ceros a la izquierda y si es signada, en vez de 0 se agregan todos 1 o 0 dependiendo si el bit de la izquierda del MBR es 0 o  1.</w:t>
       </w:r>
     </w:p>
     <w:p>
@@ -6906,9 +8260,271 @@
           <w:lang w:val="es-AR"/>
         </w:rPr>
       </w:pPr>
-    </w:p>
-    <w:p>
-      <w:pPr>
+      <w:r>
+        <w:rPr>
+          <w:rFonts w:hint="default" w:ascii="Times New Roman" w:hAnsi="Cambria Math"/>
+          <w:b w:val="0"/>
+          <w:bCs w:val="0"/>
+          <w:i w:val="0"/>
+          <w:highlight w:val="none"/>
+          <w:lang w:val="es-AR"/>
+        </w:rPr>
+        <w:t xml:space="preserve">En un ciclo si una señal de lectura de memoria está habilitada, la operación de memoria se inicia al final del ciclo de la trayectoria de datos una vez que se  ha cargado MAR. Los datos de memoria están disponibles hasta el final del siguiente ciclo en MBR o MDR y se usan el ciclo que sigue. Esto quiere decir que una lectura de memoria por cualquiera de los puertos, iniciada al final del ciclo k, proporciona datos que se usan en el ciclo k+2 o posteriores. </w:t>
+      </w:r>
+    </w:p>
+    <w:p>
+      <w:pPr>
+        <w:numPr>
+          <w:ilvl w:val="0"/>
+          <w:numId w:val="0"/>
+        </w:numPr>
+        <w:ind w:firstLine="709" w:firstLineChars="0"/>
+        <w:jc w:val="both"/>
+        <w:rPr>
+          <w:rFonts w:hint="default"/>
+          <w:highlight w:val="none"/>
+        </w:rPr>
+      </w:pPr>
+      <w:r>
+        <w:rPr>
+          <w:rFonts w:hint="default" w:ascii="Times New Roman" w:hAnsi="Cambria Math"/>
+          <w:b w:val="0"/>
+          <w:bCs w:val="0"/>
+          <w:i w:val="0"/>
+          <w:highlight w:val="none"/>
+          <w:lang w:val="es-AR"/>
+        </w:rPr>
+        <w:drawing>
+          <wp:anchor distT="0" distB="0" distL="114300" distR="114300" simplePos="0" relativeHeight="251679744" behindDoc="0" locked="0" layoutInCell="1" allowOverlap="1">
+            <wp:simplePos x="0" y="0"/>
+            <wp:positionH relativeFrom="column">
+              <wp:posOffset>982345</wp:posOffset>
+            </wp:positionH>
+            <wp:positionV relativeFrom="page">
+              <wp:posOffset>6565265</wp:posOffset>
+            </wp:positionV>
+            <wp:extent cx="4361815" cy="3662680"/>
+            <wp:effectExtent l="0" t="0" r="42545" b="25400"/>
+            <wp:wrapTopAndBottom/>
+            <wp:docPr id="25" name="Imagen 25" descr="Captura de pantalla 2026-08-04 231105"/>
+            <wp:cNvGraphicFramePr>
+              <a:graphicFrameLocks xmlns:a="http://schemas.openxmlformats.org/drawingml/2006/main" noChangeAspect="1"/>
+            </wp:cNvGraphicFramePr>
+            <a:graphic xmlns:a="http://schemas.openxmlformats.org/drawingml/2006/main">
+              <a:graphicData uri="http://schemas.openxmlformats.org/drawingml/2006/picture">
+                <pic:pic xmlns:pic="http://schemas.openxmlformats.org/drawingml/2006/picture">
+                  <pic:nvPicPr>
+                    <pic:cNvPr id="25" name="Imagen 25" descr="Captura de pantalla 2026-08-04 231105"/>
+                    <pic:cNvPicPr>
+                      <a:picLocks noChangeAspect="1"/>
+                    </pic:cNvPicPr>
+                  </pic:nvPicPr>
+                  <pic:blipFill>
+                    <a:blip r:embed="rId21"/>
+                    <a:stretch>
+                      <a:fillRect/>
+                    </a:stretch>
+                  </pic:blipFill>
+                  <pic:spPr>
+                    <a:xfrm>
+                      <a:off x="0" y="0"/>
+                      <a:ext cx="4361815" cy="3662680"/>
+                    </a:xfrm>
+                    <a:prstGeom prst="rect">
+                      <a:avLst/>
+                    </a:prstGeom>
+                  </pic:spPr>
+                </pic:pic>
+              </a:graphicData>
+            </a:graphic>
+          </wp:anchor>
+        </w:drawing>
+      </w:r>
+      <w:r>
+        <w:rPr>
+          <w:rFonts w:hint="default" w:ascii="Times New Roman" w:hAnsi="Cambria Math"/>
+          <w:b w:val="0"/>
+          <w:bCs w:val="0"/>
+          <w:i w:val="0"/>
+          <w:highlight w:val="none"/>
+          <w:lang w:val="es-AR"/>
+        </w:rPr>
+        <w:t>Puesto que MBR y MDR se cargan en el flanco ascendente del reloj, junto con todos los demás registros, podrían leerse durante ciclos en los que se esta efectuando una nueva lectura de memoria. Esa lectura devuelve los valores antiguos ya que todavía no ha habido tiempo de sobreescribirlos.</w:t>
+      </w:r>
+    </w:p>
+    <w:p>
+      <w:pPr>
+        <w:ind w:firstLine="709" w:firstLineChars="0"/>
+        <w:jc w:val="both"/>
+      </w:pPr>
+      <w:r>
+        <w:rPr>
+          <w:rFonts w:hint="default"/>
+        </w:rPr>
+        <w:t xml:space="preserve">Como se puede observar en la tabla del conjunto de instrucciones IJVM, existe una variabilidad en el tamaño de las mismas. Mientras que algunas instrucciones son de un único byte (como IADD o NOP), otras están compuestas por más de un byte al requerir operandos adicionales, tal como es el caso de BIPUSH byte o GOTO offset. Esta característica  expone una de las principales </w:t>
+      </w:r>
+      <w:r>
+        <w:rPr>
+          <w:rFonts w:hint="default"/>
+          <w:highlight w:val="yellow"/>
+          <w:lang w:val="es-AR"/>
+        </w:rPr>
+        <w:t>debilidades</w:t>
+      </w:r>
+      <w:r>
+        <w:rPr>
+          <w:rFonts w:hint="default"/>
+        </w:rPr>
+        <w:t xml:space="preserve"> de la MIC-1: para poder efectuar las instrucciones de múltiples bytes, el procesador se ve obligado a realizar múltiples lecturas secuenciales a la memoria principal. Como resultado, la ALU debe permanecer inactiva durante los ciclos de espera necesarios para traer cada byte adicional, limitando severamente el rendimiento general del sistema.</w:t>
+      </w:r>
+    </w:p>
+    <w:p>
+      <w:pPr>
+        <w:numPr>
+          <w:ilvl w:val="0"/>
+          <w:numId w:val="0"/>
+        </w:numPr>
+        <w:ind w:firstLine="709" w:firstLineChars="0"/>
+        <w:jc w:val="both"/>
+        <w:rPr>
+          <w:rFonts w:hint="default" w:ascii="Times New Roman" w:hAnsi="Cambria Math"/>
+          <w:b w:val="0"/>
+          <w:bCs w:val="0"/>
+          <w:i w:val="0"/>
+          <w:highlight w:val="none"/>
+          <w:lang w:val="es-AR"/>
+        </w:rPr>
+      </w:pPr>
+    </w:p>
+    <w:p>
+      <w:pPr>
+        <w:numPr>
+          <w:ilvl w:val="0"/>
+          <w:numId w:val="0"/>
+        </w:numPr>
+        <w:ind w:firstLine="709" w:firstLineChars="0"/>
+        <w:jc w:val="both"/>
+        <w:rPr>
+          <w:rFonts w:hint="default" w:ascii="Times New Roman" w:hAnsi="Cambria Math"/>
+          <w:b w:val="0"/>
+          <w:bCs w:val="0"/>
+          <w:i w:val="0"/>
+          <w:highlight w:val="none"/>
+          <w:lang w:val="es-AR"/>
+        </w:rPr>
+      </w:pPr>
+    </w:p>
+    <w:p>
+      <w:pPr>
+        <w:numPr>
+          <w:ilvl w:val="0"/>
+          <w:numId w:val="0"/>
+        </w:numPr>
+        <w:ind w:firstLine="709" w:firstLineChars="0"/>
+        <w:jc w:val="both"/>
+        <w:rPr>
+          <w:rFonts w:hint="default" w:ascii="Times New Roman" w:hAnsi="Cambria Math"/>
+          <w:b w:val="0"/>
+          <w:bCs w:val="0"/>
+          <w:i w:val="0"/>
+          <w:highlight w:val="none"/>
+          <w:lang w:val="es-AR"/>
+        </w:rPr>
+      </w:pPr>
+    </w:p>
+    <w:p>
+      <w:pPr>
+        <w:numPr>
+          <w:ilvl w:val="0"/>
+          <w:numId w:val="0"/>
+        </w:numPr>
+        <w:ind w:firstLine="709" w:firstLineChars="0"/>
+        <w:jc w:val="both"/>
+        <w:rPr>
+          <w:rFonts w:hint="default" w:ascii="Times New Roman" w:hAnsi="Cambria Math"/>
+          <w:b w:val="0"/>
+          <w:bCs w:val="0"/>
+          <w:i w:val="0"/>
+          <w:highlight w:val="none"/>
+          <w:lang w:val="es-AR"/>
+        </w:rPr>
+      </w:pPr>
+    </w:p>
+    <w:p>
+      <w:pPr>
+        <w:numPr>
+          <w:ilvl w:val="0"/>
+          <w:numId w:val="0"/>
+        </w:numPr>
+        <w:ind w:firstLine="709" w:firstLineChars="0"/>
+        <w:jc w:val="both"/>
+        <w:rPr>
+          <w:rFonts w:hint="default" w:ascii="Times New Roman" w:hAnsi="Cambria Math"/>
+          <w:b w:val="0"/>
+          <w:bCs w:val="0"/>
+          <w:i w:val="0"/>
+          <w:highlight w:val="none"/>
+          <w:lang w:val="es-AR"/>
+        </w:rPr>
+      </w:pPr>
+    </w:p>
+    <w:p>
+      <w:pPr>
+        <w:numPr>
+          <w:ilvl w:val="0"/>
+          <w:numId w:val="0"/>
+        </w:numPr>
+        <w:ind w:firstLine="709" w:firstLineChars="0"/>
+        <w:jc w:val="both"/>
+        <w:rPr>
+          <w:rFonts w:hint="default" w:ascii="Times New Roman" w:hAnsi="Cambria Math"/>
+          <w:b w:val="0"/>
+          <w:bCs w:val="0"/>
+          <w:i w:val="0"/>
+          <w:highlight w:val="none"/>
+          <w:lang w:val="es-AR"/>
+        </w:rPr>
+      </w:pPr>
+    </w:p>
+    <w:p>
+      <w:pPr>
+        <w:numPr>
+          <w:ilvl w:val="0"/>
+          <w:numId w:val="0"/>
+        </w:numPr>
+        <w:ind w:firstLine="709" w:firstLineChars="0"/>
+        <w:jc w:val="both"/>
+        <w:rPr>
+          <w:rFonts w:hint="default" w:ascii="Times New Roman" w:hAnsi="Cambria Math"/>
+          <w:b w:val="0"/>
+          <w:bCs w:val="0"/>
+          <w:i w:val="0"/>
+          <w:highlight w:val="none"/>
+          <w:lang w:val="es-AR"/>
+        </w:rPr>
+      </w:pPr>
+    </w:p>
+    <w:p>
+      <w:pPr>
+        <w:numPr>
+          <w:ilvl w:val="0"/>
+          <w:numId w:val="0"/>
+        </w:numPr>
+        <w:ind w:firstLine="709" w:firstLineChars="0"/>
+        <w:jc w:val="both"/>
+        <w:rPr>
+          <w:rFonts w:hint="default" w:ascii="Times New Roman" w:hAnsi="Cambria Math"/>
+          <w:b w:val="0"/>
+          <w:bCs w:val="0"/>
+          <w:i w:val="0"/>
+          <w:highlight w:val="none"/>
+          <w:lang w:val="es-AR"/>
+        </w:rPr>
+      </w:pPr>
+    </w:p>
+    <w:p>
+      <w:pPr>
+        <w:ind w:left="2836" w:leftChars="0" w:firstLine="709" w:firstLineChars="0"/>
         <w:jc w:val="both"/>
         <w:rPr>
           <w:rFonts w:hint="default"/>
@@ -6926,7 +8542,7 @@
         <mc:AlternateContent>
           <mc:Choice Requires="wps">
             <w:drawing>
-              <wp:anchor distT="0" distB="0" distL="114300" distR="114300" simplePos="0" relativeHeight="251679744" behindDoc="0" locked="0" layoutInCell="1" allowOverlap="1">
+              <wp:anchor distT="0" distB="0" distL="114300" distR="114300" simplePos="0" relativeHeight="251678720" behindDoc="0" locked="0" layoutInCell="1" allowOverlap="1">
                 <wp:simplePos x="0" y="0"/>
                 <wp:positionH relativeFrom="column">
                   <wp:posOffset>-1361440</wp:posOffset>
@@ -6985,7 +8601,7 @@
           </mc:Choice>
           <mc:Fallback>
             <w:pict>
-              <v:shape id="_x0000_s1026" o:spid="_x0000_s1026" o:spt="3" type="#_x0000_t3" style="position:absolute;left:0pt;margin-left:-107.2pt;margin-top:34.55pt;height:11.2pt;width:12.8pt;z-index:251679744;v-text-anchor:middle;mso-width-relative:page;mso-height-relative:page;" filled="f" stroked="t" coordsize="21600,21600" o:gfxdata="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">
+              <v:shape id="_x0000_s1026" o:spid="_x0000_s1026" o:spt="3" type="#_x0000_t3" style="position:absolute;left:0pt;margin-left:-107.2pt;margin-top:34.55pt;height:11.2pt;width:12.8pt;z-index:251678720;v-text-anchor:middle;mso-width-relative:page;mso-height-relative:page;" filled="f" stroked="t" coordsize="21600,21600" o:gfxdata="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">
                 <v:fill on="f" focussize="0,0"/>
                 <v:stroke weight="1pt" color="#92D050 [2404]" miterlimit="8" joinstyle="miter"/>
                 <v:imagedata o:title=""/>
@@ -7002,8 +8618,19 @@
           <w:bCs/>
           <w:lang w:val="es-AR"/>
         </w:rPr>
-        <w:t>UNIDAD DE CONTROL:</w:t>
-      </w:r>
+        <w:t>UNIDAD DE CONTROL</w:t>
+      </w:r>
+    </w:p>
+    <w:p>
+      <w:pPr>
+        <w:jc w:val="both"/>
+        <w:rPr>
+          <w:rFonts w:hint="default"/>
+          <w:b/>
+          <w:bCs/>
+          <w:lang w:val="es-AR"/>
+        </w:rPr>
+      </w:pPr>
     </w:p>
     <w:p>
       <w:pPr>
@@ -7023,7 +8650,7 @@
           <w:rFonts w:hint="default"/>
           <w:lang w:val="es-AR"/>
         </w:rPr>
-        <w:t>La unidad de control es una memoria que contiene microinstrucciones en lugar de instrucciones ISA. La de la MIC-1 es del tipo Microprogramable. Esto significa que contiene una ROM donde sus direcciones son micrpinstrucciones definidas para resolver la totalidad de la instruccion cargada en MBR. Especificamente, nuestro ROM es de 512*36 bits. Es importante notar que es muy diferente de la memoria principal: las instrucciones de la memoria principal se ejecutan en orden según su dirección, las microinstrucciones no. Los microprogramas necesitan mayor flexibilidad (porque las secuencias de microinstrucciones tienden a ser cortas), así que generalmente no tienen esta propiedad. En lugar de esto, cada microinstrucción especifica explícitamente su sucesora.</w:t>
+        <w:t xml:space="preserve"> La unidad de control de la MIC-1 es del tipo Microprogramable. Esto significa que contiene una ROM donde sus direcciones son microinstrucciones definidas para resolver la totalidad de la instrucción cargada en MBR. Especificamente, nuestro ROM es de 512*36 bits. Es importante notar que es muy diferente de la memoria principal: las instrucciones de la memoria principal se ejecutan en orden según su dirección, las microinstrucciones no. Los microprogramas necesitan mayor flexibilidad (porque las secuencias de microinstrucciones tienden a ser cortas), así que generalmente no tienen esta propiedad. En lugar de esto, cada microinstrucción especifica explícitamente su sucesora.</w:t>
       </w:r>
     </w:p>
     <w:p>
@@ -7082,6 +8709,309 @@
           <w:lang w:val="es-AR"/>
         </w:rPr>
       </w:pPr>
+      <w:r>
+        <w:rPr>
+          <w:sz w:val="24"/>
+        </w:rPr>
+        <mc:AlternateContent>
+          <mc:Choice Requires="wps">
+            <w:drawing>
+              <wp:anchor distT="0" distB="0" distL="114300" distR="114300" simplePos="0" relativeHeight="251682816" behindDoc="0" locked="0" layoutInCell="1" allowOverlap="1">
+                <wp:simplePos x="0" y="0"/>
+                <wp:positionH relativeFrom="column">
+                  <wp:posOffset>4500880</wp:posOffset>
+                </wp:positionH>
+                <wp:positionV relativeFrom="paragraph">
+                  <wp:posOffset>2505710</wp:posOffset>
+                </wp:positionV>
+                <wp:extent cx="1705610" cy="1748790"/>
+                <wp:effectExtent l="6350" t="6350" r="10160" b="12700"/>
+                <wp:wrapNone/>
+                <wp:docPr id="38" name="Óvalo 38"/>
+                <wp:cNvGraphicFramePr/>
+                <a:graphic xmlns:a="http://schemas.openxmlformats.org/drawingml/2006/main">
+                  <a:graphicData uri="http://schemas.microsoft.com/office/word/2010/wordprocessingShape">
+                    <wps:wsp>
+                      <wps:cNvSpPr/>
+                      <wps:spPr>
+                        <a:xfrm>
+                          <a:off x="5360035" y="4775835"/>
+                          <a:ext cx="1705610" cy="1748790"/>
+                        </a:xfrm>
+                        <a:prstGeom prst="ellipse">
+                          <a:avLst/>
+                        </a:prstGeom>
+                        <a:noFill/>
+                        <a:extLst>
+                          <a:ext uri="{909E8E84-426E-40DD-AFC4-6F175D3DCCD1}">
+                            <a14:hiddenFill xmlns:a14="http://schemas.microsoft.com/office/drawing/2010/main">
+                              <a:solidFill>
+                                <a:schemeClr val="accent1"/>
+                              </a:solidFill>
+                            </a14:hiddenFill>
+                          </a:ext>
+                        </a:extLst>
+                      </wps:spPr>
+                      <wps:style>
+                        <a:lnRef idx="2">
+                          <a:schemeClr val="accent1">
+                            <a:lumMod val="75000"/>
+                          </a:schemeClr>
+                        </a:lnRef>
+                        <a:fillRef idx="1">
+                          <a:schemeClr val="accent1"/>
+                        </a:fillRef>
+                        <a:effectRef idx="0">
+                          <a:srgbClr val="FFFFFF"/>
+                        </a:effectRef>
+                        <a:fontRef idx="minor">
+                          <a:schemeClr val="lt1"/>
+                        </a:fontRef>
+                      </wps:style>
+                      <wps:txbx>
+                        <w:txbxContent>
+                          <w:p>
+                            <w:pPr>
+                              <w:jc w:val="center"/>
+                            </w:pPr>
+                          </w:p>
+                        </w:txbxContent>
+                      </wps:txbx>
+                      <wps:bodyPr rot="0" spcFirstLastPara="0" vertOverflow="overflow" horzOverflow="overflow" vert="horz" wrap="square" lIns="91440" tIns="45720" rIns="91440" bIns="45720" numCol="1" spcCol="0" rtlCol="0" fromWordArt="0" anchor="ctr" anchorCtr="0" forceAA="0" compatLnSpc="1">
+                        <a:noAutofit/>
+                      </wps:bodyPr>
+                    </wps:wsp>
+                  </a:graphicData>
+                </a:graphic>
+              </wp:anchor>
+            </w:drawing>
+          </mc:Choice>
+          <mc:Fallback>
+            <w:pict>
+              <v:shape id="_x0000_s1026" o:spid="_x0000_s1026" o:spt="3" type="#_x0000_t3" style="position:absolute;left:0pt;margin-left:354.4pt;margin-top:197.3pt;height:137.7pt;width:134.3pt;z-index:251682816;v-text-anchor:middle;mso-width-relative:page;mso-height-relative:page;" filled="f" stroked="t" coordsize="21600,21600" o:gfxdata="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">
+                <v:fill on="f" focussize="0,0"/>
+                <v:stroke weight="1pt" color="#2F5597 [2404]" miterlimit="8" joinstyle="miter"/>
+                <v:imagedata o:title=""/>
+                <o:lock v:ext="edit" aspectratio="f"/>
+                <v:textbox>
+                  <w:txbxContent>
+                    <w:p>
+                      <w:pPr>
+                        <w:jc w:val="center"/>
+                      </w:pPr>
+                    </w:p>
+                  </w:txbxContent>
+                </v:textbox>
+              </v:shape>
+            </w:pict>
+          </mc:Fallback>
+        </mc:AlternateContent>
+      </w:r>
+      <w:r>
+        <w:rPr>
+          <w:rFonts w:hint="default" w:ascii="Times New Roman" w:hAnsi="Cambria Math"/>
+          <w:b w:val="0"/>
+          <w:bCs w:val="0"/>
+          <w:i w:val="0"/>
+          <w:highlight w:val="none"/>
+          <w:lang w:val="es-AR"/>
+        </w:rPr>
+        <w:drawing>
+          <wp:inline distT="0" distB="0" distL="114300" distR="114300">
+            <wp:extent cx="6108065" cy="5580380"/>
+            <wp:effectExtent l="0" t="0" r="3175" b="12700"/>
+            <wp:docPr id="37" name="Imagen 37" descr="Unidad_de_control"/>
+            <wp:cNvGraphicFramePr>
+              <a:graphicFrameLocks xmlns:a="http://schemas.openxmlformats.org/drawingml/2006/main" noChangeAspect="1"/>
+            </wp:cNvGraphicFramePr>
+            <a:graphic xmlns:a="http://schemas.openxmlformats.org/drawingml/2006/main">
+              <a:graphicData uri="http://schemas.openxmlformats.org/drawingml/2006/picture">
+                <pic:pic xmlns:pic="http://schemas.openxmlformats.org/drawingml/2006/picture">
+                  <pic:nvPicPr>
+                    <pic:cNvPr id="37" name="Imagen 37" descr="Unidad_de_control"/>
+                    <pic:cNvPicPr>
+                      <a:picLocks noChangeAspect="1"/>
+                    </pic:cNvPicPr>
+                  </pic:nvPicPr>
+                  <pic:blipFill>
+                    <a:blip r:embed="rId22"/>
+                    <a:stretch>
+                      <a:fillRect/>
+                    </a:stretch>
+                  </pic:blipFill>
+                  <pic:spPr>
+                    <a:xfrm>
+                      <a:off x="0" y="0"/>
+                      <a:ext cx="6108065" cy="5580380"/>
+                    </a:xfrm>
+                    <a:prstGeom prst="rect">
+                      <a:avLst/>
+                    </a:prstGeom>
+                  </pic:spPr>
+                </pic:pic>
+              </a:graphicData>
+            </a:graphic>
+          </wp:inline>
+        </w:drawing>
+      </w:r>
+    </w:p>
+    <w:p>
+      <w:pPr>
+        <w:ind w:firstLine="709" w:firstLineChars="0"/>
+        <w:jc w:val="both"/>
+        <w:rPr>
+          <w:rFonts w:hint="default"/>
+          <w:b w:val="0"/>
+          <w:bCs w:val="0"/>
+          <w:highlight w:val="yellow"/>
+          <w:lang w:val="es-AR"/>
+        </w:rPr>
+      </w:pPr>
+      <w:r>
+        <w:rPr>
+          <w:rFonts w:hint="default"/>
+          <w:b w:val="0"/>
+          <w:bCs w:val="0"/>
+          <w:highlight w:val="yellow"/>
+          <w:lang w:val="es-AR"/>
+        </w:rPr>
+        <w:t xml:space="preserve">Existen 29 señales de control que gestionan como funciona el camino de datos durante un ciclo de reloj. Estas pueden ser divididas en 3 grupos, marcadas en la pagina 1: </w:t>
+      </w:r>
+    </w:p>
+    <w:p>
+      <w:pPr>
+        <w:numPr>
+          <w:ilvl w:val="0"/>
+          <w:numId w:val="1"/>
+        </w:numPr>
+        <w:ind w:left="420" w:leftChars="0" w:hanging="420" w:firstLineChars="0"/>
+        <w:jc w:val="both"/>
+        <w:rPr>
+          <w:rFonts w:hint="default"/>
+          <w:b w:val="0"/>
+          <w:bCs w:val="0"/>
+          <w:highlight w:val="yellow"/>
+          <w:lang w:val="es-AR"/>
+        </w:rPr>
+      </w:pPr>
+      <w:r>
+        <w:rPr>
+          <w:rFonts w:hint="default"/>
+          <w:b w:val="0"/>
+          <w:bCs w:val="0"/>
+          <w:highlight w:val="yellow"/>
+          <w:lang w:val="es-AR"/>
+        </w:rPr>
+        <w:t>9 señales para escribir datos del bus C a los registros (Azules)</w:t>
+      </w:r>
+    </w:p>
+    <w:p>
+      <w:pPr>
+        <w:numPr>
+          <w:ilvl w:val="0"/>
+          <w:numId w:val="1"/>
+        </w:numPr>
+        <w:ind w:left="420" w:leftChars="0" w:hanging="420" w:firstLineChars="0"/>
+        <w:jc w:val="both"/>
+        <w:rPr>
+          <w:rFonts w:hint="default"/>
+          <w:b w:val="0"/>
+          <w:bCs w:val="0"/>
+          <w:highlight w:val="yellow"/>
+          <w:lang w:val="es-AR"/>
+        </w:rPr>
+      </w:pPr>
+      <w:r>
+        <w:rPr>
+          <w:rFonts w:hint="default"/>
+          <w:b w:val="0"/>
+          <w:bCs w:val="0"/>
+          <w:highlight w:val="yellow"/>
+          <w:lang w:val="es-AR"/>
+        </w:rPr>
+        <w:t xml:space="preserve">9 señales para escribir datos de registros al bus B (Rojas) </w:t>
+      </w:r>
+    </w:p>
+    <w:p>
+      <w:pPr>
+        <w:numPr>
+          <w:ilvl w:val="0"/>
+          <w:numId w:val="1"/>
+        </w:numPr>
+        <w:ind w:left="420" w:leftChars="0" w:hanging="420" w:firstLineChars="0"/>
+        <w:jc w:val="both"/>
+        <w:rPr>
+          <w:rFonts w:hint="default"/>
+          <w:b w:val="0"/>
+          <w:bCs w:val="0"/>
+          <w:highlight w:val="yellow"/>
+          <w:lang w:val="es-AR"/>
+        </w:rPr>
+      </w:pPr>
+      <w:r>
+        <w:rPr>
+          <w:rFonts w:hint="default"/>
+          <w:b w:val="0"/>
+          <w:bCs w:val="0"/>
+          <w:highlight w:val="yellow"/>
+          <w:lang w:val="es-AR"/>
+        </w:rPr>
+        <w:t>6 para controlar el ALU (Naranjas) y 2 para el shifter (Verdes)</w:t>
+      </w:r>
+    </w:p>
+    <w:p>
+      <w:pPr>
+        <w:numPr>
+          <w:ilvl w:val="0"/>
+          <w:numId w:val="1"/>
+        </w:numPr>
+        <w:ind w:left="420" w:leftChars="0" w:hanging="420" w:firstLineChars="0"/>
+        <w:jc w:val="both"/>
+        <w:rPr>
+          <w:rFonts w:hint="default"/>
+          <w:b w:val="0"/>
+          <w:bCs w:val="0"/>
+          <w:highlight w:val="yellow"/>
+          <w:lang w:val="es-AR"/>
+        </w:rPr>
+      </w:pPr>
+      <w:r>
+        <w:rPr>
+          <w:rFonts w:hint="default"/>
+          <w:b w:val="0"/>
+          <w:bCs w:val="0"/>
+          <w:highlight w:val="yellow"/>
+          <w:lang w:val="es-AR"/>
+        </w:rPr>
+        <w:t>2 señales (que no se muestran) para indicar lectura/escritura de memoria vía MAR / MDR</w:t>
+      </w:r>
+    </w:p>
+    <w:p>
+      <w:pPr>
+        <w:numPr>
+          <w:ilvl w:val="0"/>
+          <w:numId w:val="1"/>
+        </w:numPr>
+        <w:ind w:left="420" w:leftChars="0" w:hanging="420" w:firstLineChars="0"/>
+        <w:jc w:val="both"/>
+        <w:rPr>
+          <w:rFonts w:hint="default"/>
+          <w:b w:val="0"/>
+          <w:bCs w:val="0"/>
+          <w:highlight w:val="yellow"/>
+          <w:lang w:val="es-AR"/>
+        </w:rPr>
+      </w:pPr>
+      <w:r>
+        <w:rPr>
+          <w:rFonts w:hint="default"/>
+          <w:b w:val="0"/>
+          <w:bCs w:val="0"/>
+          <w:highlight w:val="yellow"/>
+          <w:lang w:val="es-AR"/>
+        </w:rPr>
+        <w:t>1 señal ( que no se muestra) para indicar obtención de memoria vía PC / MBR</w:t>
+      </w:r>
     </w:p>
     <w:p>
       <w:pPr>
@@ -7099,17 +9029,6 @@
           <w:lang w:val="es-AR"/>
         </w:rPr>
       </w:pPr>
-      <w:r>
-        <w:rPr>
-          <w:rFonts w:hint="default" w:ascii="Times New Roman" w:hAnsi="Cambria Math"/>
-          <w:b w:val="0"/>
-          <w:bCs w:val="0"/>
-          <w:i w:val="0"/>
-          <w:highlight w:val="none"/>
-          <w:lang w:val="es-AR"/>
-        </w:rPr>
-        <w:t>(Poner imagen unidad de control y señalar el decodificador)</w:t>
-      </w:r>
     </w:p>
     <w:p>
       <w:pPr>
@@ -7148,7 +9067,7 @@
           <w:highlight w:val="yellow"/>
           <w:lang w:val="es-AR"/>
         </w:rPr>
-        <w:t>usando un decodificador para seleccionar cada una de ellas,</w:t>
+        <w:t>usando un decodificador (marcado con azul) para seleccionar cada una de ellas,</w:t>
       </w:r>
       <w:r>
         <w:rPr>
@@ -7170,7 +9089,7 @@
           <w:highlight w:val="yellow"/>
           <w:lang w:val="es-AR"/>
         </w:rPr>
-        <w:t>. Para la MIC-1 se utilizó un decodificador estándar 4 a 16 y no uno 4 a 9 ya que utilizar un circuito estándar es más fácil y reduce la posibilidad de errores, en cambio si usaramos uno de 4 a 9, aunque ocuparía menos área de chip, sería más difícil y habría mayor probabilidad de error.</w:t>
+        <w:t>. Para la MIC-1 se utilizó un decodificador estándar 4 a 16 y no uno 4 a 9 ya que utilizar un circuito estándar es más fácil y reduce la posibilidad de errores, en cambio si usáramos uno de 4 a 9, aunque ocuparía menos área de chip, sería más difícil y habría mayor probabilidad de error.</w:t>
       </w:r>
       <w:r>
         <w:rPr>
@@ -7259,7 +9178,7 @@
                     </pic:cNvPicPr>
                   </pic:nvPicPr>
                   <pic:blipFill>
-                    <a:blip r:embed="rId9"/>
+                    <a:blip r:embed="rId23"/>
                     <a:stretch>
                       <a:fillRect/>
                     </a:stretch>
@@ -7442,151 +9361,19 @@
         </w:numPr>
         <w:ind w:firstLine="709" w:firstLineChars="0"/>
         <w:jc w:val="both"/>
-        <m:rPr/>
-        <w:rPr>
-          <w:rFonts w:hint="default" w:ascii="Times New Roman" w:hAnsi="Cambria Math"/>
-          <w:i w:val="0"/>
-          <w:lang w:val="es-AR"/>
-        </w:rPr>
-      </w:pPr>
-      <w:r>
-        <w:rPr>
-          <w:rFonts w:hint="default"/>
-          <w:lang w:val="es-AR"/>
-        </w:rPr>
-        <w:t xml:space="preserve">Al principio de cada ciclo de reloj MIR se carga con la palabra de la unidad de control a la que MPC apunta. El tiempo de carga de MIR es </w:t>
-      </w:r>
-      <m:oMath>
-        <m:r>
-          <m:rPr/>
-          <w:rPr>
-            <w:rFonts w:ascii="Cambria Math" w:hAnsi="Cambria Math"/>
-            <w:lang w:val="es-AR"/>
-          </w:rPr>
-          <m:t>Δ</m:t>
-        </m:r>
-        <m:r>
-          <m:rPr/>
-          <w:rPr>
-            <w:rFonts w:hint="default" w:ascii="Cambria Math" w:hAnsi="Cambria Math"/>
-            <w:lang w:val="es-AR"/>
-          </w:rPr>
-          <m:t>w</m:t>
-        </m:r>
-      </m:oMath>
-      <w:r>
-        <m:rPr/>
-        <w:rPr>
-          <w:rFonts w:hint="default" w:ascii="Times New Roman" w:hAnsi="Cambria Math"/>
-          <w:i w:val="0"/>
-          <w:lang w:val="es-AR"/>
-        </w:rPr>
-        <w:t>, si pensamos en subciclos, MIR se carga en el primero.</w:t>
-      </w:r>
-    </w:p>
-    <w:p>
-      <w:pPr>
-        <w:numPr>
-          <w:ilvl w:val="0"/>
-          <w:numId w:val="0"/>
-        </w:numPr>
-        <w:ind w:firstLine="709" w:firstLineChars="0"/>
-        <w:jc w:val="both"/>
-        <m:rPr/>
-        <w:rPr>
-          <w:rFonts w:hint="default" w:ascii="Times New Roman" w:hAnsi="Cambria Math"/>
-          <w:i w:val="0"/>
-          <w:highlight w:val="cyan"/>
-          <w:lang w:val="es-AR"/>
-        </w:rPr>
-      </w:pPr>
-      <w:r>
-        <m:rPr/>
-        <w:rPr>
-          <w:rFonts w:hint="default" w:ascii="Times New Roman" w:hAnsi="Cambria Math"/>
-          <w:i w:val="0"/>
-          <w:highlight w:val="cyan"/>
-          <w:lang w:val="es-AR"/>
-        </w:rPr>
-        <w:t xml:space="preserve">Una vez que la microinstrucción está en MIR, las diversas señales se propagan por el camino de datos. Se coloca un registro en el bus B, la ALU sabe qué instrucción debe ejecutar y ocurren muchas actividades más. Éste es el segundo subciclo. Después de un intervalo </w:t>
-      </w:r>
-      <m:oMath>
-        <m:r>
-          <m:rPr/>
-          <w:rPr>
-            <w:rFonts w:ascii="Cambria Math" w:hAnsi="Cambria Math"/>
-            <w:highlight w:val="cyan"/>
-            <w:lang w:val="es-AR"/>
-          </w:rPr>
-          <m:t>Δ</m:t>
-        </m:r>
-        <m:r>
-          <m:rPr/>
-          <w:rPr>
-            <w:rFonts w:hint="default" w:ascii="Cambria Math" w:hAnsi="Cambria Math"/>
-            <w:highlight w:val="cyan"/>
-            <w:lang w:val="es-AR"/>
-          </w:rPr>
-          <m:t>w</m:t>
-        </m:r>
-      </m:oMath>
-      <w:r>
-        <m:rPr/>
-        <w:rPr>
-          <w:rFonts w:hint="default" w:ascii="Times New Roman" w:hAnsi="Cambria Math"/>
-          <w:i w:val="0"/>
-          <w:highlight w:val="cyan"/>
-          <w:lang w:val="es-AR"/>
-        </w:rPr>
-        <w:t xml:space="preserve"> + </w:t>
-      </w:r>
-      <m:oMath>
-        <m:r>
-          <m:rPr/>
-          <w:rPr>
-            <w:rFonts w:ascii="Cambria Math" w:hAnsi="Cambria Math"/>
-            <w:highlight w:val="cyan"/>
-            <w:lang w:val="es-AR"/>
-          </w:rPr>
-          <m:t>Δ</m:t>
-        </m:r>
-      </m:oMath>
-      <w:r>
-        <m:rPr/>
-        <w:rPr>
-          <w:rFonts w:hint="default" w:ascii="Times New Roman" w:hAnsi="Cambria Math"/>
-          <w:i w:val="0"/>
-          <w:highlight w:val="cyan"/>
-          <w:lang w:val="es-AR"/>
-        </w:rPr>
-        <w:t>x, las entradas de la ALU se han estabilizado.</w:t>
-      </w:r>
-    </w:p>
-    <w:p>
-      <w:pPr>
-        <w:numPr>
-          <w:ilvl w:val="0"/>
-          <w:numId w:val="0"/>
-        </w:numPr>
-        <w:ind w:firstLine="709" w:firstLineChars="0"/>
-        <w:jc w:val="both"/>
-        <m:rPr/>
-        <w:rPr>
-          <w:rFonts w:hint="default" w:ascii="Times New Roman" w:hAnsi="Cambria Math"/>
-          <w:i w:val="0"/>
-          <w:highlight w:val="none"/>
-          <w:lang w:val="es-AR"/>
-        </w:rPr>
-      </w:pPr>
-      <w:r>
-        <m:rPr/>
-        <w:rPr>
-          <w:rFonts w:hint="default" w:ascii="Times New Roman" w:hAnsi="Cambria Math"/>
-          <w:i w:val="0"/>
-          <w:highlight w:val="none"/>
-          <w:lang w:val="es-AR"/>
-        </w:rPr>
-        <w:t xml:space="preserve">Después de un tiempo adicional </w:t>
+        <w:rPr>
+          <w:rFonts w:hint="default" w:ascii="Times New Roman" w:hAnsi="Cambria Math"/>
+          <w:i w:val="0"/>
+          <w:lang w:val="es-AR"/>
+        </w:rPr>
+      </w:pPr>
+      <w:r>
+        <w:rPr>
+          <w:rFonts w:hint="default" w:ascii="Times New Roman" w:hAnsi="Cambria Math"/>
+          <w:i w:val="0"/>
+          <w:lang w:val="es-AR"/>
+        </w:rPr>
+        <w:t>Como explicamos en la dinámica del ciclo de reloj, la ejecución de la microinstrucción se divide en cuatro subciclos. En el primero (</w:t>
       </w:r>
       <m:oMath>
         <m:r>
@@ -7605,53 +9392,15 @@
           <w:i w:val="0"/>
           <w:lang w:val="es-AR"/>
         </w:rPr>
-        <w:t xml:space="preserve">y, todo se ha calmado y las salidas de la ALU, N y Z y el desplazador están estables. Luego, los valores de N y Z se guardan en un par de </w:t>
-      </w:r>
-      <w:r>
-        <m:rPr/>
-        <w:rPr>
-          <w:rFonts w:hint="default" w:ascii="Times New Roman" w:hAnsi="Cambria Math"/>
-          <w:i w:val="0"/>
-          <w:highlight w:val="magenta"/>
-          <w:lang w:val="es-AR"/>
-        </w:rPr>
-        <w:t xml:space="preserve">flip-flops de un bit (ver que este asi en el circuito) </w:t>
-      </w:r>
-      <w:r>
-        <m:rPr/>
-        <w:rPr>
-          <w:rFonts w:hint="default" w:ascii="Times New Roman" w:hAnsi="Cambria Math"/>
-          <w:i w:val="0"/>
-          <w:highlight w:val="none"/>
-          <w:lang w:val="es-AR"/>
-        </w:rPr>
-        <w:t xml:space="preserve"> que se guardan en el flanco ascendente del reloj. La salida de la ALU no se almacena, solo alimenta al desplazador. La actividad de la ALU y el desplazador ocurre en el 3er subciclo.</w:t>
-      </w:r>
-    </w:p>
-    <w:p>
-      <w:pPr>
-        <w:numPr>
-          <w:ilvl w:val="0"/>
-          <w:numId w:val="0"/>
-        </w:numPr>
-        <w:ind w:firstLine="709" w:firstLineChars="0"/>
-        <w:jc w:val="both"/>
-        <m:rPr/>
-        <w:rPr>
-          <w:rFonts w:hint="default" w:ascii="Times New Roman" w:hAnsi="Cambria Math"/>
-          <w:i w:val="0"/>
-          <w:lang w:val="es-AR"/>
-        </w:rPr>
-      </w:pPr>
-      <w:r>
-        <m:rPr/>
-        <w:rPr>
-          <w:rFonts w:hint="default" w:ascii="Times New Roman" w:hAnsi="Cambria Math"/>
-          <w:i w:val="0"/>
-          <w:highlight w:val="none"/>
-          <w:lang w:val="es-AR"/>
-        </w:rPr>
-        <w:t xml:space="preserve">Después de un intervalo </w:t>
+        <w:t>w</w:t>
+      </w:r>
+      <w:r>
+        <w:rPr>
+          <w:rFonts w:hint="default" w:ascii="Times New Roman" w:hAnsi="Cambria Math"/>
+          <w:i w:val="0"/>
+          <w:lang w:val="es-AR"/>
+        </w:rPr>
+        <w:t>) se carga el MIR; en el segundo (</w:t>
       </w:r>
       <m:oMath>
         <m:r>
@@ -7670,7 +9419,42 @@
           <w:i w:val="0"/>
           <w:lang w:val="es-AR"/>
         </w:rPr>
-        <w:t>z, la salida del desplazador ha llegado a los registros por el bus C y pueden cargarse cerca del final del ciclo. El subciclo 4 consiste en el cargado de los registros y los flip-flops N y Z; termina un poco después del flanco ascendente del reloj, cuando todos los resultados se han guardado y los resultados de las operaciones de memoria anteriores están disponibles, y se ha cargado MPC. Este proceso continúa hasta que alguien se aburre y apaga la máquina.</w:t>
+        <w:t>x</w:t>
+      </w:r>
+      <w:r>
+        <w:rPr>
+          <w:rFonts w:hint="default" w:ascii="Times New Roman" w:hAnsi="Cambria Math"/>
+          <w:i w:val="0"/>
+          <w:lang w:val="es-AR"/>
+        </w:rPr>
+        <w:t>) se vuelcan los datos al Bus B; en el tercero (</w:t>
+      </w:r>
+      <m:oMath>
+        <m:r>
+          <m:rPr/>
+          <w:rPr>
+            <w:rFonts w:ascii="Cambria Math" w:hAnsi="Cambria Math"/>
+            <w:lang w:val="es-AR"/>
+          </w:rPr>
+          <m:t>Δ</m:t>
+        </m:r>
+      </m:oMath>
+      <w:r>
+        <m:rPr/>
+        <w:rPr>
+          <w:rFonts w:hint="default" w:ascii="Times New Roman" w:hAnsi="Cambria Math"/>
+          <w:i w:val="0"/>
+          <w:lang w:val="es-AR"/>
+        </w:rPr>
+        <w:t>y</w:t>
+      </w:r>
+      <w:r>
+        <w:rPr>
+          <w:rFonts w:hint="default" w:ascii="Times New Roman" w:hAnsi="Cambria Math"/>
+          <w:i w:val="0"/>
+          <w:lang w:val="es-AR"/>
+        </w:rPr>
+        <w:t>) operan la ALU y el desplazador; y finalmente, en el cuarto (Δz), los resultados viajan por el Bus C para ser guardados en los registros junto con los de estado N y Z. Esto termina un poco después del flanco ascendente del reloj, cuando todos los resultados se han guardado y los resultados de las operaciones de memoria anteriores están disponibles, y se ha cargado MPC. Este proceso continúa hasta que alguien se aburre y apaga la máquina.</w:t>
       </w:r>
     </w:p>
     <w:p>
@@ -7681,7 +9465,6 @@
         </w:numPr>
         <w:ind w:firstLine="709" w:firstLineChars="0"/>
         <w:jc w:val="both"/>
-        <m:rPr/>
         <w:rPr>
           <w:rFonts w:hint="default" w:ascii="Times New Roman" w:hAnsi="Cambria Math"/>
           <w:i w:val="0"/>
@@ -7689,7 +9472,6 @@
         </w:rPr>
       </w:pPr>
       <w:r>
-        <m:rPr/>
         <w:rPr>
           <w:rFonts w:hint="default" w:ascii="Times New Roman" w:hAnsi="Cambria Math"/>
           <w:i w:val="0"/>
@@ -7698,61 +9480,12 @@
         <w:t xml:space="preserve">Al mismo tiempo que controla la trayectoria de datos, el microprograma tiene que determinar qué microinstrucción ejecutará a continuación. </w:t>
       </w:r>
       <w:r>
-        <m:rPr/>
         <w:rPr>
           <w:rFonts w:hint="default" w:ascii="Times New Roman" w:hAnsi="Cambria Math"/>
           <w:i w:val="0"/>
           <w:lang w:val="es-AR" w:eastAsia="zh-CN"/>
         </w:rPr>
-        <w:t>El cálculo de la dirección de la siguiente microinstrucción se inicia una vez que MIR se ha cargado y estabilizado. El valor del MPC puede estar compuesto por el valor de MBR, Addr del MIR, N, y Z,</w:t>
-      </w:r>
-    </w:p>
-    <w:p>
-      <w:pPr>
-        <w:numPr>
-          <w:ilvl w:val="0"/>
-          <w:numId w:val="0"/>
-        </w:numPr>
-        <w:jc w:val="both"/>
-        <m:rPr/>
-        <w:rPr>
-          <w:rFonts w:hint="default" w:ascii="Times New Roman" w:hAnsi="Cambria Math"/>
-          <w:i w:val="0"/>
-          <w:lang w:val="es-AR" w:eastAsia="zh-CN"/>
-        </w:rPr>
-      </w:pPr>
-      <w:r>
-        <m:rPr/>
-        <w:rPr>
-          <w:rFonts w:hint="default" w:ascii="Times New Roman" w:hAnsi="Cambria Math"/>
-          <w:i w:val="0"/>
-          <w:lang w:val="es-AR" w:eastAsia="zh-CN"/>
-        </w:rPr>
-        <w:t>dependiendo de los valores de JAM del MIR. Las dos posibilidades son las siguientes:</w:t>
-      </w:r>
-    </w:p>
-    <w:p>
-      <w:pPr>
-        <w:numPr>
-          <w:ilvl w:val="0"/>
-          <w:numId w:val="0"/>
-        </w:numPr>
-        <w:jc w:val="both"/>
-        <m:rPr/>
-        <w:rPr>
-          <w:rFonts w:hint="default" w:ascii="Times New Roman" w:hAnsi="Cambria Math"/>
-          <w:i w:val="0"/>
-          <w:lang w:val="es-AR" w:eastAsia="zh-CN"/>
-        </w:rPr>
-      </w:pPr>
-      <w:r>
-        <m:rPr/>
-        <w:rPr>
-          <w:rFonts w:hint="default" w:ascii="Times New Roman" w:hAnsi="Cambria Math"/>
-          <w:i w:val="0"/>
-          <w:lang w:val="es-AR" w:eastAsia="zh-CN"/>
-        </w:rPr>
-        <w:t>• Si JMPC es 1, las funciones booleanas son</w:t>
+        <w:t>El cálculo de la dirección de la siguiente microinstrucción se inicia una vez que MIR se ha cargado y estabilizado. El valor del MPC puede estar compuesto por el valor de MBR, Addr del MIR, N, y Z,dependiendo de los valores de JAM del MIR. Las dos posibilidades son las siguientes:</w:t>
       </w:r>
     </w:p>
     <w:p>
@@ -7763,15 +9496,50 @@
         </w:numPr>
         <w:ind w:firstLine="709" w:firstLineChars="0"/>
         <w:jc w:val="both"/>
-        <m:rPr/>
         <w:rPr>
           <w:rFonts w:hint="default" w:ascii="Times New Roman" w:hAnsi="Cambria Math"/>
           <w:i w:val="0"/>
           <w:lang w:val="es-AR" w:eastAsia="zh-CN"/>
         </w:rPr>
       </w:pPr>
-      <w:r>
-        <m:rPr/>
+    </w:p>
+    <w:p>
+      <w:pPr>
+        <w:numPr>
+          <w:ilvl w:val="0"/>
+          <w:numId w:val="0"/>
+        </w:numPr>
+        <w:jc w:val="both"/>
+        <w:rPr>
+          <w:rFonts w:hint="default" w:ascii="Times New Roman" w:hAnsi="Cambria Math"/>
+          <w:i w:val="0"/>
+          <w:lang w:val="es-AR" w:eastAsia="zh-CN"/>
+        </w:rPr>
+      </w:pPr>
+      <w:r>
+        <w:rPr>
+          <w:rFonts w:hint="default" w:ascii="Times New Roman" w:hAnsi="Cambria Math"/>
+          <w:i w:val="0"/>
+          <w:lang w:val="es-AR" w:eastAsia="zh-CN"/>
+        </w:rPr>
+        <w:t>• Si JMPC es 1, las funciones booleanas son</w:t>
+      </w:r>
+    </w:p>
+    <w:p>
+      <w:pPr>
+        <w:numPr>
+          <w:ilvl w:val="0"/>
+          <w:numId w:val="0"/>
+        </w:numPr>
+        <w:ind w:firstLine="709" w:firstLineChars="0"/>
+        <w:jc w:val="both"/>
+        <w:rPr>
+          <w:rFonts w:hint="default" w:ascii="Times New Roman" w:hAnsi="Cambria Math"/>
+          <w:i w:val="0"/>
+          <w:lang w:val="es-AR" w:eastAsia="zh-CN"/>
+        </w:rPr>
+      </w:pPr>
+      <w:r>
         <w:rPr>
           <w:rFonts w:hint="default" w:ascii="Times New Roman" w:hAnsi="Cambria Math"/>
           <w:i w:val="0"/>
@@ -7788,7 +9556,6 @@
         </w:numPr>
         <w:ind w:left="709" w:leftChars="0" w:firstLine="709" w:firstLineChars="0"/>
         <w:jc w:val="both"/>
-        <m:rPr/>
         <w:rPr>
           <w:rFonts w:hint="default" w:ascii="Times New Roman" w:hAnsi="Cambria Math"/>
           <w:i w:val="0"/>
@@ -7796,7 +9563,6 @@
         </w:rPr>
       </w:pPr>
       <w:r>
-        <m:rPr/>
         <w:rPr>
           <w:rFonts w:hint="default" w:ascii="Times New Roman" w:hAnsi="Cambria Math"/>
           <w:i w:val="0"/>
@@ -7813,7 +9579,6 @@
         </w:numPr>
         <w:ind w:firstLine="709" w:firstLineChars="0"/>
         <w:jc w:val="both"/>
-        <m:rPr/>
         <w:rPr>
           <w:rFonts w:hint="default" w:ascii="Times New Roman" w:hAnsi="Cambria Math"/>
           <w:i w:val="0"/>
@@ -7821,7 +9586,6 @@
         </w:rPr>
       </w:pPr>
       <w:r>
-        <m:rPr/>
         <w:rPr>
           <w:rFonts w:hint="default" w:ascii="Times New Roman" w:hAnsi="Cambria Math"/>
           <w:i w:val="0"/>
@@ -7837,7 +9601,6 @@
           <w:numId w:val="0"/>
         </w:numPr>
         <w:jc w:val="both"/>
-        <m:rPr/>
         <w:rPr>
           <w:rFonts w:hint="default" w:ascii="Times New Roman" w:hAnsi="Cambria Math"/>
           <w:i w:val="0"/>
@@ -7845,7 +9608,6 @@
         </w:rPr>
       </w:pPr>
       <w:r>
-        <m:rPr/>
         <w:rPr>
           <w:rFonts w:hint="default" w:ascii="Times New Roman" w:hAnsi="Cambria Math"/>
           <w:i w:val="0"/>
@@ -7862,7 +9624,6 @@
         </w:numPr>
         <w:ind w:firstLine="709" w:firstLineChars="0"/>
         <w:jc w:val="both"/>
-        <m:rPr/>
         <w:rPr>
           <w:rFonts w:hint="default" w:ascii="Times New Roman" w:hAnsi="Cambria Math"/>
           <w:i w:val="0"/>
@@ -7870,7 +9631,6 @@
         </w:rPr>
       </w:pPr>
       <w:r>
-        <m:rPr/>
         <w:rPr>
           <w:rFonts w:hint="default" w:ascii="Times New Roman" w:hAnsi="Cambria Math"/>
           <w:i w:val="0"/>
@@ -7887,7 +9647,6 @@
         </w:numPr>
         <w:ind w:left="709" w:leftChars="0" w:firstLine="709" w:firstLineChars="0"/>
         <w:jc w:val="both"/>
-        <m:rPr/>
         <w:rPr>
           <w:rFonts w:hint="default" w:ascii="Times New Roman" w:hAnsi="Cambria Math"/>
           <w:i w:val="0"/>
@@ -7895,7 +9654,6 @@
         </w:rPr>
       </w:pPr>
       <w:r>
-        <m:rPr/>
         <w:rPr>
           <w:rFonts w:hint="default" w:ascii="Times New Roman" w:hAnsi="Cambria Math"/>
           <w:i w:val="0"/>
@@ -7912,7 +9670,6 @@
         </w:numPr>
         <w:ind w:firstLine="709" w:firstLineChars="0"/>
         <w:jc w:val="both"/>
-        <m:rPr/>
         <w:rPr>
           <w:rFonts w:hint="default" w:ascii="Times New Roman" w:hAnsi="Cambria Math"/>
           <w:i w:val="0"/>
@@ -7920,43 +9677,12 @@
         </w:rPr>
       </w:pPr>
       <w:r>
-        <m:rPr/>
         <w:rPr>
           <w:rFonts w:hint="default" w:ascii="Times New Roman" w:hAnsi="Cambria Math"/>
           <w:i w:val="0"/>
           <w:lang w:val="es-AR" w:eastAsia="zh-CN"/>
         </w:rPr>
-        <w:t xml:space="preserve">MPC[8]=(JAMZ Z)+(JAMN N)+(NEXT _ ADDRESS[8]) ⋅Z)+(JAMN⋅N)+(NEXT _ </w:t>
-      </w:r>
-      <w:r>
-        <m:rPr/>
-        <w:rPr>
-          <w:rFonts w:hint="default" w:ascii="Times New Roman" w:hAnsi="Cambria Math"/>
-          <w:i w:val="0"/>
-          <w:lang w:val="es-AR" w:eastAsia="zh-CN"/>
-        </w:rPr>
-        <w:tab/>
-        <w:t/>
-      </w:r>
-      <w:r>
-        <m:rPr/>
-        <w:rPr>
-          <w:rFonts w:hint="default" w:ascii="Times New Roman" w:hAnsi="Cambria Math"/>
-          <w:i w:val="0"/>
-          <w:lang w:val="es-AR" w:eastAsia="zh-CN"/>
-        </w:rPr>
-        <w:tab/>
-        <w:t/>
-      </w:r>
-      <w:r>
-        <m:rPr/>
-        <w:rPr>
-          <w:rFonts w:hint="default" w:ascii="Times New Roman" w:hAnsi="Cambria Math"/>
-          <w:i w:val="0"/>
-          <w:lang w:val="es-AR" w:eastAsia="zh-CN"/>
-        </w:rPr>
-        <w:tab/>
-        <w:t xml:space="preserve">ADDRESS[8]) ⋅Z)+(JAMN⋅N)+(NEXT _ ADDRESS[8]) </w:t>
+        <w:t xml:space="preserve">MPC[8]=(JAMZ . Z)+(JAMN. N)+(NEXT _ ADDRESS[8]) </w:t>
       </w:r>
     </w:p>
     <w:p>
@@ -7967,118 +9693,12 @@
         </w:numPr>
         <w:ind w:firstLine="709" w:firstLineChars="0"/>
         <w:jc w:val="both"/>
-        <m:rPr/>
         <w:rPr>
           <w:rFonts w:hint="default" w:ascii="Times New Roman" w:hAnsi="Cambria Math"/>
           <w:i w:val="0"/>
           <w:lang w:val="es-AR" w:eastAsia="zh-CN"/>
         </w:rPr>
       </w:pPr>
-      <w:r>
-        <m:rPr/>
-        <w:rPr>
-          <w:rFonts w:hint="default" w:ascii="Times New Roman" w:hAnsi="Cambria Math"/>
-          <w:i w:val="0"/>
-          <w:lang w:val="es-AR" w:eastAsia="zh-CN"/>
-        </w:rPr>
-        <w:t>Registros N y Z son registros de 1-bit que se escriben en el flanco ascendente. Estos dos</w:t>
-      </w:r>
-    </w:p>
-    <w:p>
-      <w:pPr>
-        <w:numPr>
-          <w:ilvl w:val="0"/>
-          <w:numId w:val="0"/>
-        </w:numPr>
-        <w:jc w:val="both"/>
-        <m:rPr/>
-        <w:rPr>
-          <w:rFonts w:hint="default" w:ascii="Times New Roman" w:hAnsi="Cambria Math"/>
-          <w:i w:val="0"/>
-          <w:lang w:val="es-AR" w:eastAsia="zh-CN"/>
-        </w:rPr>
-      </w:pPr>
-      <w:r>
-        <m:rPr/>
-        <w:rPr>
-          <w:rFonts w:hint="default" w:ascii="Times New Roman" w:hAnsi="Cambria Math"/>
-          <w:i w:val="0"/>
-          <w:lang w:val="es-AR" w:eastAsia="zh-CN"/>
-        </w:rPr>
-        <w:t>registros se conocen como registros de estado. N es 1 cuando el resultado del ALU es</w:t>
-      </w:r>
-    </w:p>
-    <w:p>
-      <w:pPr>
-        <w:numPr>
-          <w:ilvl w:val="0"/>
-          <w:numId w:val="0"/>
-        </w:numPr>
-        <w:jc w:val="both"/>
-        <m:rPr/>
-        <w:rPr>
-          <w:rFonts w:hint="default" w:ascii="Times New Roman" w:hAnsi="Cambria Math"/>
-          <w:i w:val="0"/>
-          <w:lang w:val="es-AR" w:eastAsia="zh-CN"/>
-        </w:rPr>
-      </w:pPr>
-      <w:r>
-        <m:rPr/>
-        <w:rPr>
-          <w:rFonts w:hint="default" w:ascii="Times New Roman" w:hAnsi="Cambria Math"/>
-          <w:i w:val="0"/>
-          <w:lang w:val="es-AR" w:eastAsia="zh-CN"/>
-        </w:rPr>
-        <w:t>negativo, mientras Z es 1 cuando el resultado del ALU es cero. N y Z son de suma</w:t>
-      </w:r>
-    </w:p>
-    <w:p>
-      <w:pPr>
-        <w:numPr>
-          <w:ilvl w:val="0"/>
-          <w:numId w:val="0"/>
-        </w:numPr>
-        <w:jc w:val="both"/>
-        <m:rPr/>
-        <w:rPr>
-          <w:rFonts w:hint="default" w:ascii="Times New Roman" w:hAnsi="Cambria Math"/>
-          <w:i w:val="0"/>
-          <w:lang w:val="es-AR" w:eastAsia="zh-CN"/>
-        </w:rPr>
-      </w:pPr>
-      <w:r>
-        <m:rPr/>
-        <w:rPr>
-          <w:rFonts w:hint="default" w:ascii="Times New Roman" w:hAnsi="Cambria Math"/>
-          <w:i w:val="0"/>
-          <w:lang w:val="es-AR" w:eastAsia="zh-CN"/>
-        </w:rPr>
-        <w:t>importancia cuando estamos buscando hacer saltos con las instrucciones IFEQ offset, IFLT</w:t>
-      </w:r>
-    </w:p>
-    <w:p>
-      <w:pPr>
-        <w:numPr>
-          <w:ilvl w:val="0"/>
-          <w:numId w:val="0"/>
-        </w:numPr>
-        <w:jc w:val="both"/>
-        <m:rPr/>
-        <w:rPr>
-          <w:rFonts w:hint="default" w:ascii="Times New Roman" w:hAnsi="Cambria Math"/>
-          <w:i w:val="0"/>
-          <w:lang w:val="es-AR" w:eastAsia="zh-CN"/>
-        </w:rPr>
-      </w:pPr>
-      <w:r>
-        <m:rPr/>
-        <w:rPr>
-          <w:rFonts w:hint="default" w:ascii="Times New Roman" w:hAnsi="Cambria Math"/>
-          <w:i w:val="0"/>
-          <w:lang w:val="es-AR" w:eastAsia="zh-CN"/>
-        </w:rPr>
-        <w:t>offset y IF_ICMPEQ offset.</w:t>
-      </w:r>
     </w:p>
     <w:p>
       <w:pPr>
@@ -8088,13 +9708,108 @@
         </w:numPr>
         <w:ind w:firstLine="709" w:firstLineChars="0"/>
         <w:jc w:val="both"/>
-        <m:rPr/>
-        <w:rPr>
-          <w:rFonts w:hint="default" w:ascii="Times New Roman" w:hAnsi="Cambria Math"/>
-          <w:i w:val="0"/>
-          <w:lang w:val="es-AR"/>
-        </w:rPr>
-      </w:pPr>
+        <w:rPr>
+          <w:rFonts w:hint="default" w:ascii="Times New Roman" w:hAnsi="Cambria Math"/>
+          <w:i w:val="0"/>
+          <w:lang w:val="es-AR" w:eastAsia="zh-CN"/>
+        </w:rPr>
+      </w:pPr>
+      <w:r>
+        <w:rPr>
+          <w:rFonts w:hint="default" w:ascii="Times New Roman" w:hAnsi="Cambria Math"/>
+          <w:i w:val="0"/>
+          <w:lang w:val="es-AR" w:eastAsia="zh-CN"/>
+        </w:rPr>
+        <w:t>Registros N y Z son registros de 1-bit que se escriben en el flanco ascendente. Estos dos</w:t>
+      </w:r>
+    </w:p>
+    <w:p>
+      <w:pPr>
+        <w:numPr>
+          <w:ilvl w:val="0"/>
+          <w:numId w:val="0"/>
+        </w:numPr>
+        <w:jc w:val="both"/>
+        <w:rPr>
+          <w:rFonts w:hint="default" w:ascii="Times New Roman" w:hAnsi="Cambria Math"/>
+          <w:i w:val="0"/>
+          <w:lang w:val="es-AR" w:eastAsia="zh-CN"/>
+        </w:rPr>
+      </w:pPr>
+      <w:r>
+        <w:rPr>
+          <w:rFonts w:hint="default" w:ascii="Times New Roman" w:hAnsi="Cambria Math"/>
+          <w:i w:val="0"/>
+          <w:lang w:val="es-AR" w:eastAsia="zh-CN"/>
+        </w:rPr>
+        <w:t>registros se conocen como registros de estado. N es 1 cuando el resultado del ALU es</w:t>
+      </w:r>
+    </w:p>
+    <w:p>
+      <w:pPr>
+        <w:numPr>
+          <w:ilvl w:val="0"/>
+          <w:numId w:val="0"/>
+        </w:numPr>
+        <w:jc w:val="both"/>
+        <w:rPr>
+          <w:rFonts w:hint="default" w:ascii="Times New Roman" w:hAnsi="Cambria Math"/>
+          <w:i w:val="0"/>
+          <w:lang w:val="es-AR" w:eastAsia="zh-CN"/>
+        </w:rPr>
+      </w:pPr>
+      <w:r>
+        <w:rPr>
+          <w:rFonts w:hint="default" w:ascii="Times New Roman" w:hAnsi="Cambria Math"/>
+          <w:i w:val="0"/>
+          <w:lang w:val="es-AR" w:eastAsia="zh-CN"/>
+        </w:rPr>
+        <w:t>negativo, mientras Z es 1 cuando el resultado del ALU es cero. N y Z son de suma</w:t>
+      </w:r>
+    </w:p>
+    <w:p>
+      <w:pPr>
+        <w:numPr>
+          <w:ilvl w:val="0"/>
+          <w:numId w:val="0"/>
+        </w:numPr>
+        <w:jc w:val="both"/>
+        <w:rPr>
+          <w:rFonts w:hint="default" w:ascii="Times New Roman" w:hAnsi="Cambria Math"/>
+          <w:i w:val="0"/>
+          <w:lang w:val="es-AR" w:eastAsia="zh-CN"/>
+        </w:rPr>
+      </w:pPr>
+      <w:r>
+        <w:rPr>
+          <w:rFonts w:hint="default" w:ascii="Times New Roman" w:hAnsi="Cambria Math"/>
+          <w:i w:val="0"/>
+          <w:lang w:val="es-AR" w:eastAsia="zh-CN"/>
+        </w:rPr>
+        <w:t>importancia cuando estamos buscando hacer saltos con las instrucciones IFEQ offset, IFLT</w:t>
+      </w:r>
+    </w:p>
+    <w:p>
+      <w:pPr>
+        <w:numPr>
+          <w:ilvl w:val="0"/>
+          <w:numId w:val="0"/>
+        </w:numPr>
+        <w:jc w:val="both"/>
+        <w:rPr>
+          <w:rFonts w:hint="default" w:ascii="Times New Roman" w:hAnsi="Cambria Math"/>
+          <w:i w:val="0"/>
+          <w:lang w:val="es-AR" w:eastAsia="zh-CN"/>
+        </w:rPr>
+      </w:pPr>
+      <w:r>
+        <w:rPr>
+          <w:rFonts w:hint="default" w:ascii="Times New Roman" w:hAnsi="Cambria Math"/>
+          <w:i w:val="0"/>
+          <w:lang w:val="es-AR" w:eastAsia="zh-CN"/>
+        </w:rPr>
+        <w:t>offset y IF_ICMPEQ offset.</w:t>
+      </w:r>
     </w:p>
     <w:p>
       <w:pPr>
@@ -8104,22 +9819,12 @@
         </w:numPr>
         <w:ind w:firstLine="709" w:firstLineChars="0"/>
         <w:jc w:val="both"/>
-        <m:rPr/>
-        <w:rPr>
-          <w:rFonts w:hint="default" w:ascii="Times New Roman" w:hAnsi="Cambria Math"/>
-          <w:i w:val="0"/>
-          <w:lang w:val="es-AR"/>
-        </w:rPr>
-      </w:pPr>
-      <w:r>
-        <m:rPr/>
-        <w:rPr>
-          <w:rFonts w:hint="default" w:ascii="Times New Roman" w:hAnsi="Cambria Math"/>
-          <w:i w:val="0"/>
-          <w:lang w:val="es-AR"/>
-        </w:rPr>
-        <w:t>A lo largo de este trabajo se logró diseñar, simular y analizar de manera integral la microarquitectura MIC-1 mediante la herramienta Logisim. Sin embargo, como dijimos anteriormente, el diseño de la MIC-1 prioriza la claridad pedagógica por encima de la eficiencia operacional, lo que deriva en importantes deficiencias de rendimiento. Empezando por la dependencia del registro H: al contar con un único bus de entrada a la ALU (Bus B), la máquina se ve obligada a utilizar el registro H como almacenamiento temporal obligatorio para el primer operando. Esto exige gastar ciclos de reloj adicionales simplemente en "preparar" los datos antes de poder efectuar una operación aritmética o lógica. También la división fija del ciclo en cuatro subciclos limita la frecuencia de reloj máxima y desperdicia tiempo en operaciones que no requieren los cuatro pasos. Además cada vez que el procesador necesita leer un byte de instrucción o una palabra de datos de la memoria principal, debe entrar en ciclos de espera, congelando el Camino de Datos hasta que la memoria responda.</w:t>
-      </w:r>
+        <w:rPr>
+          <w:rFonts w:hint="default" w:ascii="Times New Roman" w:hAnsi="Cambria Math"/>
+          <w:i w:val="0"/>
+          <w:lang w:val="es-AR"/>
+        </w:rPr>
+      </w:pPr>
     </w:p>
     <w:p>
       <w:pPr>
@@ -8129,22 +9834,12 @@
         </w:numPr>
         <w:ind w:firstLine="709" w:firstLineChars="0"/>
         <w:jc w:val="both"/>
-        <m:rPr/>
-        <w:rPr>
-          <w:rFonts w:hint="default" w:ascii="Times New Roman" w:hAnsi="Cambria Math"/>
-          <w:i w:val="0"/>
-          <w:lang w:val="es-AR"/>
-        </w:rPr>
-      </w:pPr>
-      <w:r>
-        <m:rPr/>
-        <w:rPr>
-          <w:rFonts w:hint="default" w:ascii="Times New Roman" w:hAnsi="Cambria Math"/>
-          <w:i w:val="0"/>
-          <w:lang w:val="es-AR"/>
-        </w:rPr>
-        <w:t>Por estas razones, en el libro, Tanenbaum propone una serie de microarquitecturas (MIC-2, MIC-3, MIC-4) que presentan  mejoras en estos aspectos y vale la pena indagar. La MIC-2 agrega una Unidad de Prebúsqueda de Instrucciones (IFU - Instruction Fetch Unit) que lee los bytes de la memoria por adelantado y los carga en registros (MBR1, MBR2), para que cuando la ALU los necesite, ya estén ahí. La MIC-3 conserva la IFU pero ademas divide la trayectoria de datos en partes discretas usando latches que permiten que cada parte trabaje de forma independiente y  acelerar el reloj. Por ultimo la MIC-4 en lugar de una sola ALU, la MIC-4 tiene varias ALUs, varios desplazadores y varias unidades de memoria trabajando en paralelo, por lo que puede ejecutar más de una microinstrucción por ciclo de reloj.</w:t>
-      </w:r>
+        <w:rPr>
+          <w:rFonts w:hint="default" w:ascii="Times New Roman" w:hAnsi="Cambria Math"/>
+          <w:i w:val="0"/>
+          <w:lang w:val="es-AR"/>
+        </w:rPr>
+      </w:pPr>
     </w:p>
     <w:p>
       <w:pPr>
@@ -8154,15 +9849,135 @@
         </w:numPr>
         <w:ind w:firstLine="709" w:firstLineChars="0"/>
         <w:jc w:val="both"/>
-        <m:rPr/>
-        <w:rPr>
-          <w:rFonts w:hint="default" w:ascii="Times New Roman" w:hAnsi="Cambria Math"/>
-          <w:i w:val="0"/>
-          <w:lang w:val="es-AR"/>
-        </w:rPr>
-      </w:pPr>
-      <w:r>
-        <m:rPr/>
+        <w:rPr>
+          <w:rFonts w:hint="default" w:ascii="Times New Roman" w:hAnsi="Cambria Math"/>
+          <w:i w:val="0"/>
+          <w:lang w:val="es-AR"/>
+        </w:rPr>
+      </w:pPr>
+    </w:p>
+    <w:p>
+      <w:pPr>
+        <w:numPr>
+          <w:ilvl w:val="0"/>
+          <w:numId w:val="0"/>
+        </w:numPr>
+        <w:ind w:firstLine="709" w:firstLineChars="0"/>
+        <w:jc w:val="both"/>
+        <w:rPr>
+          <w:rFonts w:hint="default" w:ascii="Times New Roman" w:hAnsi="Cambria Math"/>
+          <w:i w:val="0"/>
+          <w:lang w:val="es-AR"/>
+        </w:rPr>
+      </w:pPr>
+    </w:p>
+    <w:p>
+      <w:pPr>
+        <w:numPr>
+          <w:ilvl w:val="0"/>
+          <w:numId w:val="0"/>
+        </w:numPr>
+        <w:ind w:firstLine="709" w:firstLineChars="0"/>
+        <w:jc w:val="both"/>
+        <w:rPr>
+          <w:rFonts w:hint="default" w:ascii="Times New Roman" w:hAnsi="Cambria Math"/>
+          <w:i w:val="0"/>
+          <w:lang w:val="es-AR"/>
+        </w:rPr>
+      </w:pPr>
+    </w:p>
+    <w:p>
+      <w:pPr>
+        <w:rPr>
+          <w:rFonts w:hint="default" w:ascii="Times New Roman" w:hAnsi="Cambria Math"/>
+          <w:i w:val="0"/>
+          <w:lang w:val="es-AR"/>
+        </w:rPr>
+      </w:pPr>
+      <w:r>
+        <w:rPr>
+          <w:rFonts w:hint="default" w:ascii="Times New Roman" w:hAnsi="Cambria Math"/>
+          <w:i w:val="0"/>
+          <w:lang w:val="es-AR"/>
+        </w:rPr>
+        <w:br w:type="page"/>
+      </w:r>
+    </w:p>
+    <w:p>
+      <w:pPr>
+        <w:numPr>
+          <w:ilvl w:val="0"/>
+          <w:numId w:val="0"/>
+        </w:numPr>
+        <w:jc w:val="both"/>
+        <w:rPr>
+          <w:rFonts w:hint="default" w:ascii="Times New Roman" w:hAnsi="Cambria Math"/>
+          <w:i w:val="0"/>
+          <w:lang w:val="es-AR"/>
+        </w:rPr>
+      </w:pPr>
+    </w:p>
+    <w:p>
+      <w:pPr>
+        <w:numPr>
+          <w:ilvl w:val="0"/>
+          <w:numId w:val="0"/>
+        </w:numPr>
+        <w:ind w:firstLine="709" w:firstLineChars="0"/>
+        <w:jc w:val="both"/>
+        <w:rPr>
+          <w:rFonts w:hint="default" w:ascii="Times New Roman" w:hAnsi="Cambria Math"/>
+          <w:i w:val="0"/>
+          <w:lang w:val="es-AR"/>
+        </w:rPr>
+      </w:pPr>
+      <w:r>
+        <w:rPr>
+          <w:rFonts w:hint="default" w:ascii="Times New Roman" w:hAnsi="Cambria Math"/>
+          <w:i w:val="0"/>
+          <w:lang w:val="es-AR"/>
+        </w:rPr>
+        <w:t>A lo largo de este trabajo se logró diseñar, simular y analizar de manera integral la microarquitectura MIC-1 mediante la herramienta Logisim. Sin embargo, como dijimos anteriormente, el diseño de la MIC-1 prioriza la claridad pedagógica por encima de la eficiencia operacional, lo que deriva en importantes deficiencias de rendimiento. Empezando por la dependencia del registro H: al contar con un único bus de entrada a la ALU (Bus B), la máquina se ve obligada a utilizar el registro H como almacenamiento temporal obligatorio para el primer operando. Esto exige gastar ciclos de reloj adicionales simplemente en "preparar" los datos antes de poder efectuar una operación aritmética o lógica. También la división fija del ciclo en cuatro subciclos limita la frecuencia de reloj máxima y desperdicia tiempo en operaciones que no requieren los cuatro pasos. Además cada vez que el procesador necesita leer un byte de instrucción o una palabra de datos de la memoria principal, debe entrar en ciclos de espera, congelando el Camino de Datos hasta que la memoria responda.</w:t>
+      </w:r>
+    </w:p>
+    <w:p>
+      <w:pPr>
+        <w:numPr>
+          <w:ilvl w:val="0"/>
+          <w:numId w:val="0"/>
+        </w:numPr>
+        <w:ind w:firstLine="709" w:firstLineChars="0"/>
+        <w:jc w:val="both"/>
+        <w:rPr>
+          <w:rFonts w:hint="default" w:ascii="Times New Roman" w:hAnsi="Cambria Math"/>
+          <w:i w:val="0"/>
+          <w:lang w:val="es-AR"/>
+        </w:rPr>
+      </w:pPr>
+      <w:r>
+        <w:rPr>
+          <w:rFonts w:hint="default" w:ascii="Times New Roman" w:hAnsi="Cambria Math"/>
+          <w:i w:val="0"/>
+          <w:lang w:val="es-AR"/>
+        </w:rPr>
+        <w:t>Por estas razones, en el libro, Tanenbaum propone una serie de microarquitecturas (MIC-2, MIC-3, MIC-4) que presentan  mejoras en estos aspectos y vale la pena indagar. La MIC-2 agrega una Unidad de Prebúsqueda de Instrucciones (IFU - Instruction Fetch Unit) que lee los bytes de la memoria por adelantado y los carga en registros (MBR1, MBR2), para que cuando la ALU los necesite, ya estén ahí. La MIC-3 conserva la IFU pero ademas divide la trayectoria de datos en partes discretas usando latches que permiten que cada parte trabaje de forma independiente y  acelerar el reloj. Por ultimo la MIC-4 en lugar de una sola ALU, la MIC-4 tiene varias ALUs, varios desplazadores y varias unidades de memoria trabajando en paralelo, por lo que puede ejecutar más de una microinstrucción por ciclo de reloj.</w:t>
+      </w:r>
+    </w:p>
+    <w:p>
+      <w:pPr>
+        <w:numPr>
+          <w:ilvl w:val="0"/>
+          <w:numId w:val="0"/>
+        </w:numPr>
+        <w:ind w:firstLine="709" w:firstLineChars="0"/>
+        <w:jc w:val="both"/>
+        <w:rPr>
+          <w:rFonts w:hint="default" w:ascii="Times New Roman" w:hAnsi="Cambria Math"/>
+          <w:i w:val="0"/>
+          <w:lang w:val="es-AR"/>
+        </w:rPr>
+      </w:pPr>
+      <w:r>
         <w:rPr>
           <w:rFonts w:hint="default" w:ascii="Times New Roman" w:hAnsi="Cambria Math"/>
           <w:i w:val="0"/>
@@ -8172,8 +9987,6 @@
       </w:r>
     </w:p>
     <w:sectPr>
-      <w:headerReference r:id="rId3" w:type="default"/>
-      <w:footerReference r:id="rId4" w:type="default"/>
       <w:pgSz w:w="11906" w:h="16838"/>
       <w:pgMar w:top="1138" w:right="1138" w:bottom="1138" w:left="1138" w:header="720" w:footer="720" w:gutter="0"/>
       <w:pgNumType w:fmt="decimal"/>
@@ -8189,16 +10002,48 @@
 <w:ftr xmlns:wpc="http://schemas.microsoft.com/office/word/2010/wordprocessingCanvas" xmlns:mc="http://schemas.openxmlformats.org/markup-compatibility/2006" xmlns:o="urn:schemas-microsoft-com:office:office" xmlns:r="http://schemas.openxmlformats.org/officeDocument/2006/relationships" xmlns:m="http://schemas.openxmlformats.org/officeDocument/2006/math" xmlns:v="urn:schemas-microsoft-com:vml" xmlns:wp14="http://schemas.microsoft.com/office/word/2010/wordprocessingDrawing" xmlns:wp="http://schemas.openxmlformats.org/drawingml/2006/wordprocessingDrawing" xmlns:w10="urn:schemas-microsoft-com:office:word" xmlns:w="http://schemas.openxmlformats.org/wordprocessingml/2006/main" xmlns:w14="http://schemas.microsoft.com/office/word/2010/wordml" xmlns:w15="http://schemas.microsoft.com/office/word/2012/wordml" xmlns:wpg="http://schemas.microsoft.com/office/word/2010/wordprocessingGroup" xmlns:wpi="http://schemas.microsoft.com/office/word/2010/wordprocessingInk" xmlns:wne="http://schemas.microsoft.com/office/word/2006/wordml" xmlns:wps="http://schemas.microsoft.com/office/word/2010/wordprocessingShape" xmlns:wpsCustomData="http://www.wps.cn/officeDocument/2013/wpsCustomData" mc:Ignorable="w14 w15 wp14">
   <w:p>
     <w:pPr>
-      <w:pStyle w:val="13"/>
+      <w:pStyle w:val="14"/>
     </w:pPr>
     <w:r>
-      <w:t>APELLIDO Y NOMBRE</w:t>
+      <w:rPr>
+        <w:rFonts w:hint="default"/>
+        <w:lang w:val="es-AR"/>
+      </w:rPr>
+      <w:t>Pedraza, Ponce, Selis, Torres</w:t>
     </w:r>
     <w:r>
+      <w:t xml:space="preserve">     </w:t>
+    </w:r>
+    <w:r>
+      <w:rPr>
+        <w:rFonts w:hint="default"/>
+        <w:lang w:val="es-AR"/>
+      </w:rPr>
       <w:tab/>
     </w:r>
     <w:r>
-      <w:t xml:space="preserve">     DD/MM/2021</w:t>
+      <w:rPr>
+        <w:rFonts w:hint="default"/>
+        <w:lang w:val="es-AR"/>
+      </w:rPr>
+      <w:tab/>
+    </w:r>
+    <w:r>
+      <w:rPr>
+        <w:rFonts w:hint="default"/>
+        <w:lang w:val="es-AR"/>
+      </w:rPr>
+      <w:t xml:space="preserve">Agosto </w:t>
+    </w:r>
+    <w:r>
+      <w:t>/202</w:t>
+    </w:r>
+    <w:r>
+      <w:rPr>
+        <w:rFonts w:hint="default"/>
+        <w:lang w:val="es-AR"/>
+      </w:rPr>
+      <w:t>6</w:t>
     </w:r>
     <w:r>
       <w:tab/>
@@ -8395,7 +10240,23 @@
         <w:rFonts w:hint="default"/>
         <w:lang w:val="es-AR"/>
       </w:rPr>
-      <w:t xml:space="preserve">PARTICIPANTES: </w:t>
+      <w:t>PARTICIPANTES: Pedraza Francisco Benjamín, Ponce Lucía Isabel, Selis Octavio, Torres</w:t>
+    </w:r>
+  </w:p>
+  <w:p>
+    <w:pPr>
+      <w:pStyle w:val="10"/>
+      <w:rPr>
+        <w:rFonts w:hint="default"/>
+        <w:lang w:val="es-AR"/>
+      </w:rPr>
+    </w:pPr>
+    <w:r>
+      <w:rPr>
+        <w:rFonts w:hint="default"/>
+        <w:lang w:val="es-AR"/>
+      </w:rPr>
+      <w:t>Matias José</w:t>
     </w:r>
   </w:p>
 </w:hdr>
@@ -8761,6 +10622,23 @@
     </w:pPr>
   </w:style>
   <w:style w:type="paragraph" w:styleId="13">
+    <w:name w:val="Normal (Web)"/>
+    <w:semiHidden/>
+    <w:unhideWhenUsed/>
+    <w:uiPriority w:val="99"/>
+    <w:pPr>
+      <w:spacing w:before="0" w:beforeAutospacing="1" w:after="0" w:afterAutospacing="1"/>
+      <w:ind w:left="0" w:right="0"/>
+      <w:jc w:val="left"/>
+    </w:pPr>
+    <w:rPr>
+      <w:kern w:val="0"/>
+      <w:sz w:val="24"/>
+      <w:szCs w:val="24"/>
+      <w:lang w:val="en-US" w:eastAsia="zh-CN" w:bidi="ar"/>
+    </w:rPr>
+  </w:style>
+  <w:style w:type="paragraph" w:styleId="14">
     <w:name w:val="footer"/>
     <w:basedOn w:val="4"/>
     <w:qFormat/>
@@ -8773,7 +10651,7 @@
       </w:tabs>
     </w:pPr>
   </w:style>
-  <w:style w:type="table" w:styleId="14">
+  <w:style w:type="table" w:styleId="15">
     <w:name w:val="Table Grid"/>
     <w:basedOn w:val="8"/>
     <w:qFormat/>
@@ -8793,7 +10671,7 @@
       </w:tblBorders>
     </w:tblPr>
   </w:style>
-  <w:style w:type="character" w:customStyle="1" w:styleId="15">
+  <w:style w:type="character" w:customStyle="1" w:styleId="16">
     <w:name w:val="WW8Num7z0"/>
     <w:qFormat/>
     <w:uiPriority w:val="0"/>
@@ -8804,47 +10682,47 @@
       <w:lang w:val="es-ES"/>
     </w:rPr>
   </w:style>
-  <w:style w:type="character" w:customStyle="1" w:styleId="16">
+  <w:style w:type="character" w:customStyle="1" w:styleId="17">
     <w:name w:val="WW8Num7z1"/>
     <w:qFormat/>
     <w:uiPriority w:val="0"/>
   </w:style>
-  <w:style w:type="character" w:customStyle="1" w:styleId="17">
+  <w:style w:type="character" w:customStyle="1" w:styleId="18">
     <w:name w:val="WW8Num7z2"/>
     <w:qFormat/>
     <w:uiPriority w:val="0"/>
   </w:style>
-  <w:style w:type="character" w:customStyle="1" w:styleId="18">
+  <w:style w:type="character" w:customStyle="1" w:styleId="19">
     <w:name w:val="WW8Num7z3"/>
     <w:qFormat/>
     <w:uiPriority w:val="0"/>
   </w:style>
-  <w:style w:type="character" w:customStyle="1" w:styleId="19">
+  <w:style w:type="character" w:customStyle="1" w:styleId="20">
     <w:name w:val="WW8Num7z4"/>
     <w:qFormat/>
     <w:uiPriority w:val="0"/>
   </w:style>
-  <w:style w:type="character" w:customStyle="1" w:styleId="20">
+  <w:style w:type="character" w:customStyle="1" w:styleId="21">
     <w:name w:val="WW8Num7z5"/>
     <w:qFormat/>
     <w:uiPriority w:val="0"/>
   </w:style>
-  <w:style w:type="character" w:customStyle="1" w:styleId="21">
+  <w:style w:type="character" w:customStyle="1" w:styleId="22">
     <w:name w:val="WW8Num7z6"/>
     <w:qFormat/>
     <w:uiPriority w:val="0"/>
   </w:style>
-  <w:style w:type="character" w:customStyle="1" w:styleId="22">
+  <w:style w:type="character" w:customStyle="1" w:styleId="23">
     <w:name w:val="WW8Num7z7"/>
     <w:qFormat/>
     <w:uiPriority w:val="0"/>
   </w:style>
-  <w:style w:type="character" w:customStyle="1" w:styleId="23">
+  <w:style w:type="character" w:customStyle="1" w:styleId="24">
     <w:name w:val="WW8Num7z8"/>
     <w:qFormat/>
     <w:uiPriority w:val="0"/>
   </w:style>
-  <w:style w:type="character" w:customStyle="1" w:styleId="24">
+  <w:style w:type="character" w:customStyle="1" w:styleId="25">
     <w:name w:val="ListLabel 1"/>
     <w:qFormat/>
     <w:uiPriority w:val="0"/>
@@ -8855,7 +10733,7 @@
       <w:lang w:val="es-ES"/>
     </w:rPr>
   </w:style>
-  <w:style w:type="paragraph" w:customStyle="1" w:styleId="25">
+  <w:style w:type="paragraph" w:customStyle="1" w:styleId="26">
     <w:name w:val="Índice"/>
     <w:basedOn w:val="4"/>
     <w:qFormat/>
@@ -8868,7 +10746,7 @@
       <w:sz w:val="24"/>
     </w:rPr>
   </w:style>
-  <w:style w:type="paragraph" w:customStyle="1" w:styleId="26">
+  <w:style w:type="paragraph" w:customStyle="1" w:styleId="27">
     <w:name w:val="Mono"/>
     <w:basedOn w:val="4"/>
     <w:qFormat/>
@@ -8877,7 +10755,7 @@
       <w:rFonts w:ascii="Liberation Mono" w:hAnsi="Liberation Mono" w:eastAsia="Liberation Mono" w:cs="Liberation Mono"/>
     </w:rPr>
   </w:style>
-  <w:style w:type="paragraph" w:styleId="27">
+  <w:style w:type="paragraph" w:styleId="28">
     <w:name w:val="List Paragraph"/>
     <w:basedOn w:val="1"/>
     <w:qFormat/>
@@ -9157,7 +11035,15 @@
 
 <file path=customXml/item1.xml><?xml version="1.0" encoding="utf-8"?>
 <s:customData xmlns="http://www.wps.cn/officeDocument/2013/wpsCustomData" xmlns:s="http://www.wps.cn/officeDocument/2013/wpsCustomData">
-  <customSectProps/>
+  <customSectProps>
+    <customSectPr/>
+    <customSectPr/>
+    <customSectPr/>
+    <customSectPr/>
+    <customSectPr/>
+    <customSectPr/>
+    <customSectPr/>
+  </customSectProps>
   <customShpExts>
     <customShpInfo spid="_x0000_s1026" textRotate="1"/>
   </customShpExts>

--- a/Escrito.docx
+++ b/Escrito.docx
@@ -12,14 +12,65 @@
           <w:lang w:val="es-AR"/>
         </w:rPr>
       </w:pPr>
-      <w:r>
+    </w:p>
+    <w:p>
+      <w:pPr>
+        <w:jc w:val="center"/>
         <w:rPr>
           <w:rFonts w:hint="default"/>
           <w:b/>
           <w:bCs/>
           <w:lang w:val="es-AR"/>
         </w:rPr>
-        <w:t>Proyecto final Arquitectura y organización de las computadoras: MIC-1</w:t>
+      </w:pPr>
+      <w:r>
+        <w:rPr>
+          <w:rFonts w:hint="default"/>
+          <w:b/>
+          <w:bCs/>
+          <w:lang w:val="es-AR"/>
+        </w:rPr>
+        <w:t>Proyecto final Arquitectura y Organización de las Computadoras: MIC-1</w:t>
+      </w:r>
+    </w:p>
+    <w:p>
+      <w:pPr>
+        <w:jc w:val="both"/>
+        <w:rPr>
+          <w:rFonts w:hint="default"/>
+          <w:b w:val="0"/>
+          <w:bCs w:val="0"/>
+          <w:lang w:val="es-AR"/>
+        </w:rPr>
+      </w:pPr>
+    </w:p>
+    <w:p>
+      <w:pPr>
+        <w:jc w:val="both"/>
+        <w:rPr>
+          <w:rFonts w:hint="default"/>
+          <w:b w:val="0"/>
+          <w:bCs w:val="0"/>
+          <w:lang w:val="es-AR"/>
+        </w:rPr>
+      </w:pPr>
+      <w:r>
+        <w:rPr>
+          <w:rFonts w:hint="default"/>
+          <w:b/>
+          <w:bCs/>
+          <w:lang w:val="es-AR"/>
+        </w:rPr>
+        <w:t>INTRODUCCIÓN</w:t>
+      </w:r>
+      <w:r>
+        <w:rPr>
+          <w:rFonts w:hint="default"/>
+          <w:b w:val="0"/>
+          <w:bCs w:val="0"/>
+          <w:lang w:val="es-AR"/>
+        </w:rPr>
+        <w:t xml:space="preserve">: </w:t>
       </w:r>
     </w:p>
     <w:p>
@@ -33,6 +84,15 @@
           <w:lang w:val="es-AR"/>
         </w:rPr>
       </w:pPr>
+      <w:r>
+        <w:rPr>
+          <w:rFonts w:hint="default"/>
+          <w:b w:val="0"/>
+          <w:bCs w:val="0"/>
+          <w:lang w:val="es-AR"/>
+        </w:rPr>
+        <w:t>El presente trabajo tiene como objetivo realizar el diseño y análisis de la MIC-1. Creada por Andrew S. Tanenbaum, esta arquitectura tiene el propósito de actuar como intérprete para ejecutar un conjunto de instrucciones basado en enteros denominado IJVM (Integer Java Virtual Machine). La MIC-1 fue diseñada para fines pedagógicos por lo que es una excelente herramienta de estudio, aunque contiene algunas deficiencias a nivel rendimiento que se expondrán a lo largo de este trabajo.</w:t>
+      </w:r>
     </w:p>
     <w:p>
       <w:pPr>
@@ -52,40 +112,8 @@
           <w:bCs w:val="0"/>
           <w:lang w:val="es-AR"/>
         </w:rPr>
-        <w:t>El presente trabajo tiene como objetivo realizar el diseño y análisis de la MIC-1. Creada por Andrew S. Tanenbaum, esta arquitectura tiene el propósito de actuar como intérprete para ejecutar un conjunto de instrucciones basado en enteros denominado IJVM (Integer Java Virtual Machine). La MIC-1 fue diseñada para fines pedagógicos por lo que es una excelente herramienta de estudio, aunque contiene algunas deficiencias a nivel rendimiento que se expondrán a lo largo de este trabajo.</w:t>
-      </w:r>
-    </w:p>
-    <w:p>
-      <w:pPr>
-        <w:ind w:firstLine="709" w:firstLineChars="0"/>
-        <w:jc w:val="both"/>
-        <w:rPr>
-          <w:rFonts w:hint="default"/>
-          <w:b w:val="0"/>
-          <w:bCs w:val="0"/>
-          <w:lang w:val="es-AR"/>
-        </w:rPr>
-      </w:pPr>
-      <w:r>
-        <w:rPr>
-          <w:rFonts w:hint="default"/>
-          <w:b w:val="0"/>
-          <w:bCs w:val="0"/>
-          <w:lang w:val="es-AR"/>
-        </w:rPr>
         <w:t>En las siguientes secciones de este proyecto desarrollaremos con detalle los componentes de la MIC-1 y los representaremos usando la herramienta Logisim, que sirve para diseñar y simular circuitos lógicos digitales.</w:t>
       </w:r>
-    </w:p>
-    <w:p>
-      <w:pPr>
-        <w:jc w:val="both"/>
-        <w:rPr>
-          <w:rFonts w:hint="default"/>
-          <w:b w:val="0"/>
-          <w:bCs w:val="0"/>
-          <w:lang w:val="es-AR"/>
-        </w:rPr>
-      </w:pPr>
     </w:p>
     <w:p>
       <w:pPr>
@@ -244,34 +272,16 @@
     <w:p>
       <w:pPr>
         <w:jc w:val="center"/>
+      </w:pPr>
+      <w:r>
         <w:rPr>
           <w:rFonts w:hint="default"/>
           <w:b/>
           <w:bCs/>
           <w:lang w:val="es-AR"/>
         </w:rPr>
-      </w:pPr>
-      <w:r>
-        <w:rPr>
-          <w:rFonts w:hint="default"/>
-          <w:b/>
-          <w:bCs/>
-          <w:lang w:val="es-AR"/>
-        </w:rPr>
         <w:t xml:space="preserve">CAMINO DE DATOS </w:t>
       </w:r>
-    </w:p>
-    <w:p>
-      <w:pPr>
-        <w:ind w:left="4254" w:leftChars="0" w:firstLine="709" w:firstLineChars="0"/>
-        <w:jc w:val="both"/>
-        <w:rPr>
-          <w:rFonts w:hint="default"/>
-          <w:b/>
-          <w:bCs/>
-          <w:lang w:val="es-AR"/>
-        </w:rPr>
-      </w:pPr>
     </w:p>
     <w:p>
       <w:pPr>
@@ -282,55 +292,663 @@
         <w:suppressLineNumbers w:val="0"/>
       </w:pPr>
       <w:r>
-        <w:drawing>
-          <wp:anchor distT="0" distB="0" distL="114300" distR="114300" simplePos="0" relativeHeight="251660288" behindDoc="0" locked="0" layoutInCell="1" allowOverlap="1">
-            <wp:simplePos x="0" y="0"/>
-            <wp:positionH relativeFrom="column">
-              <wp:posOffset>-198755</wp:posOffset>
-            </wp:positionH>
-            <wp:positionV relativeFrom="paragraph">
-              <wp:posOffset>3175</wp:posOffset>
-            </wp:positionV>
-            <wp:extent cx="3928110" cy="5116830"/>
-            <wp:effectExtent l="0" t="0" r="3810" b="3810"/>
-            <wp:wrapSquare wrapText="bothSides"/>
-            <wp:docPr id="2" name="Imagen 1"/>
-            <wp:cNvGraphicFramePr>
-              <a:graphicFrameLocks xmlns:a="http://schemas.openxmlformats.org/drawingml/2006/main" noChangeAspect="1"/>
-            </wp:cNvGraphicFramePr>
-            <a:graphic xmlns:a="http://schemas.openxmlformats.org/drawingml/2006/main">
-              <a:graphicData uri="http://schemas.openxmlformats.org/drawingml/2006/picture">
-                <pic:pic xmlns:pic="http://schemas.openxmlformats.org/drawingml/2006/picture">
-                  <pic:nvPicPr>
-                    <pic:cNvPr id="2" name="Imagen 1"/>
-                    <pic:cNvPicPr>
-                      <a:picLocks noChangeAspect="1"/>
-                    </pic:cNvPicPr>
-                  </pic:nvPicPr>
-                  <pic:blipFill>
-                    <a:blip r:embed="rId7"/>
-                    <a:stretch>
-                      <a:fillRect/>
-                    </a:stretch>
-                  </pic:blipFill>
-                  <pic:spPr>
-                    <a:xfrm>
-                      <a:off x="0" y="0"/>
-                      <a:ext cx="3928110" cy="5116830"/>
-                    </a:xfrm>
-                    <a:prstGeom prst="rect">
-                      <a:avLst/>
-                    </a:prstGeom>
-                    <a:noFill/>
-                    <a:ln>
-                      <a:noFill/>
-                    </a:ln>
-                  </pic:spPr>
-                </pic:pic>
-              </a:graphicData>
-            </a:graphic>
-          </wp:anchor>
-        </w:drawing>
+        <w:rPr>
+          <w:sz w:val="24"/>
+        </w:rPr>
+        <mc:AlternateContent>
+          <mc:Choice Requires="wps">
+            <w:drawing>
+              <wp:anchor distT="0" distB="0" distL="114300" distR="114300" simplePos="0" relativeHeight="251692032" behindDoc="0" locked="0" layoutInCell="1" allowOverlap="1">
+                <wp:simplePos x="0" y="0"/>
+                <wp:positionH relativeFrom="column">
+                  <wp:posOffset>-2623185</wp:posOffset>
+                </wp:positionH>
+                <wp:positionV relativeFrom="paragraph">
+                  <wp:posOffset>2411095</wp:posOffset>
+                </wp:positionV>
+                <wp:extent cx="162560" cy="142240"/>
+                <wp:effectExtent l="6350" t="6350" r="13970" b="19050"/>
+                <wp:wrapNone/>
+                <wp:docPr id="54" name="Óvalo 54"/>
+                <wp:cNvGraphicFramePr/>
+                <a:graphic xmlns:a="http://schemas.openxmlformats.org/drawingml/2006/main">
+                  <a:graphicData uri="http://schemas.microsoft.com/office/word/2010/wordprocessingShape">
+                    <wps:wsp>
+                      <wps:cNvSpPr/>
+                      <wps:spPr>
+                        <a:xfrm>
+                          <a:off x="0" y="0"/>
+                          <a:ext cx="162560" cy="142240"/>
+                        </a:xfrm>
+                        <a:prstGeom prst="ellipse">
+                          <a:avLst/>
+                        </a:prstGeom>
+                        <a:noFill/>
+                      </wps:spPr>
+                      <wps:style>
+                        <a:lnRef idx="2">
+                          <a:schemeClr val="accent1">
+                            <a:lumMod val="75000"/>
+                          </a:schemeClr>
+                        </a:lnRef>
+                        <a:fillRef idx="1">
+                          <a:schemeClr val="accent1"/>
+                        </a:fillRef>
+                        <a:effectRef idx="0">
+                          <a:srgbClr val="FFFFFF"/>
+                        </a:effectRef>
+                        <a:fontRef idx="minor">
+                          <a:schemeClr val="lt1"/>
+                        </a:fontRef>
+                      </wps:style>
+                      <wps:bodyPr rot="0" spcFirstLastPara="0" vertOverflow="overflow" horzOverflow="overflow" vert="horz" wrap="square" lIns="91440" tIns="45720" rIns="91440" bIns="45720" numCol="1" spcCol="0" rtlCol="0" fromWordArt="0" anchor="ctr" anchorCtr="0" forceAA="0" compatLnSpc="1">
+                        <a:noAutofit/>
+                      </wps:bodyPr>
+                    </wps:wsp>
+                  </a:graphicData>
+                </a:graphic>
+              </wp:anchor>
+            </w:drawing>
+          </mc:Choice>
+          <mc:Fallback>
+            <w:pict>
+              <v:shape id="_x0000_s1026" o:spid="_x0000_s1026" o:spt="3" type="#_x0000_t3" style="position:absolute;left:0pt;margin-left:-206.55pt;margin-top:189.85pt;height:11.2pt;width:12.8pt;z-index:251692032;v-text-anchor:middle;mso-width-relative:page;mso-height-relative:page;" filled="f" stroked="t" coordsize="21600,21600" o:gfxdata="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">
+                <v:fill on="f" focussize="0,0"/>
+                <v:stroke weight="1pt" color="#2F5597 [2404]" miterlimit="8" joinstyle="miter"/>
+                <v:imagedata o:title=""/>
+                <o:lock v:ext="edit" aspectratio="f"/>
+              </v:shape>
+            </w:pict>
+          </mc:Fallback>
+        </mc:AlternateContent>
+      </w:r>
+      <w:r>
+        <w:rPr>
+          <w:sz w:val="24"/>
+        </w:rPr>
+        <mc:AlternateContent>
+          <mc:Choice Requires="wps">
+            <w:drawing>
+              <wp:anchor distT="0" distB="0" distL="114300" distR="114300" simplePos="0" relativeHeight="251691008" behindDoc="0" locked="0" layoutInCell="1" allowOverlap="1">
+                <wp:simplePos x="0" y="0"/>
+                <wp:positionH relativeFrom="column">
+                  <wp:posOffset>-2632710</wp:posOffset>
+                </wp:positionH>
+                <wp:positionV relativeFrom="paragraph">
+                  <wp:posOffset>2001520</wp:posOffset>
+                </wp:positionV>
+                <wp:extent cx="162560" cy="142240"/>
+                <wp:effectExtent l="6350" t="6350" r="13970" b="19050"/>
+                <wp:wrapNone/>
+                <wp:docPr id="52" name="Óvalo 52"/>
+                <wp:cNvGraphicFramePr/>
+                <a:graphic xmlns:a="http://schemas.openxmlformats.org/drawingml/2006/main">
+                  <a:graphicData uri="http://schemas.microsoft.com/office/word/2010/wordprocessingShape">
+                    <wps:wsp>
+                      <wps:cNvSpPr/>
+                      <wps:spPr>
+                        <a:xfrm>
+                          <a:off x="0" y="0"/>
+                          <a:ext cx="162560" cy="142240"/>
+                        </a:xfrm>
+                        <a:prstGeom prst="ellipse">
+                          <a:avLst/>
+                        </a:prstGeom>
+                        <a:noFill/>
+                      </wps:spPr>
+                      <wps:style>
+                        <a:lnRef idx="2">
+                          <a:schemeClr val="accent1">
+                            <a:lumMod val="75000"/>
+                          </a:schemeClr>
+                        </a:lnRef>
+                        <a:fillRef idx="1">
+                          <a:schemeClr val="accent1"/>
+                        </a:fillRef>
+                        <a:effectRef idx="0">
+                          <a:srgbClr val="FFFFFF"/>
+                        </a:effectRef>
+                        <a:fontRef idx="minor">
+                          <a:schemeClr val="lt1"/>
+                        </a:fontRef>
+                      </wps:style>
+                      <wps:bodyPr rot="0" spcFirstLastPara="0" vertOverflow="overflow" horzOverflow="overflow" vert="horz" wrap="square" lIns="91440" tIns="45720" rIns="91440" bIns="45720" numCol="1" spcCol="0" rtlCol="0" fromWordArt="0" anchor="ctr" anchorCtr="0" forceAA="0" compatLnSpc="1">
+                        <a:noAutofit/>
+                      </wps:bodyPr>
+                    </wps:wsp>
+                  </a:graphicData>
+                </a:graphic>
+              </wp:anchor>
+            </w:drawing>
+          </mc:Choice>
+          <mc:Fallback>
+            <w:pict>
+              <v:shape id="_x0000_s1026" o:spid="_x0000_s1026" o:spt="3" type="#_x0000_t3" style="position:absolute;left:0pt;margin-left:-207.3pt;margin-top:157.6pt;height:11.2pt;width:12.8pt;z-index:251691008;v-text-anchor:middle;mso-width-relative:page;mso-height-relative:page;" filled="f" stroked="t" coordsize="21600,21600" o:gfxdata="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">
+                <v:fill on="f" focussize="0,0"/>
+                <v:stroke weight="1pt" color="#2F5597 [2404]" miterlimit="8" joinstyle="miter"/>
+                <v:imagedata o:title=""/>
+                <o:lock v:ext="edit" aspectratio="f"/>
+              </v:shape>
+            </w:pict>
+          </mc:Fallback>
+        </mc:AlternateContent>
+      </w:r>
+      <w:r>
+        <w:rPr>
+          <w:sz w:val="24"/>
+        </w:rPr>
+        <mc:AlternateContent>
+          <mc:Choice Requires="wps">
+            <w:drawing>
+              <wp:anchor distT="0" distB="0" distL="114300" distR="114300" simplePos="0" relativeHeight="251686912" behindDoc="0" locked="0" layoutInCell="1" allowOverlap="1">
+                <wp:simplePos x="0" y="0"/>
+                <wp:positionH relativeFrom="column">
+                  <wp:posOffset>-2303145</wp:posOffset>
+                </wp:positionH>
+                <wp:positionV relativeFrom="paragraph">
+                  <wp:posOffset>2426970</wp:posOffset>
+                </wp:positionV>
+                <wp:extent cx="162560" cy="142240"/>
+                <wp:effectExtent l="6350" t="6350" r="13970" b="19050"/>
+                <wp:wrapNone/>
+                <wp:docPr id="47" name="Óvalo 47"/>
+                <wp:cNvGraphicFramePr/>
+                <a:graphic xmlns:a="http://schemas.openxmlformats.org/drawingml/2006/main">
+                  <a:graphicData uri="http://schemas.microsoft.com/office/word/2010/wordprocessingShape">
+                    <wps:wsp>
+                      <wps:cNvSpPr/>
+                      <wps:spPr>
+                        <a:xfrm>
+                          <a:off x="0" y="0"/>
+                          <a:ext cx="162560" cy="142240"/>
+                        </a:xfrm>
+                        <a:prstGeom prst="ellipse">
+                          <a:avLst/>
+                        </a:prstGeom>
+                        <a:noFill/>
+                        <a:ln>
+                          <a:solidFill>
+                            <a:srgbClr val="FF0000"/>
+                          </a:solidFill>
+                        </a:ln>
+                      </wps:spPr>
+                      <wps:style>
+                        <a:lnRef idx="2">
+                          <a:schemeClr val="accent1">
+                            <a:lumMod val="75000"/>
+                          </a:schemeClr>
+                        </a:lnRef>
+                        <a:fillRef idx="1">
+                          <a:schemeClr val="accent1"/>
+                        </a:fillRef>
+                        <a:effectRef idx="0">
+                          <a:srgbClr val="FFFFFF"/>
+                        </a:effectRef>
+                        <a:fontRef idx="minor">
+                          <a:schemeClr val="lt1"/>
+                        </a:fontRef>
+                      </wps:style>
+                      <wps:bodyPr rot="0" spcFirstLastPara="0" vertOverflow="overflow" horzOverflow="overflow" vert="horz" wrap="square" lIns="91440" tIns="45720" rIns="91440" bIns="45720" numCol="1" spcCol="0" rtlCol="0" fromWordArt="0" anchor="ctr" anchorCtr="0" forceAA="0" compatLnSpc="1">
+                        <a:noAutofit/>
+                      </wps:bodyPr>
+                    </wps:wsp>
+                  </a:graphicData>
+                </a:graphic>
+              </wp:anchor>
+            </w:drawing>
+          </mc:Choice>
+          <mc:Fallback>
+            <w:pict>
+              <v:shape id="_x0000_s1026" o:spid="_x0000_s1026" o:spt="3" type="#_x0000_t3" style="position:absolute;left:0pt;margin-left:-181.35pt;margin-top:191.1pt;height:11.2pt;width:12.8pt;z-index:251686912;v-text-anchor:middle;mso-width-relative:page;mso-height-relative:page;" filled="f" stroked="t" coordsize="21600,21600" o:gfxdata="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">
+                <v:fill on="f" focussize="0,0"/>
+                <v:stroke weight="1pt" color="#FF0000 [2404]" miterlimit="8" joinstyle="miter"/>
+                <v:imagedata o:title=""/>
+                <o:lock v:ext="edit" aspectratio="f"/>
+              </v:shape>
+            </w:pict>
+          </mc:Fallback>
+        </mc:AlternateContent>
+      </w:r>
+      <w:r>
+        <w:rPr>
+          <w:sz w:val="24"/>
+        </w:rPr>
+        <mc:AlternateContent>
+          <mc:Choice Requires="wps">
+            <w:drawing>
+              <wp:anchor distT="0" distB="0" distL="114300" distR="114300" simplePos="0" relativeHeight="251685888" behindDoc="0" locked="0" layoutInCell="1" allowOverlap="1">
+                <wp:simplePos x="0" y="0"/>
+                <wp:positionH relativeFrom="column">
+                  <wp:posOffset>-2312670</wp:posOffset>
+                </wp:positionH>
+                <wp:positionV relativeFrom="paragraph">
+                  <wp:posOffset>2017395</wp:posOffset>
+                </wp:positionV>
+                <wp:extent cx="162560" cy="142240"/>
+                <wp:effectExtent l="6350" t="6350" r="13970" b="19050"/>
+                <wp:wrapNone/>
+                <wp:docPr id="46" name="Óvalo 46"/>
+                <wp:cNvGraphicFramePr/>
+                <a:graphic xmlns:a="http://schemas.openxmlformats.org/drawingml/2006/main">
+                  <a:graphicData uri="http://schemas.microsoft.com/office/word/2010/wordprocessingShape">
+                    <wps:wsp>
+                      <wps:cNvSpPr/>
+                      <wps:spPr>
+                        <a:xfrm>
+                          <a:off x="0" y="0"/>
+                          <a:ext cx="162560" cy="142240"/>
+                        </a:xfrm>
+                        <a:prstGeom prst="ellipse">
+                          <a:avLst/>
+                        </a:prstGeom>
+                        <a:noFill/>
+                        <a:ln>
+                          <a:solidFill>
+                            <a:srgbClr val="FF0000"/>
+                          </a:solidFill>
+                        </a:ln>
+                      </wps:spPr>
+                      <wps:style>
+                        <a:lnRef idx="2">
+                          <a:schemeClr val="accent1">
+                            <a:lumMod val="75000"/>
+                          </a:schemeClr>
+                        </a:lnRef>
+                        <a:fillRef idx="1">
+                          <a:schemeClr val="accent1"/>
+                        </a:fillRef>
+                        <a:effectRef idx="0">
+                          <a:srgbClr val="FFFFFF"/>
+                        </a:effectRef>
+                        <a:fontRef idx="minor">
+                          <a:schemeClr val="lt1"/>
+                        </a:fontRef>
+                      </wps:style>
+                      <wps:bodyPr rot="0" spcFirstLastPara="0" vertOverflow="overflow" horzOverflow="overflow" vert="horz" wrap="square" lIns="91440" tIns="45720" rIns="91440" bIns="45720" numCol="1" spcCol="0" rtlCol="0" fromWordArt="0" anchor="ctr" anchorCtr="0" forceAA="0" compatLnSpc="1">
+                        <a:noAutofit/>
+                      </wps:bodyPr>
+                    </wps:wsp>
+                  </a:graphicData>
+                </a:graphic>
+              </wp:anchor>
+            </w:drawing>
+          </mc:Choice>
+          <mc:Fallback>
+            <w:pict>
+              <v:shape id="_x0000_s1026" o:spid="_x0000_s1026" o:spt="3" type="#_x0000_t3" style="position:absolute;left:0pt;margin-left:-182.1pt;margin-top:158.85pt;height:11.2pt;width:12.8pt;z-index:251685888;v-text-anchor:middle;mso-width-relative:page;mso-height-relative:page;" filled="f" stroked="t" coordsize="21600,21600" o:gfxdata="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">
+                <v:fill on="f" focussize="0,0"/>
+                <v:stroke weight="1pt" color="#FF0000 [2404]" miterlimit="8" joinstyle="miter"/>
+                <v:imagedata o:title=""/>
+                <o:lock v:ext="edit" aspectratio="f"/>
+              </v:shape>
+            </w:pict>
+          </mc:Fallback>
+        </mc:AlternateContent>
+      </w:r>
+      <w:r>
+        <w:rPr>
+          <w:sz w:val="24"/>
+        </w:rPr>
+        <mc:AlternateContent>
+          <mc:Choice Requires="wps">
+            <w:drawing>
+              <wp:anchor distT="0" distB="0" distL="114300" distR="114300" simplePos="0" relativeHeight="251684864" behindDoc="0" locked="0" layoutInCell="1" allowOverlap="1">
+                <wp:simplePos x="0" y="0"/>
+                <wp:positionH relativeFrom="column">
+                  <wp:posOffset>-2305050</wp:posOffset>
+                </wp:positionH>
+                <wp:positionV relativeFrom="paragraph">
+                  <wp:posOffset>1595755</wp:posOffset>
+                </wp:positionV>
+                <wp:extent cx="257810" cy="217805"/>
+                <wp:effectExtent l="6350" t="6350" r="10160" b="19685"/>
+                <wp:wrapNone/>
+                <wp:docPr id="45" name="Óvalo 45"/>
+                <wp:cNvGraphicFramePr/>
+                <a:graphic xmlns:a="http://schemas.openxmlformats.org/drawingml/2006/main">
+                  <a:graphicData uri="http://schemas.microsoft.com/office/word/2010/wordprocessingShape">
+                    <wps:wsp>
+                      <wps:cNvSpPr/>
+                      <wps:spPr>
+                        <a:xfrm>
+                          <a:off x="0" y="0"/>
+                          <a:ext cx="257810" cy="217805"/>
+                        </a:xfrm>
+                        <a:prstGeom prst="ellipse">
+                          <a:avLst/>
+                        </a:prstGeom>
+                        <a:noFill/>
+                        <a:ln>
+                          <a:solidFill>
+                            <a:srgbClr val="FF0000"/>
+                          </a:solidFill>
+                        </a:ln>
+                      </wps:spPr>
+                      <wps:style>
+                        <a:lnRef idx="2">
+                          <a:schemeClr val="accent1">
+                            <a:lumMod val="75000"/>
+                          </a:schemeClr>
+                        </a:lnRef>
+                        <a:fillRef idx="1">
+                          <a:schemeClr val="accent1"/>
+                        </a:fillRef>
+                        <a:effectRef idx="0">
+                          <a:srgbClr val="FFFFFF"/>
+                        </a:effectRef>
+                        <a:fontRef idx="minor">
+                          <a:schemeClr val="lt1"/>
+                        </a:fontRef>
+                      </wps:style>
+                      <wps:bodyPr rot="0" spcFirstLastPara="0" vertOverflow="overflow" horzOverflow="overflow" vert="horz" wrap="square" lIns="91440" tIns="45720" rIns="91440" bIns="45720" numCol="1" spcCol="0" rtlCol="0" fromWordArt="0" anchor="ctr" anchorCtr="0" forceAA="0" compatLnSpc="1">
+                        <a:noAutofit/>
+                      </wps:bodyPr>
+                    </wps:wsp>
+                  </a:graphicData>
+                </a:graphic>
+              </wp:anchor>
+            </w:drawing>
+          </mc:Choice>
+          <mc:Fallback>
+            <w:pict>
+              <v:shape id="_x0000_s1026" o:spid="_x0000_s1026" o:spt="3" type="#_x0000_t3" style="position:absolute;left:0pt;margin-left:-181.5pt;margin-top:125.65pt;height:17.15pt;width:20.3pt;z-index:251684864;v-text-anchor:middle;mso-width-relative:page;mso-height-relative:page;" filled="f" stroked="t" coordsize="21600,21600" o:gfxdata="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">
+                <v:fill on="f" focussize="0,0"/>
+                <v:stroke weight="1pt" color="#FF0000 [2404]" miterlimit="8" joinstyle="miter"/>
+                <v:imagedata o:title=""/>
+                <o:lock v:ext="edit" aspectratio="f"/>
+              </v:shape>
+            </w:pict>
+          </mc:Fallback>
+        </mc:AlternateContent>
+      </w:r>
+      <w:r>
+        <w:rPr>
+          <w:sz w:val="24"/>
+        </w:rPr>
+        <mc:AlternateContent>
+          <mc:Choice Requires="wps">
+            <w:drawing>
+              <wp:anchor distT="0" distB="0" distL="114300" distR="114300" simplePos="0" relativeHeight="251663360" behindDoc="0" locked="0" layoutInCell="1" allowOverlap="1">
+                <wp:simplePos x="0" y="0"/>
+                <wp:positionH relativeFrom="column">
+                  <wp:posOffset>-2636520</wp:posOffset>
+                </wp:positionH>
+                <wp:positionV relativeFrom="paragraph">
+                  <wp:posOffset>1235710</wp:posOffset>
+                </wp:positionV>
+                <wp:extent cx="162560" cy="142240"/>
+                <wp:effectExtent l="6350" t="6350" r="13970" b="19050"/>
+                <wp:wrapNone/>
+                <wp:docPr id="5" name="Óvalo 5"/>
+                <wp:cNvGraphicFramePr/>
+                <a:graphic xmlns:a="http://schemas.openxmlformats.org/drawingml/2006/main">
+                  <a:graphicData uri="http://schemas.microsoft.com/office/word/2010/wordprocessingShape">
+                    <wps:wsp>
+                      <wps:cNvSpPr/>
+                      <wps:spPr>
+                        <a:xfrm>
+                          <a:off x="0" y="0"/>
+                          <a:ext cx="162560" cy="142240"/>
+                        </a:xfrm>
+                        <a:prstGeom prst="ellipse">
+                          <a:avLst/>
+                        </a:prstGeom>
+                        <a:noFill/>
+                      </wps:spPr>
+                      <wps:style>
+                        <a:lnRef idx="2">
+                          <a:schemeClr val="accent1">
+                            <a:lumMod val="75000"/>
+                          </a:schemeClr>
+                        </a:lnRef>
+                        <a:fillRef idx="1">
+                          <a:schemeClr val="accent1"/>
+                        </a:fillRef>
+                        <a:effectRef idx="0">
+                          <a:srgbClr val="FFFFFF"/>
+                        </a:effectRef>
+                        <a:fontRef idx="minor">
+                          <a:schemeClr val="lt1"/>
+                        </a:fontRef>
+                      </wps:style>
+                      <wps:bodyPr rot="0" spcFirstLastPara="0" vertOverflow="overflow" horzOverflow="overflow" vert="horz" wrap="square" lIns="91440" tIns="45720" rIns="91440" bIns="45720" numCol="1" spcCol="0" rtlCol="0" fromWordArt="0" anchor="ctr" anchorCtr="0" forceAA="0" compatLnSpc="1">
+                        <a:noAutofit/>
+                      </wps:bodyPr>
+                    </wps:wsp>
+                  </a:graphicData>
+                </a:graphic>
+              </wp:anchor>
+            </w:drawing>
+          </mc:Choice>
+          <mc:Fallback>
+            <w:pict>
+              <v:shape id="_x0000_s1026" o:spid="_x0000_s1026" o:spt="3" type="#_x0000_t3" style="position:absolute;left:0pt;margin-left:-207.6pt;margin-top:97.3pt;height:11.2pt;width:12.8pt;z-index:251663360;v-text-anchor:middle;mso-width-relative:page;mso-height-relative:page;" filled="f" stroked="t" coordsize="21600,21600" o:gfxdata="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">
+                <v:fill on="f" focussize="0,0"/>
+                <v:stroke weight="1pt" color="#2F5597 [2404]" miterlimit="8" joinstyle="miter"/>
+                <v:imagedata o:title=""/>
+                <o:lock v:ext="edit" aspectratio="f"/>
+              </v:shape>
+            </w:pict>
+          </mc:Fallback>
+        </mc:AlternateContent>
+      </w:r>
+      <w:r>
+        <w:rPr>
+          <w:sz w:val="24"/>
+        </w:rPr>
+        <mc:AlternateContent>
+          <mc:Choice Requires="wps">
+            <w:drawing>
+              <wp:anchor distT="0" distB="0" distL="114300" distR="114300" simplePos="0" relativeHeight="251661312" behindDoc="0" locked="0" layoutInCell="1" allowOverlap="1">
+                <wp:simplePos x="0" y="0"/>
+                <wp:positionH relativeFrom="column">
+                  <wp:posOffset>-2605405</wp:posOffset>
+                </wp:positionH>
+                <wp:positionV relativeFrom="paragraph">
+                  <wp:posOffset>427990</wp:posOffset>
+                </wp:positionV>
+                <wp:extent cx="162560" cy="142240"/>
+                <wp:effectExtent l="6350" t="6350" r="13970" b="19050"/>
+                <wp:wrapNone/>
+                <wp:docPr id="3" name="Óvalo 3"/>
+                <wp:cNvGraphicFramePr/>
+                <a:graphic xmlns:a="http://schemas.openxmlformats.org/drawingml/2006/main">
+                  <a:graphicData uri="http://schemas.microsoft.com/office/word/2010/wordprocessingShape">
+                    <wps:wsp>
+                      <wps:cNvSpPr/>
+                      <wps:spPr>
+                        <a:xfrm>
+                          <a:off x="1711325" y="4716145"/>
+                          <a:ext cx="162560" cy="142240"/>
+                        </a:xfrm>
+                        <a:prstGeom prst="ellipse">
+                          <a:avLst/>
+                        </a:prstGeom>
+                        <a:noFill/>
+                      </wps:spPr>
+                      <wps:style>
+                        <a:lnRef idx="2">
+                          <a:schemeClr val="accent1">
+                            <a:lumMod val="75000"/>
+                          </a:schemeClr>
+                        </a:lnRef>
+                        <a:fillRef idx="1">
+                          <a:schemeClr val="accent1"/>
+                        </a:fillRef>
+                        <a:effectRef idx="0">
+                          <a:srgbClr val="FFFFFF"/>
+                        </a:effectRef>
+                        <a:fontRef idx="minor">
+                          <a:schemeClr val="lt1"/>
+                        </a:fontRef>
+                      </wps:style>
+                      <wps:bodyPr rot="0" spcFirstLastPara="0" vertOverflow="overflow" horzOverflow="overflow" vert="horz" wrap="square" lIns="91440" tIns="45720" rIns="91440" bIns="45720" numCol="1" spcCol="0" rtlCol="0" fromWordArt="0" anchor="ctr" anchorCtr="0" forceAA="0" compatLnSpc="1">
+                        <a:noAutofit/>
+                      </wps:bodyPr>
+                    </wps:wsp>
+                  </a:graphicData>
+                </a:graphic>
+              </wp:anchor>
+            </w:drawing>
+          </mc:Choice>
+          <mc:Fallback>
+            <w:pict>
+              <v:shape id="_x0000_s1026" o:spid="_x0000_s1026" o:spt="3" type="#_x0000_t3" style="position:absolute;left:0pt;margin-left:-205.15pt;margin-top:33.7pt;height:11.2pt;width:12.8pt;z-index:251661312;v-text-anchor:middle;mso-width-relative:page;mso-height-relative:page;" filled="f" stroked="t" coordsize="21600,21600" o:gfxdata="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">
+                <v:fill on="f" focussize="0,0"/>
+                <v:stroke weight="1pt" color="#2F5597 [2404]" miterlimit="8" joinstyle="miter"/>
+                <v:imagedata o:title=""/>
+                <o:lock v:ext="edit" aspectratio="f"/>
+              </v:shape>
+            </w:pict>
+          </mc:Fallback>
+        </mc:AlternateContent>
+      </w:r>
+      <w:r>
+        <w:rPr>
+          <w:sz w:val="24"/>
+        </w:rPr>
+        <mc:AlternateContent>
+          <mc:Choice Requires="wps">
+            <w:drawing>
+              <wp:anchor distT="0" distB="0" distL="114300" distR="114300" simplePos="0" relativeHeight="251662336" behindDoc="0" locked="0" layoutInCell="1" allowOverlap="1">
+                <wp:simplePos x="0" y="0"/>
+                <wp:positionH relativeFrom="column">
+                  <wp:posOffset>-2623185</wp:posOffset>
+                </wp:positionH>
+                <wp:positionV relativeFrom="paragraph">
+                  <wp:posOffset>820420</wp:posOffset>
+                </wp:positionV>
+                <wp:extent cx="162560" cy="142240"/>
+                <wp:effectExtent l="6350" t="6350" r="13970" b="19050"/>
+                <wp:wrapNone/>
+                <wp:docPr id="4" name="Óvalo 4"/>
+                <wp:cNvGraphicFramePr/>
+                <a:graphic xmlns:a="http://schemas.openxmlformats.org/drawingml/2006/main">
+                  <a:graphicData uri="http://schemas.microsoft.com/office/word/2010/wordprocessingShape">
+                    <wps:wsp>
+                      <wps:cNvSpPr/>
+                      <wps:spPr>
+                        <a:xfrm>
+                          <a:off x="0" y="0"/>
+                          <a:ext cx="162560" cy="142240"/>
+                        </a:xfrm>
+                        <a:prstGeom prst="ellipse">
+                          <a:avLst/>
+                        </a:prstGeom>
+                        <a:noFill/>
+                      </wps:spPr>
+                      <wps:style>
+                        <a:lnRef idx="2">
+                          <a:schemeClr val="accent1">
+                            <a:lumMod val="75000"/>
+                          </a:schemeClr>
+                        </a:lnRef>
+                        <a:fillRef idx="1">
+                          <a:schemeClr val="accent1"/>
+                        </a:fillRef>
+                        <a:effectRef idx="0">
+                          <a:srgbClr val="FFFFFF"/>
+                        </a:effectRef>
+                        <a:fontRef idx="minor">
+                          <a:schemeClr val="lt1"/>
+                        </a:fontRef>
+                      </wps:style>
+                      <wps:bodyPr rot="0" spcFirstLastPara="0" vertOverflow="overflow" horzOverflow="overflow" vert="horz" wrap="square" lIns="91440" tIns="45720" rIns="91440" bIns="45720" numCol="1" spcCol="0" rtlCol="0" fromWordArt="0" anchor="ctr" anchorCtr="0" forceAA="0" compatLnSpc="1">
+                        <a:noAutofit/>
+                      </wps:bodyPr>
+                    </wps:wsp>
+                  </a:graphicData>
+                </a:graphic>
+              </wp:anchor>
+            </w:drawing>
+          </mc:Choice>
+          <mc:Fallback>
+            <w:pict>
+              <v:shape id="_x0000_s1026" o:spid="_x0000_s1026" o:spt="3" type="#_x0000_t3" style="position:absolute;left:0pt;margin-left:-206.55pt;margin-top:64.6pt;height:11.2pt;width:12.8pt;z-index:251662336;v-text-anchor:middle;mso-width-relative:page;mso-height-relative:page;" filled="f" stroked="t" coordsize="21600,21600" o:gfxdata="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">
+                <v:fill on="f" focussize="0,0"/>
+                <v:stroke weight="1pt" color="#2F5597 [2404]" miterlimit="8" joinstyle="miter"/>
+                <v:imagedata o:title=""/>
+                <o:lock v:ext="edit" aspectratio="f"/>
+              </v:shape>
+            </w:pict>
+          </mc:Fallback>
+        </mc:AlternateContent>
+      </w:r>
+      <w:r>
+        <w:rPr>
+          <w:sz w:val="24"/>
+        </w:rPr>
+        <mc:AlternateContent>
+          <mc:Choice Requires="wps">
+            <w:drawing>
+              <wp:anchor distT="0" distB="0" distL="114300" distR="114300" simplePos="0" relativeHeight="251664384" behindDoc="0" locked="0" layoutInCell="1" allowOverlap="1">
+                <wp:simplePos x="0" y="0"/>
+                <wp:positionH relativeFrom="column">
+                  <wp:posOffset>-2296795</wp:posOffset>
+                </wp:positionH>
+                <wp:positionV relativeFrom="paragraph">
+                  <wp:posOffset>825500</wp:posOffset>
+                </wp:positionV>
+                <wp:extent cx="162560" cy="142240"/>
+                <wp:effectExtent l="6350" t="6350" r="13970" b="19050"/>
+                <wp:wrapNone/>
+                <wp:docPr id="12" name="Óvalo 12"/>
+                <wp:cNvGraphicFramePr/>
+                <a:graphic xmlns:a="http://schemas.openxmlformats.org/drawingml/2006/main">
+                  <a:graphicData uri="http://schemas.microsoft.com/office/word/2010/wordprocessingShape">
+                    <wps:wsp>
+                      <wps:cNvSpPr/>
+                      <wps:spPr>
+                        <a:xfrm>
+                          <a:off x="0" y="0"/>
+                          <a:ext cx="162560" cy="142240"/>
+                        </a:xfrm>
+                        <a:prstGeom prst="ellipse">
+                          <a:avLst/>
+                        </a:prstGeom>
+                        <a:noFill/>
+                        <a:ln>
+                          <a:solidFill>
+                            <a:srgbClr val="FF0000"/>
+                          </a:solidFill>
+                        </a:ln>
+                      </wps:spPr>
+                      <wps:style>
+                        <a:lnRef idx="2">
+                          <a:schemeClr val="accent1">
+                            <a:lumMod val="75000"/>
+                          </a:schemeClr>
+                        </a:lnRef>
+                        <a:fillRef idx="1">
+                          <a:schemeClr val="accent1"/>
+                        </a:fillRef>
+                        <a:effectRef idx="0">
+                          <a:srgbClr val="FFFFFF"/>
+                        </a:effectRef>
+                        <a:fontRef idx="minor">
+                          <a:schemeClr val="lt1"/>
+                        </a:fontRef>
+                      </wps:style>
+                      <wps:bodyPr rot="0" spcFirstLastPara="0" vertOverflow="overflow" horzOverflow="overflow" vert="horz" wrap="square" lIns="91440" tIns="45720" rIns="91440" bIns="45720" numCol="1" spcCol="0" rtlCol="0" fromWordArt="0" anchor="ctr" anchorCtr="0" forceAA="0" compatLnSpc="1">
+                        <a:noAutofit/>
+                      </wps:bodyPr>
+                    </wps:wsp>
+                  </a:graphicData>
+                </a:graphic>
+              </wp:anchor>
+            </w:drawing>
+          </mc:Choice>
+          <mc:Fallback>
+            <w:pict>
+              <v:shape id="_x0000_s1026" o:spid="_x0000_s1026" o:spt="3" type="#_x0000_t3" style="position:absolute;left:0pt;margin-left:-180.85pt;margin-top:65pt;height:11.2pt;width:12.8pt;z-index:251664384;v-text-anchor:middle;mso-width-relative:page;mso-height-relative:page;" filled="f" stroked="t" coordsize="21600,21600" o:gfxdata="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">
+                <v:fill on="f" focussize="0,0"/>
+                <v:stroke weight="1pt" color="#FF0000 [2404]" miterlimit="8" joinstyle="miter"/>
+                <v:imagedata o:title=""/>
+                <o:lock v:ext="edit" aspectratio="f"/>
+              </v:shape>
+            </w:pict>
+          </mc:Fallback>
+        </mc:AlternateContent>
       </w:r>
       <w:r>
         <w:rPr>
@@ -342,10 +960,10 @@
               <wp:anchor distT="0" distB="0" distL="114300" distR="114300" simplePos="0" relativeHeight="251665408" behindDoc="0" locked="0" layoutInCell="1" allowOverlap="1">
                 <wp:simplePos x="0" y="0"/>
                 <wp:positionH relativeFrom="column">
-                  <wp:posOffset>-1760220</wp:posOffset>
+                  <wp:posOffset>-2303145</wp:posOffset>
                 </wp:positionH>
                 <wp:positionV relativeFrom="paragraph">
-                  <wp:posOffset>977900</wp:posOffset>
+                  <wp:posOffset>1236345</wp:posOffset>
                 </wp:positionV>
                 <wp:extent cx="162560" cy="142240"/>
                 <wp:effectExtent l="6350" t="6350" r="13970" b="19050"/>
@@ -398,7 +1016,7 @@
           </mc:Choice>
           <mc:Fallback>
             <w:pict>
-              <v:shape id="_x0000_s1026" o:spid="_x0000_s1026" o:spt="3" type="#_x0000_t3" style="position:absolute;left:0pt;margin-left:-138.6pt;margin-top:77pt;height:11.2pt;width:12.8pt;z-index:251665408;v-text-anchor:middle;mso-width-relative:page;mso-height-relative:page;" filled="f" stroked="t" coordsize="21600,21600" o:gfxdata="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">
+              <v:shape id="_x0000_s1026" o:spid="_x0000_s1026" o:spt="3" type="#_x0000_t3" style="position:absolute;left:0pt;margin-left:-181.35pt;margin-top:97.35pt;height:11.2pt;width:12.8pt;z-index:251665408;v-text-anchor:middle;mso-width-relative:page;mso-height-relative:page;" filled="f" stroked="t" coordsize="21600,21600" o:gfxdata="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">
                 <v:fill on="f" focussize="0,0"/>
                 <v:stroke weight="1pt" color="#FF0000 [2404]" miterlimit="8" joinstyle="miter"/>
                 <v:imagedata o:title=""/>
@@ -409,24 +1027,534 @@
         </mc:AlternateContent>
       </w:r>
       <w:r>
+        <w:drawing>
+          <wp:anchor distT="0" distB="0" distL="114300" distR="114300" simplePos="0" relativeHeight="251660288" behindDoc="0" locked="0" layoutInCell="1" allowOverlap="1">
+            <wp:simplePos x="0" y="0"/>
+            <wp:positionH relativeFrom="column">
+              <wp:posOffset>-198755</wp:posOffset>
+            </wp:positionH>
+            <wp:positionV relativeFrom="paragraph">
+              <wp:posOffset>121285</wp:posOffset>
+            </wp:positionV>
+            <wp:extent cx="4059555" cy="5166360"/>
+            <wp:effectExtent l="0" t="0" r="9525" b="0"/>
+            <wp:wrapSquare wrapText="bothSides"/>
+            <wp:docPr id="2" name="Imagen 1"/>
+            <wp:cNvGraphicFramePr>
+              <a:graphicFrameLocks xmlns:a="http://schemas.openxmlformats.org/drawingml/2006/main" noChangeAspect="1"/>
+            </wp:cNvGraphicFramePr>
+            <a:graphic xmlns:a="http://schemas.openxmlformats.org/drawingml/2006/main">
+              <a:graphicData uri="http://schemas.openxmlformats.org/drawingml/2006/picture">
+                <pic:pic xmlns:pic="http://schemas.openxmlformats.org/drawingml/2006/picture">
+                  <pic:nvPicPr>
+                    <pic:cNvPr id="2" name="Imagen 1"/>
+                    <pic:cNvPicPr>
+                      <a:picLocks noChangeAspect="1"/>
+                    </pic:cNvPicPr>
+                  </pic:nvPicPr>
+                  <pic:blipFill>
+                    <a:blip r:embed="rId7"/>
+                    <a:srcRect t="2308"/>
+                    <a:stretch>
+                      <a:fillRect/>
+                    </a:stretch>
+                  </pic:blipFill>
+                  <pic:spPr>
+                    <a:xfrm>
+                      <a:off x="0" y="0"/>
+                      <a:ext cx="4059555" cy="5166360"/>
+                    </a:xfrm>
+                    <a:prstGeom prst="rect">
+                      <a:avLst/>
+                    </a:prstGeom>
+                    <a:noFill/>
+                    <a:ln>
+                      <a:noFill/>
+                    </a:ln>
+                  </pic:spPr>
+                </pic:pic>
+              </a:graphicData>
+            </a:graphic>
+          </wp:anchor>
+        </w:drawing>
+      </w:r>
+      <w:r>
+        <w:t>El Camino de Datos es la parte de la CPU que contiene la ALU</w:t>
+      </w:r>
+      <w:r>
+        <w:rPr>
+          <w:rFonts w:hint="default"/>
+          <w:lang w:val="es-AR"/>
+        </w:rPr>
+        <w:t>(Unidad Aritmética Logica)</w:t>
+      </w:r>
+      <w:r>
+        <w:t>, sus registros, entradas y salidas, formando la trayectoria principal por donde fluye la información. Su operación básica consiste en seleccionar uno o dos de los registros de 32 bits de la microarquitectura, hacer que la ALU opere con ellos (por ejemplo, sumándolos) y almacenar luego el resultado.</w:t>
+      </w:r>
+    </w:p>
+    <w:p>
+      <w:pPr>
+        <w:pStyle w:val="13"/>
+        <w:keepNext w:val="0"/>
+        <w:keepLines w:val="0"/>
+        <w:widowControl/>
+        <w:suppressLineNumbers w:val="0"/>
+      </w:pPr>
+      <w:r>
         <w:rPr>
           <w:sz w:val="24"/>
         </w:rPr>
         <mc:AlternateContent>
           <mc:Choice Requires="wps">
             <w:drawing>
-              <wp:anchor distT="0" distB="0" distL="114300" distR="114300" simplePos="0" relativeHeight="251664384" behindDoc="0" locked="0" layoutInCell="1" allowOverlap="1">
+              <wp:anchor distT="0" distB="0" distL="114300" distR="114300" simplePos="0" relativeHeight="251698176" behindDoc="0" locked="0" layoutInCell="1" allowOverlap="1">
                 <wp:simplePos x="0" y="0"/>
                 <wp:positionH relativeFrom="column">
-                  <wp:posOffset>-1779905</wp:posOffset>
+                  <wp:posOffset>-1765935</wp:posOffset>
                 </wp:positionH>
                 <wp:positionV relativeFrom="paragraph">
-                  <wp:posOffset>683895</wp:posOffset>
+                  <wp:posOffset>2367915</wp:posOffset>
                 </wp:positionV>
                 <wp:extent cx="162560" cy="142240"/>
                 <wp:effectExtent l="6350" t="6350" r="13970" b="19050"/>
                 <wp:wrapNone/>
-                <wp:docPr id="12" name="Óvalo 12"/>
+                <wp:docPr id="60" name="Óvalo 60"/>
+                <wp:cNvGraphicFramePr/>
+                <a:graphic xmlns:a="http://schemas.openxmlformats.org/drawingml/2006/main">
+                  <a:graphicData uri="http://schemas.microsoft.com/office/word/2010/wordprocessingShape">
+                    <wps:wsp>
+                      <wps:cNvSpPr/>
+                      <wps:spPr>
+                        <a:xfrm>
+                          <a:off x="0" y="0"/>
+                          <a:ext cx="162560" cy="142240"/>
+                        </a:xfrm>
+                        <a:prstGeom prst="ellipse">
+                          <a:avLst/>
+                        </a:prstGeom>
+                        <a:noFill/>
+                        <a:ln>
+                          <a:solidFill>
+                            <a:srgbClr val="92D050"/>
+                          </a:solidFill>
+                        </a:ln>
+                      </wps:spPr>
+                      <wps:style>
+                        <a:lnRef idx="2">
+                          <a:schemeClr val="accent1">
+                            <a:lumMod val="75000"/>
+                          </a:schemeClr>
+                        </a:lnRef>
+                        <a:fillRef idx="1">
+                          <a:schemeClr val="accent1"/>
+                        </a:fillRef>
+                        <a:effectRef idx="0">
+                          <a:srgbClr val="FFFFFF"/>
+                        </a:effectRef>
+                        <a:fontRef idx="minor">
+                          <a:schemeClr val="lt1"/>
+                        </a:fontRef>
+                      </wps:style>
+                      <wps:bodyPr rot="0" spcFirstLastPara="0" vertOverflow="overflow" horzOverflow="overflow" vert="horz" wrap="square" lIns="91440" tIns="45720" rIns="91440" bIns="45720" numCol="1" spcCol="0" rtlCol="0" fromWordArt="0" anchor="ctr" anchorCtr="0" forceAA="0" compatLnSpc="1">
+                        <a:noAutofit/>
+                      </wps:bodyPr>
+                    </wps:wsp>
+                  </a:graphicData>
+                </a:graphic>
+              </wp:anchor>
+            </w:drawing>
+          </mc:Choice>
+          <mc:Fallback>
+            <w:pict>
+              <v:shape id="_x0000_s1026" o:spid="_x0000_s1026" o:spt="3" type="#_x0000_t3" style="position:absolute;left:0pt;margin-left:-139.05pt;margin-top:186.45pt;height:11.2pt;width:12.8pt;z-index:251698176;v-text-anchor:middle;mso-width-relative:page;mso-height-relative:page;" filled="f" stroked="t" coordsize="21600,21600" o:gfxdata="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">
+                <v:fill on="f" focussize="0,0"/>
+                <v:stroke weight="1pt" color="#92D050 [2404]" miterlimit="8" joinstyle="miter"/>
+                <v:imagedata o:title=""/>
+                <o:lock v:ext="edit" aspectratio="f"/>
+              </v:shape>
+            </w:pict>
+          </mc:Fallback>
+        </mc:AlternateContent>
+      </w:r>
+      <w:r>
+        <w:rPr>
+          <w:sz w:val="24"/>
+        </w:rPr>
+        <mc:AlternateContent>
+          <mc:Choice Requires="wps">
+            <w:drawing>
+              <wp:anchor distT="0" distB="0" distL="114300" distR="114300" simplePos="0" relativeHeight="251697152" behindDoc="0" locked="0" layoutInCell="1" allowOverlap="1">
+                <wp:simplePos x="0" y="0"/>
+                <wp:positionH relativeFrom="column">
+                  <wp:posOffset>-2747010</wp:posOffset>
+                </wp:positionH>
+                <wp:positionV relativeFrom="paragraph">
+                  <wp:posOffset>1663065</wp:posOffset>
+                </wp:positionV>
+                <wp:extent cx="162560" cy="142240"/>
+                <wp:effectExtent l="6350" t="6350" r="13970" b="19050"/>
+                <wp:wrapNone/>
+                <wp:docPr id="59" name="Óvalo 59"/>
+                <wp:cNvGraphicFramePr/>
+                <a:graphic xmlns:a="http://schemas.openxmlformats.org/drawingml/2006/main">
+                  <a:graphicData uri="http://schemas.microsoft.com/office/word/2010/wordprocessingShape">
+                    <wps:wsp>
+                      <wps:cNvSpPr/>
+                      <wps:spPr>
+                        <a:xfrm>
+                          <a:off x="0" y="0"/>
+                          <a:ext cx="162560" cy="142240"/>
+                        </a:xfrm>
+                        <a:prstGeom prst="ellipse">
+                          <a:avLst/>
+                        </a:prstGeom>
+                        <a:noFill/>
+                        <a:ln>
+                          <a:solidFill>
+                            <a:schemeClr val="accent2"/>
+                          </a:solidFill>
+                        </a:ln>
+                      </wps:spPr>
+                      <wps:style>
+                        <a:lnRef idx="2">
+                          <a:schemeClr val="accent1">
+                            <a:lumMod val="75000"/>
+                          </a:schemeClr>
+                        </a:lnRef>
+                        <a:fillRef idx="1">
+                          <a:schemeClr val="accent1"/>
+                        </a:fillRef>
+                        <a:effectRef idx="0">
+                          <a:srgbClr val="FFFFFF"/>
+                        </a:effectRef>
+                        <a:fontRef idx="minor">
+                          <a:schemeClr val="lt1"/>
+                        </a:fontRef>
+                      </wps:style>
+                      <wps:bodyPr rot="0" spcFirstLastPara="0" vertOverflow="overflow" horzOverflow="overflow" vert="horz" wrap="square" lIns="91440" tIns="45720" rIns="91440" bIns="45720" numCol="1" spcCol="0" rtlCol="0" fromWordArt="0" anchor="ctr" anchorCtr="0" forceAA="0" compatLnSpc="1">
+                        <a:noAutofit/>
+                      </wps:bodyPr>
+                    </wps:wsp>
+                  </a:graphicData>
+                </a:graphic>
+              </wp:anchor>
+            </w:drawing>
+          </mc:Choice>
+          <mc:Fallback>
+            <w:pict>
+              <v:shape id="_x0000_s1026" o:spid="_x0000_s1026" o:spt="3" type="#_x0000_t3" style="position:absolute;left:0pt;margin-left:-216.3pt;margin-top:130.95pt;height:11.2pt;width:12.8pt;z-index:251697152;v-text-anchor:middle;mso-width-relative:page;mso-height-relative:page;" filled="f" stroked="t" coordsize="21600,21600" o:gfxdata="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">
+                <v:fill on="f" focussize="0,0"/>
+                <v:stroke weight="1pt" color="#ED7D31 [3205]" miterlimit="8" joinstyle="miter"/>
+                <v:imagedata o:title=""/>
+                <o:lock v:ext="edit" aspectratio="f"/>
+              </v:shape>
+            </w:pict>
+          </mc:Fallback>
+        </mc:AlternateContent>
+      </w:r>
+      <w:r>
+        <w:rPr>
+          <w:sz w:val="24"/>
+        </w:rPr>
+        <mc:AlternateContent>
+          <mc:Choice Requires="wps">
+            <w:drawing>
+              <wp:anchor distT="0" distB="0" distL="114300" distR="114300" simplePos="0" relativeHeight="251696128" behindDoc="0" locked="0" layoutInCell="1" allowOverlap="1">
+                <wp:simplePos x="0" y="0"/>
+                <wp:positionH relativeFrom="column">
+                  <wp:posOffset>-2651760</wp:posOffset>
+                </wp:positionH>
+                <wp:positionV relativeFrom="paragraph">
+                  <wp:posOffset>1386840</wp:posOffset>
+                </wp:positionV>
+                <wp:extent cx="162560" cy="142240"/>
+                <wp:effectExtent l="6350" t="6350" r="13970" b="19050"/>
+                <wp:wrapNone/>
+                <wp:docPr id="58" name="Óvalo 58"/>
+                <wp:cNvGraphicFramePr/>
+                <a:graphic xmlns:a="http://schemas.openxmlformats.org/drawingml/2006/main">
+                  <a:graphicData uri="http://schemas.microsoft.com/office/word/2010/wordprocessingShape">
+                    <wps:wsp>
+                      <wps:cNvSpPr/>
+                      <wps:spPr>
+                        <a:xfrm>
+                          <a:off x="0" y="0"/>
+                          <a:ext cx="162560" cy="142240"/>
+                        </a:xfrm>
+                        <a:prstGeom prst="ellipse">
+                          <a:avLst/>
+                        </a:prstGeom>
+                        <a:noFill/>
+                      </wps:spPr>
+                      <wps:style>
+                        <a:lnRef idx="2">
+                          <a:schemeClr val="accent1">
+                            <a:lumMod val="75000"/>
+                          </a:schemeClr>
+                        </a:lnRef>
+                        <a:fillRef idx="1">
+                          <a:schemeClr val="accent1"/>
+                        </a:fillRef>
+                        <a:effectRef idx="0">
+                          <a:srgbClr val="FFFFFF"/>
+                        </a:effectRef>
+                        <a:fontRef idx="minor">
+                          <a:schemeClr val="lt1"/>
+                        </a:fontRef>
+                      </wps:style>
+                      <wps:bodyPr rot="0" spcFirstLastPara="0" vertOverflow="overflow" horzOverflow="overflow" vert="horz" wrap="square" lIns="91440" tIns="45720" rIns="91440" bIns="45720" numCol="1" spcCol="0" rtlCol="0" fromWordArt="0" anchor="ctr" anchorCtr="0" forceAA="0" compatLnSpc="1">
+                        <a:noAutofit/>
+                      </wps:bodyPr>
+                    </wps:wsp>
+                  </a:graphicData>
+                </a:graphic>
+              </wp:anchor>
+            </w:drawing>
+          </mc:Choice>
+          <mc:Fallback>
+            <w:pict>
+              <v:shape id="_x0000_s1026" o:spid="_x0000_s1026" o:spt="3" type="#_x0000_t3" style="position:absolute;left:0pt;margin-left:-208.8pt;margin-top:109.2pt;height:11.2pt;width:12.8pt;z-index:251696128;v-text-anchor:middle;mso-width-relative:page;mso-height-relative:page;" filled="f" stroked="t" coordsize="21600,21600" o:gfxdata="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">
+                <v:fill on="f" focussize="0,0"/>
+                <v:stroke weight="1pt" color="#2F5597 [2404]" miterlimit="8" joinstyle="miter"/>
+                <v:imagedata o:title=""/>
+                <o:lock v:ext="edit" aspectratio="f"/>
+              </v:shape>
+            </w:pict>
+          </mc:Fallback>
+        </mc:AlternateContent>
+      </w:r>
+      <w:r>
+        <w:rPr>
+          <w:sz w:val="24"/>
+        </w:rPr>
+        <mc:AlternateContent>
+          <mc:Choice Requires="wps">
+            <w:drawing>
+              <wp:anchor distT="0" distB="0" distL="114300" distR="114300" simplePos="0" relativeHeight="251695104" behindDoc="0" locked="0" layoutInCell="1" allowOverlap="1">
+                <wp:simplePos x="0" y="0"/>
+                <wp:positionH relativeFrom="column">
+                  <wp:posOffset>-2642235</wp:posOffset>
+                </wp:positionH>
+                <wp:positionV relativeFrom="paragraph">
+                  <wp:posOffset>996315</wp:posOffset>
+                </wp:positionV>
+                <wp:extent cx="162560" cy="142240"/>
+                <wp:effectExtent l="6350" t="6350" r="13970" b="19050"/>
+                <wp:wrapNone/>
+                <wp:docPr id="57" name="Óvalo 57"/>
+                <wp:cNvGraphicFramePr/>
+                <a:graphic xmlns:a="http://schemas.openxmlformats.org/drawingml/2006/main">
+                  <a:graphicData uri="http://schemas.microsoft.com/office/word/2010/wordprocessingShape">
+                    <wps:wsp>
+                      <wps:cNvSpPr/>
+                      <wps:spPr>
+                        <a:xfrm>
+                          <a:off x="0" y="0"/>
+                          <a:ext cx="162560" cy="142240"/>
+                        </a:xfrm>
+                        <a:prstGeom prst="ellipse">
+                          <a:avLst/>
+                        </a:prstGeom>
+                        <a:noFill/>
+                      </wps:spPr>
+                      <wps:style>
+                        <a:lnRef idx="2">
+                          <a:schemeClr val="accent1">
+                            <a:lumMod val="75000"/>
+                          </a:schemeClr>
+                        </a:lnRef>
+                        <a:fillRef idx="1">
+                          <a:schemeClr val="accent1"/>
+                        </a:fillRef>
+                        <a:effectRef idx="0">
+                          <a:srgbClr val="FFFFFF"/>
+                        </a:effectRef>
+                        <a:fontRef idx="minor">
+                          <a:schemeClr val="lt1"/>
+                        </a:fontRef>
+                      </wps:style>
+                      <wps:bodyPr rot="0" spcFirstLastPara="0" vertOverflow="overflow" horzOverflow="overflow" vert="horz" wrap="square" lIns="91440" tIns="45720" rIns="91440" bIns="45720" numCol="1" spcCol="0" rtlCol="0" fromWordArt="0" anchor="ctr" anchorCtr="0" forceAA="0" compatLnSpc="1">
+                        <a:noAutofit/>
+                      </wps:bodyPr>
+                    </wps:wsp>
+                  </a:graphicData>
+                </a:graphic>
+              </wp:anchor>
+            </w:drawing>
+          </mc:Choice>
+          <mc:Fallback>
+            <w:pict>
+              <v:shape id="_x0000_s1026" o:spid="_x0000_s1026" o:spt="3" type="#_x0000_t3" style="position:absolute;left:0pt;margin-left:-208.05pt;margin-top:78.45pt;height:11.2pt;width:12.8pt;z-index:251695104;v-text-anchor:middle;mso-width-relative:page;mso-height-relative:page;" filled="f" stroked="t" coordsize="21600,21600" o:gfxdata="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">
+                <v:fill on="f" focussize="0,0"/>
+                <v:stroke weight="1pt" color="#2F5597 [2404]" miterlimit="8" joinstyle="miter"/>
+                <v:imagedata o:title=""/>
+                <o:lock v:ext="edit" aspectratio="f"/>
+              </v:shape>
+            </w:pict>
+          </mc:Fallback>
+        </mc:AlternateContent>
+      </w:r>
+      <w:r>
+        <w:rPr>
+          <w:sz w:val="24"/>
+        </w:rPr>
+        <mc:AlternateContent>
+          <mc:Choice Requires="wps">
+            <w:drawing>
+              <wp:anchor distT="0" distB="0" distL="114300" distR="114300" simplePos="0" relativeHeight="251694080" behindDoc="0" locked="0" layoutInCell="1" allowOverlap="1">
+                <wp:simplePos x="0" y="0"/>
+                <wp:positionH relativeFrom="column">
+                  <wp:posOffset>-2623185</wp:posOffset>
+                </wp:positionH>
+                <wp:positionV relativeFrom="paragraph">
+                  <wp:posOffset>586740</wp:posOffset>
+                </wp:positionV>
+                <wp:extent cx="162560" cy="142240"/>
+                <wp:effectExtent l="6350" t="6350" r="13970" b="19050"/>
+                <wp:wrapNone/>
+                <wp:docPr id="56" name="Óvalo 56"/>
+                <wp:cNvGraphicFramePr/>
+                <a:graphic xmlns:a="http://schemas.openxmlformats.org/drawingml/2006/main">
+                  <a:graphicData uri="http://schemas.microsoft.com/office/word/2010/wordprocessingShape">
+                    <wps:wsp>
+                      <wps:cNvSpPr/>
+                      <wps:spPr>
+                        <a:xfrm>
+                          <a:off x="0" y="0"/>
+                          <a:ext cx="162560" cy="142240"/>
+                        </a:xfrm>
+                        <a:prstGeom prst="ellipse">
+                          <a:avLst/>
+                        </a:prstGeom>
+                        <a:noFill/>
+                      </wps:spPr>
+                      <wps:style>
+                        <a:lnRef idx="2">
+                          <a:schemeClr val="accent1">
+                            <a:lumMod val="75000"/>
+                          </a:schemeClr>
+                        </a:lnRef>
+                        <a:fillRef idx="1">
+                          <a:schemeClr val="accent1"/>
+                        </a:fillRef>
+                        <a:effectRef idx="0">
+                          <a:srgbClr val="FFFFFF"/>
+                        </a:effectRef>
+                        <a:fontRef idx="minor">
+                          <a:schemeClr val="lt1"/>
+                        </a:fontRef>
+                      </wps:style>
+                      <wps:bodyPr rot="0" spcFirstLastPara="0" vertOverflow="overflow" horzOverflow="overflow" vert="horz" wrap="square" lIns="91440" tIns="45720" rIns="91440" bIns="45720" numCol="1" spcCol="0" rtlCol="0" fromWordArt="0" anchor="ctr" anchorCtr="0" forceAA="0" compatLnSpc="1">
+                        <a:noAutofit/>
+                      </wps:bodyPr>
+                    </wps:wsp>
+                  </a:graphicData>
+                </a:graphic>
+              </wp:anchor>
+            </w:drawing>
+          </mc:Choice>
+          <mc:Fallback>
+            <w:pict>
+              <v:shape id="_x0000_s1026" o:spid="_x0000_s1026" o:spt="3" type="#_x0000_t3" style="position:absolute;left:0pt;margin-left:-206.55pt;margin-top:46.2pt;height:11.2pt;width:12.8pt;z-index:251694080;v-text-anchor:middle;mso-width-relative:page;mso-height-relative:page;" filled="f" stroked="t" coordsize="21600,21600" o:gfxdata="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">
+                <v:fill on="f" focussize="0,0"/>
+                <v:stroke weight="1pt" color="#2F5597 [2404]" miterlimit="8" joinstyle="miter"/>
+                <v:imagedata o:title=""/>
+                <o:lock v:ext="edit" aspectratio="f"/>
+              </v:shape>
+            </w:pict>
+          </mc:Fallback>
+        </mc:AlternateContent>
+      </w:r>
+      <w:r>
+        <w:rPr>
+          <w:sz w:val="24"/>
+        </w:rPr>
+        <mc:AlternateContent>
+          <mc:Choice Requires="wps">
+            <w:drawing>
+              <wp:anchor distT="0" distB="0" distL="114300" distR="114300" simplePos="0" relativeHeight="251693056" behindDoc="0" locked="0" layoutInCell="1" allowOverlap="1">
+                <wp:simplePos x="0" y="0"/>
+                <wp:positionH relativeFrom="column">
+                  <wp:posOffset>-2632710</wp:posOffset>
+                </wp:positionH>
+                <wp:positionV relativeFrom="paragraph">
+                  <wp:posOffset>196215</wp:posOffset>
+                </wp:positionV>
+                <wp:extent cx="162560" cy="142240"/>
+                <wp:effectExtent l="6350" t="6350" r="13970" b="19050"/>
+                <wp:wrapNone/>
+                <wp:docPr id="55" name="Óvalo 55"/>
+                <wp:cNvGraphicFramePr/>
+                <a:graphic xmlns:a="http://schemas.openxmlformats.org/drawingml/2006/main">
+                  <a:graphicData uri="http://schemas.microsoft.com/office/word/2010/wordprocessingShape">
+                    <wps:wsp>
+                      <wps:cNvSpPr/>
+                      <wps:spPr>
+                        <a:xfrm>
+                          <a:off x="0" y="0"/>
+                          <a:ext cx="162560" cy="142240"/>
+                        </a:xfrm>
+                        <a:prstGeom prst="ellipse">
+                          <a:avLst/>
+                        </a:prstGeom>
+                        <a:noFill/>
+                      </wps:spPr>
+                      <wps:style>
+                        <a:lnRef idx="2">
+                          <a:schemeClr val="accent1">
+                            <a:lumMod val="75000"/>
+                          </a:schemeClr>
+                        </a:lnRef>
+                        <a:fillRef idx="1">
+                          <a:schemeClr val="accent1"/>
+                        </a:fillRef>
+                        <a:effectRef idx="0">
+                          <a:srgbClr val="FFFFFF"/>
+                        </a:effectRef>
+                        <a:fontRef idx="minor">
+                          <a:schemeClr val="lt1"/>
+                        </a:fontRef>
+                      </wps:style>
+                      <wps:bodyPr rot="0" spcFirstLastPara="0" vertOverflow="overflow" horzOverflow="overflow" vert="horz" wrap="square" lIns="91440" tIns="45720" rIns="91440" bIns="45720" numCol="1" spcCol="0" rtlCol="0" fromWordArt="0" anchor="ctr" anchorCtr="0" forceAA="0" compatLnSpc="1">
+                        <a:noAutofit/>
+                      </wps:bodyPr>
+                    </wps:wsp>
+                  </a:graphicData>
+                </a:graphic>
+              </wp:anchor>
+            </w:drawing>
+          </mc:Choice>
+          <mc:Fallback>
+            <w:pict>
+              <v:shape id="_x0000_s1026" o:spid="_x0000_s1026" o:spt="3" type="#_x0000_t3" style="position:absolute;left:0pt;margin-left:-207.3pt;margin-top:15.45pt;height:11.2pt;width:12.8pt;z-index:251693056;v-text-anchor:middle;mso-width-relative:page;mso-height-relative:page;" filled="f" stroked="t" coordsize="21600,21600" o:gfxdata="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">
+                <v:fill on="f" focussize="0,0"/>
+                <v:stroke weight="1pt" color="#2F5597 [2404]" miterlimit="8" joinstyle="miter"/>
+                <v:imagedata o:title=""/>
+                <o:lock v:ext="edit" aspectratio="f"/>
+              </v:shape>
+            </w:pict>
+          </mc:Fallback>
+        </mc:AlternateContent>
+      </w:r>
+      <w:r>
+        <w:rPr>
+          <w:sz w:val="24"/>
+        </w:rPr>
+        <mc:AlternateContent>
+          <mc:Choice Requires="wps">
+            <w:drawing>
+              <wp:anchor distT="0" distB="0" distL="114300" distR="114300" simplePos="0" relativeHeight="251689984" behindDoc="0" locked="0" layoutInCell="1" allowOverlap="1">
+                <wp:simplePos x="0" y="0"/>
+                <wp:positionH relativeFrom="column">
+                  <wp:posOffset>-2312670</wp:posOffset>
+                </wp:positionH>
+                <wp:positionV relativeFrom="paragraph">
+                  <wp:posOffset>993140</wp:posOffset>
+                </wp:positionV>
+                <wp:extent cx="162560" cy="142240"/>
+                <wp:effectExtent l="6350" t="6350" r="13970" b="19050"/>
+                <wp:wrapNone/>
+                <wp:docPr id="50" name="Óvalo 50"/>
                 <wp:cNvGraphicFramePr/>
                 <a:graphic xmlns:a="http://schemas.openxmlformats.org/drawingml/2006/main">
                   <a:graphicData uri="http://schemas.microsoft.com/office/word/2010/wordprocessingShape">
@@ -474,7 +1602,7 @@
           </mc:Choice>
           <mc:Fallback>
             <w:pict>
-              <v:shape id="_x0000_s1026" o:spid="_x0000_s1026" o:spt="3" type="#_x0000_t3" style="position:absolute;left:0pt;margin-left:-140.15pt;margin-top:53.85pt;height:11.2pt;width:12.8pt;z-index:251664384;v-text-anchor:middle;mso-width-relative:page;mso-height-relative:page;" filled="f" stroked="t" coordsize="21600,21600" o:gfxdata="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">
+              <v:shape id="_x0000_s1026" o:spid="_x0000_s1026" o:spt="3" type="#_x0000_t3" style="position:absolute;left:0pt;margin-left:-182.1pt;margin-top:78.2pt;height:11.2pt;width:12.8pt;z-index:251689984;v-text-anchor:middle;mso-width-relative:page;mso-height-relative:page;" filled="f" stroked="t" coordsize="21600,21600" o:gfxdata="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">
                 <v:fill on="f" focussize="0,0"/>
                 <v:stroke weight="1pt" color="#FF0000 [2404]" miterlimit="8" joinstyle="miter"/>
                 <v:imagedata o:title=""/>
@@ -491,18 +1619,18 @@
         <mc:AlternateContent>
           <mc:Choice Requires="wps">
             <w:drawing>
-              <wp:anchor distT="0" distB="0" distL="114300" distR="114300" simplePos="0" relativeHeight="251663360" behindDoc="0" locked="0" layoutInCell="1" allowOverlap="1">
+              <wp:anchor distT="0" distB="0" distL="114300" distR="114300" simplePos="0" relativeHeight="251688960" behindDoc="0" locked="0" layoutInCell="1" allowOverlap="1">
                 <wp:simplePos x="0" y="0"/>
                 <wp:positionH relativeFrom="column">
-                  <wp:posOffset>-2003425</wp:posOffset>
+                  <wp:posOffset>-2322195</wp:posOffset>
                 </wp:positionH>
                 <wp:positionV relativeFrom="paragraph">
-                  <wp:posOffset>977265</wp:posOffset>
+                  <wp:posOffset>593090</wp:posOffset>
                 </wp:positionV>
                 <wp:extent cx="162560" cy="142240"/>
                 <wp:effectExtent l="6350" t="6350" r="13970" b="19050"/>
                 <wp:wrapNone/>
-                <wp:docPr id="5" name="Óvalo 5"/>
+                <wp:docPr id="49" name="Óvalo 49"/>
                 <wp:cNvGraphicFramePr/>
                 <a:graphic xmlns:a="http://schemas.openxmlformats.org/drawingml/2006/main">
                   <a:graphicData uri="http://schemas.microsoft.com/office/word/2010/wordprocessingShape">
@@ -517,6 +1645,11 @@
                           <a:avLst/>
                         </a:prstGeom>
                         <a:noFill/>
+                        <a:ln>
+                          <a:solidFill>
+                            <a:srgbClr val="FF0000"/>
+                          </a:solidFill>
+                        </a:ln>
                       </wps:spPr>
                       <wps:style>
                         <a:lnRef idx="2">
@@ -545,9 +1678,9 @@
           </mc:Choice>
           <mc:Fallback>
             <w:pict>
-              <v:shape id="_x0000_s1026" o:spid="_x0000_s1026" o:spt="3" type="#_x0000_t3" style="position:absolute;left:0pt;margin-left:-157.75pt;margin-top:76.95pt;height:11.2pt;width:12.8pt;z-index:251663360;v-text-anchor:middle;mso-width-relative:page;mso-height-relative:page;" filled="f" stroked="t" coordsize="21600,21600" o:gfxdata="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">
+              <v:shape id="_x0000_s1026" o:spid="_x0000_s1026" o:spt="3" type="#_x0000_t3" style="position:absolute;left:0pt;margin-left:-182.85pt;margin-top:46.7pt;height:11.2pt;width:12.8pt;z-index:251688960;v-text-anchor:middle;mso-width-relative:page;mso-height-relative:page;" filled="f" stroked="t" coordsize="21600,21600" o:gfxdata="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">
                 <v:fill on="f" focussize="0,0"/>
-                <v:stroke weight="1pt" color="#2F5597 [2404]" miterlimit="8" joinstyle="miter"/>
+                <v:stroke weight="1pt" color="#FF0000 [2404]" miterlimit="8" joinstyle="miter"/>
                 <v:imagedata o:title=""/>
                 <o:lock v:ext="edit" aspectratio="f"/>
               </v:shape>
@@ -562,18 +1695,18 @@
         <mc:AlternateContent>
           <mc:Choice Requires="wps">
             <w:drawing>
-              <wp:anchor distT="0" distB="0" distL="114300" distR="114300" simplePos="0" relativeHeight="251662336" behindDoc="0" locked="0" layoutInCell="1" allowOverlap="1">
+              <wp:anchor distT="0" distB="0" distL="114300" distR="114300" simplePos="0" relativeHeight="251687936" behindDoc="0" locked="0" layoutInCell="1" allowOverlap="1">
                 <wp:simplePos x="0" y="0"/>
                 <wp:positionH relativeFrom="column">
-                  <wp:posOffset>-2003425</wp:posOffset>
+                  <wp:posOffset>-2312670</wp:posOffset>
                 </wp:positionH>
                 <wp:positionV relativeFrom="paragraph">
-                  <wp:posOffset>691515</wp:posOffset>
+                  <wp:posOffset>183515</wp:posOffset>
                 </wp:positionV>
                 <wp:extent cx="162560" cy="142240"/>
                 <wp:effectExtent l="6350" t="6350" r="13970" b="19050"/>
                 <wp:wrapNone/>
-                <wp:docPr id="4" name="Óvalo 4"/>
+                <wp:docPr id="48" name="Óvalo 48"/>
                 <wp:cNvGraphicFramePr/>
                 <a:graphic xmlns:a="http://schemas.openxmlformats.org/drawingml/2006/main">
                   <a:graphicData uri="http://schemas.microsoft.com/office/word/2010/wordprocessingShape">
@@ -588,6 +1721,11 @@
                           <a:avLst/>
                         </a:prstGeom>
                         <a:noFill/>
+                        <a:ln>
+                          <a:solidFill>
+                            <a:srgbClr val="FF0000"/>
+                          </a:solidFill>
+                        </a:ln>
                       </wps:spPr>
                       <wps:style>
                         <a:lnRef idx="2">
@@ -616,9 +1754,9 @@
           </mc:Choice>
           <mc:Fallback>
             <w:pict>
-              <v:shape id="_x0000_s1026" o:spid="_x0000_s1026" o:spt="3" type="#_x0000_t3" style="position:absolute;left:0pt;margin-left:-157.75pt;margin-top:54.45pt;height:11.2pt;width:12.8pt;z-index:251662336;v-text-anchor:middle;mso-width-relative:page;mso-height-relative:page;" filled="f" stroked="t" coordsize="21600,21600" o:gfxdata="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">
+              <v:shape id="_x0000_s1026" o:spid="_x0000_s1026" o:spt="3" type="#_x0000_t3" style="position:absolute;left:0pt;margin-left:-182.1pt;margin-top:14.45pt;height:11.2pt;width:12.8pt;z-index:251687936;v-text-anchor:middle;mso-width-relative:page;mso-height-relative:page;" filled="f" stroked="t" coordsize="21600,21600" o:gfxdata="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">
                 <v:fill on="f" focussize="0,0"/>
-                <v:stroke weight="1pt" color="#2F5597 [2404]" miterlimit="8" joinstyle="miter"/>
+                <v:stroke weight="1pt" color="#FF0000 [2404]" miterlimit="8" joinstyle="miter"/>
                 <v:imagedata o:title=""/>
                 <o:lock v:ext="edit" aspectratio="f"/>
               </v:shape>
@@ -626,99 +1764,6 @@
           </mc:Fallback>
         </mc:AlternateContent>
       </w:r>
-      <w:r>
-        <w:rPr>
-          <w:sz w:val="24"/>
-        </w:rPr>
-        <mc:AlternateContent>
-          <mc:Choice Requires="wps">
-            <w:drawing>
-              <wp:anchor distT="0" distB="0" distL="114300" distR="114300" simplePos="0" relativeHeight="251661312" behindDoc="0" locked="0" layoutInCell="1" allowOverlap="1">
-                <wp:simplePos x="0" y="0"/>
-                <wp:positionH relativeFrom="column">
-                  <wp:posOffset>-1985645</wp:posOffset>
-                </wp:positionH>
-                <wp:positionV relativeFrom="paragraph">
-                  <wp:posOffset>389255</wp:posOffset>
-                </wp:positionV>
-                <wp:extent cx="162560" cy="142240"/>
-                <wp:effectExtent l="6350" t="6350" r="13970" b="19050"/>
-                <wp:wrapNone/>
-                <wp:docPr id="3" name="Óvalo 3"/>
-                <wp:cNvGraphicFramePr/>
-                <a:graphic xmlns:a="http://schemas.openxmlformats.org/drawingml/2006/main">
-                  <a:graphicData uri="http://schemas.microsoft.com/office/word/2010/wordprocessingShape">
-                    <wps:wsp>
-                      <wps:cNvSpPr/>
-                      <wps:spPr>
-                        <a:xfrm>
-                          <a:off x="1711325" y="4716145"/>
-                          <a:ext cx="162560" cy="142240"/>
-                        </a:xfrm>
-                        <a:prstGeom prst="ellipse">
-                          <a:avLst/>
-                        </a:prstGeom>
-                        <a:noFill/>
-                      </wps:spPr>
-                      <wps:style>
-                        <a:lnRef idx="2">
-                          <a:schemeClr val="accent1">
-                            <a:lumMod val="75000"/>
-                          </a:schemeClr>
-                        </a:lnRef>
-                        <a:fillRef idx="1">
-                          <a:schemeClr val="accent1"/>
-                        </a:fillRef>
-                        <a:effectRef idx="0">
-                          <a:srgbClr val="FFFFFF"/>
-                        </a:effectRef>
-                        <a:fontRef idx="minor">
-                          <a:schemeClr val="lt1"/>
-                        </a:fontRef>
-                      </wps:style>
-                      <wps:bodyPr rot="0" spcFirstLastPara="0" vertOverflow="overflow" horzOverflow="overflow" vert="horz" wrap="square" lIns="91440" tIns="45720" rIns="91440" bIns="45720" numCol="1" spcCol="0" rtlCol="0" fromWordArt="0" anchor="ctr" anchorCtr="0" forceAA="0" compatLnSpc="1">
-                        <a:noAutofit/>
-                      </wps:bodyPr>
-                    </wps:wsp>
-                  </a:graphicData>
-                </a:graphic>
-              </wp:anchor>
-            </w:drawing>
-          </mc:Choice>
-          <mc:Fallback>
-            <w:pict>
-              <v:shape id="_x0000_s1026" o:spid="_x0000_s1026" o:spt="3" type="#_x0000_t3" style="position:absolute;left:0pt;margin-left:-156.35pt;margin-top:30.65pt;height:11.2pt;width:12.8pt;z-index:251661312;v-text-anchor:middle;mso-width-relative:page;mso-height-relative:page;" filled="f" stroked="t" coordsize="21600,21600" o:gfxdata="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">
-                <v:fill on="f" focussize="0,0"/>
-                <v:stroke weight="1pt" color="#2F5597 [2404]" miterlimit="8" joinstyle="miter"/>
-                <v:imagedata o:title=""/>
-                <o:lock v:ext="edit" aspectratio="f"/>
-              </v:shape>
-            </w:pict>
-          </mc:Fallback>
-        </mc:AlternateContent>
-      </w:r>
-      <w:r>
-        <w:t>El Camino de Datos es la parte de la CPU que contiene la ALU</w:t>
-      </w:r>
-      <w:r>
-        <w:rPr>
-          <w:rFonts w:hint="default"/>
-          <w:lang w:val="es-AR"/>
-        </w:rPr>
-        <w:t>(Unidad Aritmética Logica)</w:t>
-      </w:r>
-      <w:r>
-        <w:t>, sus registros, entradas y salidas, formando la trayectoria principal por donde fluye la información. Su operación básica consiste en seleccionar uno o dos de los registros de 32 bits de la microarquitectura, hacer que la ALU opere con ellos (por ejemplo, sumándolos) y almacenar luego el resultado.</w:t>
-      </w:r>
-    </w:p>
-    <w:p>
-      <w:pPr>
-        <w:pStyle w:val="13"/>
-        <w:keepNext w:val="0"/>
-        <w:keepLines w:val="0"/>
-        <w:widowControl/>
-        <w:suppressLineNumbers w:val="0"/>
-      </w:pPr>
       <w:r>
         <w:t>Para realizar estas operaciones, la ALU necesita dos entradas de datos: una izquierda (A) y una derecha (B). La entrada derecha está conectada al Bus B, el cual puede recibir el contenido de casi todos los registros (MDR, PC, MBR, SP, LV, CPP, TOS, OPC). Sin embargo, la entrada izquierda está conectada únicamente a un registro de retención dedicado llamado H. Una vez que los datos son procesados, la salida de la ALU alimenta al desplazador y luego pasa al Bus C, desde donde el resultado puede escribirse en uno o más registros al mismo tiempo.</w:t>
       </w:r>
@@ -1033,6 +2078,48 @@
     <w:p>
       <w:pPr>
         <w:ind w:firstLine="709" w:firstLineChars="0"/>
+        <w:jc w:val="center"/>
+        <w:rPr>
+          <w:rFonts w:hint="default"/>
+          <w:b w:val="0"/>
+          <w:bCs w:val="0"/>
+          <w:i/>
+          <w:iCs/>
+          <w:lang w:val="es-AR"/>
+        </w:rPr>
+      </w:pPr>
+    </w:p>
+    <w:p>
+      <w:pPr>
+        <w:ind w:firstLine="709" w:firstLineChars="0"/>
+        <w:jc w:val="center"/>
+        <w:rPr>
+          <w:rFonts w:hint="default"/>
+          <w:b w:val="0"/>
+          <w:bCs w:val="0"/>
+          <w:i/>
+          <w:iCs/>
+          <w:lang w:val="es-AR"/>
+        </w:rPr>
+      </w:pPr>
+    </w:p>
+    <w:p>
+      <w:pPr>
+        <w:ind w:firstLine="709" w:firstLineChars="0"/>
+        <w:jc w:val="center"/>
+        <w:rPr>
+          <w:rFonts w:hint="default"/>
+          <w:b w:val="0"/>
+          <w:bCs w:val="0"/>
+          <w:i/>
+          <w:iCs/>
+          <w:lang w:val="es-AR"/>
+        </w:rPr>
+      </w:pPr>
+    </w:p>
+    <w:p>
+      <w:pPr>
+        <w:ind w:firstLine="709" w:firstLineChars="0"/>
         <w:jc w:val="both"/>
         <w:rPr>
           <w:rFonts w:hint="default"/>
@@ -1508,7 +2595,7 @@
           <w:bCs w:val="0"/>
           <w:lang w:val="es-AR"/>
         </w:rPr>
-        <w:t xml:space="preserve">La funcion de la ALU está determinada por seis líneas de control. Estas son F0 y F1 para determinar el funcionmiento de la ALU, ENA y ENB para habilitar individualmente las salidas, INVA para invertir la entrada izquierda, e INC para forzar un acarreo de entrada en el bit de orden bajo, lo que en realidad suma 1 al resultado. Sin embargo, no todas las 64 combinaciones de las lineas de control de la ALU hacen algo útil. Algunas de las combinaciones mas interesantes son: </w:t>
+        <w:t xml:space="preserve">La función de la ALU está determinada por seis líneas de control. Estas son F0 y F1 para determinar el funcionmiento de la ALU, ENA y ENB para habilitar individualmente las salidas, INVA para invertir la entrada izquierda, e INC para forzar un acarreo de entrada en el bit de orden bajo, lo que en realidad suma 1 al resultado. Sin embargo, no todas las 64 combinaciones de las lineas de control de la ALU hacen algo útil. Algunas de las combinaciones mas interesantes son: </w:t>
       </w:r>
     </w:p>
     <w:tbl>
@@ -6126,8 +7213,6 @@
         </w:rPr>
         <w:t>Si se activa SRA1, el desplazador corre todos los bits una posición hacia la derecha manteniendo intacto el bit de signo, lo cual equivale matemáticamente a dividir un número entero por dos. Por otro lado, si se activa SLL8, los bits se desplazan ocho posiciones hacia la izquierda, rellenando con ceros los espacios vacíos a la derecha. Si ninguna de las dos señales de control está activa, el desplazador simplemente actúa como un puente, dejando pasar el resultado de la ALU hacia el Bus C sin modificaciones.</w:t>
       </w:r>
-      <w:bookmarkStart w:id="0" w:name="_GoBack"/>
-      <w:bookmarkEnd w:id="0"/>
     </w:p>
     <w:p>
       <w:pPr>
@@ -6208,8 +7293,8 @@
         </w:rPr>
         <w:drawing>
           <wp:inline distT="0" distB="0" distL="114300" distR="114300">
-            <wp:extent cx="9227820" cy="4530725"/>
-            <wp:effectExtent l="0" t="0" r="7620" b="10795"/>
+            <wp:extent cx="9227820" cy="4408805"/>
+            <wp:effectExtent l="0" t="0" r="0" b="0"/>
             <wp:docPr id="39" name="Imagen 39" descr="rebistro_8bits"/>
             <wp:cNvGraphicFramePr>
               <a:graphicFrameLocks xmlns:a="http://schemas.openxmlformats.org/drawingml/2006/main" noChangeAspect="1"/>
@@ -6225,6 +7310,7 @@
                   </pic:nvPicPr>
                   <pic:blipFill>
                     <a:blip r:embed="rId16"/>
+                    <a:srcRect b="2691"/>
                     <a:stretch>
                       <a:fillRect/>
                     </a:stretch>
@@ -6232,7 +7318,7 @@
                   <pic:spPr>
                     <a:xfrm>
                       <a:off x="0" y="0"/>
-                      <a:ext cx="9227820" cy="4530725"/>
+                      <a:ext cx="9227820" cy="4408805"/>
                     </a:xfrm>
                     <a:prstGeom prst="rect">
                       <a:avLst/>
@@ -6364,13 +7450,75 @@
     </w:p>
     <w:p>
       <w:pPr>
-        <w:jc w:val="both"/>
-      </w:pPr>
-      <w:r>
+        <w:ind w:left="480" w:hanging="480" w:hangingChars="200"/>
+        <w:jc w:val="both"/>
+      </w:pPr>
+      <w:r>
+        <w:rPr>
+          <w:rFonts w:hint="default"/>
+          <w:lang w:val="es-AR"/>
+        </w:rPr>
         <w:drawing>
           <wp:inline distT="0" distB="0" distL="114300" distR="114300">
-            <wp:extent cx="4538980" cy="2571115"/>
-            <wp:effectExtent l="0" t="0" r="2540" b="4445"/>
+            <wp:extent cx="4270375" cy="1995805"/>
+            <wp:effectExtent l="0" t="0" r="12065" b="635"/>
+            <wp:docPr id="61" name="Imagen 61" descr="FLIPFLOPASC"/>
+            <wp:cNvGraphicFramePr>
+              <a:graphicFrameLocks xmlns:a="http://schemas.openxmlformats.org/drawingml/2006/main" noChangeAspect="1"/>
+            </wp:cNvGraphicFramePr>
+            <a:graphic xmlns:a="http://schemas.openxmlformats.org/drawingml/2006/main">
+              <a:graphicData uri="http://schemas.openxmlformats.org/drawingml/2006/picture">
+                <pic:pic xmlns:pic="http://schemas.openxmlformats.org/drawingml/2006/picture">
+                  <pic:nvPicPr>
+                    <pic:cNvPr id="61" name="Imagen 61" descr="FLIPFLOPASC"/>
+                    <pic:cNvPicPr>
+                      <a:picLocks noChangeAspect="1"/>
+                    </pic:cNvPicPr>
+                  </pic:nvPicPr>
+                  <pic:blipFill>
+                    <a:blip r:embed="rId18"/>
+                    <a:stretch>
+                      <a:fillRect/>
+                    </a:stretch>
+                  </pic:blipFill>
+                  <pic:spPr>
+                    <a:xfrm>
+                      <a:off x="0" y="0"/>
+                      <a:ext cx="4270375" cy="1995805"/>
+                    </a:xfrm>
+                    <a:prstGeom prst="rect">
+                      <a:avLst/>
+                    </a:prstGeom>
+                  </pic:spPr>
+                </pic:pic>
+              </a:graphicData>
+            </a:graphic>
+          </wp:inline>
+        </w:drawing>
+      </w:r>
+    </w:p>
+    <w:p>
+      <w:pPr>
+        <w:ind w:firstLine="709" w:firstLineChars="0"/>
+        <w:jc w:val="both"/>
+        <w:rPr>
+          <w:rFonts w:hint="default"/>
+          <w:lang w:val="es-AR"/>
+        </w:rPr>
+      </w:pPr>
+      <w:r>
+        <w:drawing>
+          <wp:anchor distT="0" distB="0" distL="114300" distR="114300" simplePos="0" relativeHeight="251699200" behindDoc="0" locked="0" layoutInCell="1" allowOverlap="1">
+            <wp:simplePos x="0" y="0"/>
+            <wp:positionH relativeFrom="column">
+              <wp:posOffset>1593215</wp:posOffset>
+            </wp:positionH>
+            <wp:positionV relativeFrom="page">
+              <wp:posOffset>5689600</wp:posOffset>
+            </wp:positionV>
+            <wp:extent cx="3274695" cy="1855470"/>
+            <wp:effectExtent l="0" t="0" r="1905" b="3810"/>
+            <wp:wrapSquare wrapText="bothSides"/>
             <wp:docPr id="41" name="Imagen 2"/>
             <wp:cNvGraphicFramePr>
               <a:graphicFrameLocks xmlns:a="http://schemas.openxmlformats.org/drawingml/2006/main" noChangeAspect="1"/>
@@ -6385,7 +7533,7 @@
                     </pic:cNvPicPr>
                   </pic:nvPicPr>
                   <pic:blipFill>
-                    <a:blip r:embed="rId18"/>
+                    <a:blip r:embed="rId19"/>
                     <a:srcRect t="6034"/>
                     <a:stretch>
                       <a:fillRect/>
@@ -6394,7 +7542,7 @@
                   <pic:spPr>
                     <a:xfrm>
                       <a:off x="0" y="0"/>
-                      <a:ext cx="4538980" cy="2571115"/>
+                      <a:ext cx="3274695" cy="1855470"/>
                     </a:xfrm>
                     <a:prstGeom prst="rect">
                       <a:avLst/>
@@ -6407,19 +7555,24 @@
                 </pic:pic>
               </a:graphicData>
             </a:graphic>
-          </wp:inline>
+          </wp:anchor>
         </w:drawing>
       </w:r>
-    </w:p>
-    <w:p>
-      <w:pPr>
-        <w:jc w:val="both"/>
-      </w:pPr>
-    </w:p>
-    <w:p>
-      <w:pPr>
-        <w:jc w:val="both"/>
-      </w:pPr>
+      <w:r>
+        <w:rPr>
+          <w:rFonts w:hint="default"/>
+          <w:lang w:val="es-AR"/>
+        </w:rPr>
+        <w:t xml:space="preserve">En el registro de 8 bits y, por ende, en el de 32, usamos flip-flops ascendentes. Estos son elementos capaces de guardar un bit. Tienen una entrada D, una salida Q, una entrada de reloj llamada CLK y otras entradas CLR y PRE. En este caso, como son con flanco ascendente, el dato se guarda en el momento en el que el CLK pasa de 0 a 1. </w:t>
+      </w:r>
+      <w:r>
+        <w:rPr>
+          <w:rFonts w:hint="default"/>
+          <w:highlight w:val="none"/>
+          <w:lang w:val="es-AR"/>
+        </w:rPr>
+        <w:t>Usamos flancos porque todas las partes del procesador deben cambiar de manera ordenada. Por ejemplo, el MIR, que veremos con más detalle en otra sección, puede cargar una microinstrucción en el flanco descendente mientras otros registros se actualizan en otro momento del ciclo. Así se evita que varios valores cambien al mismo tiempo y se mezclen datos viejos con datos nuevos. Además la señal CLR borra el contenido del registro y lo lleva a cero, si está implementado y la señal PRE fuerza los bits a uno.</w:t>
+      </w:r>
     </w:p>
     <w:p>
       <w:pPr>
@@ -6430,21 +7583,116 @@
           <w:lang w:val="es-AR"/>
         </w:rPr>
       </w:pPr>
-      <w:r>
-        <w:rPr>
-          <w:rFonts w:hint="default"/>
-          <w:lang w:val="es-AR"/>
-        </w:rPr>
-        <w:t xml:space="preserve">En el registro de 8 bits y, por ende, en el de 32, usamos flip-flops ascendentes. Estos son elementos capaces de guardar un bit. Tienen una entrada D, una salida Q, una entrada de reloj llamada CLK y otras entradas CLR y PRE. En este caso, como son con flanco ascendente, el dato se guarda en el momento en el que el CLK pasa de 0 a 1. </w:t>
-      </w:r>
-      <w:r>
-        <w:rPr>
-          <w:rFonts w:hint="default"/>
-          <w:highlight w:val="none"/>
-          <w:lang w:val="es-AR"/>
-        </w:rPr>
-        <w:t>Usamos flancos porque todas las partes del procesador deben cambiar de manera ordenada. Por ejemplo, el MIR, que veremos con más detalle en otra sección, puede cargar una microinstrucción en el flanco descendente mientras otros registros se actualizan en otro momento del ciclo. Así se evita que varios valores cambien al mismo tiempo y se mezclen datos viejos con datos nuevos. Además la señal CLR borra el contenido del registro y lo lleva a cero, si está implementado y la señal PRE fuerza los bits a uno.</w:t>
-      </w:r>
+    </w:p>
+    <w:p>
+      <w:pPr>
+        <w:ind w:firstLine="709" w:firstLineChars="0"/>
+        <w:jc w:val="both"/>
+        <w:rPr>
+          <w:rFonts w:hint="default"/>
+          <w:lang w:val="es-AR"/>
+        </w:rPr>
+      </w:pPr>
+    </w:p>
+    <w:p>
+      <w:pPr>
+        <w:ind w:firstLine="709" w:firstLineChars="0"/>
+        <w:jc w:val="both"/>
+        <w:rPr>
+          <w:rFonts w:hint="default"/>
+          <w:lang w:val="es-AR"/>
+        </w:rPr>
+      </w:pPr>
+    </w:p>
+    <w:p>
+      <w:pPr>
+        <w:ind w:firstLine="709" w:firstLineChars="0"/>
+        <w:jc w:val="both"/>
+        <w:rPr>
+          <w:rFonts w:hint="default"/>
+          <w:lang w:val="es-AR"/>
+        </w:rPr>
+      </w:pPr>
+    </w:p>
+    <w:p>
+      <w:pPr>
+        <w:ind w:firstLine="709" w:firstLineChars="0"/>
+        <w:jc w:val="both"/>
+        <w:rPr>
+          <w:rFonts w:hint="default"/>
+          <w:lang w:val="es-AR"/>
+        </w:rPr>
+      </w:pPr>
+    </w:p>
+    <w:p>
+      <w:pPr>
+        <w:ind w:firstLine="709" w:firstLineChars="0"/>
+        <w:jc w:val="both"/>
+        <w:rPr>
+          <w:rFonts w:hint="default"/>
+          <w:lang w:val="es-AR"/>
+        </w:rPr>
+      </w:pPr>
+    </w:p>
+    <w:p>
+      <w:pPr>
+        <w:ind w:firstLine="709" w:firstLineChars="0"/>
+        <w:jc w:val="both"/>
+        <w:rPr>
+          <w:rFonts w:hint="default"/>
+          <w:lang w:val="es-AR"/>
+        </w:rPr>
+      </w:pPr>
+    </w:p>
+    <w:p>
+      <w:pPr>
+        <w:ind w:firstLine="709" w:firstLineChars="0"/>
+        <w:jc w:val="both"/>
+        <w:rPr>
+          <w:rFonts w:hint="default"/>
+          <w:lang w:val="es-AR"/>
+        </w:rPr>
+      </w:pPr>
+    </w:p>
+    <w:p>
+      <w:pPr>
+        <w:ind w:firstLine="709" w:firstLineChars="0"/>
+        <w:jc w:val="both"/>
+        <w:rPr>
+          <w:rFonts w:hint="default"/>
+          <w:lang w:val="es-AR"/>
+        </w:rPr>
+      </w:pPr>
+    </w:p>
+    <w:p>
+      <w:pPr>
+        <w:ind w:firstLine="709" w:firstLineChars="0"/>
+        <w:jc w:val="both"/>
+        <w:rPr>
+          <w:rFonts w:hint="default"/>
+          <w:lang w:val="es-AR"/>
+        </w:rPr>
+      </w:pPr>
+    </w:p>
+    <w:p>
+      <w:pPr>
+        <w:ind w:firstLine="709" w:firstLineChars="0"/>
+        <w:jc w:val="both"/>
+        <w:rPr>
+          <w:rFonts w:hint="default"/>
+          <w:lang w:val="es-AR"/>
+        </w:rPr>
+      </w:pPr>
+    </w:p>
+    <w:p>
+      <w:pPr>
+        <w:ind w:firstLine="709" w:firstLineChars="0"/>
+        <w:jc w:val="both"/>
+        <w:rPr>
+          <w:rFonts w:hint="default"/>
+          <w:lang w:val="es-AR"/>
+        </w:rPr>
+      </w:pPr>
     </w:p>
     <w:p>
       <w:pPr>
@@ -6576,7 +7824,7 @@
                     </pic:cNvPicPr>
                   </pic:nvPicPr>
                   <pic:blipFill>
-                    <a:blip r:embed="rId19"/>
+                    <a:blip r:embed="rId20"/>
                     <a:stretch>
                       <a:fillRect/>
                     </a:stretch>
@@ -6988,50 +8236,20 @@
     </w:p>
     <w:p>
       <w:pPr>
-        <w:numPr>
-          <w:ilvl w:val="0"/>
-          <w:numId w:val="0"/>
-        </w:numPr>
-        <w:ind w:leftChars="0" w:firstLine="709" w:firstLineChars="0"/>
-        <w:jc w:val="both"/>
         <w:rPr>
           <w:rFonts w:hint="default" w:ascii="Times New Roman" w:hAnsi="Cambria Math"/>
           <w:i w:val="0"/>
           <w:lang w:val="es-AR"/>
         </w:rPr>
       </w:pPr>
-    </w:p>
-    <w:p>
-      <w:pPr>
-        <w:numPr>
-          <w:ilvl w:val="0"/>
-          <w:numId w:val="0"/>
-        </w:numPr>
-        <w:jc w:val="both"/>
+      <w:r>
         <w:rPr>
           <w:rFonts w:hint="default" w:ascii="Times New Roman" w:hAnsi="Cambria Math"/>
-          <w:b/>
-          <w:bCs/>
           <w:i w:val="0"/>
           <w:lang w:val="es-AR"/>
         </w:rPr>
-      </w:pPr>
-    </w:p>
-    <w:p>
-      <w:pPr>
-        <w:numPr>
-          <w:ilvl w:val="0"/>
-          <w:numId w:val="0"/>
-        </w:numPr>
-        <w:jc w:val="both"/>
-        <w:rPr>
-          <w:rFonts w:hint="default" w:ascii="Times New Roman" w:hAnsi="Cambria Math"/>
-          <w:b/>
-          <w:bCs/>
-          <w:i w:val="0"/>
-          <w:lang w:val="es-AR"/>
-        </w:rPr>
-      </w:pPr>
+        <w:br w:type="page"/>
+      </w:r>
     </w:p>
     <w:p>
       <w:pPr>
@@ -7119,43 +8337,10 @@
           <w:b w:val="0"/>
           <w:bCs w:val="0"/>
           <w:i w:val="0"/>
-          <w:highlight w:val="yellow"/>
-          <w:lang w:val="es-AR"/>
-        </w:rPr>
-        <w:t>(encerradas con rojo en el dibujo del camino de datos) ,</w:t>
-      </w:r>
-      <w:r>
-        <w:rPr>
-          <w:rFonts w:hint="default" w:ascii="Times New Roman" w:hAnsi="Cambria Math"/>
-          <w:b w:val="0"/>
-          <w:bCs w:val="0"/>
-          <w:i w:val="0"/>
           <w:highlight w:val="none"/>
           <w:lang w:val="es-AR"/>
         </w:rPr>
-        <w:t xml:space="preserve">  son los que pueden pasarle sus valores al bus B y los que tienen una flecha negra </w:t>
-      </w:r>
-      <w:r>
-        <w:rPr>
-          <w:rFonts w:hint="default" w:ascii="Times New Roman" w:hAnsi="Cambria Math"/>
-          <w:b w:val="0"/>
-          <w:bCs w:val="0"/>
-          <w:i w:val="0"/>
-          <w:highlight w:val="yellow"/>
-          <w:lang w:val="es-AR"/>
-        </w:rPr>
-        <w:t>(encerrada con azul en el dibujo del camino de datos)</w:t>
-      </w:r>
-      <w:r>
-        <w:rPr>
-          <w:rFonts w:hint="default" w:ascii="Times New Roman" w:hAnsi="Cambria Math"/>
-          <w:b w:val="0"/>
-          <w:bCs w:val="0"/>
-          <w:i w:val="0"/>
-          <w:highlight w:val="none"/>
-          <w:lang w:val="es-AR"/>
-        </w:rPr>
-        <w:t xml:space="preserve"> pueden cargarse a partir del bus C.</w:t>
+        <w:t>(encerradas con rojo en el dibujo del camino de datos) ,  son los que pueden pasarle sus valores al bus B y los que tienen una flecha negra (encerrada con azul en el dibujo del camino de datos) pueden cargarse a partir del bus C.</w:t>
       </w:r>
     </w:p>
     <w:p>
@@ -7239,7 +8424,7 @@
                     </pic:cNvPicPr>
                   </pic:nvPicPr>
                   <pic:blipFill>
-                    <a:blip r:embed="rId20"/>
+                    <a:blip r:embed="rId21"/>
                     <a:stretch>
                       <a:fillRect/>
                     </a:stretch>
@@ -7543,6 +8728,24 @@
           <w:ilvl w:val="0"/>
           <w:numId w:val="0"/>
         </w:numPr>
+        <w:jc w:val="both"/>
+        <w:rPr>
+          <w:rFonts w:hint="default" w:ascii="Times New Roman" w:hAnsi="Cambria Math"/>
+          <w:b w:val="0"/>
+          <w:bCs w:val="0"/>
+          <w:i w:val="0"/>
+          <w:highlight w:val="none"/>
+          <w:lang w:val="es-AR"/>
+        </w:rPr>
+      </w:pPr>
+    </w:p>
+    <w:p>
+      <w:pPr>
+        <w:numPr>
+          <w:ilvl w:val="0"/>
+          <w:numId w:val="0"/>
+        </w:numPr>
+        <w:ind w:firstLine="709" w:firstLineChars="0"/>
         <w:jc w:val="both"/>
         <w:rPr>
           <w:rFonts w:hint="default" w:ascii="Times New Roman" w:hAnsi="Cambria Math"/>
@@ -8282,7 +9485,6 @@
         <w:jc w:val="both"/>
         <w:rPr>
           <w:rFonts w:hint="default"/>
-          <w:highlight w:val="none"/>
         </w:rPr>
       </w:pPr>
       <w:r>
@@ -8298,13 +9500,13 @@
           <wp:anchor distT="0" distB="0" distL="114300" distR="114300" simplePos="0" relativeHeight="251679744" behindDoc="0" locked="0" layoutInCell="1" allowOverlap="1">
             <wp:simplePos x="0" y="0"/>
             <wp:positionH relativeFrom="column">
-              <wp:posOffset>982345</wp:posOffset>
+              <wp:posOffset>976630</wp:posOffset>
             </wp:positionH>
-            <wp:positionV relativeFrom="page">
-              <wp:posOffset>6565265</wp:posOffset>
+            <wp:positionV relativeFrom="paragraph">
+              <wp:posOffset>734695</wp:posOffset>
             </wp:positionV>
-            <wp:extent cx="4361815" cy="3662680"/>
-            <wp:effectExtent l="0" t="0" r="42545" b="25400"/>
+            <wp:extent cx="4361815" cy="3401060"/>
+            <wp:effectExtent l="0" t="0" r="0" b="0"/>
             <wp:wrapTopAndBottom/>
             <wp:docPr id="25" name="Imagen 25" descr="Captura de pantalla 2026-08-04 231105"/>
             <wp:cNvGraphicFramePr>
@@ -8320,7 +9522,8 @@
                     </pic:cNvPicPr>
                   </pic:nvPicPr>
                   <pic:blipFill>
-                    <a:blip r:embed="rId21"/>
+                    <a:blip r:embed="rId22"/>
+                    <a:srcRect t="2601" b="4542"/>
                     <a:stretch>
                       <a:fillRect/>
                     </a:stretch>
@@ -8328,7 +9531,7 @@
                   <pic:spPr>
                     <a:xfrm>
                       <a:off x="0" y="0"/>
-                      <a:ext cx="4361815" cy="3662680"/>
+                      <a:ext cx="4361815" cy="3401060"/>
                     </a:xfrm>
                     <a:prstGeom prst="rect">
                       <a:avLst/>
@@ -8354,6 +9557,14 @@
     </w:p>
     <w:p>
       <w:pPr>
+        <w:jc w:val="both"/>
+        <w:rPr>
+          <w:rFonts w:hint="default"/>
+        </w:rPr>
+      </w:pPr>
+    </w:p>
+    <w:p>
+      <w:pPr>
         <w:ind w:firstLine="709" w:firstLineChars="0"/>
         <w:jc w:val="both"/>
       </w:pPr>
@@ -8366,7 +9577,7 @@
       <w:r>
         <w:rPr>
           <w:rFonts w:hint="default"/>
-          <w:highlight w:val="yellow"/>
+          <w:highlight w:val="none"/>
           <w:lang w:val="es-AR"/>
         </w:rPr>
         <w:t>debilidades</w:t>
@@ -8398,133 +9609,7 @@
     </w:p>
     <w:p>
       <w:pPr>
-        <w:numPr>
-          <w:ilvl w:val="0"/>
-          <w:numId w:val="0"/>
-        </w:numPr>
-        <w:ind w:firstLine="709" w:firstLineChars="0"/>
-        <w:jc w:val="both"/>
-        <w:rPr>
-          <w:rFonts w:hint="default" w:ascii="Times New Roman" w:hAnsi="Cambria Math"/>
-          <w:b w:val="0"/>
-          <w:bCs w:val="0"/>
-          <w:i w:val="0"/>
-          <w:highlight w:val="none"/>
-          <w:lang w:val="es-AR"/>
-        </w:rPr>
-      </w:pPr>
-    </w:p>
-    <w:p>
-      <w:pPr>
-        <w:numPr>
-          <w:ilvl w:val="0"/>
-          <w:numId w:val="0"/>
-        </w:numPr>
-        <w:ind w:firstLine="709" w:firstLineChars="0"/>
-        <w:jc w:val="both"/>
-        <w:rPr>
-          <w:rFonts w:hint="default" w:ascii="Times New Roman" w:hAnsi="Cambria Math"/>
-          <w:b w:val="0"/>
-          <w:bCs w:val="0"/>
-          <w:i w:val="0"/>
-          <w:highlight w:val="none"/>
-          <w:lang w:val="es-AR"/>
-        </w:rPr>
-      </w:pPr>
-    </w:p>
-    <w:p>
-      <w:pPr>
-        <w:numPr>
-          <w:ilvl w:val="0"/>
-          <w:numId w:val="0"/>
-        </w:numPr>
-        <w:ind w:firstLine="709" w:firstLineChars="0"/>
-        <w:jc w:val="both"/>
-        <w:rPr>
-          <w:rFonts w:hint="default" w:ascii="Times New Roman" w:hAnsi="Cambria Math"/>
-          <w:b w:val="0"/>
-          <w:bCs w:val="0"/>
-          <w:i w:val="0"/>
-          <w:highlight w:val="none"/>
-          <w:lang w:val="es-AR"/>
-        </w:rPr>
-      </w:pPr>
-    </w:p>
-    <w:p>
-      <w:pPr>
-        <w:numPr>
-          <w:ilvl w:val="0"/>
-          <w:numId w:val="0"/>
-        </w:numPr>
-        <w:ind w:firstLine="709" w:firstLineChars="0"/>
-        <w:jc w:val="both"/>
-        <w:rPr>
-          <w:rFonts w:hint="default" w:ascii="Times New Roman" w:hAnsi="Cambria Math"/>
-          <w:b w:val="0"/>
-          <w:bCs w:val="0"/>
-          <w:i w:val="0"/>
-          <w:highlight w:val="none"/>
-          <w:lang w:val="es-AR"/>
-        </w:rPr>
-      </w:pPr>
-    </w:p>
-    <w:p>
-      <w:pPr>
-        <w:numPr>
-          <w:ilvl w:val="0"/>
-          <w:numId w:val="0"/>
-        </w:numPr>
-        <w:ind w:firstLine="709" w:firstLineChars="0"/>
-        <w:jc w:val="both"/>
-        <w:rPr>
-          <w:rFonts w:hint="default" w:ascii="Times New Roman" w:hAnsi="Cambria Math"/>
-          <w:b w:val="0"/>
-          <w:bCs w:val="0"/>
-          <w:i w:val="0"/>
-          <w:highlight w:val="none"/>
-          <w:lang w:val="es-AR"/>
-        </w:rPr>
-      </w:pPr>
-    </w:p>
-    <w:p>
-      <w:pPr>
-        <w:numPr>
-          <w:ilvl w:val="0"/>
-          <w:numId w:val="0"/>
-        </w:numPr>
-        <w:ind w:firstLine="709" w:firstLineChars="0"/>
-        <w:jc w:val="both"/>
-        <w:rPr>
-          <w:rFonts w:hint="default" w:ascii="Times New Roman" w:hAnsi="Cambria Math"/>
-          <w:b w:val="0"/>
-          <w:bCs w:val="0"/>
-          <w:i w:val="0"/>
-          <w:highlight w:val="none"/>
-          <w:lang w:val="es-AR"/>
-        </w:rPr>
-      </w:pPr>
-    </w:p>
-    <w:p>
-      <w:pPr>
-        <w:numPr>
-          <w:ilvl w:val="0"/>
-          <w:numId w:val="0"/>
-        </w:numPr>
-        <w:ind w:firstLine="709" w:firstLineChars="0"/>
-        <w:jc w:val="both"/>
-        <w:rPr>
-          <w:rFonts w:hint="default" w:ascii="Times New Roman" w:hAnsi="Cambria Math"/>
-          <w:b w:val="0"/>
-          <w:bCs w:val="0"/>
-          <w:i w:val="0"/>
-          <w:highlight w:val="none"/>
-          <w:lang w:val="es-AR"/>
-        </w:rPr>
-      </w:pPr>
-    </w:p>
-    <w:p>
-      <w:pPr>
-        <w:ind w:left="2836" w:leftChars="0" w:firstLine="709" w:firstLineChars="0"/>
+        <w:ind w:left="2127" w:leftChars="0" w:firstLine="709" w:firstLineChars="0"/>
         <w:jc w:val="both"/>
         <w:rPr>
           <w:rFonts w:hint="default"/>
@@ -8645,53 +9730,6 @@
           <w:lang w:val="es-AR"/>
         </w:rPr>
       </w:pPr>
-      <w:r>
-        <w:rPr>
-          <w:rFonts w:hint="default"/>
-          <w:lang w:val="es-AR"/>
-        </w:rPr>
-        <w:t xml:space="preserve"> La unidad de control de la MIC-1 es del tipo Microprogramable. Esto significa que contiene una ROM donde sus direcciones son microinstrucciones definidas para resolver la totalidad de la instrucción cargada en MBR. Especificamente, nuestro ROM es de 512*36 bits. Es importante notar que es muy diferente de la memoria principal: las instrucciones de la memoria principal se ejecutan en orden según su dirección, las microinstrucciones no. Los microprogramas necesitan mayor flexibilidad (porque las secuencias de microinstrucciones tienden a ser cortas), así que generalmente no tienen esta propiedad. En lugar de esto, cada microinstrucción especifica explícitamente su sucesora.</w:t>
-      </w:r>
-    </w:p>
-    <w:p>
-      <w:pPr>
-        <w:numPr>
-          <w:ilvl w:val="0"/>
-          <w:numId w:val="0"/>
-        </w:numPr>
-        <w:ind w:firstLine="709" w:firstLineChars="0"/>
-        <w:jc w:val="both"/>
-        <w:rPr>
-          <w:rFonts w:hint="default"/>
-        </w:rPr>
-      </w:pPr>
-      <w:r>
-        <w:rPr>
-          <w:rFonts w:hint="default"/>
-          <w:lang w:val="es-AR"/>
-        </w:rPr>
-        <w:t>Puesto que la unidad de control es funcionalmente una memoria, necesita su propio registro de direcciones de memoria y su propio registro de datos de memoria. No necesita señales de lectura, porque continuamente se está leyendo. Llamamos al registro de dirección de memoria de 9 bits MPC (Microprogram Counter) y al registro de datos de memoria de 36 bits MIR (Microinstruction register) cuya función es almacenar la microinstrución actual</w:t>
-      </w:r>
-      <w:r>
-        <w:rPr>
-          <w:rFonts w:hint="default"/>
-        </w:rPr>
-        <w:t>.</w:t>
-      </w:r>
-    </w:p>
-    <w:p>
-      <w:pPr>
-        <w:numPr>
-          <w:ilvl w:val="0"/>
-          <w:numId w:val="0"/>
-        </w:numPr>
-        <w:ind w:firstLine="709" w:firstLineChars="0"/>
-        <w:jc w:val="both"/>
-        <w:rPr>
-          <w:rFonts w:hint="default"/>
-          <w:lang w:val="es-AR"/>
-        </w:rPr>
-      </w:pPr>
     </w:p>
     <w:p>
       <w:pPr>
@@ -8742,15 +9780,6 @@
                           <a:avLst/>
                         </a:prstGeom>
                         <a:noFill/>
-                        <a:extLst>
-                          <a:ext uri="{909E8E84-426E-40DD-AFC4-6F175D3DCCD1}">
-                            <a14:hiddenFill xmlns:a14="http://schemas.microsoft.com/office/drawing/2010/main">
-                              <a:solidFill>
-                                <a:schemeClr val="accent1"/>
-                              </a:solidFill>
-                            </a14:hiddenFill>
-                          </a:ext>
-                        </a:extLst>
                       </wps:spPr>
                       <wps:style>
                         <a:lnRef idx="2">
@@ -8788,7 +9817,7 @@
           </mc:Choice>
           <mc:Fallback>
             <w:pict>
-              <v:shape id="_x0000_s1026" o:spid="_x0000_s1026" o:spt="3" type="#_x0000_t3" style="position:absolute;left:0pt;margin-left:354.4pt;margin-top:197.3pt;height:137.7pt;width:134.3pt;z-index:251682816;v-text-anchor:middle;mso-width-relative:page;mso-height-relative:page;" filled="f" stroked="t" coordsize="21600,21600" o:gfxdata="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">
+              <v:shape id="_x0000_s1026" o:spid="_x0000_s1026" o:spt="3" type="#_x0000_t3" style="position:absolute;left:0pt;margin-left:354.4pt;margin-top:197.3pt;height:137.7pt;width:134.3pt;z-index:251682816;v-text-anchor:middle;mso-width-relative:page;mso-height-relative:page;" filled="f" stroked="t" coordsize="21600,21600" o:gfxdata="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">
                 <v:fill on="f" focussize="0,0"/>
                 <v:stroke weight="1pt" color="#2F5597 [2404]" miterlimit="8" joinstyle="miter"/>
                 <v:imagedata o:title=""/>
@@ -8834,7 +9863,7 @@
                     </pic:cNvPicPr>
                   </pic:nvPicPr>
                   <pic:blipFill>
-                    <a:blip r:embed="rId22"/>
+                    <a:blip r:embed="rId23"/>
                     <a:stretch>
                       <a:fillRect/>
                     </a:stretch>
@@ -8857,22 +9886,86 @@
     </w:p>
     <w:p>
       <w:pPr>
+        <w:numPr>
+          <w:ilvl w:val="0"/>
+          <w:numId w:val="0"/>
+        </w:numPr>
         <w:ind w:firstLine="709" w:firstLineChars="0"/>
         <w:jc w:val="both"/>
         <w:rPr>
           <w:rFonts w:hint="default"/>
-          <w:b w:val="0"/>
-          <w:bCs w:val="0"/>
-          <w:highlight w:val="yellow"/>
-          <w:lang w:val="es-AR"/>
-        </w:rPr>
-      </w:pPr>
-      <w:r>
-        <w:rPr>
-          <w:rFonts w:hint="default"/>
-          <w:b w:val="0"/>
-          <w:bCs w:val="0"/>
-          <w:highlight w:val="yellow"/>
+          <w:lang w:val="es-AR"/>
+        </w:rPr>
+      </w:pPr>
+      <w:r>
+        <w:rPr>
+          <w:rFonts w:hint="default"/>
+          <w:lang w:val="es-AR"/>
+        </w:rPr>
+        <w:t xml:space="preserve"> La unidad de control de la MIC-1 es del tipo Microprogramable. Esto significa que contiene una ROM donde sus direcciones son microinstrucciones definidas para resolver la totalidad de la instrucción cargada en MBR. Especificamente, nuestro ROM es de 512*36 bits. Es importante notar que es muy diferente de la memoria principal: las instrucciones de la memoria principal se ejecutan en orden según su dirección, las microinstrucciones no. Los microprogramas necesitan mayor flexibilidad (porque las secuencias de microinstrucciones tienden a ser cortas), así que generalmente no tienen esta propiedad. En lugar de esto, cada microinstrucción especifica explícitamente su sucesora.</w:t>
+      </w:r>
+    </w:p>
+    <w:p>
+      <w:pPr>
+        <w:numPr>
+          <w:ilvl w:val="0"/>
+          <w:numId w:val="0"/>
+        </w:numPr>
+        <w:ind w:firstLine="709" w:firstLineChars="0"/>
+        <w:jc w:val="both"/>
+        <w:rPr>
+          <w:rFonts w:hint="default"/>
+        </w:rPr>
+      </w:pPr>
+      <w:r>
+        <w:rPr>
+          <w:rFonts w:hint="default"/>
+          <w:lang w:val="es-AR"/>
+        </w:rPr>
+        <w:t>Puesto que la unidad de control es funcionalmente una memoria, necesita su propio registro de direcciones de memoria y su propio registro de datos de memoria. No necesita señales de lectura, porque continuamente se está leyendo. Llamamos al registro de dirección de memoria de 9 bits MPC (Microprogram Counter) y al registro de datos de memoria de 36 bits MIR (Microinstruction register) cuya función es almacenar la microinstrución actual</w:t>
+      </w:r>
+      <w:r>
+        <w:rPr>
+          <w:rFonts w:hint="default"/>
+        </w:rPr>
+        <w:t>.</w:t>
+      </w:r>
+    </w:p>
+    <w:p>
+      <w:pPr>
+        <w:numPr>
+          <w:ilvl w:val="0"/>
+          <w:numId w:val="0"/>
+        </w:numPr>
+        <w:jc w:val="both"/>
+        <w:rPr>
+          <w:rFonts w:hint="default" w:ascii="Times New Roman" w:hAnsi="Cambria Math"/>
+          <w:b w:val="0"/>
+          <w:bCs w:val="0"/>
+          <w:i w:val="0"/>
+          <w:highlight w:val="none"/>
+          <w:lang w:val="es-AR"/>
+        </w:rPr>
+      </w:pPr>
+    </w:p>
+    <w:p>
+      <w:pPr>
+        <w:ind w:firstLine="709" w:firstLineChars="0"/>
+        <w:jc w:val="both"/>
+        <w:rPr>
+          <w:rFonts w:hint="default"/>
+          <w:b w:val="0"/>
+          <w:bCs w:val="0"/>
+          <w:highlight w:val="none"/>
+          <w:lang w:val="es-AR"/>
+        </w:rPr>
+      </w:pPr>
+      <w:r>
+        <w:rPr>
+          <w:rFonts w:hint="default"/>
+          <w:b w:val="0"/>
+          <w:bCs w:val="0"/>
+          <w:highlight w:val="none"/>
           <w:lang w:val="es-AR"/>
         </w:rPr>
         <w:t xml:space="preserve">Existen 29 señales de control que gestionan como funciona el camino de datos durante un ciclo de reloj. Estas pueden ser divididas en 3 grupos, marcadas en la pagina 1: </w:t>
@@ -8890,16 +9983,16 @@
           <w:rFonts w:hint="default"/>
           <w:b w:val="0"/>
           <w:bCs w:val="0"/>
-          <w:highlight w:val="yellow"/>
-          <w:lang w:val="es-AR"/>
-        </w:rPr>
-      </w:pPr>
-      <w:r>
-        <w:rPr>
-          <w:rFonts w:hint="default"/>
-          <w:b w:val="0"/>
-          <w:bCs w:val="0"/>
-          <w:highlight w:val="yellow"/>
+          <w:highlight w:val="none"/>
+          <w:lang w:val="es-AR"/>
+        </w:rPr>
+      </w:pPr>
+      <w:r>
+        <w:rPr>
+          <w:rFonts w:hint="default"/>
+          <w:b w:val="0"/>
+          <w:bCs w:val="0"/>
+          <w:highlight w:val="none"/>
           <w:lang w:val="es-AR"/>
         </w:rPr>
         <w:t>9 señales para escribir datos del bus C a los registros (Azules)</w:t>
@@ -8917,16 +10010,16 @@
           <w:rFonts w:hint="default"/>
           <w:b w:val="0"/>
           <w:bCs w:val="0"/>
-          <w:highlight w:val="yellow"/>
-          <w:lang w:val="es-AR"/>
-        </w:rPr>
-      </w:pPr>
-      <w:r>
-        <w:rPr>
-          <w:rFonts w:hint="default"/>
-          <w:b w:val="0"/>
-          <w:bCs w:val="0"/>
-          <w:highlight w:val="yellow"/>
+          <w:highlight w:val="none"/>
+          <w:lang w:val="es-AR"/>
+        </w:rPr>
+      </w:pPr>
+      <w:r>
+        <w:rPr>
+          <w:rFonts w:hint="default"/>
+          <w:b w:val="0"/>
+          <w:bCs w:val="0"/>
+          <w:highlight w:val="none"/>
           <w:lang w:val="es-AR"/>
         </w:rPr>
         <w:t xml:space="preserve">9 señales para escribir datos de registros al bus B (Rojas) </w:t>
@@ -8944,16 +10037,16 @@
           <w:rFonts w:hint="default"/>
           <w:b w:val="0"/>
           <w:bCs w:val="0"/>
-          <w:highlight w:val="yellow"/>
-          <w:lang w:val="es-AR"/>
-        </w:rPr>
-      </w:pPr>
-      <w:r>
-        <w:rPr>
-          <w:rFonts w:hint="default"/>
-          <w:b w:val="0"/>
-          <w:bCs w:val="0"/>
-          <w:highlight w:val="yellow"/>
+          <w:highlight w:val="none"/>
+          <w:lang w:val="es-AR"/>
+        </w:rPr>
+      </w:pPr>
+      <w:r>
+        <w:rPr>
+          <w:rFonts w:hint="default"/>
+          <w:b w:val="0"/>
+          <w:bCs w:val="0"/>
+          <w:highlight w:val="none"/>
           <w:lang w:val="es-AR"/>
         </w:rPr>
         <w:t>6 para controlar el ALU (Naranjas) y 2 para el shifter (Verdes)</w:t>
@@ -8971,16 +10064,16 @@
           <w:rFonts w:hint="default"/>
           <w:b w:val="0"/>
           <w:bCs w:val="0"/>
-          <w:highlight w:val="yellow"/>
-          <w:lang w:val="es-AR"/>
-        </w:rPr>
-      </w:pPr>
-      <w:r>
-        <w:rPr>
-          <w:rFonts w:hint="default"/>
-          <w:b w:val="0"/>
-          <w:bCs w:val="0"/>
-          <w:highlight w:val="yellow"/>
+          <w:highlight w:val="none"/>
+          <w:lang w:val="es-AR"/>
+        </w:rPr>
+      </w:pPr>
+      <w:r>
+        <w:rPr>
+          <w:rFonts w:hint="default"/>
+          <w:b w:val="0"/>
+          <w:bCs w:val="0"/>
+          <w:highlight w:val="none"/>
           <w:lang w:val="es-AR"/>
         </w:rPr>
         <w:t>2 señales (que no se muestran) para indicar lectura/escritura de memoria vía MAR / MDR</w:t>
@@ -8998,16 +10091,16 @@
           <w:rFonts w:hint="default"/>
           <w:b w:val="0"/>
           <w:bCs w:val="0"/>
-          <w:highlight w:val="yellow"/>
-          <w:lang w:val="es-AR"/>
-        </w:rPr>
-      </w:pPr>
-      <w:r>
-        <w:rPr>
-          <w:rFonts w:hint="default"/>
-          <w:b w:val="0"/>
-          <w:bCs w:val="0"/>
-          <w:highlight w:val="yellow"/>
+          <w:highlight w:val="none"/>
+          <w:lang w:val="es-AR"/>
+        </w:rPr>
+      </w:pPr>
+      <w:r>
+        <w:rPr>
+          <w:rFonts w:hint="default"/>
+          <w:b w:val="0"/>
+          <w:bCs w:val="0"/>
+          <w:highlight w:val="none"/>
           <w:lang w:val="es-AR"/>
         </w:rPr>
         <w:t>1 señal ( que no se muestra) para indicar obtención de memoria vía PC / MBR</w:t>
@@ -9056,51 +10149,7 @@
           <w:highlight w:val="none"/>
           <w:lang w:val="es-AR"/>
         </w:rPr>
-        <w:t xml:space="preserve">Para alimentar al bus B se utilizan 9 señales de control. Como hay 9 registros, podemos codificar la información del bus B en 4 bits </w:t>
-      </w:r>
-      <w:r>
-        <w:rPr>
-          <w:rFonts w:hint="default" w:ascii="Times New Roman" w:hAnsi="Cambria Math"/>
-          <w:b w:val="0"/>
-          <w:bCs w:val="0"/>
-          <w:i w:val="0"/>
-          <w:highlight w:val="yellow"/>
-          <w:lang w:val="es-AR"/>
-        </w:rPr>
-        <w:t>usando un decodificador (marcado con azul) para seleccionar cada una de ellas,</w:t>
-      </w:r>
-      <w:r>
-        <w:rPr>
-          <w:rFonts w:hint="default" w:ascii="Times New Roman" w:hAnsi="Cambria Math"/>
-          <w:b w:val="0"/>
-          <w:bCs w:val="0"/>
-          <w:i w:val="0"/>
-          <w:highlight w:val="none"/>
-          <w:lang w:val="es-AR"/>
-        </w:rPr>
-        <w:t xml:space="preserve"> generando 16 combinaciones distintas para las 9 señales de control, 7 de las cuales no se utilizan</w:t>
-      </w:r>
-      <w:r>
-        <w:rPr>
-          <w:rFonts w:hint="default" w:ascii="Times New Roman" w:hAnsi="Cambria Math"/>
-          <w:b w:val="0"/>
-          <w:bCs w:val="0"/>
-          <w:i w:val="0"/>
-          <w:highlight w:val="yellow"/>
-          <w:lang w:val="es-AR"/>
-        </w:rPr>
-        <w:t>. Para la MIC-1 se utilizó un decodificador estándar 4 a 16 y no uno 4 a 9 ya que utilizar un circuito estándar es más fácil y reduce la posibilidad de errores, en cambio si usáramos uno de 4 a 9, aunque ocuparía menos área de chip, sería más difícil y habría mayor probabilidad de error.</w:t>
-      </w:r>
-      <w:r>
-        <w:rPr>
-          <w:rFonts w:hint="default" w:ascii="Times New Roman" w:hAnsi="Cambria Math"/>
-          <w:b w:val="0"/>
-          <w:bCs w:val="0"/>
-          <w:i w:val="0"/>
-          <w:highlight w:val="none"/>
-          <w:lang w:val="es-AR"/>
-        </w:rPr>
-        <w:t xml:space="preserve">  </w:t>
+        <w:t xml:space="preserve">Para alimentar al bus B se utilizan 9 señales de control. Como hay 9 registros, podemos codificar la información del bus B en 4 bits usando un decodificador (marcado con azul) para seleccionar cada una de ellas generando 16 combinaciones distintas para las 9 señales de control, 7 de las cuales no se utilizan. Para la MIC-1 se utilizó un decodificador estándar 4 a 16 y no uno 4 a 9 ya que utilizar un circuito estándar es más fácil y reduce la posibilidad de errores, en cambio si usáramos uno de 4 a 9, aunque ocuparía menos área de chip, sería más difícil y habría mayor probabilidad de error.  </w:t>
       </w:r>
     </w:p>
     <w:p>
@@ -9178,7 +10227,7 @@
                     </pic:cNvPicPr>
                   </pic:nvPicPr>
                   <pic:blipFill>
-                    <a:blip r:embed="rId23"/>
+                    <a:blip r:embed="rId24"/>
                     <a:stretch>
                       <a:fillRect/>
                     </a:stretch>
@@ -9221,6 +10270,36 @@
         </w:numPr>
         <w:ind w:firstLine="709" w:firstLineChars="0"/>
         <w:jc w:val="both"/>
+      </w:pPr>
+    </w:p>
+    <w:p>
+      <w:pPr>
+        <w:numPr>
+          <w:ilvl w:val="0"/>
+          <w:numId w:val="0"/>
+        </w:numPr>
+        <w:ind w:firstLine="709" w:firstLineChars="0"/>
+        <w:jc w:val="both"/>
+      </w:pPr>
+    </w:p>
+    <w:p>
+      <w:pPr>
+        <w:numPr>
+          <w:ilvl w:val="0"/>
+          <w:numId w:val="0"/>
+        </w:numPr>
+        <w:ind w:firstLine="709" w:firstLineChars="0"/>
+        <w:jc w:val="both"/>
+      </w:pPr>
+    </w:p>
+    <w:p>
+      <w:pPr>
+        <w:numPr>
+          <w:ilvl w:val="0"/>
+          <w:numId w:val="0"/>
+        </w:numPr>
+        <w:ind w:firstLine="709" w:firstLineChars="0"/>
+        <w:jc w:val="both"/>
         <w:rPr>
           <w:rFonts w:hint="default"/>
           <w:lang w:val="es-AR"/>
@@ -9386,21 +10465,12 @@
         </m:r>
       </m:oMath>
       <w:r>
-        <m:rPr/>
         <w:rPr>
           <w:rFonts w:hint="default" w:ascii="Times New Roman" w:hAnsi="Cambria Math"/>
           <w:i w:val="0"/>
           <w:lang w:val="es-AR"/>
         </w:rPr>
-        <w:t>w</w:t>
-      </w:r>
-      <w:r>
-        <w:rPr>
-          <w:rFonts w:hint="default" w:ascii="Times New Roman" w:hAnsi="Cambria Math"/>
-          <w:i w:val="0"/>
-          <w:lang w:val="es-AR"/>
-        </w:rPr>
-        <w:t>) se carga el MIR; en el segundo (</w:t>
+        <w:t>w) se carga el MIR; en el segundo (</w:t>
       </w:r>
       <m:oMath>
         <m:r>
@@ -9413,21 +10483,12 @@
         </m:r>
       </m:oMath>
       <w:r>
-        <m:rPr/>
         <w:rPr>
           <w:rFonts w:hint="default" w:ascii="Times New Roman" w:hAnsi="Cambria Math"/>
           <w:i w:val="0"/>
           <w:lang w:val="es-AR"/>
         </w:rPr>
-        <w:t>x</w:t>
-      </w:r>
-      <w:r>
-        <w:rPr>
-          <w:rFonts w:hint="default" w:ascii="Times New Roman" w:hAnsi="Cambria Math"/>
-          <w:i w:val="0"/>
-          <w:lang w:val="es-AR"/>
-        </w:rPr>
-        <w:t>) se vuelcan los datos al Bus B; en el tercero (</w:t>
+        <w:t>x) se vuelcan los datos al Bus B; en el tercero (</w:t>
       </w:r>
       <m:oMath>
         <m:r>
@@ -9440,21 +10501,12 @@
         </m:r>
       </m:oMath>
       <w:r>
-        <m:rPr/>
         <w:rPr>
           <w:rFonts w:hint="default" w:ascii="Times New Roman" w:hAnsi="Cambria Math"/>
           <w:i w:val="0"/>
           <w:lang w:val="es-AR"/>
         </w:rPr>
-        <w:t>y</w:t>
-      </w:r>
-      <w:r>
-        <w:rPr>
-          <w:rFonts w:hint="default" w:ascii="Times New Roman" w:hAnsi="Cambria Math"/>
-          <w:i w:val="0"/>
-          <w:lang w:val="es-AR"/>
-        </w:rPr>
-        <w:t>) operan la ALU y el desplazador; y finalmente, en el cuarto (Δz), los resultados viajan por el Bus C para ser guardados en los registros junto con los de estado N y Z. Esto termina un poco después del flanco ascendente del reloj, cuando todos los resultados se han guardado y los resultados de las operaciones de memoria anteriores están disponibles, y se ha cargado MPC. Este proceso continúa hasta que alguien se aburre y apaga la máquina.</w:t>
+        <w:t>y) operan la ALU y el desplazador; y finalmente, en el cuarto (Δz), los resultados viajan por el Bus C para ser guardados en los registros junto con los de estado N y Z. Esto termina un poco después del flanco ascendente del reloj, cuando todos los resultados se han guardado y los resultados de las operaciones de memoria anteriores están disponibles, y se ha cargado MPC. Este proceso se repite mientras el procesador se mantenga en funcionamiento.</w:t>
       </w:r>
     </w:p>
     <w:p>
@@ -9682,7 +10734,47 @@
           <w:i w:val="0"/>
           <w:lang w:val="es-AR" w:eastAsia="zh-CN"/>
         </w:rPr>
-        <w:t xml:space="preserve">MPC[8]=(JAMZ . Z)+(JAMN. N)+(NEXT _ ADDRESS[8]) </w:t>
+        <w:t xml:space="preserve">MPC[8]=(JAMZ </w:t>
+      </w:r>
+      <w:r>
+        <w:rPr>
+          <w:rFonts w:hint="eastAsia" w:ascii="Microsoft YaHei" w:hAnsi="Microsoft YaHei" w:eastAsia="Microsoft YaHei" w:cs="Microsoft YaHei"/>
+          <w:i w:val="0"/>
+          <w:lang w:val="es-AR" w:eastAsia="zh-CN"/>
+        </w:rPr>
+        <w:t>·</w:t>
+      </w:r>
+      <w:r>
+        <w:rPr>
+          <w:rFonts w:hint="default" w:ascii="Microsoft YaHei" w:hAnsi="Microsoft YaHei" w:eastAsia="Microsoft YaHei" w:cs="Microsoft YaHei"/>
+          <w:i w:val="0"/>
+          <w:lang w:val="es-AR" w:eastAsia="zh-CN"/>
+        </w:rPr>
+        <w:t xml:space="preserve"> </w:t>
+      </w:r>
+      <w:r>
+        <w:rPr>
+          <w:rFonts w:hint="default" w:ascii="Times New Roman" w:hAnsi="Cambria Math"/>
+          <w:i w:val="0"/>
+          <w:lang w:val="es-AR" w:eastAsia="zh-CN"/>
+        </w:rPr>
+        <w:t xml:space="preserve">Z) + (JAMN </w:t>
+      </w:r>
+      <w:r>
+        <w:rPr>
+          <w:rFonts w:hint="eastAsia" w:ascii="Microsoft YaHei" w:hAnsi="Microsoft YaHei" w:eastAsia="Microsoft YaHei" w:cs="Microsoft YaHei"/>
+          <w:i w:val="0"/>
+          <w:lang w:val="es-AR" w:eastAsia="zh-CN"/>
+        </w:rPr>
+        <w:t>·</w:t>
+      </w:r>
+      <w:r>
+        <w:rPr>
+          <w:rFonts w:hint="default" w:ascii="Times New Roman" w:hAnsi="Cambria Math"/>
+          <w:i w:val="0"/>
+          <w:lang w:val="es-AR" w:eastAsia="zh-CN"/>
+        </w:rPr>
+        <w:t xml:space="preserve"> N) + (NEXT _ ADDRESS[8]) </w:t>
       </w:r>
     </w:p>
     <w:p>
@@ -9706,7 +10798,6 @@
           <w:ilvl w:val="0"/>
           <w:numId w:val="0"/>
         </w:numPr>
-        <w:ind w:firstLine="709" w:firstLineChars="0"/>
         <w:jc w:val="both"/>
         <w:rPr>
           <w:rFonts w:hint="default" w:ascii="Times New Roman" w:hAnsi="Cambria Math"/>
@@ -9742,73 +10833,7 @@
           <w:i w:val="0"/>
           <w:lang w:val="es-AR" w:eastAsia="zh-CN"/>
         </w:rPr>
-        <w:t>registros se conocen como registros de estado. N es 1 cuando el resultado del ALU es</w:t>
-      </w:r>
-    </w:p>
-    <w:p>
-      <w:pPr>
-        <w:numPr>
-          <w:ilvl w:val="0"/>
-          <w:numId w:val="0"/>
-        </w:numPr>
-        <w:jc w:val="both"/>
-        <w:rPr>
-          <w:rFonts w:hint="default" w:ascii="Times New Roman" w:hAnsi="Cambria Math"/>
-          <w:i w:val="0"/>
-          <w:lang w:val="es-AR" w:eastAsia="zh-CN"/>
-        </w:rPr>
-      </w:pPr>
-      <w:r>
-        <w:rPr>
-          <w:rFonts w:hint="default" w:ascii="Times New Roman" w:hAnsi="Cambria Math"/>
-          <w:i w:val="0"/>
-          <w:lang w:val="es-AR" w:eastAsia="zh-CN"/>
-        </w:rPr>
-        <w:t>negativo, mientras Z es 1 cuando el resultado del ALU es cero. N y Z son de suma</w:t>
-      </w:r>
-    </w:p>
-    <w:p>
-      <w:pPr>
-        <w:numPr>
-          <w:ilvl w:val="0"/>
-          <w:numId w:val="0"/>
-        </w:numPr>
-        <w:jc w:val="both"/>
-        <w:rPr>
-          <w:rFonts w:hint="default" w:ascii="Times New Roman" w:hAnsi="Cambria Math"/>
-          <w:i w:val="0"/>
-          <w:lang w:val="es-AR" w:eastAsia="zh-CN"/>
-        </w:rPr>
-      </w:pPr>
-      <w:r>
-        <w:rPr>
-          <w:rFonts w:hint="default" w:ascii="Times New Roman" w:hAnsi="Cambria Math"/>
-          <w:i w:val="0"/>
-          <w:lang w:val="es-AR" w:eastAsia="zh-CN"/>
-        </w:rPr>
-        <w:t>importancia cuando estamos buscando hacer saltos con las instrucciones IFEQ offset, IFLT</w:t>
-      </w:r>
-    </w:p>
-    <w:p>
-      <w:pPr>
-        <w:numPr>
-          <w:ilvl w:val="0"/>
-          <w:numId w:val="0"/>
-        </w:numPr>
-        <w:jc w:val="both"/>
-        <w:rPr>
-          <w:rFonts w:hint="default" w:ascii="Times New Roman" w:hAnsi="Cambria Math"/>
-          <w:i w:val="0"/>
-          <w:lang w:val="es-AR" w:eastAsia="zh-CN"/>
-        </w:rPr>
-      </w:pPr>
-      <w:r>
-        <w:rPr>
-          <w:rFonts w:hint="default" w:ascii="Times New Roman" w:hAnsi="Cambria Math"/>
-          <w:i w:val="0"/>
-          <w:lang w:val="es-AR" w:eastAsia="zh-CN"/>
-        </w:rPr>
-        <w:t>offset y IF_ICMPEQ offset.</w:t>
+        <w:t>registros se conocen como registros de estado. N es 1 cuando el resultado del ALU es negativo, mientras Z es 1 cuando el resultado del ALU es cero. N y Z son de suma importancia cuando estamos buscando hacer saltos con las instrucciones IFEQ offset, IFLT offset y IF_ICMPEQ offset.</w:t>
       </w:r>
     </w:p>
     <w:p>
@@ -9912,10 +10937,22 @@
         <w:jc w:val="both"/>
         <w:rPr>
           <w:rFonts w:hint="default" w:ascii="Times New Roman" w:hAnsi="Cambria Math"/>
+          <w:b/>
+          <w:bCs/>
           <w:i w:val="0"/>
           <w:lang w:val="es-AR"/>
         </w:rPr>
       </w:pPr>
+      <w:r>
+        <w:rPr>
+          <w:rFonts w:hint="default" w:ascii="Times New Roman" w:hAnsi="Cambria Math"/>
+          <w:b/>
+          <w:bCs/>
+          <w:i w:val="0"/>
+          <w:lang w:val="es-AR"/>
+        </w:rPr>
+        <w:t>CONCLUSION:</w:t>
+      </w:r>
     </w:p>
     <w:p>
       <w:pPr>
@@ -9937,8 +10974,10 @@
           <w:i w:val="0"/>
           <w:lang w:val="es-AR"/>
         </w:rPr>
-        <w:t>A lo largo de este trabajo se logró diseñar, simular y analizar de manera integral la microarquitectura MIC-1 mediante la herramienta Logisim. Sin embargo, como dijimos anteriormente, el diseño de la MIC-1 prioriza la claridad pedagógica por encima de la eficiencia operacional, lo que deriva en importantes deficiencias de rendimiento. Empezando por la dependencia del registro H: al contar con un único bus de entrada a la ALU (Bus B), la máquina se ve obligada a utilizar el registro H como almacenamiento temporal obligatorio para el primer operando. Esto exige gastar ciclos de reloj adicionales simplemente en "preparar" los datos antes de poder efectuar una operación aritmética o lógica. También la división fija del ciclo en cuatro subciclos limita la frecuencia de reloj máxima y desperdicia tiempo en operaciones que no requieren los cuatro pasos. Además cada vez que el procesador necesita leer un byte de instrucción o una palabra de datos de la memoria principal, debe entrar en ciclos de espera, congelando el Camino de Datos hasta que la memoria responda.</w:t>
-      </w:r>
+        <w:t>A lo largo de este trabajo se logró diseñar, simular y analizar de manera integral la microarquitectura MIC-1 mediante la herramienta Logisim. Sin embargo, como dijimos anteriormente, el diseño de la MIC-1 prioriza la claridad pedagógica por encima de la eficiencia operacional, lo que deriva en importantes deficiencias de rendimiento. Empezando por la dependencia del registro H: al contar con un único bus de entrada a la ALU (Bus B), la máquina se ve obligada a utilizar el registro H como almacenamiento temporal obligatorio para el primer operando. Esto exige gastar ciclos de reloj adicionales simplemente en preparar los datos antes de poder efectuar una operación aritmética o lógica. También la división del ciclo en cuatro subciclos limita la frecuencia de reloj máxima y desperdicia tiempo en operaciones que no requieren los cuatro pasos. Además cada vez que el procesador necesita leer un byte de instrucción o una palabra de datos de la memoria principal, debe entrar en ciclos de espera, congelando el Camino de Datos hasta que la memoria responda.</w:t>
+      </w:r>
+      <w:bookmarkStart w:id="0" w:name="_GoBack"/>
+      <w:bookmarkEnd w:id="0"/>
     </w:p>
     <w:p>
       <w:pPr>
@@ -10632,6 +11671,7 @@
       <w:jc w:val="left"/>
     </w:pPr>
     <w:rPr>
+      <w:rFonts w:ascii="Times New Roman" w:hAnsi="Times New Roman" w:eastAsia="SimSun" w:cs="Times New Roman"/>
       <w:kern w:val="0"/>
       <w:sz w:val="24"/>
       <w:szCs w:val="24"/>
